--- a/worksheets/Lab 1 Worksheet.docx
+++ b/worksheets/Lab 1 Worksheet.docx
@@ -1,14 +1,14 @@
 
 <file path=word/document.xml><?xml version="1.0" encoding="utf-8"?>
-<w:document xmlns:o="urn:schemas-microsoft-com:office:office" xmlns:r="http://schemas.openxmlformats.org/officeDocument/2006/relationships" xmlns:v="urn:schemas-microsoft-com:vml" xmlns:w="http://schemas.openxmlformats.org/wordprocessingml/2006/main" xmlns:w10="urn:schemas-microsoft-com:office:word" xmlns:wp="http://schemas.openxmlformats.org/drawingml/2006/wordprocessingDrawing" xmlns:pic="http://schemas.openxmlformats.org/drawingml/2006/picture" xmlns:wps="http://schemas.microsoft.com/office/word/2010/wordprocessingShape" xmlns:wpg="http://schemas.microsoft.com/office/word/2010/wordprocessingGroup" xmlns:mc="http://schemas.openxmlformats.org/markup-compatibility/2006" xmlns:wp14="http://schemas.microsoft.com/office/word/2010/wordprocessingDrawing" xmlns:w14="http://schemas.microsoft.com/office/word/2010/wordml" xmlns:w15="http://schemas.microsoft.com/office/word/2012/wordml" mc:Ignorable="w14 wp14 w15">
+<w:document xmlns:wpc="http://schemas.microsoft.com/office/word/2010/wordprocessingCanvas" xmlns:cx="http://schemas.microsoft.com/office/drawing/2014/chartex" xmlns:cx1="http://schemas.microsoft.com/office/drawing/2015/9/8/chartex" xmlns:cx2="http://schemas.microsoft.com/office/drawing/2015/10/21/chartex" xmlns:cx3="http://schemas.microsoft.com/office/drawing/2016/5/9/chartex" xmlns:cx4="http://schemas.microsoft.com/office/drawing/2016/5/10/chartex" xmlns:cx5="http://schemas.microsoft.com/office/drawing/2016/5/11/chartex" xmlns:cx6="http://schemas.microsoft.com/office/drawing/2016/5/12/chartex" xmlns:cx7="http://schemas.microsoft.com/office/drawing/2016/5/13/chartex" xmlns:cx8="http://schemas.microsoft.com/office/drawing/2016/5/14/chartex" xmlns:mc="http://schemas.openxmlformats.org/markup-compatibility/2006" xmlns:aink="http://schemas.microsoft.com/office/drawing/2016/ink" xmlns:am3d="http://schemas.microsoft.com/office/drawing/2017/model3d" xmlns:o="urn:schemas-microsoft-com:office:office" xmlns:oel="http://schemas.microsoft.com/office/2019/extlst" xmlns:r="http://schemas.openxmlformats.org/officeDocument/2006/relationships" xmlns:m="http://schemas.openxmlformats.org/officeDocument/2006/math" xmlns:v="urn:schemas-microsoft-com:vml" xmlns:wp14="http://schemas.microsoft.com/office/word/2010/wordprocessingDrawing" xmlns:wp="http://schemas.openxmlformats.org/drawingml/2006/wordprocessingDrawing" xmlns:w10="urn:schemas-microsoft-com:office:word" xmlns:w="http://schemas.openxmlformats.org/wordprocessingml/2006/main" xmlns:w14="http://schemas.microsoft.com/office/word/2010/wordml" xmlns:w15="http://schemas.microsoft.com/office/word/2012/wordml" xmlns:w16cex="http://schemas.microsoft.com/office/word/2018/wordml/cex" xmlns:w16cid="http://schemas.microsoft.com/office/word/2016/wordml/cid" xmlns:w16="http://schemas.microsoft.com/office/word/2018/wordml" xmlns:w16sdtdh="http://schemas.microsoft.com/office/word/2020/wordml/sdtdatahash" xmlns:w16se="http://schemas.microsoft.com/office/word/2015/wordml/symex" xmlns:wpg="http://schemas.microsoft.com/office/word/2010/wordprocessingGroup" xmlns:wpi="http://schemas.microsoft.com/office/word/2010/wordprocessingInk" xmlns:wne="http://schemas.microsoft.com/office/word/2006/wordml" xmlns:wps="http://schemas.microsoft.com/office/word/2010/wordprocessingShape" mc:Ignorable="w14 w15 w16se w16cid w16 w16cex w16sdtdh wp14">
   <w:body>
     <w:p>
       <w:pPr>
         <w:pStyle w:val="Subtitle"/>
-        <w:spacing w:before="0" w:after="120"/>
+        <w:spacing w:after="120"/>
         <w:rPr>
           <w:rFonts w:eastAsia="Arial" w:cs="Arial"/>
-          <w:color w:themeColor="text1" w:val="000000"/>
+          <w:color w:val="000000" w:themeColor="text1"/>
           <w:sz w:val="28"/>
           <w:szCs w:val="28"/>
         </w:rPr>
@@ -16,7 +16,7 @@
       <w:r>
         <w:rPr>
           <w:rFonts w:eastAsia="Arial" w:cs="Arial"/>
-          <w:color w:themeColor="text1" w:val="000000"/>
+          <w:color w:val="000000" w:themeColor="text1"/>
           <w:sz w:val="28"/>
           <w:szCs w:val="28"/>
         </w:rPr>
@@ -27,7 +27,7 @@
       <w:r>
         <w:rPr>
           <w:rFonts w:eastAsia="Arial" w:cs="Arial"/>
-          <w:color w:themeColor="text1" w:val="000000"/>
+          <w:color w:val="000000" w:themeColor="text1"/>
           <w:sz w:val="28"/>
           <w:szCs w:val="28"/>
         </w:rPr>
@@ -36,7 +36,6 @@
     </w:p>
     <w:p>
       <w:pPr>
-        <w:pStyle w:val="Normal"/>
         <w:spacing w:before="120" w:after="120"/>
         <w:jc w:val="center"/>
         <w:rPr>
@@ -50,6 +49,12 @@
           <w:i/>
         </w:rPr>
         <w:t xml:space="preserve">Lab Worksheets should be filled out during your lab section and then completed </w:t>
+      </w:r>
+      <w:r>
+        <w:rPr>
+          <w:rFonts w:cs="Arial"/>
+          <w:i/>
+        </w:rPr>
         <w:br/>
         <w:t xml:space="preserve">(adding Conclusion Topic responses) and submitted on D2L by </w:t>
       </w:r>
@@ -71,7 +76,6 @@
     </w:p>
     <w:p>
       <w:pPr>
-        <w:pStyle w:val="Normal"/>
         <w:spacing w:before="120" w:after="120"/>
         <w:rPr>
           <w:rFonts w:cs="Arial"/>
@@ -92,13 +96,8 @@
             <w:docPart w:val="02D875A464AE408990F8338A4A009DF9"/>
           </w:placeholder>
         </w:sdtPr>
+        <w:sdtEndPr/>
         <w:sdtContent>
-          <w:r>
-            <w:rPr>
-              <w:rFonts w:cs="Arial"/>
-              <w:b/>
-            </w:rPr>
-          </w:r>
           <w:r>
             <w:rPr>
               <w:rFonts w:cs="Arial"/>
@@ -111,36 +110,70 @@
     </w:p>
     <w:p>
       <w:pPr>
-        <w:pStyle w:val="Normal"/>
         <w:spacing w:before="120" w:after="120"/>
         <w:rPr>
           <w:rFonts w:cs="Arial"/>
           <w:b/>
-          <w:color w:themeColor="accent1" w:themeShade="bf" w:val="2E74B5"/>
+          <w:color w:val="2E74B5" w:themeColor="accent1" w:themeShade="BF"/>
           <w:sz w:val="28"/>
           <w:szCs w:val="28"/>
           <w:highlight w:val="lightGray"/>
         </w:rPr>
       </w:pPr>
-      <w:r>
+    </w:p>
+    <w:p>
+      <w:pPr>
+        <w:spacing w:before="120" w:after="120"/>
         <w:rPr>
           <w:rFonts w:cs="Arial"/>
           <w:b/>
-          <w:color w:themeColor="accent1" w:themeShade="bf" w:val="2E74B5"/>
+          <w:color w:val="2E74B5" w:themeColor="accent1" w:themeShade="BF"/>
+          <w:sz w:val="28"/>
+          <w:szCs w:val="28"/>
+        </w:rPr>
+      </w:pPr>
+      <w:r>
+        <w:rPr>
+          <w:rFonts w:cs="Arial"/>
+          <w:b/>
+          <w:color w:val="2E74B5" w:themeColor="accent1" w:themeShade="BF"/>
           <w:sz w:val="28"/>
           <w:szCs w:val="28"/>
           <w:highlight w:val="lightGray"/>
         </w:rPr>
-      </w:r>
-    </w:p>
-    <w:p>
-      <w:pPr>
-        <w:pStyle w:val="Normal"/>
-        <w:spacing w:before="120" w:after="120"/>
+        <w:t>Lab Worksheet</w:t>
+      </w:r>
+    </w:p>
+    <w:p>
+      <w:pPr>
         <w:rPr>
           <w:rFonts w:cs="Arial"/>
           <w:b/>
-          <w:color w:themeColor="accent1" w:themeShade="bf" w:val="2E74B5"/>
+        </w:rPr>
+      </w:pPr>
+      <w:r>
+        <w:rPr>
+          <w:rFonts w:cs="Arial"/>
+          <w:b/>
+        </w:rPr>
+        <w:t xml:space="preserve">Complete this sheet as you complete the lab. </w:t>
+      </w:r>
+    </w:p>
+    <w:p>
+      <w:pPr>
+        <w:rPr>
+          <w:rFonts w:cs="Arial"/>
+          <w:b/>
+        </w:rPr>
+      </w:pPr>
+    </w:p>
+    <w:p>
+      <w:pPr>
+        <w:spacing w:before="120" w:after="120"/>
+        <w:rPr>
+          <w:rFonts w:cs="Arial"/>
+          <w:b/>
+          <w:color w:val="2E74B5" w:themeColor="accent1" w:themeShade="BF"/>
           <w:sz w:val="28"/>
           <w:szCs w:val="28"/>
         </w:rPr>
@@ -149,66 +182,11 @@
         <w:rPr>
           <w:rFonts w:cs="Arial"/>
           <w:b/>
-          <w:color w:themeColor="accent1" w:themeShade="bf" w:val="2E74B5"/>
+          <w:color w:val="2E74B5" w:themeColor="accent1" w:themeShade="BF"/>
           <w:sz w:val="28"/>
           <w:szCs w:val="28"/>
           <w:highlight w:val="lightGray"/>
         </w:rPr>
-        <w:t>Lab Worksheet</w:t>
-      </w:r>
-    </w:p>
-    <w:p>
-      <w:pPr>
-        <w:pStyle w:val="Normal"/>
-        <w:rPr>
-          <w:rFonts w:cs="Arial"/>
-          <w:b/>
-        </w:rPr>
-      </w:pPr>
-      <w:r>
-        <w:rPr>
-          <w:rFonts w:cs="Arial"/>
-          <w:b/>
-        </w:rPr>
-        <w:t xml:space="preserve">Complete this sheet as you complete the lab. </w:t>
-      </w:r>
-    </w:p>
-    <w:p>
-      <w:pPr>
-        <w:pStyle w:val="Normal"/>
-        <w:rPr>
-          <w:rFonts w:cs="Arial"/>
-          <w:b/>
-        </w:rPr>
-      </w:pPr>
-      <w:r>
-        <w:rPr>
-          <w:rFonts w:cs="Arial"/>
-          <w:b/>
-        </w:rPr>
-      </w:r>
-    </w:p>
-    <w:p>
-      <w:pPr>
-        <w:pStyle w:val="Normal"/>
-        <w:spacing w:before="120" w:after="120"/>
-        <w:rPr>
-          <w:rFonts w:cs="Arial"/>
-          <w:b/>
-          <w:color w:themeColor="accent1" w:themeShade="bf" w:val="2E74B5"/>
-          <w:sz w:val="28"/>
-          <w:szCs w:val="28"/>
-        </w:rPr>
-      </w:pPr>
-      <w:r>
-        <w:rPr>
-          <w:rFonts w:cs="Arial"/>
-          <w:b/>
-          <w:color w:themeColor="accent1" w:themeShade="bf" w:val="2E74B5"/>
-          <w:sz w:val="28"/>
-          <w:szCs w:val="28"/>
-          <w:highlight w:val="lightGray"/>
-        </w:rPr>
         <w:t>Pre-Lab</w:t>
       </w:r>
       <w:bookmarkStart w:id="1" w:name="_Toc459292043_Copy_1"/>
@@ -216,9 +194,7 @@
     </w:p>
     <w:p>
       <w:pPr>
-        <w:pStyle w:val="Normal"/>
-        <w:spacing w:before="0" w:after="120"/>
-        <w:rPr/>
+        <w:spacing w:after="120"/>
       </w:pPr>
       <w:r>
         <w:rPr>
@@ -234,24 +210,23 @@
           <w:ilvl w:val="0"/>
           <w:numId w:val="2"/>
         </w:numPr>
-        <w:spacing w:before="0" w:after="120"/>
-        <w:rPr/>
-      </w:pPr>
-      <w:r>
-        <w:rPr/>
+        <w:spacing w:after="120"/>
+      </w:pPr>
+      <w:r>
         <w:t>Paste your screenshot below.</w:t>
       </w:r>
     </w:p>
     <w:p>
       <w:pPr>
         <w:pStyle w:val="ListParagraph"/>
-        <w:spacing w:before="0" w:after="120"/>
-        <w:rPr/>
-      </w:pPr>
-      <w:r>
-        <w:rPr/>
+        <w:spacing w:after="120"/>
+      </w:pPr>
+      <w:r>
+        <w:rPr>
+          <w:noProof/>
+        </w:rPr>
         <w:drawing>
-          <wp:anchor distT="0" distB="0" distL="0" distR="0" simplePos="0" relativeHeight="3" behindDoc="0" locked="0" layoutInCell="0" allowOverlap="1">
+          <wp:anchor distT="0" distB="0" distL="0" distR="0" simplePos="0" relativeHeight="3" behindDoc="0" locked="0" layoutInCell="0" allowOverlap="1" wp14:anchorId="02AF4840" wp14:editId="19736218">
             <wp:simplePos x="0" y="0"/>
             <wp:positionH relativeFrom="column">
               <wp:align>center</wp:align>
@@ -276,7 +251,7 @@
                     </pic:cNvPicPr>
                   </pic:nvPicPr>
                   <pic:blipFill>
-                    <a:blip r:embed="rId2"/>
+                    <a:blip r:embed="rId8"/>
                     <a:stretch>
                       <a:fillRect/>
                     </a:stretch>
@@ -305,19 +280,16 @@
           <w:ilvl w:val="0"/>
           <w:numId w:val="2"/>
         </w:numPr>
-        <w:spacing w:before="0" w:after="120"/>
-        <w:rPr/>
-      </w:pPr>
-      <w:r>
-        <w:rPr/>
+        <w:spacing w:after="120"/>
+      </w:pPr>
+      <w:r>
         <w:t>How many print tokens do you have, and how much of your disk quota are you using?</w:t>
       </w:r>
     </w:p>
     <w:p>
       <w:pPr>
         <w:pStyle w:val="ListParagraph"/>
-        <w:spacing w:before="0" w:after="120"/>
-        <w:rPr/>
+        <w:spacing w:after="120"/>
       </w:pPr>
       <w:sdt>
         <w:sdtPr>
@@ -326,27 +298,17 @@
             <w:docPart w:val="30186ACA21094B47B4A5186A68578CED"/>
           </w:placeholder>
         </w:sdtPr>
+        <w:sdtEndPr/>
         <w:sdtContent>
-          <w:r>
-            <w:rPr>
-              <w:rStyle w:val="PlaceholderText"/>
-            </w:rPr>
-          </w:r>
           <w:r>
             <w:rPr>
               <w:rStyle w:val="PlaceholderText"/>
             </w:rPr>
             <w:t>600 pages per semester on EGR network. Depending on which disk, virtually using none (of any DECS given network drives). &lt;a few megabytes on DFS.</w:t>
           </w:r>
-          <w:r>
-            <w:rPr>
-              <w:rStyle w:val="PlaceholderText"/>
-            </w:rPr>
-          </w:r>
         </w:sdtContent>
       </w:sdt>
       <w:r>
-        <w:rPr/>
         <w:t xml:space="preserve"> </w:t>
       </w:r>
     </w:p>
@@ -357,11 +319,9 @@
           <w:ilvl w:val="0"/>
           <w:numId w:val="2"/>
         </w:numPr>
-        <w:spacing w:before="0" w:after="120"/>
-        <w:rPr/>
-      </w:pPr>
-      <w:r>
-        <w:rPr/>
+        <w:spacing w:after="120"/>
+      </w:pPr>
+      <w:r>
         <w:t>What are the files in the</w:t>
       </w:r>
       <w:r>
@@ -372,15 +332,13 @@
         <w:t xml:space="preserve"> Lab Manual Instructions and Worksheets</w:t>
       </w:r>
       <w:r>
-        <w:rPr/>
         <w:t xml:space="preserve"> directory accessible to all students in ECE331?</w:t>
       </w:r>
     </w:p>
     <w:p>
       <w:pPr>
         <w:pStyle w:val="ListParagraph"/>
-        <w:spacing w:before="0" w:after="120"/>
-        <w:rPr/>
+        <w:spacing w:after="120"/>
       </w:pPr>
       <w:sdt>
         <w:sdtPr>
@@ -390,12 +348,8 @@
           </w:placeholder>
           <w:showingPlcHdr/>
         </w:sdtPr>
+        <w:sdtEndPr/>
         <w:sdtContent>
-          <w:r>
-            <w:rPr>
-              <w:rStyle w:val="PlaceholderText"/>
-            </w:rPr>
-          </w:r>
           <w:r>
             <w:rPr>
               <w:rStyle w:val="PlaceholderText"/>
@@ -408,324 +362,1816 @@
     <w:p>
       <w:pPr>
         <w:pStyle w:val="ListParagraph"/>
-        <w:spacing w:before="0" w:after="120"/>
-        <w:rPr/>
-      </w:pPr>
-      <w:r>
-        <w:rPr>
-          <w:rStyle w:val="PlaceholderText"/>
-        </w:rPr>
-        <w:t>drwxr-xr-x. 2 kyle kyle       0 Apr 21 08:19  .</w:t>
-      </w:r>
+        <w:spacing w:after="120"/>
+      </w:pPr>
+      <w:proofErr w:type="spellStart"/>
+      <w:r>
+        <w:rPr>
+          <w:rStyle w:val="PlaceholderText"/>
+        </w:rPr>
+        <w:t>drwxr</w:t>
+      </w:r>
+      <w:proofErr w:type="spellEnd"/>
+      <w:r>
+        <w:rPr>
+          <w:rStyle w:val="PlaceholderText"/>
+        </w:rPr>
+        <w:t>-</w:t>
+      </w:r>
+      <w:proofErr w:type="spellStart"/>
+      <w:r>
+        <w:rPr>
+          <w:rStyle w:val="PlaceholderText"/>
+        </w:rPr>
+        <w:t>xr</w:t>
+      </w:r>
+      <w:proofErr w:type="spellEnd"/>
+      <w:r>
+        <w:rPr>
+          <w:rStyle w:val="PlaceholderText"/>
+        </w:rPr>
+        <w:t xml:space="preserve">-x. 2 </w:t>
+      </w:r>
+      <w:proofErr w:type="spellStart"/>
+      <w:r>
+        <w:rPr>
+          <w:rStyle w:val="PlaceholderText"/>
+        </w:rPr>
+        <w:t>kyle</w:t>
+      </w:r>
+      <w:proofErr w:type="spellEnd"/>
+      <w:r>
+        <w:rPr>
+          <w:rStyle w:val="PlaceholderText"/>
+        </w:rPr>
+        <w:t xml:space="preserve"> </w:t>
+      </w:r>
+      <w:proofErr w:type="spellStart"/>
+      <w:r>
+        <w:rPr>
+          <w:rStyle w:val="PlaceholderText"/>
+        </w:rPr>
+        <w:t>kyle</w:t>
+      </w:r>
+      <w:proofErr w:type="spellEnd"/>
+      <w:r>
+        <w:rPr>
+          <w:rStyle w:val="PlaceholderText"/>
+        </w:rPr>
+        <w:t xml:space="preserve">       0 Apr 21 </w:t>
+      </w:r>
+      <w:proofErr w:type="gramStart"/>
+      <w:r>
+        <w:rPr>
+          <w:rStyle w:val="PlaceholderText"/>
+        </w:rPr>
+        <w:t>08:19  .</w:t>
+      </w:r>
+      <w:proofErr w:type="gramEnd"/>
     </w:p>
     <w:p>
       <w:pPr>
         <w:pStyle w:val="ListParagraph"/>
-        <w:spacing w:before="0" w:after="120"/>
-        <w:rPr/>
-      </w:pPr>
-      <w:r>
-        <w:rPr>
-          <w:rStyle w:val="PlaceholderText"/>
-        </w:rPr>
-        <w:t>drwxr-xr-x. 2 kyle kyle       0 Sep 14 12:52  ..</w:t>
-      </w:r>
+        <w:spacing w:after="120"/>
+      </w:pPr>
+      <w:proofErr w:type="spellStart"/>
+      <w:r>
+        <w:rPr>
+          <w:rStyle w:val="PlaceholderText"/>
+        </w:rPr>
+        <w:t>drwxr</w:t>
+      </w:r>
+      <w:proofErr w:type="spellEnd"/>
+      <w:r>
+        <w:rPr>
+          <w:rStyle w:val="PlaceholderText"/>
+        </w:rPr>
+        <w:t>-</w:t>
+      </w:r>
+      <w:proofErr w:type="spellStart"/>
+      <w:r>
+        <w:rPr>
+          <w:rStyle w:val="PlaceholderText"/>
+        </w:rPr>
+        <w:t>xr</w:t>
+      </w:r>
+      <w:proofErr w:type="spellEnd"/>
+      <w:r>
+        <w:rPr>
+          <w:rStyle w:val="PlaceholderText"/>
+        </w:rPr>
+        <w:t xml:space="preserve">-x. 2 </w:t>
+      </w:r>
+      <w:proofErr w:type="spellStart"/>
+      <w:r>
+        <w:rPr>
+          <w:rStyle w:val="PlaceholderText"/>
+        </w:rPr>
+        <w:t>kyle</w:t>
+      </w:r>
+      <w:proofErr w:type="spellEnd"/>
+      <w:r>
+        <w:rPr>
+          <w:rStyle w:val="PlaceholderText"/>
+        </w:rPr>
+        <w:t xml:space="preserve"> </w:t>
+      </w:r>
+      <w:proofErr w:type="spellStart"/>
+      <w:r>
+        <w:rPr>
+          <w:rStyle w:val="PlaceholderText"/>
+        </w:rPr>
+        <w:t>kyle</w:t>
+      </w:r>
+      <w:proofErr w:type="spellEnd"/>
+      <w:r>
+        <w:rPr>
+          <w:rStyle w:val="PlaceholderText"/>
+        </w:rPr>
+        <w:t xml:space="preserve">       0 Sep 14 12:52 </w:t>
+      </w:r>
+      <w:proofErr w:type="gramStart"/>
+      <w:r>
+        <w:rPr>
+          <w:rStyle w:val="PlaceholderText"/>
+        </w:rPr>
+        <w:t xml:space="preserve"> ..</w:t>
+      </w:r>
+      <w:proofErr w:type="gramEnd"/>
     </w:p>
     <w:p>
       <w:pPr>
         <w:pStyle w:val="ListParagraph"/>
-        <w:spacing w:before="0" w:after="120"/>
-        <w:rPr/>
-      </w:pPr>
-      <w:r>
-        <w:rPr>
-          <w:rStyle w:val="PlaceholderText"/>
-        </w:rPr>
-        <w:t>-rwxr-xr-x. 1 kyle kyle  139777 Nov 17  2025 'Lab 10 Instructions.pdf'</w:t>
+        <w:spacing w:after="120"/>
+      </w:pPr>
+      <w:r>
+        <w:rPr>
+          <w:rStyle w:val="PlaceholderText"/>
+        </w:rPr>
+        <w:t>-</w:t>
+      </w:r>
+      <w:proofErr w:type="spellStart"/>
+      <w:r>
+        <w:rPr>
+          <w:rStyle w:val="PlaceholderText"/>
+        </w:rPr>
+        <w:t>rwxr</w:t>
+      </w:r>
+      <w:proofErr w:type="spellEnd"/>
+      <w:r>
+        <w:rPr>
+          <w:rStyle w:val="PlaceholderText"/>
+        </w:rPr>
+        <w:t>-</w:t>
+      </w:r>
+      <w:proofErr w:type="spellStart"/>
+      <w:r>
+        <w:rPr>
+          <w:rStyle w:val="PlaceholderText"/>
+        </w:rPr>
+        <w:t>xr</w:t>
+      </w:r>
+      <w:proofErr w:type="spellEnd"/>
+      <w:r>
+        <w:rPr>
+          <w:rStyle w:val="PlaceholderText"/>
+        </w:rPr>
+        <w:t xml:space="preserve">-x. 1 </w:t>
+      </w:r>
+      <w:proofErr w:type="spellStart"/>
+      <w:r>
+        <w:rPr>
+          <w:rStyle w:val="PlaceholderText"/>
+        </w:rPr>
+        <w:t>kyle</w:t>
+      </w:r>
+      <w:proofErr w:type="spellEnd"/>
+      <w:r>
+        <w:rPr>
+          <w:rStyle w:val="PlaceholderText"/>
+        </w:rPr>
+        <w:t xml:space="preserve"> </w:t>
+      </w:r>
+      <w:proofErr w:type="spellStart"/>
+      <w:proofErr w:type="gramStart"/>
+      <w:r>
+        <w:rPr>
+          <w:rStyle w:val="PlaceholderText"/>
+        </w:rPr>
+        <w:t>kyle</w:t>
+      </w:r>
+      <w:proofErr w:type="spellEnd"/>
+      <w:r>
+        <w:rPr>
+          <w:rStyle w:val="PlaceholderText"/>
+        </w:rPr>
+        <w:t xml:space="preserve">  139777</w:t>
+      </w:r>
+      <w:proofErr w:type="gramEnd"/>
+      <w:r>
+        <w:rPr>
+          <w:rStyle w:val="PlaceholderText"/>
+        </w:rPr>
+        <w:t xml:space="preserve"> Nov 17  2025 'Lab 10 Instructions.pdf'</w:t>
       </w:r>
     </w:p>
     <w:p>
       <w:pPr>
         <w:pStyle w:val="ListParagraph"/>
-        <w:spacing w:before="0" w:after="120"/>
-        <w:rPr/>
-      </w:pPr>
-      <w:r>
-        <w:rPr>
-          <w:rStyle w:val="PlaceholderText"/>
-        </w:rPr>
-        <w:t>-rwxr-xr-x. 1 kyle kyle   45857 Apr 13 14:34 'Lab 10 Worksheet.docx'</w:t>
+        <w:spacing w:after="120"/>
+      </w:pPr>
+      <w:r>
+        <w:rPr>
+          <w:rStyle w:val="PlaceholderText"/>
+        </w:rPr>
+        <w:t>-</w:t>
+      </w:r>
+      <w:proofErr w:type="spellStart"/>
+      <w:r>
+        <w:rPr>
+          <w:rStyle w:val="PlaceholderText"/>
+        </w:rPr>
+        <w:t>rwxr</w:t>
+      </w:r>
+      <w:proofErr w:type="spellEnd"/>
+      <w:r>
+        <w:rPr>
+          <w:rStyle w:val="PlaceholderText"/>
+        </w:rPr>
+        <w:t>-</w:t>
+      </w:r>
+      <w:proofErr w:type="spellStart"/>
+      <w:r>
+        <w:rPr>
+          <w:rStyle w:val="PlaceholderText"/>
+        </w:rPr>
+        <w:t>xr</w:t>
+      </w:r>
+      <w:proofErr w:type="spellEnd"/>
+      <w:r>
+        <w:rPr>
+          <w:rStyle w:val="PlaceholderText"/>
+        </w:rPr>
+        <w:t xml:space="preserve">-x. 1 </w:t>
+      </w:r>
+      <w:proofErr w:type="spellStart"/>
+      <w:r>
+        <w:rPr>
+          <w:rStyle w:val="PlaceholderText"/>
+        </w:rPr>
+        <w:t>kyle</w:t>
+      </w:r>
+      <w:proofErr w:type="spellEnd"/>
+      <w:r>
+        <w:rPr>
+          <w:rStyle w:val="PlaceholderText"/>
+        </w:rPr>
+        <w:t xml:space="preserve"> </w:t>
+      </w:r>
+      <w:proofErr w:type="spellStart"/>
+      <w:r>
+        <w:rPr>
+          <w:rStyle w:val="PlaceholderText"/>
+        </w:rPr>
+        <w:t>kyle</w:t>
+      </w:r>
+      <w:proofErr w:type="spellEnd"/>
+      <w:r>
+        <w:rPr>
+          <w:rStyle w:val="PlaceholderText"/>
+        </w:rPr>
+        <w:t xml:space="preserve">   45857 Apr 13 14:34 'Lab 10 Worksheet.docx'</w:t>
       </w:r>
     </w:p>
     <w:p>
       <w:pPr>
         <w:pStyle w:val="ListParagraph"/>
-        <w:spacing w:before="0" w:after="120"/>
-        <w:rPr/>
-      </w:pPr>
-      <w:r>
-        <w:rPr>
-          <w:rStyle w:val="PlaceholderText"/>
-        </w:rPr>
-        <w:t>-rwxr-xr-x. 1 kyle kyle  208334 Jan 17  2026 'Lab 1 Instructions.pdf'</w:t>
+        <w:spacing w:after="120"/>
+      </w:pPr>
+      <w:r>
+        <w:rPr>
+          <w:rStyle w:val="PlaceholderText"/>
+        </w:rPr>
+        <w:t>-</w:t>
+      </w:r>
+      <w:proofErr w:type="spellStart"/>
+      <w:r>
+        <w:rPr>
+          <w:rStyle w:val="PlaceholderText"/>
+        </w:rPr>
+        <w:t>rwxr</w:t>
+      </w:r>
+      <w:proofErr w:type="spellEnd"/>
+      <w:r>
+        <w:rPr>
+          <w:rStyle w:val="PlaceholderText"/>
+        </w:rPr>
+        <w:t>-</w:t>
+      </w:r>
+      <w:proofErr w:type="spellStart"/>
+      <w:r>
+        <w:rPr>
+          <w:rStyle w:val="PlaceholderText"/>
+        </w:rPr>
+        <w:t>xr</w:t>
+      </w:r>
+      <w:proofErr w:type="spellEnd"/>
+      <w:r>
+        <w:rPr>
+          <w:rStyle w:val="PlaceholderText"/>
+        </w:rPr>
+        <w:t xml:space="preserve">-x. 1 </w:t>
+      </w:r>
+      <w:proofErr w:type="spellStart"/>
+      <w:r>
+        <w:rPr>
+          <w:rStyle w:val="PlaceholderText"/>
+        </w:rPr>
+        <w:t>kyle</w:t>
+      </w:r>
+      <w:proofErr w:type="spellEnd"/>
+      <w:r>
+        <w:rPr>
+          <w:rStyle w:val="PlaceholderText"/>
+        </w:rPr>
+        <w:t xml:space="preserve"> </w:t>
+      </w:r>
+      <w:proofErr w:type="spellStart"/>
+      <w:proofErr w:type="gramStart"/>
+      <w:r>
+        <w:rPr>
+          <w:rStyle w:val="PlaceholderText"/>
+        </w:rPr>
+        <w:t>kyle</w:t>
+      </w:r>
+      <w:proofErr w:type="spellEnd"/>
+      <w:r>
+        <w:rPr>
+          <w:rStyle w:val="PlaceholderText"/>
+        </w:rPr>
+        <w:t xml:space="preserve">  208334</w:t>
+      </w:r>
+      <w:proofErr w:type="gramEnd"/>
+      <w:r>
+        <w:rPr>
+          <w:rStyle w:val="PlaceholderText"/>
+        </w:rPr>
+        <w:t xml:space="preserve"> Jan 17  2026 'Lab 1 Instructions.pdf'</w:t>
       </w:r>
     </w:p>
     <w:p>
       <w:pPr>
         <w:pStyle w:val="ListParagraph"/>
-        <w:spacing w:before="0" w:after="120"/>
-        <w:rPr/>
-      </w:pPr>
-      <w:r>
-        <w:rPr>
-          <w:rStyle w:val="PlaceholderText"/>
-        </w:rPr>
-        <w:t>-rwxr-xr-x. 1 kyle kyle   66434 Jan 17  2026 'Lab 1 Worksheet.docx'</w:t>
+        <w:spacing w:after="120"/>
+      </w:pPr>
+      <w:r>
+        <w:rPr>
+          <w:rStyle w:val="PlaceholderText"/>
+        </w:rPr>
+        <w:t>-</w:t>
+      </w:r>
+      <w:proofErr w:type="spellStart"/>
+      <w:r>
+        <w:rPr>
+          <w:rStyle w:val="PlaceholderText"/>
+        </w:rPr>
+        <w:t>rwxr</w:t>
+      </w:r>
+      <w:proofErr w:type="spellEnd"/>
+      <w:r>
+        <w:rPr>
+          <w:rStyle w:val="PlaceholderText"/>
+        </w:rPr>
+        <w:t>-</w:t>
+      </w:r>
+      <w:proofErr w:type="spellStart"/>
+      <w:r>
+        <w:rPr>
+          <w:rStyle w:val="PlaceholderText"/>
+        </w:rPr>
+        <w:t>xr</w:t>
+      </w:r>
+      <w:proofErr w:type="spellEnd"/>
+      <w:r>
+        <w:rPr>
+          <w:rStyle w:val="PlaceholderText"/>
+        </w:rPr>
+        <w:t xml:space="preserve">-x. 1 </w:t>
+      </w:r>
+      <w:proofErr w:type="spellStart"/>
+      <w:r>
+        <w:rPr>
+          <w:rStyle w:val="PlaceholderText"/>
+        </w:rPr>
+        <w:t>kyle</w:t>
+      </w:r>
+      <w:proofErr w:type="spellEnd"/>
+      <w:r>
+        <w:rPr>
+          <w:rStyle w:val="PlaceholderText"/>
+        </w:rPr>
+        <w:t xml:space="preserve"> </w:t>
+      </w:r>
+      <w:proofErr w:type="spellStart"/>
+      <w:r>
+        <w:rPr>
+          <w:rStyle w:val="PlaceholderText"/>
+        </w:rPr>
+        <w:t>kyle</w:t>
+      </w:r>
+      <w:proofErr w:type="spellEnd"/>
+      <w:r>
+        <w:rPr>
+          <w:rStyle w:val="PlaceholderText"/>
+        </w:rPr>
+        <w:t xml:space="preserve">   66434 Jan </w:t>
+      </w:r>
+      <w:proofErr w:type="gramStart"/>
+      <w:r>
+        <w:rPr>
+          <w:rStyle w:val="PlaceholderText"/>
+        </w:rPr>
+        <w:t>17  2026</w:t>
+      </w:r>
+      <w:proofErr w:type="gramEnd"/>
+      <w:r>
+        <w:rPr>
+          <w:rStyle w:val="PlaceholderText"/>
+        </w:rPr>
+        <w:t xml:space="preserve"> 'Lab 1 Worksheet.docx'</w:t>
       </w:r>
     </w:p>
     <w:p>
       <w:pPr>
         <w:pStyle w:val="ListParagraph"/>
-        <w:spacing w:before="0" w:after="120"/>
-        <w:rPr/>
-      </w:pPr>
-      <w:r>
-        <w:rPr>
-          <w:rStyle w:val="PlaceholderText"/>
-        </w:rPr>
-        <w:t>-rwxr-xr-x. 1 kyle kyle  247665 Jan 17  2026 'Lab 2 Instructions.pdf'</w:t>
+        <w:spacing w:after="120"/>
+      </w:pPr>
+      <w:r>
+        <w:rPr>
+          <w:rStyle w:val="PlaceholderText"/>
+        </w:rPr>
+        <w:t>-</w:t>
+      </w:r>
+      <w:proofErr w:type="spellStart"/>
+      <w:r>
+        <w:rPr>
+          <w:rStyle w:val="PlaceholderText"/>
+        </w:rPr>
+        <w:t>rwxr</w:t>
+      </w:r>
+      <w:proofErr w:type="spellEnd"/>
+      <w:r>
+        <w:rPr>
+          <w:rStyle w:val="PlaceholderText"/>
+        </w:rPr>
+        <w:t>-</w:t>
+      </w:r>
+      <w:proofErr w:type="spellStart"/>
+      <w:r>
+        <w:rPr>
+          <w:rStyle w:val="PlaceholderText"/>
+        </w:rPr>
+        <w:t>xr</w:t>
+      </w:r>
+      <w:proofErr w:type="spellEnd"/>
+      <w:r>
+        <w:rPr>
+          <w:rStyle w:val="PlaceholderText"/>
+        </w:rPr>
+        <w:t xml:space="preserve">-x. 1 </w:t>
+      </w:r>
+      <w:proofErr w:type="spellStart"/>
+      <w:r>
+        <w:rPr>
+          <w:rStyle w:val="PlaceholderText"/>
+        </w:rPr>
+        <w:t>kyle</w:t>
+      </w:r>
+      <w:proofErr w:type="spellEnd"/>
+      <w:r>
+        <w:rPr>
+          <w:rStyle w:val="PlaceholderText"/>
+        </w:rPr>
+        <w:t xml:space="preserve"> </w:t>
+      </w:r>
+      <w:proofErr w:type="spellStart"/>
+      <w:proofErr w:type="gramStart"/>
+      <w:r>
+        <w:rPr>
+          <w:rStyle w:val="PlaceholderText"/>
+        </w:rPr>
+        <w:t>kyle</w:t>
+      </w:r>
+      <w:proofErr w:type="spellEnd"/>
+      <w:r>
+        <w:rPr>
+          <w:rStyle w:val="PlaceholderText"/>
+        </w:rPr>
+        <w:t xml:space="preserve">  247665</w:t>
+      </w:r>
+      <w:proofErr w:type="gramEnd"/>
+      <w:r>
+        <w:rPr>
+          <w:rStyle w:val="PlaceholderText"/>
+        </w:rPr>
+        <w:t xml:space="preserve"> Jan 17  2026 'Lab 2 Instructions.pdf'</w:t>
       </w:r>
     </w:p>
     <w:p>
       <w:pPr>
         <w:pStyle w:val="ListParagraph"/>
-        <w:spacing w:before="0" w:after="120"/>
-        <w:rPr/>
-      </w:pPr>
-      <w:r>
-        <w:rPr>
-          <w:rStyle w:val="PlaceholderText"/>
-        </w:rPr>
-        <w:t>-rwxr-xr-x. 1 kyle kyle   57280 Jan 17  2026 'Lab 2 Worksheet.docx'</w:t>
+        <w:spacing w:after="120"/>
+      </w:pPr>
+      <w:r>
+        <w:rPr>
+          <w:rStyle w:val="PlaceholderText"/>
+        </w:rPr>
+        <w:t>-</w:t>
+      </w:r>
+      <w:proofErr w:type="spellStart"/>
+      <w:r>
+        <w:rPr>
+          <w:rStyle w:val="PlaceholderText"/>
+        </w:rPr>
+        <w:t>rwxr</w:t>
+      </w:r>
+      <w:proofErr w:type="spellEnd"/>
+      <w:r>
+        <w:rPr>
+          <w:rStyle w:val="PlaceholderText"/>
+        </w:rPr>
+        <w:t>-</w:t>
+      </w:r>
+      <w:proofErr w:type="spellStart"/>
+      <w:r>
+        <w:rPr>
+          <w:rStyle w:val="PlaceholderText"/>
+        </w:rPr>
+        <w:t>xr</w:t>
+      </w:r>
+      <w:proofErr w:type="spellEnd"/>
+      <w:r>
+        <w:rPr>
+          <w:rStyle w:val="PlaceholderText"/>
+        </w:rPr>
+        <w:t xml:space="preserve">-x. 1 </w:t>
+      </w:r>
+      <w:proofErr w:type="spellStart"/>
+      <w:r>
+        <w:rPr>
+          <w:rStyle w:val="PlaceholderText"/>
+        </w:rPr>
+        <w:t>kyle</w:t>
+      </w:r>
+      <w:proofErr w:type="spellEnd"/>
+      <w:r>
+        <w:rPr>
+          <w:rStyle w:val="PlaceholderText"/>
+        </w:rPr>
+        <w:t xml:space="preserve"> </w:t>
+      </w:r>
+      <w:proofErr w:type="spellStart"/>
+      <w:r>
+        <w:rPr>
+          <w:rStyle w:val="PlaceholderText"/>
+        </w:rPr>
+        <w:t>kyle</w:t>
+      </w:r>
+      <w:proofErr w:type="spellEnd"/>
+      <w:r>
+        <w:rPr>
+          <w:rStyle w:val="PlaceholderText"/>
+        </w:rPr>
+        <w:t xml:space="preserve">   57280 Jan </w:t>
+      </w:r>
+      <w:proofErr w:type="gramStart"/>
+      <w:r>
+        <w:rPr>
+          <w:rStyle w:val="PlaceholderText"/>
+        </w:rPr>
+        <w:t>17  2026</w:t>
+      </w:r>
+      <w:proofErr w:type="gramEnd"/>
+      <w:r>
+        <w:rPr>
+          <w:rStyle w:val="PlaceholderText"/>
+        </w:rPr>
+        <w:t xml:space="preserve"> 'Lab 2 Worksheet.docx'</w:t>
       </w:r>
     </w:p>
     <w:p>
       <w:pPr>
         <w:pStyle w:val="ListParagraph"/>
-        <w:spacing w:before="0" w:after="120"/>
-        <w:rPr/>
-      </w:pPr>
-      <w:r>
-        <w:rPr>
-          <w:rStyle w:val="PlaceholderText"/>
-        </w:rPr>
-        <w:t>-rwxr-xr-x. 1 kyle kyle  484660 Feb  5  2026 'Lab 3 Instructions.pdf'</w:t>
+        <w:spacing w:after="120"/>
+      </w:pPr>
+      <w:r>
+        <w:rPr>
+          <w:rStyle w:val="PlaceholderText"/>
+        </w:rPr>
+        <w:t>-</w:t>
+      </w:r>
+      <w:proofErr w:type="spellStart"/>
+      <w:r>
+        <w:rPr>
+          <w:rStyle w:val="PlaceholderText"/>
+        </w:rPr>
+        <w:t>rwxr</w:t>
+      </w:r>
+      <w:proofErr w:type="spellEnd"/>
+      <w:r>
+        <w:rPr>
+          <w:rStyle w:val="PlaceholderText"/>
+        </w:rPr>
+        <w:t>-</w:t>
+      </w:r>
+      <w:proofErr w:type="spellStart"/>
+      <w:r>
+        <w:rPr>
+          <w:rStyle w:val="PlaceholderText"/>
+        </w:rPr>
+        <w:t>xr</w:t>
+      </w:r>
+      <w:proofErr w:type="spellEnd"/>
+      <w:r>
+        <w:rPr>
+          <w:rStyle w:val="PlaceholderText"/>
+        </w:rPr>
+        <w:t xml:space="preserve">-x. 1 </w:t>
+      </w:r>
+      <w:proofErr w:type="spellStart"/>
+      <w:r>
+        <w:rPr>
+          <w:rStyle w:val="PlaceholderText"/>
+        </w:rPr>
+        <w:t>kyle</w:t>
+      </w:r>
+      <w:proofErr w:type="spellEnd"/>
+      <w:r>
+        <w:rPr>
+          <w:rStyle w:val="PlaceholderText"/>
+        </w:rPr>
+        <w:t xml:space="preserve"> </w:t>
+      </w:r>
+      <w:proofErr w:type="spellStart"/>
+      <w:proofErr w:type="gramStart"/>
+      <w:r>
+        <w:rPr>
+          <w:rStyle w:val="PlaceholderText"/>
+        </w:rPr>
+        <w:t>kyle</w:t>
+      </w:r>
+      <w:proofErr w:type="spellEnd"/>
+      <w:r>
+        <w:rPr>
+          <w:rStyle w:val="PlaceholderText"/>
+        </w:rPr>
+        <w:t xml:space="preserve">  484660</w:t>
+      </w:r>
+      <w:proofErr w:type="gramEnd"/>
+      <w:r>
+        <w:rPr>
+          <w:rStyle w:val="PlaceholderText"/>
+        </w:rPr>
+        <w:t xml:space="preserve"> Feb  5  2026 'Lab 3 </w:t>
+      </w:r>
+      <w:r>
+        <w:rPr>
+          <w:rStyle w:val="PlaceholderText"/>
+        </w:rPr>
+        <w:t>Instructions.pdf'</w:t>
       </w:r>
     </w:p>
     <w:p>
       <w:pPr>
         <w:pStyle w:val="ListParagraph"/>
-        <w:spacing w:before="0" w:after="120"/>
-        <w:rPr/>
-      </w:pPr>
-      <w:r>
-        <w:rPr>
-          <w:rStyle w:val="PlaceholderText"/>
-        </w:rPr>
-        <w:t>-rwxr-xr-x. 1 kyle kyle   54774 Feb  5  2026 'Lab 3 Worksheet.docx'</w:t>
+        <w:spacing w:after="120"/>
+      </w:pPr>
+      <w:r>
+        <w:rPr>
+          <w:rStyle w:val="PlaceholderText"/>
+        </w:rPr>
+        <w:t>-</w:t>
+      </w:r>
+      <w:proofErr w:type="spellStart"/>
+      <w:r>
+        <w:rPr>
+          <w:rStyle w:val="PlaceholderText"/>
+        </w:rPr>
+        <w:t>rwxr</w:t>
+      </w:r>
+      <w:proofErr w:type="spellEnd"/>
+      <w:r>
+        <w:rPr>
+          <w:rStyle w:val="PlaceholderText"/>
+        </w:rPr>
+        <w:t>-</w:t>
+      </w:r>
+      <w:proofErr w:type="spellStart"/>
+      <w:r>
+        <w:rPr>
+          <w:rStyle w:val="PlaceholderText"/>
+        </w:rPr>
+        <w:t>xr</w:t>
+      </w:r>
+      <w:proofErr w:type="spellEnd"/>
+      <w:r>
+        <w:rPr>
+          <w:rStyle w:val="PlaceholderText"/>
+        </w:rPr>
+        <w:t xml:space="preserve">-x. 1 </w:t>
+      </w:r>
+      <w:proofErr w:type="spellStart"/>
+      <w:r>
+        <w:rPr>
+          <w:rStyle w:val="PlaceholderText"/>
+        </w:rPr>
+        <w:t>kyle</w:t>
+      </w:r>
+      <w:proofErr w:type="spellEnd"/>
+      <w:r>
+        <w:rPr>
+          <w:rStyle w:val="PlaceholderText"/>
+        </w:rPr>
+        <w:t xml:space="preserve"> </w:t>
+      </w:r>
+      <w:proofErr w:type="spellStart"/>
+      <w:r>
+        <w:rPr>
+          <w:rStyle w:val="PlaceholderText"/>
+        </w:rPr>
+        <w:t>kyle</w:t>
+      </w:r>
+      <w:proofErr w:type="spellEnd"/>
+      <w:r>
+        <w:rPr>
+          <w:rStyle w:val="PlaceholderText"/>
+        </w:rPr>
+        <w:t xml:space="preserve">   54774 </w:t>
+      </w:r>
+      <w:proofErr w:type="gramStart"/>
+      <w:r>
+        <w:rPr>
+          <w:rStyle w:val="PlaceholderText"/>
+        </w:rPr>
+        <w:t>Feb  5</w:t>
+      </w:r>
+      <w:proofErr w:type="gramEnd"/>
+      <w:r>
+        <w:rPr>
+          <w:rStyle w:val="PlaceholderText"/>
+        </w:rPr>
+        <w:t xml:space="preserve">  2026 'Lab 3 Worksheet.docx'</w:t>
       </w:r>
     </w:p>
     <w:p>
       <w:pPr>
         <w:pStyle w:val="ListParagraph"/>
-        <w:spacing w:before="0" w:after="120"/>
-        <w:rPr/>
-      </w:pPr>
-      <w:r>
-        <w:rPr>
-          <w:rStyle w:val="PlaceholderText"/>
-        </w:rPr>
-        <w:t>-rwxr-xr-x. 1 kyle kyle  205270 Feb 18  2026 'Lab 4 Instructions.pdf'</w:t>
+        <w:spacing w:after="120"/>
+      </w:pPr>
+      <w:r>
+        <w:rPr>
+          <w:rStyle w:val="PlaceholderText"/>
+        </w:rPr>
+        <w:t>-</w:t>
+      </w:r>
+      <w:proofErr w:type="spellStart"/>
+      <w:r>
+        <w:rPr>
+          <w:rStyle w:val="PlaceholderText"/>
+        </w:rPr>
+        <w:t>rwxr</w:t>
+      </w:r>
+      <w:proofErr w:type="spellEnd"/>
+      <w:r>
+        <w:rPr>
+          <w:rStyle w:val="PlaceholderText"/>
+        </w:rPr>
+        <w:t>-</w:t>
+      </w:r>
+      <w:proofErr w:type="spellStart"/>
+      <w:r>
+        <w:rPr>
+          <w:rStyle w:val="PlaceholderText"/>
+        </w:rPr>
+        <w:t>xr</w:t>
+      </w:r>
+      <w:proofErr w:type="spellEnd"/>
+      <w:r>
+        <w:rPr>
+          <w:rStyle w:val="PlaceholderText"/>
+        </w:rPr>
+        <w:t xml:space="preserve">-x. 1 </w:t>
+      </w:r>
+      <w:proofErr w:type="spellStart"/>
+      <w:r>
+        <w:rPr>
+          <w:rStyle w:val="PlaceholderText"/>
+        </w:rPr>
+        <w:t>kyle</w:t>
+      </w:r>
+      <w:proofErr w:type="spellEnd"/>
+      <w:r>
+        <w:rPr>
+          <w:rStyle w:val="PlaceholderText"/>
+        </w:rPr>
+        <w:t xml:space="preserve"> </w:t>
+      </w:r>
+      <w:proofErr w:type="spellStart"/>
+      <w:proofErr w:type="gramStart"/>
+      <w:r>
+        <w:rPr>
+          <w:rStyle w:val="PlaceholderText"/>
+        </w:rPr>
+        <w:t>kyle</w:t>
+      </w:r>
+      <w:proofErr w:type="spellEnd"/>
+      <w:r>
+        <w:rPr>
+          <w:rStyle w:val="PlaceholderText"/>
+        </w:rPr>
+        <w:t xml:space="preserve">  205270</w:t>
+      </w:r>
+      <w:proofErr w:type="gramEnd"/>
+      <w:r>
+        <w:rPr>
+          <w:rStyle w:val="PlaceholderText"/>
+        </w:rPr>
+        <w:t xml:space="preserve"> Feb 18  2026 'Lab 4 Instructions.pdf'</w:t>
       </w:r>
     </w:p>
     <w:p>
       <w:pPr>
         <w:pStyle w:val="ListParagraph"/>
-        <w:spacing w:before="0" w:after="120"/>
-        <w:rPr/>
-      </w:pPr>
-      <w:r>
-        <w:rPr>
-          <w:rStyle w:val="PlaceholderText"/>
-        </w:rPr>
-        <w:t>-rwxr-xr-x. 1 kyle kyle   46578 Feb 25  2025 'Lab 4 Worksheet.docx'</w:t>
+        <w:spacing w:after="120"/>
+      </w:pPr>
+      <w:r>
+        <w:rPr>
+          <w:rStyle w:val="PlaceholderText"/>
+        </w:rPr>
+        <w:t>-</w:t>
+      </w:r>
+      <w:proofErr w:type="spellStart"/>
+      <w:r>
+        <w:rPr>
+          <w:rStyle w:val="PlaceholderText"/>
+        </w:rPr>
+        <w:t>rwxr</w:t>
+      </w:r>
+      <w:proofErr w:type="spellEnd"/>
+      <w:r>
+        <w:rPr>
+          <w:rStyle w:val="PlaceholderText"/>
+        </w:rPr>
+        <w:t>-</w:t>
+      </w:r>
+      <w:proofErr w:type="spellStart"/>
+      <w:r>
+        <w:rPr>
+          <w:rStyle w:val="PlaceholderText"/>
+        </w:rPr>
+        <w:t>xr</w:t>
+      </w:r>
+      <w:proofErr w:type="spellEnd"/>
+      <w:r>
+        <w:rPr>
+          <w:rStyle w:val="PlaceholderText"/>
+        </w:rPr>
+        <w:t xml:space="preserve">-x. 1 </w:t>
+      </w:r>
+      <w:proofErr w:type="spellStart"/>
+      <w:r>
+        <w:rPr>
+          <w:rStyle w:val="PlaceholderText"/>
+        </w:rPr>
+        <w:t>kyle</w:t>
+      </w:r>
+      <w:proofErr w:type="spellEnd"/>
+      <w:r>
+        <w:rPr>
+          <w:rStyle w:val="PlaceholderText"/>
+        </w:rPr>
+        <w:t xml:space="preserve"> </w:t>
+      </w:r>
+      <w:proofErr w:type="spellStart"/>
+      <w:r>
+        <w:rPr>
+          <w:rStyle w:val="PlaceholderText"/>
+        </w:rPr>
+        <w:t>kyle</w:t>
+      </w:r>
+      <w:proofErr w:type="spellEnd"/>
+      <w:r>
+        <w:rPr>
+          <w:rStyle w:val="PlaceholderText"/>
+        </w:rPr>
+        <w:t xml:space="preserve">   46578 Feb </w:t>
+      </w:r>
+      <w:proofErr w:type="gramStart"/>
+      <w:r>
+        <w:rPr>
+          <w:rStyle w:val="PlaceholderText"/>
+        </w:rPr>
+        <w:t>25  2025</w:t>
+      </w:r>
+      <w:proofErr w:type="gramEnd"/>
+      <w:r>
+        <w:rPr>
+          <w:rStyle w:val="PlaceholderText"/>
+        </w:rPr>
+        <w:t xml:space="preserve"> 'Lab 4 Worksheet.docx'</w:t>
       </w:r>
     </w:p>
     <w:p>
       <w:pPr>
         <w:pStyle w:val="ListParagraph"/>
-        <w:spacing w:before="0" w:after="120"/>
-        <w:rPr/>
-      </w:pPr>
-      <w:r>
-        <w:rPr>
-          <w:rStyle w:val="PlaceholderText"/>
-        </w:rPr>
-        <w:t>-rwxr-xr-x. 1 kyle kyle  331954 Mar  6  2026 'Lab 5 Instructions.pdf'</w:t>
+        <w:spacing w:after="120"/>
+      </w:pPr>
+      <w:r>
+        <w:rPr>
+          <w:rStyle w:val="PlaceholderText"/>
+        </w:rPr>
+        <w:t>-</w:t>
+      </w:r>
+      <w:proofErr w:type="spellStart"/>
+      <w:r>
+        <w:rPr>
+          <w:rStyle w:val="PlaceholderText"/>
+        </w:rPr>
+        <w:t>rwxr</w:t>
+      </w:r>
+      <w:proofErr w:type="spellEnd"/>
+      <w:r>
+        <w:rPr>
+          <w:rStyle w:val="PlaceholderText"/>
+        </w:rPr>
+        <w:t>-</w:t>
+      </w:r>
+      <w:proofErr w:type="spellStart"/>
+      <w:r>
+        <w:rPr>
+          <w:rStyle w:val="PlaceholderText"/>
+        </w:rPr>
+        <w:t>xr</w:t>
+      </w:r>
+      <w:proofErr w:type="spellEnd"/>
+      <w:r>
+        <w:rPr>
+          <w:rStyle w:val="PlaceholderText"/>
+        </w:rPr>
+        <w:t xml:space="preserve">-x. 1 </w:t>
+      </w:r>
+      <w:proofErr w:type="spellStart"/>
+      <w:r>
+        <w:rPr>
+          <w:rStyle w:val="PlaceholderText"/>
+        </w:rPr>
+        <w:t>kyle</w:t>
+      </w:r>
+      <w:proofErr w:type="spellEnd"/>
+      <w:r>
+        <w:rPr>
+          <w:rStyle w:val="PlaceholderText"/>
+        </w:rPr>
+        <w:t xml:space="preserve"> </w:t>
+      </w:r>
+      <w:proofErr w:type="spellStart"/>
+      <w:proofErr w:type="gramStart"/>
+      <w:r>
+        <w:rPr>
+          <w:rStyle w:val="PlaceholderText"/>
+        </w:rPr>
+        <w:t>kyle</w:t>
+      </w:r>
+      <w:proofErr w:type="spellEnd"/>
+      <w:r>
+        <w:rPr>
+          <w:rStyle w:val="PlaceholderText"/>
+        </w:rPr>
+        <w:t xml:space="preserve">  </w:t>
+      </w:r>
+      <w:r>
+        <w:rPr>
+          <w:rStyle w:val="PlaceholderText"/>
+        </w:rPr>
+        <w:t>331954</w:t>
+      </w:r>
+      <w:proofErr w:type="gramEnd"/>
+      <w:r>
+        <w:rPr>
+          <w:rStyle w:val="PlaceholderText"/>
+        </w:rPr>
+        <w:t xml:space="preserve"> Mar  6  2026 'Lab 5 Instructions.pdf'</w:t>
       </w:r>
     </w:p>
     <w:p>
       <w:pPr>
         <w:pStyle w:val="ListParagraph"/>
-        <w:spacing w:before="0" w:after="120"/>
-        <w:rPr/>
-      </w:pPr>
-      <w:r>
-        <w:rPr>
-          <w:rStyle w:val="PlaceholderText"/>
-        </w:rPr>
-        <w:t>-rwxr-xr-x. 1 kyle kyle   53582 Mar 11  2026 'Lab 5 Worksheet.docx'</w:t>
+        <w:spacing w:after="120"/>
+      </w:pPr>
+      <w:r>
+        <w:rPr>
+          <w:rStyle w:val="PlaceholderText"/>
+        </w:rPr>
+        <w:lastRenderedPageBreak/>
+        <w:t>-</w:t>
+      </w:r>
+      <w:proofErr w:type="spellStart"/>
+      <w:r>
+        <w:rPr>
+          <w:rStyle w:val="PlaceholderText"/>
+        </w:rPr>
+        <w:t>rwxr</w:t>
+      </w:r>
+      <w:proofErr w:type="spellEnd"/>
+      <w:r>
+        <w:rPr>
+          <w:rStyle w:val="PlaceholderText"/>
+        </w:rPr>
+        <w:t>-</w:t>
+      </w:r>
+      <w:proofErr w:type="spellStart"/>
+      <w:r>
+        <w:rPr>
+          <w:rStyle w:val="PlaceholderText"/>
+        </w:rPr>
+        <w:t>xr</w:t>
+      </w:r>
+      <w:proofErr w:type="spellEnd"/>
+      <w:r>
+        <w:rPr>
+          <w:rStyle w:val="PlaceholderText"/>
+        </w:rPr>
+        <w:t xml:space="preserve">-x. 1 </w:t>
+      </w:r>
+      <w:proofErr w:type="spellStart"/>
+      <w:r>
+        <w:rPr>
+          <w:rStyle w:val="PlaceholderText"/>
+        </w:rPr>
+        <w:t>kyle</w:t>
+      </w:r>
+      <w:proofErr w:type="spellEnd"/>
+      <w:r>
+        <w:rPr>
+          <w:rStyle w:val="PlaceholderText"/>
+        </w:rPr>
+        <w:t xml:space="preserve"> </w:t>
+      </w:r>
+      <w:proofErr w:type="spellStart"/>
+      <w:r>
+        <w:rPr>
+          <w:rStyle w:val="PlaceholderText"/>
+        </w:rPr>
+        <w:t>kyle</w:t>
+      </w:r>
+      <w:proofErr w:type="spellEnd"/>
+      <w:r>
+        <w:rPr>
+          <w:rStyle w:val="PlaceholderText"/>
+        </w:rPr>
+        <w:t xml:space="preserve">   53582 Mar </w:t>
+      </w:r>
+      <w:proofErr w:type="gramStart"/>
+      <w:r>
+        <w:rPr>
+          <w:rStyle w:val="PlaceholderText"/>
+        </w:rPr>
+        <w:t>11  2026</w:t>
+      </w:r>
+      <w:proofErr w:type="gramEnd"/>
+      <w:r>
+        <w:rPr>
+          <w:rStyle w:val="PlaceholderText"/>
+        </w:rPr>
+        <w:t xml:space="preserve"> 'Lab 5 Worksheet.docx'</w:t>
       </w:r>
     </w:p>
     <w:p>
       <w:pPr>
         <w:pStyle w:val="ListParagraph"/>
-        <w:spacing w:before="0" w:after="120"/>
-        <w:rPr/>
-      </w:pPr>
-      <w:r>
-        <w:rPr>
-          <w:rStyle w:val="PlaceholderText"/>
-        </w:rPr>
-        <w:t>-rwxr-xr-x. 1 kyle kyle  753440 Oct 12  2025 'Lab 6 Instructions.pdf'</w:t>
+        <w:spacing w:after="120"/>
+      </w:pPr>
+      <w:r>
+        <w:rPr>
+          <w:rStyle w:val="PlaceholderText"/>
+        </w:rPr>
+        <w:t>-</w:t>
+      </w:r>
+      <w:proofErr w:type="spellStart"/>
+      <w:r>
+        <w:rPr>
+          <w:rStyle w:val="PlaceholderText"/>
+        </w:rPr>
+        <w:t>rwxr</w:t>
+      </w:r>
+      <w:proofErr w:type="spellEnd"/>
+      <w:r>
+        <w:rPr>
+          <w:rStyle w:val="PlaceholderText"/>
+        </w:rPr>
+        <w:t>-</w:t>
+      </w:r>
+      <w:proofErr w:type="spellStart"/>
+      <w:r>
+        <w:rPr>
+          <w:rStyle w:val="PlaceholderText"/>
+        </w:rPr>
+        <w:t>xr</w:t>
+      </w:r>
+      <w:proofErr w:type="spellEnd"/>
+      <w:r>
+        <w:rPr>
+          <w:rStyle w:val="PlaceholderText"/>
+        </w:rPr>
+        <w:t xml:space="preserve">-x. 1 </w:t>
+      </w:r>
+      <w:proofErr w:type="spellStart"/>
+      <w:r>
+        <w:rPr>
+          <w:rStyle w:val="PlaceholderText"/>
+        </w:rPr>
+        <w:t>kyle</w:t>
+      </w:r>
+      <w:proofErr w:type="spellEnd"/>
+      <w:r>
+        <w:rPr>
+          <w:rStyle w:val="PlaceholderText"/>
+        </w:rPr>
+        <w:t xml:space="preserve"> </w:t>
+      </w:r>
+      <w:proofErr w:type="spellStart"/>
+      <w:proofErr w:type="gramStart"/>
+      <w:r>
+        <w:rPr>
+          <w:rStyle w:val="PlaceholderText"/>
+        </w:rPr>
+        <w:t>kyle</w:t>
+      </w:r>
+      <w:proofErr w:type="spellEnd"/>
+      <w:r>
+        <w:rPr>
+          <w:rStyle w:val="PlaceholderText"/>
+        </w:rPr>
+        <w:t xml:space="preserve">  753440</w:t>
+      </w:r>
+      <w:proofErr w:type="gramEnd"/>
+      <w:r>
+        <w:rPr>
+          <w:rStyle w:val="PlaceholderText"/>
+        </w:rPr>
+        <w:t xml:space="preserve"> Oct 12  2025 'Lab 6 Instructions.pdf'</w:t>
       </w:r>
     </w:p>
     <w:p>
       <w:pPr>
         <w:pStyle w:val="ListParagraph"/>
-        <w:spacing w:before="0" w:after="120"/>
-        <w:rPr/>
-      </w:pPr>
-      <w:r>
-        <w:rPr>
-          <w:rStyle w:val="PlaceholderText"/>
-        </w:rPr>
-        <w:t>-rwxr-xr-x. 1 kyle kyle   51448 Oct 14  2025 'Lab 6 Worksheet.docx'</w:t>
+        <w:spacing w:after="120"/>
+      </w:pPr>
+      <w:r>
+        <w:rPr>
+          <w:rStyle w:val="PlaceholderText"/>
+        </w:rPr>
+        <w:t>-</w:t>
+      </w:r>
+      <w:proofErr w:type="spellStart"/>
+      <w:r>
+        <w:rPr>
+          <w:rStyle w:val="PlaceholderText"/>
+        </w:rPr>
+        <w:t>rwxr</w:t>
+      </w:r>
+      <w:proofErr w:type="spellEnd"/>
+      <w:r>
+        <w:rPr>
+          <w:rStyle w:val="PlaceholderText"/>
+        </w:rPr>
+        <w:t>-</w:t>
+      </w:r>
+      <w:proofErr w:type="spellStart"/>
+      <w:r>
+        <w:rPr>
+          <w:rStyle w:val="PlaceholderText"/>
+        </w:rPr>
+        <w:t>xr</w:t>
+      </w:r>
+      <w:proofErr w:type="spellEnd"/>
+      <w:r>
+        <w:rPr>
+          <w:rStyle w:val="PlaceholderText"/>
+        </w:rPr>
+        <w:t xml:space="preserve">-x. 1 </w:t>
+      </w:r>
+      <w:proofErr w:type="spellStart"/>
+      <w:r>
+        <w:rPr>
+          <w:rStyle w:val="PlaceholderText"/>
+        </w:rPr>
+        <w:t>kyle</w:t>
+      </w:r>
+      <w:proofErr w:type="spellEnd"/>
+      <w:r>
+        <w:rPr>
+          <w:rStyle w:val="PlaceholderText"/>
+        </w:rPr>
+        <w:t xml:space="preserve"> </w:t>
+      </w:r>
+      <w:proofErr w:type="spellStart"/>
+      <w:r>
+        <w:rPr>
+          <w:rStyle w:val="PlaceholderText"/>
+        </w:rPr>
+        <w:t>kyle</w:t>
+      </w:r>
+      <w:proofErr w:type="spellEnd"/>
+      <w:r>
+        <w:rPr>
+          <w:rStyle w:val="PlaceholderText"/>
+        </w:rPr>
+        <w:t xml:space="preserve">   51448 Oct </w:t>
+      </w:r>
+      <w:proofErr w:type="gramStart"/>
+      <w:r>
+        <w:rPr>
+          <w:rStyle w:val="PlaceholderText"/>
+        </w:rPr>
+        <w:t>14  2025</w:t>
+      </w:r>
+      <w:proofErr w:type="gramEnd"/>
+      <w:r>
+        <w:rPr>
+          <w:rStyle w:val="PlaceholderText"/>
+        </w:rPr>
+        <w:t xml:space="preserve"> 'Lab 6 Worksheet.docx'</w:t>
       </w:r>
     </w:p>
     <w:p>
       <w:pPr>
         <w:pStyle w:val="ListParagraph"/>
-        <w:spacing w:before="0" w:after="120"/>
-        <w:rPr/>
-      </w:pPr>
-      <w:r>
-        <w:rPr>
-          <w:rStyle w:val="PlaceholderText"/>
-        </w:rPr>
-        <w:t>-rwxr-xr-x. 1 kyle kyle  262085 Oct 27  2025 'Lab 7 Instructions.pdf'</w:t>
+        <w:spacing w:after="120"/>
+      </w:pPr>
+      <w:r>
+        <w:rPr>
+          <w:rStyle w:val="PlaceholderText"/>
+        </w:rPr>
+        <w:t>-</w:t>
+      </w:r>
+      <w:proofErr w:type="spellStart"/>
+      <w:r>
+        <w:rPr>
+          <w:rStyle w:val="PlaceholderText"/>
+        </w:rPr>
+        <w:t>rwxr</w:t>
+      </w:r>
+      <w:proofErr w:type="spellEnd"/>
+      <w:r>
+        <w:rPr>
+          <w:rStyle w:val="PlaceholderText"/>
+        </w:rPr>
+        <w:t>-</w:t>
+      </w:r>
+      <w:proofErr w:type="spellStart"/>
+      <w:r>
+        <w:rPr>
+          <w:rStyle w:val="PlaceholderText"/>
+        </w:rPr>
+        <w:t>xr</w:t>
+      </w:r>
+      <w:proofErr w:type="spellEnd"/>
+      <w:r>
+        <w:rPr>
+          <w:rStyle w:val="PlaceholderText"/>
+        </w:rPr>
+        <w:t xml:space="preserve">-x. 1 </w:t>
+      </w:r>
+      <w:proofErr w:type="spellStart"/>
+      <w:r>
+        <w:rPr>
+          <w:rStyle w:val="PlaceholderText"/>
+        </w:rPr>
+        <w:t>kyle</w:t>
+      </w:r>
+      <w:proofErr w:type="spellEnd"/>
+      <w:r>
+        <w:rPr>
+          <w:rStyle w:val="PlaceholderText"/>
+        </w:rPr>
+        <w:t xml:space="preserve"> </w:t>
+      </w:r>
+      <w:proofErr w:type="spellStart"/>
+      <w:proofErr w:type="gramStart"/>
+      <w:r>
+        <w:rPr>
+          <w:rStyle w:val="PlaceholderText"/>
+        </w:rPr>
+        <w:t>kyle</w:t>
+      </w:r>
+      <w:proofErr w:type="spellEnd"/>
+      <w:r>
+        <w:rPr>
+          <w:rStyle w:val="PlaceholderText"/>
+        </w:rPr>
+        <w:t xml:space="preserve">  262085</w:t>
+      </w:r>
+      <w:proofErr w:type="gramEnd"/>
+      <w:r>
+        <w:rPr>
+          <w:rStyle w:val="PlaceholderText"/>
+        </w:rPr>
+        <w:t xml:space="preserve"> Oct 27  2025 'Lab 7 Instructions.pdf'</w:t>
       </w:r>
     </w:p>
     <w:p>
       <w:pPr>
         <w:pStyle w:val="ListParagraph"/>
-        <w:spacing w:before="0" w:after="120"/>
-        <w:rPr/>
-      </w:pPr>
-      <w:r>
-        <w:rPr>
-          <w:rStyle w:val="PlaceholderText"/>
-        </w:rPr>
-        <w:t>-rwxr-xr-x. 1 kyle kyle   48461 Mar 25 16:46 'Lab 7 Worksheet.docx'</w:t>
+        <w:spacing w:after="120"/>
+      </w:pPr>
+      <w:r>
+        <w:rPr>
+          <w:rStyle w:val="PlaceholderText"/>
+        </w:rPr>
+        <w:t>-</w:t>
+      </w:r>
+      <w:proofErr w:type="spellStart"/>
+      <w:r>
+        <w:rPr>
+          <w:rStyle w:val="PlaceholderText"/>
+        </w:rPr>
+        <w:t>rwxr</w:t>
+      </w:r>
+      <w:proofErr w:type="spellEnd"/>
+      <w:r>
+        <w:rPr>
+          <w:rStyle w:val="PlaceholderText"/>
+        </w:rPr>
+        <w:t>-</w:t>
+      </w:r>
+      <w:proofErr w:type="spellStart"/>
+      <w:r>
+        <w:rPr>
+          <w:rStyle w:val="PlaceholderText"/>
+        </w:rPr>
+        <w:t>xr</w:t>
+      </w:r>
+      <w:proofErr w:type="spellEnd"/>
+      <w:r>
+        <w:rPr>
+          <w:rStyle w:val="PlaceholderText"/>
+        </w:rPr>
+        <w:t xml:space="preserve">-x. 1 </w:t>
+      </w:r>
+      <w:proofErr w:type="spellStart"/>
+      <w:r>
+        <w:rPr>
+          <w:rStyle w:val="PlaceholderText"/>
+        </w:rPr>
+        <w:t>kyle</w:t>
+      </w:r>
+      <w:proofErr w:type="spellEnd"/>
+      <w:r>
+        <w:rPr>
+          <w:rStyle w:val="PlaceholderText"/>
+        </w:rPr>
+        <w:t xml:space="preserve"> </w:t>
+      </w:r>
+      <w:proofErr w:type="spellStart"/>
+      <w:r>
+        <w:rPr>
+          <w:rStyle w:val="PlaceholderText"/>
+        </w:rPr>
+        <w:t>kyle</w:t>
+      </w:r>
+      <w:proofErr w:type="spellEnd"/>
+      <w:r>
+        <w:rPr>
+          <w:rStyle w:val="PlaceholderText"/>
+        </w:rPr>
+        <w:t xml:space="preserve">   48461 Mar 25 16:46 'Lab 7 Worksheet.docx'</w:t>
       </w:r>
     </w:p>
     <w:p>
       <w:pPr>
         <w:pStyle w:val="ListParagraph"/>
-        <w:spacing w:before="0" w:after="120"/>
-        <w:rPr/>
-      </w:pPr>
-      <w:r>
-        <w:rPr>
-          <w:rStyle w:val="PlaceholderText"/>
-        </w:rPr>
-        <w:t>-rwxr-xr-x. 1 kyle kyle  268832 Apr  6 17:10 'Lab 8 Instructions.pdf'</w:t>
+        <w:spacing w:after="120"/>
+      </w:pPr>
+      <w:r>
+        <w:rPr>
+          <w:rStyle w:val="PlaceholderText"/>
+        </w:rPr>
+        <w:t>-</w:t>
+      </w:r>
+      <w:proofErr w:type="spellStart"/>
+      <w:r>
+        <w:rPr>
+          <w:rStyle w:val="PlaceholderText"/>
+        </w:rPr>
+        <w:t>rwxr</w:t>
+      </w:r>
+      <w:proofErr w:type="spellEnd"/>
+      <w:r>
+        <w:rPr>
+          <w:rStyle w:val="PlaceholderText"/>
+        </w:rPr>
+        <w:t>-</w:t>
+      </w:r>
+      <w:proofErr w:type="spellStart"/>
+      <w:r>
+        <w:rPr>
+          <w:rStyle w:val="PlaceholderText"/>
+        </w:rPr>
+        <w:t>xr</w:t>
+      </w:r>
+      <w:proofErr w:type="spellEnd"/>
+      <w:r>
+        <w:rPr>
+          <w:rStyle w:val="PlaceholderText"/>
+        </w:rPr>
+        <w:t xml:space="preserve">-x. 1 </w:t>
+      </w:r>
+      <w:proofErr w:type="spellStart"/>
+      <w:r>
+        <w:rPr>
+          <w:rStyle w:val="PlaceholderText"/>
+        </w:rPr>
+        <w:t>kyle</w:t>
+      </w:r>
+      <w:proofErr w:type="spellEnd"/>
+      <w:r>
+        <w:rPr>
+          <w:rStyle w:val="PlaceholderText"/>
+        </w:rPr>
+        <w:t xml:space="preserve"> </w:t>
+      </w:r>
+      <w:proofErr w:type="spellStart"/>
+      <w:proofErr w:type="gramStart"/>
+      <w:r>
+        <w:rPr>
+          <w:rStyle w:val="PlaceholderText"/>
+        </w:rPr>
+        <w:t>kyle</w:t>
+      </w:r>
+      <w:proofErr w:type="spellEnd"/>
+      <w:r>
+        <w:rPr>
+          <w:rStyle w:val="PlaceholderText"/>
+        </w:rPr>
+        <w:t xml:space="preserve">  268832</w:t>
+      </w:r>
+      <w:proofErr w:type="gramEnd"/>
+      <w:r>
+        <w:rPr>
+          <w:rStyle w:val="PlaceholderText"/>
+        </w:rPr>
+        <w:t xml:space="preserve"> Apr  6 17:10 'Lab 8 Instructions.pdf'</w:t>
       </w:r>
     </w:p>
     <w:p>
       <w:pPr>
         <w:pStyle w:val="ListParagraph"/>
-        <w:spacing w:before="0" w:after="120"/>
-        <w:rPr/>
-      </w:pPr>
-      <w:r>
-        <w:rPr>
-          <w:rStyle w:val="PlaceholderText"/>
-        </w:rPr>
-        <w:t>-rwxr-xr-x. 1 kyle kyle   62895 Apr  3 23:52 'Lab 8 Worksheet.docx'</w:t>
+        <w:spacing w:after="120"/>
+      </w:pPr>
+      <w:r>
+        <w:rPr>
+          <w:rStyle w:val="PlaceholderText"/>
+        </w:rPr>
+        <w:t>-</w:t>
+      </w:r>
+      <w:proofErr w:type="spellStart"/>
+      <w:r>
+        <w:rPr>
+          <w:rStyle w:val="PlaceholderText"/>
+        </w:rPr>
+        <w:t>rwxr</w:t>
+      </w:r>
+      <w:proofErr w:type="spellEnd"/>
+      <w:r>
+        <w:rPr>
+          <w:rStyle w:val="PlaceholderText"/>
+        </w:rPr>
+        <w:t>-</w:t>
+      </w:r>
+      <w:proofErr w:type="spellStart"/>
+      <w:r>
+        <w:rPr>
+          <w:rStyle w:val="PlaceholderText"/>
+        </w:rPr>
+        <w:t>xr</w:t>
+      </w:r>
+      <w:proofErr w:type="spellEnd"/>
+      <w:r>
+        <w:rPr>
+          <w:rStyle w:val="PlaceholderText"/>
+        </w:rPr>
+        <w:t xml:space="preserve">-x. 1 </w:t>
+      </w:r>
+      <w:proofErr w:type="spellStart"/>
+      <w:r>
+        <w:rPr>
+          <w:rStyle w:val="PlaceholderText"/>
+        </w:rPr>
+        <w:t>kyle</w:t>
+      </w:r>
+      <w:proofErr w:type="spellEnd"/>
+      <w:r>
+        <w:rPr>
+          <w:rStyle w:val="PlaceholderText"/>
+        </w:rPr>
+        <w:t xml:space="preserve"> </w:t>
+      </w:r>
+      <w:proofErr w:type="spellStart"/>
+      <w:r>
+        <w:rPr>
+          <w:rStyle w:val="PlaceholderText"/>
+        </w:rPr>
+        <w:t>kyle</w:t>
+      </w:r>
+      <w:proofErr w:type="spellEnd"/>
+      <w:r>
+        <w:rPr>
+          <w:rStyle w:val="PlaceholderText"/>
+        </w:rPr>
+        <w:t xml:space="preserve">   62895 </w:t>
+      </w:r>
+      <w:proofErr w:type="gramStart"/>
+      <w:r>
+        <w:rPr>
+          <w:rStyle w:val="PlaceholderText"/>
+        </w:rPr>
+        <w:t>Apr  3</w:t>
+      </w:r>
+      <w:proofErr w:type="gramEnd"/>
+      <w:r>
+        <w:rPr>
+          <w:rStyle w:val="PlaceholderText"/>
+        </w:rPr>
+        <w:t xml:space="preserve"> 23:52 'Lab 8 Worksheet.docx'</w:t>
       </w:r>
     </w:p>
     <w:p>
       <w:pPr>
         <w:pStyle w:val="ListParagraph"/>
-        <w:spacing w:before="0" w:after="120"/>
-        <w:rPr/>
-      </w:pPr>
-      <w:r>
-        <w:rPr>
-          <w:rStyle w:val="PlaceholderText"/>
-        </w:rPr>
-        <w:t>-rwxr-xr-x. 1 kyle kyle  154296 Apr 13  2025 'Lab 9 Instructions.pdf'</w:t>
+        <w:spacing w:after="120"/>
+      </w:pPr>
+      <w:r>
+        <w:rPr>
+          <w:rStyle w:val="PlaceholderText"/>
+        </w:rPr>
+        <w:t>-</w:t>
+      </w:r>
+      <w:proofErr w:type="spellStart"/>
+      <w:r>
+        <w:rPr>
+          <w:rStyle w:val="PlaceholderText"/>
+        </w:rPr>
+        <w:t>rwxr</w:t>
+      </w:r>
+      <w:proofErr w:type="spellEnd"/>
+      <w:r>
+        <w:rPr>
+          <w:rStyle w:val="PlaceholderText"/>
+        </w:rPr>
+        <w:t>-</w:t>
+      </w:r>
+      <w:proofErr w:type="spellStart"/>
+      <w:r>
+        <w:rPr>
+          <w:rStyle w:val="PlaceholderText"/>
+        </w:rPr>
+        <w:t>xr</w:t>
+      </w:r>
+      <w:proofErr w:type="spellEnd"/>
+      <w:r>
+        <w:rPr>
+          <w:rStyle w:val="PlaceholderText"/>
+        </w:rPr>
+        <w:t xml:space="preserve">-x. 1 </w:t>
+      </w:r>
+      <w:proofErr w:type="spellStart"/>
+      <w:r>
+        <w:rPr>
+          <w:rStyle w:val="PlaceholderText"/>
+        </w:rPr>
+        <w:t>kyle</w:t>
+      </w:r>
+      <w:proofErr w:type="spellEnd"/>
+      <w:r>
+        <w:rPr>
+          <w:rStyle w:val="PlaceholderText"/>
+        </w:rPr>
+        <w:t xml:space="preserve"> </w:t>
+      </w:r>
+      <w:proofErr w:type="spellStart"/>
+      <w:proofErr w:type="gramStart"/>
+      <w:r>
+        <w:rPr>
+          <w:rStyle w:val="PlaceholderText"/>
+        </w:rPr>
+        <w:t>kyle</w:t>
+      </w:r>
+      <w:proofErr w:type="spellEnd"/>
+      <w:r>
+        <w:rPr>
+          <w:rStyle w:val="PlaceholderText"/>
+        </w:rPr>
+        <w:t xml:space="preserve">  154296</w:t>
+      </w:r>
+      <w:proofErr w:type="gramEnd"/>
+      <w:r>
+        <w:rPr>
+          <w:rStyle w:val="PlaceholderText"/>
+        </w:rPr>
+        <w:t xml:space="preserve"> Apr 13  2025 'Lab 9 Instructions.pdf'</w:t>
       </w:r>
     </w:p>
     <w:p>
       <w:pPr>
         <w:pStyle w:val="ListParagraph"/>
-        <w:spacing w:before="0" w:after="120"/>
-        <w:rPr/>
-      </w:pPr>
-      <w:r>
-        <w:rPr>
-          <w:rStyle w:val="PlaceholderText"/>
-        </w:rPr>
-        <w:t>-rwxr-xr-x. 1 kyle kyle   49662 Apr  6 16:18 'Lab 9 Worksheet.docx'</w:t>
+        <w:spacing w:after="120"/>
+      </w:pPr>
+      <w:r>
+        <w:rPr>
+          <w:rStyle w:val="PlaceholderText"/>
+        </w:rPr>
+        <w:t>-</w:t>
+      </w:r>
+      <w:proofErr w:type="spellStart"/>
+      <w:r>
+        <w:rPr>
+          <w:rStyle w:val="PlaceholderText"/>
+        </w:rPr>
+        <w:t>rwxr</w:t>
+      </w:r>
+      <w:proofErr w:type="spellEnd"/>
+      <w:r>
+        <w:rPr>
+          <w:rStyle w:val="PlaceholderText"/>
+        </w:rPr>
+        <w:t>-</w:t>
+      </w:r>
+      <w:proofErr w:type="spellStart"/>
+      <w:r>
+        <w:rPr>
+          <w:rStyle w:val="PlaceholderText"/>
+        </w:rPr>
+        <w:t>xr</w:t>
+      </w:r>
+      <w:proofErr w:type="spellEnd"/>
+      <w:r>
+        <w:rPr>
+          <w:rStyle w:val="PlaceholderText"/>
+        </w:rPr>
+        <w:t xml:space="preserve">-x. 1 </w:t>
+      </w:r>
+      <w:proofErr w:type="spellStart"/>
+      <w:r>
+        <w:rPr>
+          <w:rStyle w:val="PlaceholderText"/>
+        </w:rPr>
+        <w:t>kyle</w:t>
+      </w:r>
+      <w:proofErr w:type="spellEnd"/>
+      <w:r>
+        <w:rPr>
+          <w:rStyle w:val="PlaceholderText"/>
+        </w:rPr>
+        <w:t xml:space="preserve"> </w:t>
+      </w:r>
+      <w:proofErr w:type="spellStart"/>
+      <w:r>
+        <w:rPr>
+          <w:rStyle w:val="PlaceholderText"/>
+        </w:rPr>
+        <w:t>kyle</w:t>
+      </w:r>
+      <w:proofErr w:type="spellEnd"/>
+      <w:r>
+        <w:rPr>
+          <w:rStyle w:val="PlaceholderText"/>
+        </w:rPr>
+        <w:t xml:space="preserve">   49662 </w:t>
+      </w:r>
+      <w:proofErr w:type="gramStart"/>
+      <w:r>
+        <w:rPr>
+          <w:rStyle w:val="PlaceholderText"/>
+        </w:rPr>
+        <w:t>Apr  6</w:t>
+      </w:r>
+      <w:proofErr w:type="gramEnd"/>
+      <w:r>
+        <w:rPr>
+          <w:rStyle w:val="PlaceholderText"/>
+        </w:rPr>
+        <w:t xml:space="preserve"> 16:18 'Lab 9 Worksheet.docx'</w:t>
       </w:r>
     </w:p>
     <w:p>
       <w:pPr>
         <w:pStyle w:val="ListParagraph"/>
-        <w:spacing w:before="0" w:after="120"/>
-        <w:rPr/>
-      </w:pPr>
-      <w:r>
-        <w:rPr>
-          <w:rStyle w:val="PlaceholderText"/>
-        </w:rPr>
-        <w:t>-rwxr-xr-x. 1 kyle kyle 2520229 Oct 15  2025 'Lab Manual.pdf'</w:t>
+        <w:spacing w:after="120"/>
+      </w:pPr>
+      <w:r>
+        <w:rPr>
+          <w:rStyle w:val="PlaceholderText"/>
+        </w:rPr>
+        <w:t>-</w:t>
+      </w:r>
+      <w:proofErr w:type="spellStart"/>
+      <w:r>
+        <w:rPr>
+          <w:rStyle w:val="PlaceholderText"/>
+        </w:rPr>
+        <w:t>rwxr</w:t>
+      </w:r>
+      <w:proofErr w:type="spellEnd"/>
+      <w:r>
+        <w:rPr>
+          <w:rStyle w:val="PlaceholderText"/>
+        </w:rPr>
+        <w:t>-</w:t>
+      </w:r>
+      <w:proofErr w:type="spellStart"/>
+      <w:r>
+        <w:rPr>
+          <w:rStyle w:val="PlaceholderText"/>
+        </w:rPr>
+        <w:t>xr</w:t>
+      </w:r>
+      <w:proofErr w:type="spellEnd"/>
+      <w:r>
+        <w:rPr>
+          <w:rStyle w:val="PlaceholderText"/>
+        </w:rPr>
+        <w:t xml:space="preserve">-x. 1 </w:t>
+      </w:r>
+      <w:proofErr w:type="spellStart"/>
+      <w:r>
+        <w:rPr>
+          <w:rStyle w:val="PlaceholderText"/>
+        </w:rPr>
+        <w:t>kyle</w:t>
+      </w:r>
+      <w:proofErr w:type="spellEnd"/>
+      <w:r>
+        <w:rPr>
+          <w:rStyle w:val="PlaceholderText"/>
+        </w:rPr>
+        <w:t xml:space="preserve"> </w:t>
+      </w:r>
+      <w:proofErr w:type="spellStart"/>
+      <w:r>
+        <w:rPr>
+          <w:rStyle w:val="PlaceholderText"/>
+        </w:rPr>
+        <w:t>kyle</w:t>
+      </w:r>
+      <w:proofErr w:type="spellEnd"/>
+      <w:r>
+        <w:rPr>
+          <w:rStyle w:val="PlaceholderText"/>
+        </w:rPr>
+        <w:t xml:space="preserve"> 2520229 Oct </w:t>
+      </w:r>
+      <w:proofErr w:type="gramStart"/>
+      <w:r>
+        <w:rPr>
+          <w:rStyle w:val="PlaceholderText"/>
+        </w:rPr>
+        <w:t>15  2025</w:t>
+      </w:r>
+      <w:proofErr w:type="gramEnd"/>
+      <w:r>
+        <w:rPr>
+          <w:rStyle w:val="PlaceholderText"/>
+        </w:rPr>
+        <w:t xml:space="preserve"> 'Lab Manual.pdf'</w:t>
       </w:r>
     </w:p>
     <w:p>
       <w:pPr>
         <w:pStyle w:val="ListParagraph"/>
-        <w:spacing w:before="0" w:after="120"/>
-        <w:rPr/>
-      </w:pPr>
-      <w:r>
-        <w:rPr>
-          <w:rStyle w:val="PlaceholderText"/>
-        </w:rPr>
-        <w:t xml:space="preserve">kyle@quack:/media/ece331/courses/ECE/331/Shared/Lab Manual Instructions and Worksheets$ </w:t>
-      </w:r>
-      <w:r>
-        <w:rPr/>
+        <w:spacing w:after="120"/>
+      </w:pPr>
+      <w:proofErr w:type="spellStart"/>
+      <w:r>
+        <w:rPr>
+          <w:rStyle w:val="PlaceholderText"/>
+        </w:rPr>
+        <w:t>kyle@quack</w:t>
+      </w:r>
+      <w:proofErr w:type="spellEnd"/>
+      <w:r>
+        <w:rPr>
+          <w:rStyle w:val="PlaceholderText"/>
+        </w:rPr>
+        <w:t xml:space="preserve">:/media/ece331/courses/ECE/331/Shared/Lab Manual Instructions and Worksheets$ </w:t>
+      </w:r>
+      <w:r>
         <w:t xml:space="preserve"> </w:t>
       </w:r>
     </w:p>
     <w:p>
       <w:pPr>
-        <w:pStyle w:val="Normal"/>
-        <w:spacing w:before="0" w:after="120"/>
-        <w:rPr/>
+        <w:spacing w:after="120"/>
       </w:pPr>
       <w:r>
         <w:rPr>
@@ -741,19 +2187,16 @@
           <w:ilvl w:val="0"/>
           <w:numId w:val="2"/>
         </w:numPr>
-        <w:spacing w:before="0" w:after="120"/>
-        <w:rPr/>
-      </w:pPr>
-      <w:r>
-        <w:rPr/>
+        <w:spacing w:after="120"/>
+      </w:pPr>
+      <w:r>
         <w:t>Where will you turn in this worksheet?</w:t>
       </w:r>
     </w:p>
     <w:p>
       <w:pPr>
         <w:pStyle w:val="ListParagraph"/>
-        <w:spacing w:before="0" w:after="120"/>
-        <w:rPr/>
+        <w:spacing w:after="120"/>
       </w:pPr>
       <w:sdt>
         <w:sdtPr>
@@ -762,27 +2205,17 @@
             <w:docPart w:val="91F03A6D65554A45B21BB397C51596A5"/>
           </w:placeholder>
         </w:sdtPr>
+        <w:sdtEndPr/>
         <w:sdtContent>
-          <w:r>
-            <w:rPr>
-              <w:rStyle w:val="PlaceholderText"/>
-            </w:rPr>
-          </w:r>
           <w:r>
             <w:rPr>
               <w:rStyle w:val="PlaceholderText"/>
             </w:rPr>
             <w:t>D2L</w:t>
           </w:r>
-          <w:r>
-            <w:rPr>
-              <w:rStyle w:val="PlaceholderText"/>
-            </w:rPr>
-          </w:r>
         </w:sdtContent>
       </w:sdt>
       <w:r>
-        <w:rPr/>
         <w:t xml:space="preserve"> </w:t>
       </w:r>
     </w:p>
@@ -793,19 +2226,16 @@
           <w:ilvl w:val="0"/>
           <w:numId w:val="2"/>
         </w:numPr>
-        <w:spacing w:before="0" w:after="120"/>
-        <w:rPr/>
-      </w:pPr>
-      <w:r>
-        <w:rPr/>
+        <w:spacing w:after="120"/>
+      </w:pPr>
+      <w:r>
         <w:t>Suppose you have an 8AM lab, but arrive at 8:15.  You had your Pre-Lab completed before arriving to lab.  Will you get credit for your Pre-Lab?</w:t>
       </w:r>
     </w:p>
     <w:p>
       <w:pPr>
         <w:pStyle w:val="ListParagraph"/>
-        <w:spacing w:before="0" w:after="120"/>
-        <w:rPr/>
+        <w:spacing w:after="120"/>
       </w:pPr>
       <w:sdt>
         <w:sdtPr>
@@ -814,27 +2244,17 @@
             <w:docPart w:val="8D3E7E19E00741FF849DABE614A10700"/>
           </w:placeholder>
         </w:sdtPr>
+        <w:sdtEndPr/>
         <w:sdtContent>
-          <w:r>
-            <w:rPr>
-              <w:rStyle w:val="PlaceholderText"/>
-            </w:rPr>
-          </w:r>
           <w:r>
             <w:rPr>
               <w:rStyle w:val="PlaceholderText"/>
             </w:rPr>
             <w:t>No credit, since it is past 10 minutes late.</w:t>
           </w:r>
-          <w:r>
-            <w:rPr>
-              <w:rStyle w:val="PlaceholderText"/>
-            </w:rPr>
-          </w:r>
         </w:sdtContent>
       </w:sdt>
       <w:r>
-        <w:rPr/>
         <w:t xml:space="preserve"> </w:t>
       </w:r>
     </w:p>
@@ -845,19 +2265,16 @@
           <w:ilvl w:val="0"/>
           <w:numId w:val="2"/>
         </w:numPr>
-        <w:spacing w:before="0" w:after="120"/>
-        <w:rPr/>
-      </w:pPr>
-      <w:r>
-        <w:rPr/>
+        <w:spacing w:after="120"/>
+      </w:pPr>
+      <w:r>
         <w:t>Suppose you turn in your worksheet on Monday at 11:10AM, but it is complete (with no errors).  How many points will you get on your worksheet?</w:t>
       </w:r>
     </w:p>
     <w:p>
       <w:pPr>
         <w:pStyle w:val="ListParagraph"/>
-        <w:spacing w:before="0" w:after="120"/>
-        <w:rPr/>
+        <w:spacing w:after="120"/>
       </w:pPr>
       <w:sdt>
         <w:sdtPr>
@@ -866,27 +2283,17 @@
             <w:docPart w:val="815E032BDFFF4142A4B87AA83BB54EF0"/>
           </w:placeholder>
         </w:sdtPr>
+        <w:sdtEndPr/>
         <w:sdtContent>
-          <w:r>
-            <w:rPr>
-              <w:rStyle w:val="PlaceholderText"/>
-            </w:rPr>
-          </w:r>
           <w:r>
             <w:rPr>
               <w:rStyle w:val="PlaceholderText"/>
             </w:rPr>
             <w:t>3 points since minus 2 total points because of the 2 hours missed.</w:t>
           </w:r>
-          <w:r>
-            <w:rPr>
-              <w:rStyle w:val="PlaceholderText"/>
-            </w:rPr>
-          </w:r>
         </w:sdtContent>
       </w:sdt>
       <w:r>
-        <w:rPr/>
         <w:t xml:space="preserve"> </w:t>
       </w:r>
     </w:p>
@@ -897,19 +2304,16 @@
           <w:ilvl w:val="0"/>
           <w:numId w:val="2"/>
         </w:numPr>
-        <w:spacing w:before="0" w:after="120"/>
-        <w:rPr/>
-      </w:pPr>
-      <w:r>
-        <w:rPr/>
+        <w:spacing w:after="120"/>
+      </w:pPr>
+      <w:r>
         <w:t>Suppose you attend lab the first week without having activated your DECS account.  Will you be able to complete your lab?</w:t>
       </w:r>
     </w:p>
     <w:p>
       <w:pPr>
         <w:pStyle w:val="ListParagraph"/>
-        <w:spacing w:before="0" w:after="120"/>
-        <w:rPr/>
+        <w:spacing w:after="120"/>
       </w:pPr>
       <w:sdt>
         <w:sdtPr>
@@ -918,27 +2322,31 @@
             <w:docPart w:val="DFA8F62F4026473EA352B5B2AC375990"/>
           </w:placeholder>
         </w:sdtPr>
+        <w:sdtEndPr/>
         <w:sdtContent>
           <w:r>
             <w:rPr>
               <w:rStyle w:val="PlaceholderText"/>
             </w:rPr>
-          </w:r>
+            <w:t xml:space="preserve">No, you need to set that up </w:t>
+          </w:r>
+          <w:proofErr w:type="spellStart"/>
           <w:r>
             <w:rPr>
               <w:rStyle w:val="PlaceholderText"/>
             </w:rPr>
-            <w:t>No, you need to set that up before hand.</w:t>
-          </w:r>
+            <w:t>before hand</w:t>
+          </w:r>
+          <w:proofErr w:type="spellEnd"/>
           <w:r>
             <w:rPr>
               <w:rStyle w:val="PlaceholderText"/>
             </w:rPr>
+            <w:t>.</w:t>
           </w:r>
         </w:sdtContent>
       </w:sdt>
       <w:r>
-        <w:rPr/>
         <w:t xml:space="preserve"> </w:t>
       </w:r>
     </w:p>
@@ -949,19 +2357,16 @@
           <w:ilvl w:val="0"/>
           <w:numId w:val="2"/>
         </w:numPr>
-        <w:spacing w:before="0" w:after="120"/>
-        <w:rPr/>
-      </w:pPr>
-      <w:r>
-        <w:rPr/>
+        <w:spacing w:after="120"/>
+      </w:pPr>
+      <w:r>
         <w:t>Note any questions you might have for the TA before continuing with the lab.  If you have none, simply write ‘None’.</w:t>
       </w:r>
     </w:p>
     <w:p>
       <w:pPr>
         <w:pStyle w:val="ListParagraph"/>
-        <w:spacing w:before="0" w:after="120"/>
-        <w:rPr/>
+        <w:spacing w:after="120"/>
       </w:pPr>
       <w:sdt>
         <w:sdtPr>
@@ -970,38 +2375,27 @@
             <w:docPart w:val="209C5002998C4F5580388F1499A93650"/>
           </w:placeholder>
         </w:sdtPr>
+        <w:sdtEndPr/>
         <w:sdtContent>
-          <w:r>
-            <w:rPr>
-              <w:rStyle w:val="PlaceholderText"/>
-            </w:rPr>
-          </w:r>
           <w:r>
             <w:rPr>
               <w:rStyle w:val="PlaceholderText"/>
             </w:rPr>
             <w:t>None</w:t>
           </w:r>
-          <w:r>
-            <w:rPr>
-              <w:rStyle w:val="PlaceholderText"/>
-            </w:rPr>
-          </w:r>
         </w:sdtContent>
       </w:sdt>
       <w:r>
-        <w:rPr/>
         <w:t xml:space="preserve"> </w:t>
       </w:r>
     </w:p>
     <w:p>
       <w:pPr>
-        <w:pStyle w:val="Normal"/>
         <w:spacing w:before="120" w:after="120"/>
         <w:rPr>
           <w:rFonts w:cs="Arial"/>
           <w:b/>
-          <w:color w:themeColor="accent1" w:themeShade="bf" w:val="2E74B5"/>
+          <w:color w:val="2E74B5" w:themeColor="accent1" w:themeShade="BF"/>
           <w:sz w:val="28"/>
           <w:szCs w:val="28"/>
         </w:rPr>
@@ -1010,7 +2404,7 @@
         <w:rPr>
           <w:rFonts w:cs="Arial"/>
           <w:b/>
-          <w:color w:themeColor="accent1" w:themeShade="bf" w:val="2E74B5"/>
+          <w:color w:val="2E74B5" w:themeColor="accent1" w:themeShade="BF"/>
           <w:sz w:val="28"/>
           <w:szCs w:val="28"/>
           <w:highlight w:val="lightGray"/>
@@ -1025,11 +2419,9 @@
           <w:ilvl w:val="0"/>
           <w:numId w:val="2"/>
         </w:numPr>
-        <w:spacing w:before="0" w:after="120"/>
-        <w:rPr/>
-      </w:pPr>
-      <w:r>
-        <w:rPr/>
+        <w:spacing w:after="120"/>
+      </w:pPr>
+      <w:r>
         <w:t>Dry skin has a resistance of roughly 160k</w:t>
       </w:r>
       <w:r>
@@ -1055,8 +2447,7 @@
     <w:p>
       <w:pPr>
         <w:pStyle w:val="ListParagraph"/>
-        <w:spacing w:before="0" w:after="120"/>
-        <w:rPr/>
+        <w:spacing w:after="120"/>
       </w:pPr>
       <w:sdt>
         <w:sdtPr>
@@ -1064,24 +2455,15 @@
           <w:placeholder>
             <w:docPart w:val="E0EE052578B040C9BAC286098D1D6214"/>
           </w:placeholder>
-          <w:showingPlcHdr/>
         </w:sdtPr>
+        <w:sdtEndPr/>
         <w:sdtContent>
           <w:r>
-            <w:rPr>
-              <w:rStyle w:val="PlaceholderText"/>
-            </w:rPr>
-          </w:r>
-          <w:r>
-            <w:rPr>
-              <w:rStyle w:val="PlaceholderText"/>
-            </w:rPr>
-            <w:t>Click or tap here to enter text.</w:t>
+            <w:t>V=IR so 240/160k = 1.5mA RMA</w:t>
           </w:r>
         </w:sdtContent>
       </w:sdt>
       <w:r>
-        <w:rPr/>
         <w:t xml:space="preserve"> </w:t>
       </w:r>
     </w:p>
@@ -1092,12 +2474,15 @@
           <w:ilvl w:val="0"/>
           <w:numId w:val="2"/>
         </w:numPr>
-        <w:spacing w:before="0" w:after="120"/>
-        <w:rPr/>
-      </w:pPr>
-      <w:r>
-        <w:rPr/>
-        <w:t>After current begins to penetrate your skin, your skin’s dielectric strength rapidly decays and only the body’s internal resistance remains.  If you do not remove yourself from the 240V</w:t>
+        <w:spacing w:after="120"/>
+      </w:pPr>
+      <w:r>
+        <w:t xml:space="preserve">After current </w:t>
+      </w:r>
+      <w:r>
+        <w:t>begins to penetrate your skin, your skin’s dielectric strength rapidly decays and only the body’s internal resistance remains.  If you do not remove yourself from the 240V</w:t>
+      </w:r>
+      <w:r>
         <w:softHyphen/>
       </w:r>
       <w:r>
@@ -1107,15 +2492,13 @@
         <w:t>ac</w:t>
       </w:r>
       <w:r>
-        <w:rPr/>
         <w:t xml:space="preserve"> system, is there a significant risk?  Explain, referencing the likely reaction based on information in the lab manual.</w:t>
       </w:r>
     </w:p>
     <w:p>
       <w:pPr>
         <w:pStyle w:val="ListParagraph"/>
-        <w:spacing w:before="0" w:after="120"/>
-        <w:rPr/>
+        <w:spacing w:after="120"/>
       </w:pPr>
       <w:sdt>
         <w:sdtPr>
@@ -1123,36 +2506,23 @@
           <w:placeholder>
             <w:docPart w:val="35FCFE7A75EC48C2AF3220532231AAE3"/>
           </w:placeholder>
-          <w:showingPlcHdr/>
         </w:sdtPr>
+        <w:sdtEndPr/>
         <w:sdtContent>
           <w:r>
-            <w:rPr>
-              <w:rStyle w:val="PlaceholderText"/>
-            </w:rPr>
-          </w:r>
-          <w:r>
-            <w:rPr>
-              <w:rStyle w:val="PlaceholderText"/>
-            </w:rPr>
-            <w:t>Click or tap here to enter text.</w:t>
+            <w:t>Yes, since your muscles can contract around the wire and keep holding onto it, which can cause burns or death.</w:t>
           </w:r>
         </w:sdtContent>
       </w:sdt>
       <w:r>
-        <w:rPr/>
         <w:t xml:space="preserve"> </w:t>
       </w:r>
     </w:p>
     <w:p>
       <w:pPr>
         <w:pStyle w:val="ListParagraph"/>
-        <w:spacing w:before="0" w:after="120"/>
-        <w:rPr/>
-      </w:pPr>
-      <w:r>
-        <w:rPr/>
-      </w:r>
+        <w:spacing w:after="120"/>
+      </w:pPr>
     </w:p>
     <w:p>
       <w:pPr>
@@ -1161,19 +2531,17 @@
           <w:ilvl w:val="0"/>
           <w:numId w:val="2"/>
         </w:numPr>
-        <w:spacing w:before="0" w:after="120"/>
-        <w:rPr/>
-      </w:pPr>
-      <w:r>
-        <w:rPr/>
+        <w:spacing w:after="120"/>
+      </w:pPr>
+      <w:r>
+        <w:lastRenderedPageBreak/>
         <w:t>You plug in the USB cord to your system and it lights up, indicating that there is power.  Then you move the board, and the lights flicker on and off.  Your neighbor says it’s fine; it’s just 5V, and you can just put a little sideways tension on the cord to keep it connected properly.  What should you do?</w:t>
       </w:r>
     </w:p>
     <w:p>
       <w:pPr>
         <w:pStyle w:val="ListParagraph"/>
-        <w:spacing w:before="0" w:after="120"/>
-        <w:rPr/>
+        <w:spacing w:after="120"/>
       </w:pPr>
       <w:sdt>
         <w:sdtPr>
@@ -1181,35 +2549,25 @@
           <w:placeholder>
             <w:docPart w:val="1C81B3708D504389A141C992ACD77056"/>
           </w:placeholder>
-          <w:showingPlcHdr/>
         </w:sdtPr>
+        <w:sdtEndPr/>
         <w:sdtContent>
           <w:r>
-            <w:rPr>
-              <w:rStyle w:val="PlaceholderText"/>
-            </w:rPr>
-          </w:r>
-          <w:r>
-            <w:rPr>
-              <w:rStyle w:val="PlaceholderText"/>
-            </w:rPr>
-            <w:t>Click or tap here to enter text.</w:t>
+            <w:t>Replace the cable or talk to a TA to find a reasonable solution. Broken cables are a bad sign and can cause shorts or damage to the board or other systems.</w:t>
           </w:r>
         </w:sdtContent>
       </w:sdt>
       <w:r>
-        <w:rPr/>
         <w:t xml:space="preserve"> </w:t>
       </w:r>
     </w:p>
     <w:p>
       <w:pPr>
-        <w:pStyle w:val="Normal"/>
         <w:spacing w:before="120" w:after="120"/>
         <w:rPr>
           <w:rFonts w:cs="Arial"/>
           <w:b/>
-          <w:color w:themeColor="accent1" w:themeShade="bf" w:val="2E74B5"/>
+          <w:color w:val="2E74B5" w:themeColor="accent1" w:themeShade="BF"/>
           <w:sz w:val="28"/>
           <w:szCs w:val="28"/>
         </w:rPr>
@@ -1218,12 +2576,36 @@
         <w:rPr>
           <w:rFonts w:cs="Arial"/>
           <w:b/>
-          <w:color w:themeColor="accent1" w:themeShade="bf" w:val="2E74B5"/>
+          <w:color w:val="2E74B5" w:themeColor="accent1" w:themeShade="BF"/>
           <w:sz w:val="28"/>
           <w:szCs w:val="28"/>
           <w:highlight w:val="lightGray"/>
         </w:rPr>
-        <w:t>Section 4:  Verilog and Vivado Intro</w:t>
+        <w:t xml:space="preserve">Section 4:  Verilog and </w:t>
+      </w:r>
+      <w:proofErr w:type="spellStart"/>
+      <w:r>
+        <w:rPr>
+          <w:rFonts w:cs="Arial"/>
+          <w:b/>
+          <w:color w:val="2E74B5" w:themeColor="accent1" w:themeShade="BF"/>
+          <w:sz w:val="28"/>
+          <w:szCs w:val="28"/>
+          <w:highlight w:val="lightGray"/>
+        </w:rPr>
+        <w:t>Vivado</w:t>
+      </w:r>
+      <w:proofErr w:type="spellEnd"/>
+      <w:r>
+        <w:rPr>
+          <w:rFonts w:cs="Arial"/>
+          <w:b/>
+          <w:color w:val="2E74B5" w:themeColor="accent1" w:themeShade="BF"/>
+          <w:sz w:val="28"/>
+          <w:szCs w:val="28"/>
+          <w:highlight w:val="lightGray"/>
+        </w:rPr>
+        <w:t xml:space="preserve"> Intro</w:t>
       </w:r>
     </w:p>
     <w:p>
@@ -1233,19 +2615,16 @@
           <w:ilvl w:val="0"/>
           <w:numId w:val="2"/>
         </w:numPr>
-        <w:spacing w:before="0" w:after="120"/>
-        <w:rPr/>
-      </w:pPr>
-      <w:r>
-        <w:rPr/>
+        <w:spacing w:after="120"/>
+      </w:pPr>
+      <w:r>
         <w:t>Why are we using Verilog instead of VHDL?</w:t>
       </w:r>
     </w:p>
     <w:p>
       <w:pPr>
         <w:pStyle w:val="ListParagraph"/>
-        <w:spacing w:before="0" w:after="120"/>
-        <w:rPr/>
+        <w:spacing w:after="120"/>
       </w:pPr>
       <w:sdt>
         <w:sdtPr>
@@ -1253,24 +2632,15 @@
           <w:placeholder>
             <w:docPart w:val="CEAE1F722E724489AAFE49D8F39DAAE6"/>
           </w:placeholder>
-          <w:showingPlcHdr/>
         </w:sdtPr>
+        <w:sdtEndPr/>
         <w:sdtContent>
           <w:r>
-            <w:rPr>
-              <w:rStyle w:val="PlaceholderText"/>
-            </w:rPr>
-          </w:r>
-          <w:r>
-            <w:rPr>
-              <w:rStyle w:val="PlaceholderText"/>
-            </w:rPr>
-            <w:t>Click or tap here to enter text.</w:t>
+            <w:t>We use Verilog instead of VHDL because it has a similar syntax to C, which is a prerequisite.</w:t>
           </w:r>
         </w:sdtContent>
       </w:sdt>
       <w:r>
-        <w:rPr/>
         <w:t xml:space="preserve"> </w:t>
       </w:r>
     </w:p>
@@ -1281,19 +2651,16 @@
           <w:ilvl w:val="0"/>
           <w:numId w:val="2"/>
         </w:numPr>
-        <w:spacing w:before="0" w:after="120"/>
-        <w:rPr/>
-      </w:pPr>
-      <w:r>
-        <w:rPr/>
+        <w:spacing w:after="120"/>
+      </w:pPr>
+      <w:r>
         <w:t>What is the difference between a wire and a reg?  When will we use each one?</w:t>
       </w:r>
     </w:p>
     <w:p>
       <w:pPr>
         <w:pStyle w:val="ListParagraph"/>
-        <w:spacing w:before="0" w:after="120"/>
-        <w:rPr/>
+        <w:spacing w:after="120"/>
       </w:pPr>
       <w:sdt>
         <w:sdtPr>
@@ -1301,24 +2668,15 @@
           <w:placeholder>
             <w:docPart w:val="287493C837394543990B83CAA06406D1"/>
           </w:placeholder>
-          <w:showingPlcHdr/>
         </w:sdtPr>
+        <w:sdtEndPr/>
         <w:sdtContent>
           <w:r>
-            <w:rPr>
-              <w:rStyle w:val="PlaceholderText"/>
-            </w:rPr>
-          </w:r>
-          <w:r>
-            <w:rPr>
-              <w:rStyle w:val="PlaceholderText"/>
-            </w:rPr>
-            <w:t>Click or tap here to enter text.</w:t>
+            <w:t>Reg represents a variable similar to C, whereas a wire represents an output/input that can be set. Wires use continuous assignment to determine their value (using logical/bitwise operators), whereas registers are procedurally assigned similar to programmatic coding like C.</w:t>
           </w:r>
         </w:sdtContent>
       </w:sdt>
       <w:r>
-        <w:rPr/>
         <w:t xml:space="preserve"> </w:t>
       </w:r>
     </w:p>
@@ -1329,19 +2687,16 @@
           <w:ilvl w:val="0"/>
           <w:numId w:val="2"/>
         </w:numPr>
-        <w:spacing w:before="0" w:after="120"/>
-        <w:rPr/>
-      </w:pPr>
-      <w:r>
-        <w:rPr/>
+        <w:spacing w:after="120"/>
+      </w:pPr>
+      <w:r>
         <w:t>What are the three biggest mistakes students make when working with Verilog in this course?</w:t>
       </w:r>
     </w:p>
     <w:p>
       <w:pPr>
         <w:pStyle w:val="ListParagraph"/>
-        <w:spacing w:before="0" w:after="120"/>
-        <w:rPr/>
+        <w:spacing w:after="120"/>
       </w:pPr>
       <w:sdt>
         <w:sdtPr>
@@ -1349,24 +2704,15 @@
           <w:placeholder>
             <w:docPart w:val="6D0B5946BAA1437E82C2A9B71C9C1F22"/>
           </w:placeholder>
-          <w:showingPlcHdr/>
         </w:sdtPr>
+        <w:sdtEndPr/>
         <w:sdtContent>
           <w:r>
-            <w:rPr>
-              <w:rStyle w:val="PlaceholderText"/>
-            </w:rPr>
-          </w:r>
-          <w:r>
-            <w:rPr>
-              <w:rStyle w:val="PlaceholderText"/>
-            </w:rPr>
-            <w:t>Click or tap here to enter text.</w:t>
+            <w:t xml:space="preserve">Misnaming (including capitalization) items, instances, modules, registers, or wires. </w:t>
           </w:r>
         </w:sdtContent>
       </w:sdt>
       <w:r>
-        <w:rPr/>
         <w:t xml:space="preserve"> </w:t>
       </w:r>
     </w:p>
@@ -1377,19 +2723,16 @@
           <w:ilvl w:val="0"/>
           <w:numId w:val="2"/>
         </w:numPr>
-        <w:spacing w:before="0" w:after="120"/>
-        <w:rPr/>
-      </w:pPr>
-      <w:r>
-        <w:rPr/>
+        <w:spacing w:after="120"/>
+      </w:pPr>
+      <w:r>
         <w:t>What is an IDE?</w:t>
       </w:r>
     </w:p>
     <w:p>
       <w:pPr>
         <w:pStyle w:val="ListParagraph"/>
-        <w:spacing w:before="0" w:after="120"/>
-        <w:rPr/>
+        <w:spacing w:after="120"/>
       </w:pPr>
       <w:sdt>
         <w:sdtPr>
@@ -1397,24 +2740,15 @@
           <w:placeholder>
             <w:docPart w:val="C1722B3596B44B2EA70E6869728F80CD"/>
           </w:placeholder>
-          <w:showingPlcHdr/>
         </w:sdtPr>
+        <w:sdtEndPr/>
         <w:sdtContent>
           <w:r>
-            <w:rPr>
-              <w:rStyle w:val="PlaceholderText"/>
-            </w:rPr>
-          </w:r>
-          <w:r>
-            <w:rPr>
-              <w:rStyle w:val="PlaceholderText"/>
-            </w:rPr>
-            <w:t>Click or tap here to enter text.</w:t>
+            <w:t>Integrated development environment. Used for developing and testing programs and structures within a project.</w:t>
           </w:r>
         </w:sdtContent>
       </w:sdt>
       <w:r>
-        <w:rPr/>
         <w:t xml:space="preserve"> </w:t>
       </w:r>
     </w:p>
@@ -1425,19 +2759,16 @@
           <w:ilvl w:val="0"/>
           <w:numId w:val="2"/>
         </w:numPr>
-        <w:spacing w:before="0" w:after="120"/>
-        <w:rPr/>
-      </w:pPr>
-      <w:r>
-        <w:rPr/>
+        <w:spacing w:after="120"/>
+      </w:pPr>
+      <w:r>
         <w:t>Which IDE are we using, and why?</w:t>
       </w:r>
     </w:p>
     <w:p>
       <w:pPr>
         <w:pStyle w:val="ListParagraph"/>
-        <w:spacing w:before="0" w:after="120"/>
-        <w:rPr/>
+        <w:spacing w:after="120"/>
       </w:pPr>
       <w:sdt>
         <w:sdtPr>
@@ -1445,24 +2776,26 @@
           <w:placeholder>
             <w:docPart w:val="D02E3B45A111430B92F24EEC57FEAD3D"/>
           </w:placeholder>
-          <w:showingPlcHdr/>
         </w:sdtPr>
+        <w:sdtEndPr/>
         <w:sdtContent>
-          <w:r>
-            <w:rPr>
-              <w:rStyle w:val="PlaceholderText"/>
-            </w:rPr>
-          </w:r>
-          <w:r>
-            <w:rPr>
-              <w:rStyle w:val="PlaceholderText"/>
-            </w:rPr>
-            <w:t>Click or tap here to enter text.</w:t>
+          <w:proofErr w:type="spellStart"/>
+          <w:r>
+            <w:t>Vivado</w:t>
+          </w:r>
+          <w:proofErr w:type="spellEnd"/>
+          <w:r>
+            <w:t>, because it supports Verilog debugging, testing, development</w:t>
+          </w:r>
+          <w:r>
+            <w:t>, simulation, and deployment</w:t>
+          </w:r>
+          <w:r>
+            <w:t xml:space="preserve">. </w:t>
           </w:r>
         </w:sdtContent>
       </w:sdt>
       <w:r>
-        <w:rPr/>
         <w:t xml:space="preserve"> </w:t>
       </w:r>
     </w:p>
@@ -1473,19 +2806,16 @@
           <w:ilvl w:val="0"/>
           <w:numId w:val="2"/>
         </w:numPr>
-        <w:spacing w:before="0" w:after="120"/>
-        <w:rPr/>
-      </w:pPr>
-      <w:r>
-        <w:rPr/>
+        <w:spacing w:after="120"/>
+      </w:pPr>
+      <w:r>
         <w:t>What four functions will our IDE serve?</w:t>
       </w:r>
     </w:p>
     <w:p>
       <w:pPr>
         <w:pStyle w:val="ListParagraph"/>
-        <w:spacing w:before="0" w:after="120"/>
-        <w:rPr/>
+        <w:spacing w:after="120"/>
       </w:pPr>
       <w:sdt>
         <w:sdtPr>
@@ -1493,24 +2823,18 @@
           <w:placeholder>
             <w:docPart w:val="1C023E94C10942699480217CDB83006F"/>
           </w:placeholder>
-          <w:showingPlcHdr/>
         </w:sdtPr>
+        <w:sdtEndPr/>
         <w:sdtContent>
           <w:r>
-            <w:rPr>
-              <w:rStyle w:val="PlaceholderText"/>
-            </w:rPr>
-          </w:r>
-          <w:r>
-            <w:rPr>
-              <w:rStyle w:val="PlaceholderText"/>
-            </w:rPr>
-            <w:t>Click or tap here to enter text.</w:t>
+            <w:t>Allows us to create modules, instantiate them</w:t>
+          </w:r>
+          <w:r>
+            <w:t xml:space="preserve"> into larger modules, analyze them in simulation, and synthesize our code.</w:t>
           </w:r>
         </w:sdtContent>
       </w:sdt>
       <w:r>
-        <w:rPr/>
         <w:t xml:space="preserve"> </w:t>
       </w:r>
     </w:p>
@@ -1521,19 +2845,24 @@
           <w:ilvl w:val="0"/>
           <w:numId w:val="2"/>
         </w:numPr>
-        <w:spacing w:before="0" w:after="120"/>
-        <w:rPr/>
-      </w:pPr>
-      <w:r>
-        <w:rPr/>
-        <w:t>How will you primarily be accessing Vivado in this course?</w:t>
+        <w:spacing w:after="120"/>
+      </w:pPr>
+      <w:r>
+        <w:t xml:space="preserve">How will you primarily be accessing </w:t>
+      </w:r>
+      <w:proofErr w:type="spellStart"/>
+      <w:r>
+        <w:t>Vivado</w:t>
+      </w:r>
+      <w:proofErr w:type="spellEnd"/>
+      <w:r>
+        <w:t xml:space="preserve"> in this course?</w:t>
       </w:r>
     </w:p>
     <w:p>
       <w:pPr>
         <w:pStyle w:val="ListParagraph"/>
-        <w:spacing w:before="0" w:after="120"/>
-        <w:rPr/>
+        <w:spacing w:after="120"/>
       </w:pPr>
       <w:sdt>
         <w:sdtPr>
@@ -1541,24 +2870,15 @@
           <w:placeholder>
             <w:docPart w:val="847627B5CDE048B384D3A95656FEDF51"/>
           </w:placeholder>
-          <w:showingPlcHdr/>
         </w:sdtPr>
+        <w:sdtEndPr/>
         <w:sdtContent>
           <w:r>
-            <w:rPr>
-              <w:rStyle w:val="PlaceholderText"/>
-            </w:rPr>
-          </w:r>
-          <w:r>
-            <w:rPr>
-              <w:rStyle w:val="PlaceholderText"/>
-            </w:rPr>
-            <w:t>Click or tap here to enter text.</w:t>
+            <w:t>Through DECS computers or web remote access.</w:t>
           </w:r>
         </w:sdtContent>
       </w:sdt>
       <w:r>
-        <w:rPr/>
         <w:t xml:space="preserve"> </w:t>
       </w:r>
     </w:p>
@@ -1569,19 +2889,16 @@
           <w:ilvl w:val="0"/>
           <w:numId w:val="2"/>
         </w:numPr>
-        <w:spacing w:before="0" w:after="120"/>
-        <w:rPr/>
-      </w:pPr>
-      <w:r>
-        <w:rPr/>
+        <w:spacing w:after="120"/>
+      </w:pPr>
+      <w:r>
         <w:t>What type of assign statements will we be using?</w:t>
       </w:r>
     </w:p>
     <w:p>
       <w:pPr>
         <w:pStyle w:val="ListParagraph"/>
-        <w:spacing w:before="0" w:after="120"/>
-        <w:rPr/>
+        <w:spacing w:after="120"/>
       </w:pPr>
       <w:sdt>
         <w:sdtPr>
@@ -1589,24 +2906,15 @@
           <w:placeholder>
             <w:docPart w:val="56E8DBCA56E74D7C9DF209AEFA984F7A"/>
           </w:placeholder>
-          <w:showingPlcHdr/>
         </w:sdtPr>
+        <w:sdtEndPr/>
         <w:sdtContent>
           <w:r>
-            <w:rPr>
-              <w:rStyle w:val="PlaceholderText"/>
-            </w:rPr>
-          </w:r>
-          <w:r>
-            <w:rPr>
-              <w:rStyle w:val="PlaceholderText"/>
-            </w:rPr>
-            <w:t>Click or tap here to enter text.</w:t>
+            <w:t>We will use assign to continuously assign to wires and use just regular assignment via = operator within procedural blocks.</w:t>
           </w:r>
         </w:sdtContent>
       </w:sdt>
       <w:r>
-        <w:rPr/>
         <w:t xml:space="preserve"> </w:t>
       </w:r>
     </w:p>
@@ -1617,12 +2925,20 @@
           <w:ilvl w:val="0"/>
           <w:numId w:val="2"/>
         </w:numPr>
-        <w:spacing w:before="0" w:after="120"/>
-        <w:rPr/>
-      </w:pPr>
-      <w:r>
-        <w:rPr/>
-        <w:t>A student uses the following instantiation to instantiate ‘andModule’ in a testbench.  What are the two problems, according to our naming convention for this course?</w:t>
+        <w:spacing w:after="120"/>
+      </w:pPr>
+      <w:r>
+        <w:t>A student uses the following instantiation to instantiate ‘</w:t>
+      </w:r>
+      <w:proofErr w:type="spellStart"/>
+      <w:r>
+        <w:t>andModule</w:t>
+      </w:r>
+      <w:proofErr w:type="spellEnd"/>
+      <w:r>
+        <w:t>’ in a testbench.  What are the two problems, according to our naming convention for this course?</w:t>
+      </w:r>
+      <w:r>
         <w:br/>
       </w:r>
       <w:sdt>
@@ -1632,13 +2948,28 @@
             <w:docPart w:val="3AD878561EFE41479081F142BF9094E7"/>
           </w:placeholder>
         </w:sdtPr>
+        <w:sdtEndPr/>
         <w:sdtContent>
-          <w:r>
-            <w:rPr/>
-          </w:r>
-          <w:r>
-            <w:rPr/>
-            <w:t>andModule andModule_tb(.A(a), .B(b), .OUT(out));</w:t>
+          <w:proofErr w:type="spellStart"/>
+          <w:r>
+            <w:t>andModule</w:t>
+          </w:r>
+          <w:proofErr w:type="spellEnd"/>
+          <w:r>
+            <w:t xml:space="preserve"> </w:t>
+          </w:r>
+          <w:proofErr w:type="spellStart"/>
+          <w:r>
+            <w:t>andModule_tb</w:t>
+          </w:r>
+          <w:proofErr w:type="spellEnd"/>
+          <w:proofErr w:type="gramStart"/>
+          <w:r>
+            <w:t>(.A</w:t>
+          </w:r>
+          <w:proofErr w:type="gramEnd"/>
+          <w:r>
+            <w:t>(a), .B(b), .OUT(out));</w:t>
           </w:r>
         </w:sdtContent>
       </w:sdt>
@@ -1646,8 +2977,7 @@
     <w:p>
       <w:pPr>
         <w:pStyle w:val="ListParagraph"/>
-        <w:spacing w:before="0" w:after="120"/>
-        <w:rPr/>
+        <w:spacing w:after="120"/>
       </w:pPr>
       <w:sdt>
         <w:sdtPr>
@@ -1655,24 +2985,26 @@
           <w:placeholder>
             <w:docPart w:val="55F7286E0D764043BE1FF9F08864D21F"/>
           </w:placeholder>
-          <w:showingPlcHdr/>
         </w:sdtPr>
+        <w:sdtEndPr/>
         <w:sdtContent>
           <w:r>
-            <w:rPr>
-              <w:rStyle w:val="PlaceholderText"/>
-            </w:rPr>
-          </w:r>
-          <w:r>
-            <w:rPr>
-              <w:rStyle w:val="PlaceholderText"/>
-            </w:rPr>
-            <w:t>Click or tap here to enter text.</w:t>
+            <w:t>It should be reversed in the argument casing. This means that the defined param (A, B, OUT) in the module should be lowercase, whilst the test bench variables (a, b, out) should be uppercase.</w:t>
+          </w:r>
+          <w:r>
+            <w:t xml:space="preserve"> The module test name should be called </w:t>
+          </w:r>
+          <w:proofErr w:type="spellStart"/>
+          <w:r>
+            <w:t>andModule_test</w:t>
+          </w:r>
+          <w:proofErr w:type="spellEnd"/>
+          <w:r>
+            <w:t xml:space="preserve"> not suffix _tb.</w:t>
           </w:r>
         </w:sdtContent>
       </w:sdt>
       <w:r>
-        <w:rPr/>
         <w:t xml:space="preserve"> </w:t>
       </w:r>
     </w:p>
@@ -1683,11 +3015,9 @@
           <w:ilvl w:val="0"/>
           <w:numId w:val="2"/>
         </w:numPr>
-        <w:spacing w:before="0" w:after="120"/>
-        <w:rPr/>
-      </w:pPr>
-      <w:r>
-        <w:rPr/>
+        <w:spacing w:after="120"/>
+      </w:pPr>
+      <w:r>
         <w:t>What is the functional difference between the two following Verilog segments?</w:t>
       </w:r>
     </w:p>
@@ -1698,11 +3028,9 @@
           <w:ilvl w:val="1"/>
           <w:numId w:val="1"/>
         </w:numPr>
-        <w:spacing w:before="0" w:after="120"/>
-        <w:rPr/>
-      </w:pPr>
-      <w:r>
-        <w:rPr/>
+        <w:spacing w:after="120"/>
+      </w:pPr>
+      <w:r>
         <w:t>assign A= B &amp; C | D;</w:t>
       </w:r>
     </w:p>
@@ -1713,23 +3041,26 @@
           <w:ilvl w:val="1"/>
           <w:numId w:val="1"/>
         </w:numPr>
-        <w:spacing w:before="0" w:after="120"/>
-        <w:rPr/>
-      </w:pPr>
-      <w:r>
-        <w:rPr/>
+        <w:spacing w:after="120"/>
+      </w:pPr>
+      <w:r>
         <w:t>wire X</w:t>
+      </w:r>
+      <w:r>
         <w:br/>
         <w:t>assign X= B &amp; C;</w:t>
+      </w:r>
+      <w:r>
         <w:br/>
+      </w:r>
+      <w:r>
         <w:t>assign A = X | D;</w:t>
       </w:r>
     </w:p>
     <w:p>
       <w:pPr>
         <w:pStyle w:val="ListParagraph"/>
-        <w:spacing w:before="0" w:after="120"/>
-        <w:rPr/>
+        <w:spacing w:after="120"/>
       </w:pPr>
       <w:sdt>
         <w:sdtPr>
@@ -1737,24 +3068,15 @@
           <w:placeholder>
             <w:docPart w:val="490E6BB125304BE6A23BB0E3551AE248"/>
           </w:placeholder>
-          <w:showingPlcHdr/>
         </w:sdtPr>
+        <w:sdtEndPr/>
         <w:sdtContent>
           <w:r>
-            <w:rPr>
-              <w:rStyle w:val="PlaceholderText"/>
-            </w:rPr>
-          </w:r>
-          <w:r>
-            <w:rPr>
-              <w:rStyle w:val="PlaceholderText"/>
-            </w:rPr>
-            <w:t>Click or tap here to enter text.</w:t>
+            <w:t>Functionally zero difference, though it releases 1 wire to use method a.</w:t>
           </w:r>
         </w:sdtContent>
       </w:sdt>
       <w:r>
-        <w:rPr/>
         <w:t xml:space="preserve"> </w:t>
       </w:r>
     </w:p>
@@ -1765,11 +3087,10 @@
           <w:ilvl w:val="0"/>
           <w:numId w:val="2"/>
         </w:numPr>
-        <w:spacing w:before="0" w:after="120"/>
-        <w:rPr/>
-      </w:pPr>
-      <w:r>
-        <w:rPr/>
+        <w:spacing w:after="120"/>
+      </w:pPr>
+      <w:r>
+        <w:lastRenderedPageBreak/>
         <w:t xml:space="preserve">Write a Verilog </w:t>
       </w:r>
       <w:r>
@@ -1780,15 +3101,13 @@
         <w:t>assign</w:t>
       </w:r>
       <w:r>
-        <w:rPr/>
         <w:t xml:space="preserve"> statement equivalent to x = (a OR b) AND c</w:t>
       </w:r>
     </w:p>
     <w:p>
       <w:pPr>
         <w:pStyle w:val="ListParagraph"/>
-        <w:spacing w:before="0" w:after="120"/>
-        <w:rPr/>
+        <w:spacing w:after="120"/>
       </w:pPr>
       <w:sdt>
         <w:sdtPr>
@@ -1796,24 +3115,15 @@
           <w:placeholder>
             <w:docPart w:val="D86150FFDB844D0AA1EE8A53AF676CD7"/>
           </w:placeholder>
-          <w:showingPlcHdr/>
         </w:sdtPr>
+        <w:sdtEndPr/>
         <w:sdtContent>
           <w:r>
-            <w:rPr>
-              <w:rStyle w:val="PlaceholderText"/>
-            </w:rPr>
-          </w:r>
-          <w:r>
-            <w:rPr>
-              <w:rStyle w:val="PlaceholderText"/>
-            </w:rPr>
-            <w:t>Click or tap here to enter text.</w:t>
+            <w:t>assign x = (a | b) &amp; c;</w:t>
           </w:r>
         </w:sdtContent>
       </w:sdt>
       <w:r>
-        <w:rPr/>
         <w:t xml:space="preserve"> </w:t>
       </w:r>
     </w:p>
@@ -1824,12 +3134,14 @@
           <w:ilvl w:val="0"/>
           <w:numId w:val="2"/>
         </w:numPr>
-        <w:spacing w:before="0" w:after="120"/>
-        <w:rPr/>
-      </w:pPr>
-      <w:r>
+        <w:spacing w:after="120"/>
+      </w:pPr>
+      <w:r>
+        <w:rPr>
+          <w:noProof/>
+        </w:rPr>
         <w:drawing>
-          <wp:anchor distT="0" distB="0" distL="114300" distR="114300" simplePos="0" relativeHeight="2" behindDoc="0" locked="0" layoutInCell="0" allowOverlap="1">
+          <wp:anchor distT="0" distB="0" distL="114300" distR="114300" simplePos="0" relativeHeight="2" behindDoc="0" locked="0" layoutInCell="0" allowOverlap="1" wp14:anchorId="7A86F7F4" wp14:editId="26E33631">
             <wp:simplePos x="0" y="0"/>
             <wp:positionH relativeFrom="column">
               <wp:posOffset>4714875</wp:posOffset>
@@ -1854,7 +3166,7 @@
                     </pic:cNvPicPr>
                   </pic:nvPicPr>
                   <pic:blipFill>
-                    <a:blip r:embed="rId3"/>
+                    <a:blip r:embed="rId9"/>
                     <a:stretch>
                       <a:fillRect/>
                     </a:stretch>
@@ -1876,8 +3188,9 @@
         </w:drawing>
       </w:r>
       <w:r>
-        <w:rPr/>
         <w:t>What was wrong with the following statement in the Lab Manual?</w:t>
+      </w:r>
+      <w:r>
         <w:br/>
         <w:t>assign y = A &amp; B;</w:t>
       </w:r>
@@ -1885,8 +3198,7 @@
     <w:p>
       <w:pPr>
         <w:pStyle w:val="ListParagraph"/>
-        <w:spacing w:before="0" w:after="120"/>
-        <w:rPr/>
+        <w:spacing w:after="120"/>
       </w:pPr>
       <w:sdt>
         <w:sdtPr>
@@ -1894,24 +3206,15 @@
           <w:placeholder>
             <w:docPart w:val="6621AA4D23E2475DA8A420CFEB20F2B6"/>
           </w:placeholder>
-          <w:showingPlcHdr/>
         </w:sdtPr>
+        <w:sdtEndPr/>
         <w:sdtContent>
           <w:r>
-            <w:rPr>
-              <w:rStyle w:val="PlaceholderText"/>
-            </w:rPr>
-          </w:r>
-          <w:r>
-            <w:rPr>
-              <w:rStyle w:val="PlaceholderText"/>
-            </w:rPr>
-            <w:t>Click or tap here to enter text.</w:t>
+            <w:t>Wires A and B do not exist, as they were defined lowercase a and lowercase b.</w:t>
           </w:r>
         </w:sdtContent>
       </w:sdt>
       <w:r>
-        <w:rPr/>
         <w:t xml:space="preserve"> </w:t>
       </w:r>
     </w:p>
@@ -1922,19 +3225,16 @@
           <w:ilvl w:val="0"/>
           <w:numId w:val="2"/>
         </w:numPr>
-        <w:spacing w:before="0" w:after="120"/>
-        <w:rPr/>
-      </w:pPr>
-      <w:r>
-        <w:rPr/>
+        <w:spacing w:after="120"/>
+      </w:pPr>
+      <w:r>
         <w:t>Write a Verilog assign statement, or series of statements, to describe the logic diagram to the right.  You may create wires as needed.</w:t>
       </w:r>
     </w:p>
     <w:p>
       <w:pPr>
         <w:pStyle w:val="ListParagraph"/>
-        <w:spacing w:before="0" w:after="120"/>
-        <w:rPr/>
+        <w:spacing w:after="120"/>
       </w:pPr>
       <w:sdt>
         <w:sdtPr>
@@ -1942,45 +3242,95 @@
           <w:placeholder>
             <w:docPart w:val="D1E9BC5B49C44E80AEB07FDE8DD45B19"/>
           </w:placeholder>
-          <w:showingPlcHdr/>
         </w:sdtPr>
+        <w:sdtEndPr/>
         <w:sdtContent>
           <w:r>
-            <w:rPr>
-              <w:rStyle w:val="PlaceholderText"/>
-            </w:rPr>
-          </w:r>
-          <w:r>
-            <w:rPr>
-              <w:rStyle w:val="PlaceholderText"/>
-            </w:rPr>
-            <w:t>Click or tap here to enter text.</w:t>
+            <w:t xml:space="preserve">wire </w:t>
+          </w:r>
+          <w:proofErr w:type="spellStart"/>
+          <w:r>
+            <w:t>a_inter</w:t>
+          </w:r>
+          <w:proofErr w:type="spellEnd"/>
+          <w:r>
+            <w:t xml:space="preserve">; </w:t>
+          </w:r>
+          <w:r>
+            <w:br/>
+            <w:t xml:space="preserve">wire </w:t>
+          </w:r>
+          <w:proofErr w:type="spellStart"/>
+          <w:r>
+            <w:t>b_inter</w:t>
+          </w:r>
+          <w:proofErr w:type="spellEnd"/>
+          <w:r>
+            <w:t>;</w:t>
+          </w:r>
+          <w:r>
+            <w:br/>
+            <w:t xml:space="preserve">assign </w:t>
+          </w:r>
+          <w:proofErr w:type="spellStart"/>
+          <w:r>
+            <w:t>a_inter</w:t>
+          </w:r>
+          <w:proofErr w:type="spellEnd"/>
+          <w:r>
+            <w:t xml:space="preserve"> = ~A &amp; B;</w:t>
+          </w:r>
+          <w:r>
+            <w:br/>
+            <w:t xml:space="preserve">assign </w:t>
+          </w:r>
+          <w:proofErr w:type="spellStart"/>
+          <w:r>
+            <w:t>b_inter</w:t>
+          </w:r>
+          <w:proofErr w:type="spellEnd"/>
+          <w:r>
+            <w:t xml:space="preserve"> = A &amp; ~B;</w:t>
+          </w:r>
+          <w:r>
+            <w:br/>
+            <w:t xml:space="preserve">assign y = </w:t>
+          </w:r>
+          <w:proofErr w:type="spellStart"/>
+          <w:r>
+            <w:t>a_inter</w:t>
+          </w:r>
+          <w:proofErr w:type="spellEnd"/>
+          <w:r>
+            <w:t xml:space="preserve"> | </w:t>
+          </w:r>
+          <w:proofErr w:type="spellStart"/>
+          <w:r>
+            <w:t>b_inter</w:t>
+          </w:r>
+          <w:proofErr w:type="spellEnd"/>
+          <w:r>
+            <w:t>;</w:t>
           </w:r>
         </w:sdtContent>
       </w:sdt>
       <w:r>
-        <w:rPr/>
         <w:t xml:space="preserve"> </w:t>
       </w:r>
     </w:p>
     <w:p>
       <w:pPr>
         <w:pStyle w:val="ListParagraph"/>
-        <w:spacing w:before="0" w:after="120"/>
-        <w:rPr/>
-      </w:pPr>
-      <w:r>
-        <w:rPr/>
-      </w:r>
-    </w:p>
-    <w:p>
-      <w:pPr>
-        <w:pStyle w:val="Normal"/>
+        <w:spacing w:after="120"/>
+      </w:pPr>
+    </w:p>
+    <w:p>
+      <w:pPr>
         <w:spacing w:before="120" w:after="120"/>
         <w:rPr>
           <w:rFonts w:cs="Arial"/>
           <w:b/>
-          <w:color w:themeColor="accent1" w:themeShade="bf" w:val="2E74B5"/>
+          <w:color w:val="2E74B5" w:themeColor="accent1" w:themeShade="BF"/>
           <w:sz w:val="28"/>
           <w:szCs w:val="28"/>
         </w:rPr>
@@ -1989,12 +3339,36 @@
         <w:rPr>
           <w:rFonts w:cs="Arial"/>
           <w:b/>
-          <w:color w:themeColor="accent1" w:themeShade="bf" w:val="2E74B5"/>
+          <w:color w:val="2E74B5" w:themeColor="accent1" w:themeShade="BF"/>
           <w:sz w:val="28"/>
           <w:szCs w:val="28"/>
           <w:highlight w:val="lightGray"/>
         </w:rPr>
-        <w:t>Section 5:  Coding and Testing the 2:1 MUX</w:t>
+        <w:t xml:space="preserve">Section 5:  Coding and </w:t>
+      </w:r>
+      <w:proofErr w:type="gramStart"/>
+      <w:r>
+        <w:rPr>
+          <w:rFonts w:cs="Arial"/>
+          <w:b/>
+          <w:color w:val="2E74B5" w:themeColor="accent1" w:themeShade="BF"/>
+          <w:sz w:val="28"/>
+          <w:szCs w:val="28"/>
+          <w:highlight w:val="lightGray"/>
+        </w:rPr>
+        <w:t>Testing</w:t>
+      </w:r>
+      <w:proofErr w:type="gramEnd"/>
+      <w:r>
+        <w:rPr>
+          <w:rFonts w:cs="Arial"/>
+          <w:b/>
+          <w:color w:val="2E74B5" w:themeColor="accent1" w:themeShade="BF"/>
+          <w:sz w:val="28"/>
+          <w:szCs w:val="28"/>
+          <w:highlight w:val="lightGray"/>
+        </w:rPr>
+        <w:t xml:space="preserve"> the 2:1 MUX</w:t>
       </w:r>
     </w:p>
     <w:p>
@@ -2004,19 +3378,15 @@
           <w:ilvl w:val="0"/>
           <w:numId w:val="2"/>
         </w:numPr>
-        <w:spacing w:before="0" w:after="120"/>
-        <w:rPr/>
-      </w:pPr>
-      <w:r>
-        <w:rPr/>
+        <w:spacing w:after="120"/>
+      </w:pPr>
+      <w:r>
         <w:t>What are the input and output types in the testbench we created?</w:t>
       </w:r>
     </w:p>
     <w:p>
       <w:pPr>
-        <w:pStyle w:val="ListParagraph"/>
-        <w:spacing w:before="0" w:after="120"/>
-        <w:rPr/>
+        <w:pStyle w:val="Heading1"/>
       </w:pPr>
       <w:sdt>
         <w:sdtPr>
@@ -2024,24 +3394,15 @@
           <w:placeholder>
             <w:docPart w:val="5F2871A2483C4B57AE9DFC2CB34132AD"/>
           </w:placeholder>
-          <w:showingPlcHdr/>
         </w:sdtPr>
+        <w:sdtEndPr/>
         <w:sdtContent>
           <w:r>
-            <w:rPr>
-              <w:rStyle w:val="PlaceholderText"/>
-            </w:rPr>
-          </w:r>
-          <w:r>
-            <w:rPr>
-              <w:rStyle w:val="PlaceholderText"/>
-            </w:rPr>
-            <w:t>Click or tap here to enter text.</w:t>
+            <w:t>Inputs are registers while the output is a wire type.</w:t>
           </w:r>
         </w:sdtContent>
       </w:sdt>
       <w:r>
-        <w:rPr/>
         <w:t xml:space="preserve"> </w:t>
       </w:r>
     </w:p>
@@ -2052,27 +3413,22 @@
           <w:ilvl w:val="0"/>
           <w:numId w:val="2"/>
         </w:numPr>
-        <w:spacing w:before="0" w:after="120"/>
-        <w:rPr/>
-      </w:pPr>
-      <w:r>
-        <w:rPr/>
+        <w:spacing w:after="120"/>
+      </w:pPr>
+      <w:r>
         <w:t>Fill in the truth table.</w:t>
       </w:r>
     </w:p>
     <w:tbl>
       <w:tblPr>
         <w:tblW w:w="7815" w:type="dxa"/>
-        <w:jc w:val="start"/>
         <w:tblInd w:w="1125" w:type="dxa"/>
         <w:tblLayout w:type="fixed"/>
         <w:tblCellMar>
-          <w:top w:w="0" w:type="dxa"/>
-          <w:start w:w="105" w:type="dxa"/>
-          <w:bottom w:w="0" w:type="dxa"/>
-          <w:end w:w="105" w:type="dxa"/>
+          <w:left w:w="105" w:type="dxa"/>
+          <w:right w:w="105" w:type="dxa"/>
         </w:tblCellMar>
-        <w:tblLook w:val="04a0" w:noHBand="0" w:noVBand="1" w:firstColumn="1" w:lastRow="0" w:lastColumn="0" w:firstRow="1"/>
+        <w:tblLook w:val="04A0" w:firstRow="1" w:lastRow="0" w:firstColumn="1" w:lastColumn="0" w:noHBand="0" w:noVBand="1"/>
       </w:tblPr>
       <w:tblGrid>
         <w:gridCol w:w="1019"/>
@@ -2083,21 +3439,20 @@
       </w:tblGrid>
       <w:tr>
         <w:trPr>
-          <w:trHeight w:val="315" w:hRule="atLeast"/>
+          <w:trHeight w:val="315"/>
         </w:trPr>
         <w:tc>
           <w:tcPr>
             <w:tcW w:w="1019" w:type="dxa"/>
             <w:tcBorders>
               <w:top w:val="single" w:sz="6" w:space="0" w:color="000000"/>
-              <w:start w:val="single" w:sz="6" w:space="0" w:color="000000"/>
+              <w:left w:val="single" w:sz="6" w:space="0" w:color="000000"/>
               <w:bottom w:val="single" w:sz="6" w:space="0" w:color="000000"/>
-              <w:end w:val="single" w:sz="6" w:space="0" w:color="000000"/>
+              <w:right w:val="single" w:sz="6" w:space="0" w:color="000000"/>
             </w:tcBorders>
           </w:tcPr>
           <w:p>
             <w:pPr>
-              <w:pStyle w:val="Normal"/>
               <w:spacing w:before="60" w:after="60"/>
               <w:jc w:val="center"/>
               <w:rPr>
@@ -2121,14 +3476,13 @@
             <w:tcW w:w="1019" w:type="dxa"/>
             <w:tcBorders>
               <w:top w:val="single" w:sz="6" w:space="0" w:color="000000"/>
-              <w:start w:val="single" w:sz="6" w:space="0" w:color="000000"/>
+              <w:left w:val="single" w:sz="6" w:space="0" w:color="000000"/>
               <w:bottom w:val="single" w:sz="6" w:space="0" w:color="000000"/>
-              <w:end w:val="single" w:sz="6" w:space="0" w:color="000000"/>
+              <w:right w:val="single" w:sz="6" w:space="0" w:color="000000"/>
             </w:tcBorders>
           </w:tcPr>
           <w:p>
             <w:pPr>
-              <w:pStyle w:val="Normal"/>
               <w:spacing w:before="60" w:after="60"/>
               <w:jc w:val="center"/>
               <w:rPr>
@@ -2152,14 +3506,13 @@
             <w:tcW w:w="1022" w:type="dxa"/>
             <w:tcBorders>
               <w:top w:val="single" w:sz="6" w:space="0" w:color="000000"/>
-              <w:start w:val="single" w:sz="6" w:space="0" w:color="000000"/>
+              <w:left w:val="single" w:sz="6" w:space="0" w:color="000000"/>
               <w:bottom w:val="single" w:sz="6" w:space="0" w:color="000000"/>
-              <w:end w:val="single" w:sz="6" w:space="0" w:color="000000"/>
+              <w:right w:val="single" w:sz="6" w:space="0" w:color="000000"/>
             </w:tcBorders>
           </w:tcPr>
           <w:p>
             <w:pPr>
-              <w:pStyle w:val="Normal"/>
               <w:spacing w:before="60" w:after="60"/>
               <w:jc w:val="center"/>
               <w:rPr>
@@ -2183,14 +3536,13 @@
             <w:tcW w:w="2355" w:type="dxa"/>
             <w:tcBorders>
               <w:top w:val="single" w:sz="6" w:space="0" w:color="000000"/>
-              <w:start w:val="single" w:sz="6" w:space="0" w:color="000000"/>
+              <w:left w:val="single" w:sz="6" w:space="0" w:color="000000"/>
               <w:bottom w:val="single" w:sz="6" w:space="0" w:color="000000"/>
-              <w:end w:val="single" w:sz="6" w:space="0" w:color="000000"/>
+              <w:right w:val="single" w:sz="6" w:space="0" w:color="000000"/>
             </w:tcBorders>
           </w:tcPr>
           <w:p>
             <w:pPr>
-              <w:pStyle w:val="Normal"/>
               <w:spacing w:before="60" w:after="60"/>
               <w:jc w:val="center"/>
               <w:rPr>
@@ -2214,14 +3566,13 @@
             <w:tcW w:w="2400" w:type="dxa"/>
             <w:tcBorders>
               <w:top w:val="single" w:sz="6" w:space="0" w:color="000000"/>
-              <w:start w:val="single" w:sz="6" w:space="0" w:color="000000"/>
+              <w:left w:val="single" w:sz="6" w:space="0" w:color="000000"/>
               <w:bottom w:val="single" w:sz="6" w:space="0" w:color="000000"/>
-              <w:end w:val="single" w:sz="6" w:space="0" w:color="000000"/>
+              <w:right w:val="single" w:sz="6" w:space="0" w:color="000000"/>
             </w:tcBorders>
           </w:tcPr>
           <w:p>
             <w:pPr>
-              <w:pStyle w:val="Normal"/>
               <w:spacing w:before="60" w:after="60"/>
               <w:jc w:val="center"/>
               <w:rPr>
@@ -2243,21 +3594,20 @@
       </w:tr>
       <w:tr>
         <w:trPr>
-          <w:trHeight w:val="315" w:hRule="atLeast"/>
+          <w:trHeight w:val="315"/>
         </w:trPr>
         <w:tc>
           <w:tcPr>
             <w:tcW w:w="1019" w:type="dxa"/>
             <w:tcBorders>
               <w:top w:val="single" w:sz="6" w:space="0" w:color="000000"/>
-              <w:start w:val="single" w:sz="6" w:space="0" w:color="000000"/>
+              <w:left w:val="single" w:sz="6" w:space="0" w:color="000000"/>
               <w:bottom w:val="single" w:sz="6" w:space="0" w:color="000000"/>
-              <w:end w:val="single" w:sz="6" w:space="0" w:color="000000"/>
+              <w:right w:val="single" w:sz="6" w:space="0" w:color="000000"/>
             </w:tcBorders>
           </w:tcPr>
           <w:p>
             <w:pPr>
-              <w:pStyle w:val="Normal"/>
               <w:spacing w:before="60" w:after="60"/>
               <w:jc w:val="center"/>
               <w:rPr>
@@ -2279,14 +3629,13 @@
             <w:tcW w:w="1019" w:type="dxa"/>
             <w:tcBorders>
               <w:top w:val="single" w:sz="6" w:space="0" w:color="000000"/>
-              <w:start w:val="single" w:sz="6" w:space="0" w:color="000000"/>
+              <w:left w:val="single" w:sz="6" w:space="0" w:color="000000"/>
               <w:bottom w:val="single" w:sz="6" w:space="0" w:color="000000"/>
-              <w:end w:val="single" w:sz="6" w:space="0" w:color="000000"/>
+              <w:right w:val="single" w:sz="6" w:space="0" w:color="000000"/>
             </w:tcBorders>
           </w:tcPr>
           <w:p>
             <w:pPr>
-              <w:pStyle w:val="Normal"/>
               <w:spacing w:before="60" w:after="60"/>
               <w:jc w:val="center"/>
               <w:rPr>
@@ -2308,14 +3657,13 @@
             <w:tcW w:w="1022" w:type="dxa"/>
             <w:tcBorders>
               <w:top w:val="single" w:sz="6" w:space="0" w:color="000000"/>
-              <w:start w:val="single" w:sz="6" w:space="0" w:color="000000"/>
+              <w:left w:val="single" w:sz="6" w:space="0" w:color="000000"/>
               <w:bottom w:val="single" w:sz="6" w:space="0" w:color="000000"/>
-              <w:end w:val="single" w:sz="6" w:space="0" w:color="000000"/>
+              <w:right w:val="single" w:sz="6" w:space="0" w:color="000000"/>
             </w:tcBorders>
           </w:tcPr>
           <w:p>
             <w:pPr>
-              <w:pStyle w:val="Normal"/>
               <w:spacing w:before="60" w:after="60"/>
               <w:jc w:val="center"/>
               <w:rPr>
@@ -2337,37 +3685,36 @@
             <w:tcW w:w="2355" w:type="dxa"/>
             <w:tcBorders>
               <w:top w:val="single" w:sz="6" w:space="0" w:color="000000"/>
-              <w:start w:val="single" w:sz="6" w:space="0" w:color="000000"/>
+              <w:left w:val="single" w:sz="6" w:space="0" w:color="000000"/>
               <w:bottom w:val="single" w:sz="6" w:space="0" w:color="000000"/>
-              <w:end w:val="single" w:sz="6" w:space="0" w:color="000000"/>
+              <w:right w:val="single" w:sz="6" w:space="0" w:color="000000"/>
             </w:tcBorders>
           </w:tcPr>
           <w:p>
             <w:pPr>
-              <w:pStyle w:val="Normal"/>
               <w:spacing w:before="60" w:after="60"/>
               <w:jc w:val="center"/>
               <w:rPr>
                 <w:rFonts w:eastAsia="Arial" w:cs="Arial"/>
-                <w:color w:themeColor="accent1" w:val="5B9BD5"/>
+                <w:color w:val="5B9BD5" w:themeColor="accent1"/>
                 <w:szCs w:val="22"/>
               </w:rPr>
             </w:pPr>
             <w:r>
               <w:rPr>
                 <w:rFonts w:eastAsia="Arial" w:cs="Arial"/>
-                <w:color w:themeColor="accent1" w:val="5B9BD5"/>
+                <w:color w:val="5B9BD5" w:themeColor="accent1"/>
                 <w:szCs w:val="22"/>
               </w:rPr>
-              <w:t xml:space="preserve">  </w:t>
+              <w:t>0</w:t>
             </w:r>
             <w:r>
               <w:rPr>
                 <w:rFonts w:eastAsia="Arial" w:cs="Arial"/>
-                <w:color w:themeColor="accent1" w:val="5B9BD5"/>
+                <w:color w:val="5B9BD5" w:themeColor="accent1"/>
                 <w:szCs w:val="22"/>
               </w:rPr>
-              <w:t xml:space="preserve">Click or tap here to enter text. </w:t>
+              <w:t xml:space="preserve"> </w:t>
             </w:r>
           </w:p>
         </w:tc>
@@ -2376,58 +3723,48 @@
             <w:tcW w:w="2400" w:type="dxa"/>
             <w:tcBorders>
               <w:top w:val="single" w:sz="6" w:space="0" w:color="000000"/>
-              <w:start w:val="single" w:sz="6" w:space="0" w:color="000000"/>
+              <w:left w:val="single" w:sz="6" w:space="0" w:color="000000"/>
               <w:bottom w:val="single" w:sz="6" w:space="0" w:color="000000"/>
-              <w:end w:val="single" w:sz="6" w:space="0" w:color="000000"/>
+              <w:right w:val="single" w:sz="6" w:space="0" w:color="000000"/>
             </w:tcBorders>
           </w:tcPr>
           <w:p>
             <w:pPr>
-              <w:pStyle w:val="Normal"/>
               <w:spacing w:before="60" w:after="60"/>
               <w:jc w:val="center"/>
               <w:rPr>
                 <w:rFonts w:eastAsia="Arial" w:cs="Arial"/>
-                <w:color w:themeColor="accent1" w:val="5B9BD5"/>
+                <w:color w:val="5B9BD5" w:themeColor="accent1"/>
                 <w:szCs w:val="22"/>
               </w:rPr>
             </w:pPr>
             <w:r>
               <w:rPr>
                 <w:rFonts w:eastAsia="Arial" w:cs="Arial"/>
-                <w:color w:themeColor="accent1" w:val="5B9BD5"/>
+                <w:color w:val="5B9BD5" w:themeColor="accent1"/>
                 <w:szCs w:val="22"/>
               </w:rPr>
-              <w:t xml:space="preserve">  </w:t>
-            </w:r>
-            <w:r>
-              <w:rPr>
-                <w:rFonts w:eastAsia="Arial" w:cs="Arial"/>
-                <w:color w:themeColor="accent1" w:val="5B9BD5"/>
-                <w:szCs w:val="22"/>
-              </w:rPr>
-              <w:t xml:space="preserve">Click or tap here to enter text. </w:t>
+              <w:t>0</w:t>
             </w:r>
           </w:p>
         </w:tc>
       </w:tr>
       <w:tr>
         <w:trPr>
-          <w:trHeight w:val="315" w:hRule="atLeast"/>
+          <w:trHeight w:val="315"/>
         </w:trPr>
         <w:tc>
           <w:tcPr>
             <w:tcW w:w="1019" w:type="dxa"/>
             <w:tcBorders>
               <w:top w:val="single" w:sz="6" w:space="0" w:color="000000"/>
-              <w:start w:val="single" w:sz="6" w:space="0" w:color="000000"/>
+              <w:left w:val="single" w:sz="6" w:space="0" w:color="000000"/>
               <w:bottom w:val="single" w:sz="6" w:space="0" w:color="000000"/>
-              <w:end w:val="single" w:sz="6" w:space="0" w:color="000000"/>
+              <w:right w:val="single" w:sz="6" w:space="0" w:color="000000"/>
             </w:tcBorders>
           </w:tcPr>
           <w:p>
             <w:pPr>
-              <w:pStyle w:val="Normal"/>
               <w:spacing w:before="60" w:after="60"/>
               <w:jc w:val="center"/>
               <w:rPr>
@@ -2449,14 +3786,13 @@
             <w:tcW w:w="1019" w:type="dxa"/>
             <w:tcBorders>
               <w:top w:val="single" w:sz="6" w:space="0" w:color="000000"/>
-              <w:start w:val="single" w:sz="6" w:space="0" w:color="000000"/>
+              <w:left w:val="single" w:sz="6" w:space="0" w:color="000000"/>
               <w:bottom w:val="single" w:sz="6" w:space="0" w:color="000000"/>
-              <w:end w:val="single" w:sz="6" w:space="0" w:color="000000"/>
+              <w:right w:val="single" w:sz="6" w:space="0" w:color="000000"/>
             </w:tcBorders>
           </w:tcPr>
           <w:p>
             <w:pPr>
-              <w:pStyle w:val="Normal"/>
               <w:spacing w:before="60" w:after="60"/>
               <w:jc w:val="center"/>
               <w:rPr>
@@ -2478,14 +3814,13 @@
             <w:tcW w:w="1022" w:type="dxa"/>
             <w:tcBorders>
               <w:top w:val="single" w:sz="6" w:space="0" w:color="000000"/>
-              <w:start w:val="single" w:sz="6" w:space="0" w:color="000000"/>
+              <w:left w:val="single" w:sz="6" w:space="0" w:color="000000"/>
               <w:bottom w:val="single" w:sz="6" w:space="0" w:color="000000"/>
-              <w:end w:val="single" w:sz="6" w:space="0" w:color="000000"/>
+              <w:right w:val="single" w:sz="6" w:space="0" w:color="000000"/>
             </w:tcBorders>
           </w:tcPr>
           <w:p>
             <w:pPr>
-              <w:pStyle w:val="Normal"/>
               <w:spacing w:before="60" w:after="60"/>
               <w:jc w:val="center"/>
               <w:rPr>
@@ -2507,37 +3842,36 @@
             <w:tcW w:w="2355" w:type="dxa"/>
             <w:tcBorders>
               <w:top w:val="single" w:sz="6" w:space="0" w:color="000000"/>
-              <w:start w:val="single" w:sz="6" w:space="0" w:color="000000"/>
+              <w:left w:val="single" w:sz="6" w:space="0" w:color="000000"/>
               <w:bottom w:val="single" w:sz="6" w:space="0" w:color="000000"/>
-              <w:end w:val="single" w:sz="6" w:space="0" w:color="000000"/>
+              <w:right w:val="single" w:sz="6" w:space="0" w:color="000000"/>
             </w:tcBorders>
           </w:tcPr>
           <w:p>
             <w:pPr>
-              <w:pStyle w:val="Normal"/>
               <w:spacing w:before="60" w:after="60"/>
               <w:jc w:val="center"/>
               <w:rPr>
                 <w:rFonts w:eastAsia="Arial" w:cs="Arial"/>
-                <w:color w:themeColor="accent1" w:val="5B9BD5"/>
+                <w:color w:val="5B9BD5" w:themeColor="accent1"/>
                 <w:szCs w:val="22"/>
               </w:rPr>
             </w:pPr>
             <w:r>
               <w:rPr>
                 <w:rFonts w:eastAsia="Arial" w:cs="Arial"/>
-                <w:color w:themeColor="accent1" w:val="5B9BD5"/>
+                <w:color w:val="5B9BD5" w:themeColor="accent1"/>
                 <w:szCs w:val="22"/>
               </w:rPr>
-              <w:t xml:space="preserve">  </w:t>
+              <w:t>1</w:t>
             </w:r>
             <w:r>
               <w:rPr>
                 <w:rFonts w:eastAsia="Arial" w:cs="Arial"/>
-                <w:color w:themeColor="accent1" w:val="5B9BD5"/>
+                <w:color w:val="5B9BD5" w:themeColor="accent1"/>
                 <w:szCs w:val="22"/>
               </w:rPr>
-              <w:t xml:space="preserve">Click or tap here to enter text. </w:t>
+              <w:t xml:space="preserve"> </w:t>
             </w:r>
           </w:p>
         </w:tc>
@@ -2546,58 +3880,56 @@
             <w:tcW w:w="2400" w:type="dxa"/>
             <w:tcBorders>
               <w:top w:val="single" w:sz="6" w:space="0" w:color="000000"/>
-              <w:start w:val="single" w:sz="6" w:space="0" w:color="000000"/>
+              <w:left w:val="single" w:sz="6" w:space="0" w:color="000000"/>
               <w:bottom w:val="single" w:sz="6" w:space="0" w:color="000000"/>
-              <w:end w:val="single" w:sz="6" w:space="0" w:color="000000"/>
+              <w:right w:val="single" w:sz="6" w:space="0" w:color="000000"/>
             </w:tcBorders>
           </w:tcPr>
           <w:p>
             <w:pPr>
-              <w:pStyle w:val="Normal"/>
               <w:spacing w:before="60" w:after="60"/>
               <w:jc w:val="center"/>
               <w:rPr>
                 <w:rFonts w:eastAsia="Arial" w:cs="Arial"/>
-                <w:color w:themeColor="accent1" w:val="5B9BD5"/>
+                <w:color w:val="5B9BD5" w:themeColor="accent1"/>
                 <w:szCs w:val="22"/>
               </w:rPr>
             </w:pPr>
             <w:r>
               <w:rPr>
                 <w:rFonts w:eastAsia="Arial" w:cs="Arial"/>
-                <w:color w:themeColor="accent1" w:val="5B9BD5"/>
+                <w:color w:val="5B9BD5" w:themeColor="accent1"/>
                 <w:szCs w:val="22"/>
               </w:rPr>
-              <w:t xml:space="preserve">  </w:t>
+              <w:t>1</w:t>
             </w:r>
             <w:r>
               <w:rPr>
                 <w:rFonts w:eastAsia="Arial" w:cs="Arial"/>
-                <w:color w:themeColor="accent1" w:val="5B9BD5"/>
+                <w:color w:val="5B9BD5" w:themeColor="accent1"/>
                 <w:szCs w:val="22"/>
               </w:rPr>
-              <w:t xml:space="preserve">Click or tap here to enter text. </w:t>
+              <w:t xml:space="preserve"> </w:t>
             </w:r>
           </w:p>
         </w:tc>
       </w:tr>
       <w:tr>
         <w:trPr>
-          <w:trHeight w:val="315" w:hRule="atLeast"/>
+          <w:trHeight w:val="315"/>
         </w:trPr>
         <w:tc>
           <w:tcPr>
             <w:tcW w:w="1019" w:type="dxa"/>
             <w:tcBorders>
               <w:top w:val="single" w:sz="6" w:space="0" w:color="000000"/>
-              <w:start w:val="single" w:sz="6" w:space="0" w:color="000000"/>
+              <w:left w:val="single" w:sz="6" w:space="0" w:color="000000"/>
               <w:bottom w:val="single" w:sz="6" w:space="0" w:color="000000"/>
-              <w:end w:val="single" w:sz="6" w:space="0" w:color="000000"/>
+              <w:right w:val="single" w:sz="6" w:space="0" w:color="000000"/>
             </w:tcBorders>
           </w:tcPr>
           <w:p>
             <w:pPr>
-              <w:pStyle w:val="Normal"/>
               <w:spacing w:before="60" w:after="60"/>
               <w:jc w:val="center"/>
               <w:rPr>
@@ -2619,14 +3951,13 @@
             <w:tcW w:w="1019" w:type="dxa"/>
             <w:tcBorders>
               <w:top w:val="single" w:sz="6" w:space="0" w:color="000000"/>
-              <w:start w:val="single" w:sz="6" w:space="0" w:color="000000"/>
+              <w:left w:val="single" w:sz="6" w:space="0" w:color="000000"/>
               <w:bottom w:val="single" w:sz="6" w:space="0" w:color="000000"/>
-              <w:end w:val="single" w:sz="6" w:space="0" w:color="000000"/>
+              <w:right w:val="single" w:sz="6" w:space="0" w:color="000000"/>
             </w:tcBorders>
           </w:tcPr>
           <w:p>
             <w:pPr>
-              <w:pStyle w:val="Normal"/>
               <w:spacing w:before="60" w:after="60"/>
               <w:jc w:val="center"/>
               <w:rPr>
@@ -2648,14 +3979,13 @@
             <w:tcW w:w="1022" w:type="dxa"/>
             <w:tcBorders>
               <w:top w:val="single" w:sz="6" w:space="0" w:color="000000"/>
-              <w:start w:val="single" w:sz="6" w:space="0" w:color="000000"/>
+              <w:left w:val="single" w:sz="6" w:space="0" w:color="000000"/>
               <w:bottom w:val="single" w:sz="6" w:space="0" w:color="000000"/>
-              <w:end w:val="single" w:sz="6" w:space="0" w:color="000000"/>
+              <w:right w:val="single" w:sz="6" w:space="0" w:color="000000"/>
             </w:tcBorders>
           </w:tcPr>
           <w:p>
             <w:pPr>
-              <w:pStyle w:val="Normal"/>
               <w:spacing w:before="60" w:after="60"/>
               <w:jc w:val="center"/>
               <w:rPr>
@@ -2677,37 +4007,36 @@
             <w:tcW w:w="2355" w:type="dxa"/>
             <w:tcBorders>
               <w:top w:val="single" w:sz="6" w:space="0" w:color="000000"/>
-              <w:start w:val="single" w:sz="6" w:space="0" w:color="000000"/>
+              <w:left w:val="single" w:sz="6" w:space="0" w:color="000000"/>
               <w:bottom w:val="single" w:sz="6" w:space="0" w:color="000000"/>
-              <w:end w:val="single" w:sz="6" w:space="0" w:color="000000"/>
+              <w:right w:val="single" w:sz="6" w:space="0" w:color="000000"/>
             </w:tcBorders>
           </w:tcPr>
           <w:p>
             <w:pPr>
-              <w:pStyle w:val="Normal"/>
               <w:spacing w:before="60" w:after="60"/>
               <w:jc w:val="center"/>
               <w:rPr>
                 <w:rFonts w:eastAsia="Arial" w:cs="Arial"/>
-                <w:color w:themeColor="accent1" w:val="5B9BD5"/>
+                <w:color w:val="5B9BD5" w:themeColor="accent1"/>
                 <w:szCs w:val="22"/>
               </w:rPr>
             </w:pPr>
             <w:r>
               <w:rPr>
                 <w:rFonts w:eastAsia="Arial" w:cs="Arial"/>
-                <w:color w:themeColor="accent1" w:val="5B9BD5"/>
+                <w:color w:val="5B9BD5" w:themeColor="accent1"/>
                 <w:szCs w:val="22"/>
               </w:rPr>
-              <w:t xml:space="preserve">  </w:t>
+              <w:t>0</w:t>
             </w:r>
             <w:r>
               <w:rPr>
                 <w:rFonts w:eastAsia="Arial" w:cs="Arial"/>
-                <w:color w:themeColor="accent1" w:val="5B9BD5"/>
+                <w:color w:val="5B9BD5" w:themeColor="accent1"/>
                 <w:szCs w:val="22"/>
               </w:rPr>
-              <w:t xml:space="preserve">Click or tap here to enter text. </w:t>
+              <w:t xml:space="preserve"> </w:t>
             </w:r>
           </w:p>
         </w:tc>
@@ -2716,58 +4045,48 @@
             <w:tcW w:w="2400" w:type="dxa"/>
             <w:tcBorders>
               <w:top w:val="single" w:sz="6" w:space="0" w:color="000000"/>
-              <w:start w:val="single" w:sz="6" w:space="0" w:color="000000"/>
+              <w:left w:val="single" w:sz="6" w:space="0" w:color="000000"/>
               <w:bottom w:val="single" w:sz="6" w:space="0" w:color="000000"/>
-              <w:end w:val="single" w:sz="6" w:space="0" w:color="000000"/>
+              <w:right w:val="single" w:sz="6" w:space="0" w:color="000000"/>
             </w:tcBorders>
           </w:tcPr>
           <w:p>
             <w:pPr>
-              <w:pStyle w:val="Normal"/>
               <w:spacing w:before="60" w:after="60"/>
               <w:jc w:val="center"/>
               <w:rPr>
                 <w:rFonts w:eastAsia="Arial" w:cs="Arial"/>
-                <w:color w:themeColor="accent1" w:val="5B9BD5"/>
+                <w:color w:val="5B9BD5" w:themeColor="accent1"/>
                 <w:szCs w:val="22"/>
               </w:rPr>
             </w:pPr>
             <w:r>
               <w:rPr>
                 <w:rFonts w:eastAsia="Arial" w:cs="Arial"/>
-                <w:color w:themeColor="accent1" w:val="5B9BD5"/>
+                <w:color w:val="5B9BD5" w:themeColor="accent1"/>
                 <w:szCs w:val="22"/>
               </w:rPr>
-              <w:t xml:space="preserve">  </w:t>
-            </w:r>
-            <w:r>
-              <w:rPr>
-                <w:rFonts w:eastAsia="Arial" w:cs="Arial"/>
-                <w:color w:themeColor="accent1" w:val="5B9BD5"/>
-                <w:szCs w:val="22"/>
-              </w:rPr>
-              <w:t xml:space="preserve">Click or tap here to enter text. </w:t>
+              <w:t>0</w:t>
             </w:r>
           </w:p>
         </w:tc>
       </w:tr>
       <w:tr>
         <w:trPr>
-          <w:trHeight w:val="315" w:hRule="atLeast"/>
+          <w:trHeight w:val="315"/>
         </w:trPr>
         <w:tc>
           <w:tcPr>
             <w:tcW w:w="1019" w:type="dxa"/>
             <w:tcBorders>
               <w:top w:val="single" w:sz="6" w:space="0" w:color="000000"/>
-              <w:start w:val="single" w:sz="6" w:space="0" w:color="000000"/>
+              <w:left w:val="single" w:sz="6" w:space="0" w:color="000000"/>
               <w:bottom w:val="single" w:sz="6" w:space="0" w:color="000000"/>
-              <w:end w:val="single" w:sz="6" w:space="0" w:color="000000"/>
+              <w:right w:val="single" w:sz="6" w:space="0" w:color="000000"/>
             </w:tcBorders>
           </w:tcPr>
           <w:p>
             <w:pPr>
-              <w:pStyle w:val="Normal"/>
               <w:spacing w:before="60" w:after="60"/>
               <w:jc w:val="center"/>
               <w:rPr>
@@ -2789,14 +4108,13 @@
             <w:tcW w:w="1019" w:type="dxa"/>
             <w:tcBorders>
               <w:top w:val="single" w:sz="6" w:space="0" w:color="000000"/>
-              <w:start w:val="single" w:sz="6" w:space="0" w:color="000000"/>
+              <w:left w:val="single" w:sz="6" w:space="0" w:color="000000"/>
               <w:bottom w:val="single" w:sz="6" w:space="0" w:color="000000"/>
-              <w:end w:val="single" w:sz="6" w:space="0" w:color="000000"/>
+              <w:right w:val="single" w:sz="6" w:space="0" w:color="000000"/>
             </w:tcBorders>
           </w:tcPr>
           <w:p>
             <w:pPr>
-              <w:pStyle w:val="Normal"/>
               <w:spacing w:before="60" w:after="60"/>
               <w:jc w:val="center"/>
               <w:rPr>
@@ -2818,14 +4136,13 @@
             <w:tcW w:w="1022" w:type="dxa"/>
             <w:tcBorders>
               <w:top w:val="single" w:sz="6" w:space="0" w:color="000000"/>
-              <w:start w:val="single" w:sz="6" w:space="0" w:color="000000"/>
+              <w:left w:val="single" w:sz="6" w:space="0" w:color="000000"/>
               <w:bottom w:val="single" w:sz="6" w:space="0" w:color="000000"/>
-              <w:end w:val="single" w:sz="6" w:space="0" w:color="000000"/>
+              <w:right w:val="single" w:sz="6" w:space="0" w:color="000000"/>
             </w:tcBorders>
           </w:tcPr>
           <w:p>
             <w:pPr>
-              <w:pStyle w:val="Normal"/>
               <w:spacing w:before="60" w:after="60"/>
               <w:jc w:val="center"/>
               <w:rPr>
@@ -2847,37 +4164,36 @@
             <w:tcW w:w="2355" w:type="dxa"/>
             <w:tcBorders>
               <w:top w:val="single" w:sz="6" w:space="0" w:color="000000"/>
-              <w:start w:val="single" w:sz="6" w:space="0" w:color="000000"/>
+              <w:left w:val="single" w:sz="6" w:space="0" w:color="000000"/>
               <w:bottom w:val="single" w:sz="6" w:space="0" w:color="000000"/>
-              <w:end w:val="single" w:sz="6" w:space="0" w:color="000000"/>
+              <w:right w:val="single" w:sz="6" w:space="0" w:color="000000"/>
             </w:tcBorders>
           </w:tcPr>
           <w:p>
             <w:pPr>
-              <w:pStyle w:val="Normal"/>
               <w:spacing w:before="60" w:after="60"/>
               <w:jc w:val="center"/>
               <w:rPr>
                 <w:rFonts w:eastAsia="Arial" w:cs="Arial"/>
-                <w:color w:themeColor="accent1" w:val="5B9BD5"/>
+                <w:color w:val="5B9BD5" w:themeColor="accent1"/>
                 <w:szCs w:val="22"/>
               </w:rPr>
             </w:pPr>
             <w:r>
               <w:rPr>
                 <w:rFonts w:eastAsia="Arial" w:cs="Arial"/>
-                <w:color w:themeColor="accent1" w:val="5B9BD5"/>
+                <w:color w:val="5B9BD5" w:themeColor="accent1"/>
                 <w:szCs w:val="22"/>
               </w:rPr>
-              <w:t xml:space="preserve">  </w:t>
+              <w:t>1</w:t>
             </w:r>
             <w:r>
               <w:rPr>
                 <w:rFonts w:eastAsia="Arial" w:cs="Arial"/>
-                <w:color w:themeColor="accent1" w:val="5B9BD5"/>
+                <w:color w:val="5B9BD5" w:themeColor="accent1"/>
                 <w:szCs w:val="22"/>
               </w:rPr>
-              <w:t xml:space="preserve">Click or tap here to enter text. </w:t>
+              <w:t xml:space="preserve"> </w:t>
             </w:r>
           </w:p>
         </w:tc>
@@ -2886,58 +4202,48 @@
             <w:tcW w:w="2400" w:type="dxa"/>
             <w:tcBorders>
               <w:top w:val="single" w:sz="6" w:space="0" w:color="000000"/>
-              <w:start w:val="single" w:sz="6" w:space="0" w:color="000000"/>
+              <w:left w:val="single" w:sz="6" w:space="0" w:color="000000"/>
               <w:bottom w:val="single" w:sz="6" w:space="0" w:color="000000"/>
-              <w:end w:val="single" w:sz="6" w:space="0" w:color="000000"/>
+              <w:right w:val="single" w:sz="6" w:space="0" w:color="000000"/>
             </w:tcBorders>
           </w:tcPr>
           <w:p>
             <w:pPr>
-              <w:pStyle w:val="Normal"/>
               <w:spacing w:before="60" w:after="60"/>
               <w:jc w:val="center"/>
               <w:rPr>
                 <w:rFonts w:eastAsia="Arial" w:cs="Arial"/>
-                <w:color w:themeColor="accent1" w:val="5B9BD5"/>
+                <w:color w:val="5B9BD5" w:themeColor="accent1"/>
                 <w:szCs w:val="22"/>
               </w:rPr>
             </w:pPr>
             <w:r>
               <w:rPr>
                 <w:rFonts w:eastAsia="Arial" w:cs="Arial"/>
-                <w:color w:themeColor="accent1" w:val="5B9BD5"/>
+                <w:color w:val="5B9BD5" w:themeColor="accent1"/>
                 <w:szCs w:val="22"/>
               </w:rPr>
-              <w:t xml:space="preserve">  </w:t>
-            </w:r>
-            <w:r>
-              <w:rPr>
-                <w:rFonts w:eastAsia="Arial" w:cs="Arial"/>
-                <w:color w:themeColor="accent1" w:val="5B9BD5"/>
-                <w:szCs w:val="22"/>
-              </w:rPr>
-              <w:t xml:space="preserve">Click or tap here to enter text. </w:t>
+              <w:t>1</w:t>
             </w:r>
           </w:p>
         </w:tc>
       </w:tr>
       <w:tr>
         <w:trPr>
-          <w:trHeight w:val="315" w:hRule="atLeast"/>
+          <w:trHeight w:val="315"/>
         </w:trPr>
         <w:tc>
           <w:tcPr>
             <w:tcW w:w="1019" w:type="dxa"/>
             <w:tcBorders>
               <w:top w:val="single" w:sz="6" w:space="0" w:color="000000"/>
-              <w:start w:val="single" w:sz="6" w:space="0" w:color="000000"/>
+              <w:left w:val="single" w:sz="6" w:space="0" w:color="000000"/>
               <w:bottom w:val="single" w:sz="6" w:space="0" w:color="000000"/>
-              <w:end w:val="single" w:sz="6" w:space="0" w:color="000000"/>
+              <w:right w:val="single" w:sz="6" w:space="0" w:color="000000"/>
             </w:tcBorders>
           </w:tcPr>
           <w:p>
             <w:pPr>
-              <w:pStyle w:val="Normal"/>
               <w:spacing w:before="60" w:after="60"/>
               <w:jc w:val="center"/>
               <w:rPr>
@@ -2959,14 +4265,13 @@
             <w:tcW w:w="1019" w:type="dxa"/>
             <w:tcBorders>
               <w:top w:val="single" w:sz="6" w:space="0" w:color="000000"/>
-              <w:start w:val="single" w:sz="6" w:space="0" w:color="000000"/>
+              <w:left w:val="single" w:sz="6" w:space="0" w:color="000000"/>
               <w:bottom w:val="single" w:sz="6" w:space="0" w:color="000000"/>
-              <w:end w:val="single" w:sz="6" w:space="0" w:color="000000"/>
+              <w:right w:val="single" w:sz="6" w:space="0" w:color="000000"/>
             </w:tcBorders>
           </w:tcPr>
           <w:p>
             <w:pPr>
-              <w:pStyle w:val="Normal"/>
               <w:spacing w:before="60" w:after="60"/>
               <w:jc w:val="center"/>
               <w:rPr>
@@ -2988,14 +4293,13 @@
             <w:tcW w:w="1022" w:type="dxa"/>
             <w:tcBorders>
               <w:top w:val="single" w:sz="6" w:space="0" w:color="000000"/>
-              <w:start w:val="single" w:sz="6" w:space="0" w:color="000000"/>
+              <w:left w:val="single" w:sz="6" w:space="0" w:color="000000"/>
               <w:bottom w:val="single" w:sz="6" w:space="0" w:color="000000"/>
-              <w:end w:val="single" w:sz="6" w:space="0" w:color="000000"/>
+              <w:right w:val="single" w:sz="6" w:space="0" w:color="000000"/>
             </w:tcBorders>
           </w:tcPr>
           <w:p>
             <w:pPr>
-              <w:pStyle w:val="Normal"/>
               <w:spacing w:before="60" w:after="60"/>
               <w:jc w:val="center"/>
               <w:rPr>
@@ -3017,37 +4321,36 @@
             <w:tcW w:w="2355" w:type="dxa"/>
             <w:tcBorders>
               <w:top w:val="single" w:sz="6" w:space="0" w:color="000000"/>
-              <w:start w:val="single" w:sz="6" w:space="0" w:color="000000"/>
+              <w:left w:val="single" w:sz="6" w:space="0" w:color="000000"/>
               <w:bottom w:val="single" w:sz="6" w:space="0" w:color="000000"/>
-              <w:end w:val="single" w:sz="6" w:space="0" w:color="000000"/>
+              <w:right w:val="single" w:sz="6" w:space="0" w:color="000000"/>
             </w:tcBorders>
           </w:tcPr>
           <w:p>
             <w:pPr>
-              <w:pStyle w:val="Normal"/>
               <w:spacing w:before="60" w:after="60"/>
               <w:jc w:val="center"/>
               <w:rPr>
                 <w:rFonts w:eastAsia="Arial" w:cs="Arial"/>
-                <w:color w:themeColor="accent1" w:val="5B9BD5"/>
+                <w:color w:val="5B9BD5" w:themeColor="accent1"/>
                 <w:szCs w:val="22"/>
               </w:rPr>
             </w:pPr>
             <w:r>
               <w:rPr>
                 <w:rFonts w:eastAsia="Arial" w:cs="Arial"/>
-                <w:color w:themeColor="accent1" w:val="5B9BD5"/>
+                <w:color w:val="5B9BD5" w:themeColor="accent1"/>
                 <w:szCs w:val="22"/>
               </w:rPr>
-              <w:t xml:space="preserve">  </w:t>
+              <w:t>0</w:t>
             </w:r>
             <w:r>
               <w:rPr>
                 <w:rFonts w:eastAsia="Arial" w:cs="Arial"/>
-                <w:color w:themeColor="accent1" w:val="5B9BD5"/>
+                <w:color w:val="5B9BD5" w:themeColor="accent1"/>
                 <w:szCs w:val="22"/>
               </w:rPr>
-              <w:t xml:space="preserve">Click or tap here to enter text. </w:t>
+              <w:t xml:space="preserve"> </w:t>
             </w:r>
           </w:p>
         </w:tc>
@@ -3056,58 +4359,48 @@
             <w:tcW w:w="2400" w:type="dxa"/>
             <w:tcBorders>
               <w:top w:val="single" w:sz="6" w:space="0" w:color="000000"/>
-              <w:start w:val="single" w:sz="6" w:space="0" w:color="000000"/>
+              <w:left w:val="single" w:sz="6" w:space="0" w:color="000000"/>
               <w:bottom w:val="single" w:sz="6" w:space="0" w:color="000000"/>
-              <w:end w:val="single" w:sz="6" w:space="0" w:color="000000"/>
+              <w:right w:val="single" w:sz="6" w:space="0" w:color="000000"/>
             </w:tcBorders>
           </w:tcPr>
           <w:p>
             <w:pPr>
-              <w:pStyle w:val="Normal"/>
               <w:spacing w:before="60" w:after="60"/>
               <w:jc w:val="center"/>
               <w:rPr>
                 <w:rFonts w:eastAsia="Arial" w:cs="Arial"/>
-                <w:color w:themeColor="accent1" w:val="5B9BD5"/>
+                <w:color w:val="5B9BD5" w:themeColor="accent1"/>
                 <w:szCs w:val="22"/>
               </w:rPr>
             </w:pPr>
             <w:r>
               <w:rPr>
                 <w:rFonts w:eastAsia="Arial" w:cs="Arial"/>
-                <w:color w:themeColor="accent1" w:val="5B9BD5"/>
+                <w:color w:val="5B9BD5" w:themeColor="accent1"/>
                 <w:szCs w:val="22"/>
               </w:rPr>
-              <w:t xml:space="preserve">  </w:t>
-            </w:r>
-            <w:r>
-              <w:rPr>
-                <w:rFonts w:eastAsia="Arial" w:cs="Arial"/>
-                <w:color w:themeColor="accent1" w:val="5B9BD5"/>
-                <w:szCs w:val="22"/>
-              </w:rPr>
-              <w:t xml:space="preserve">Click or tap here to enter text. </w:t>
+              <w:t>0</w:t>
             </w:r>
           </w:p>
         </w:tc>
       </w:tr>
       <w:tr>
         <w:trPr>
-          <w:trHeight w:val="315" w:hRule="atLeast"/>
+          <w:trHeight w:val="315"/>
         </w:trPr>
         <w:tc>
           <w:tcPr>
             <w:tcW w:w="1019" w:type="dxa"/>
             <w:tcBorders>
               <w:top w:val="single" w:sz="6" w:space="0" w:color="000000"/>
-              <w:start w:val="single" w:sz="6" w:space="0" w:color="000000"/>
+              <w:left w:val="single" w:sz="6" w:space="0" w:color="000000"/>
               <w:bottom w:val="single" w:sz="6" w:space="0" w:color="000000"/>
-              <w:end w:val="single" w:sz="6" w:space="0" w:color="000000"/>
+              <w:right w:val="single" w:sz="6" w:space="0" w:color="000000"/>
             </w:tcBorders>
           </w:tcPr>
           <w:p>
             <w:pPr>
-              <w:pStyle w:val="Normal"/>
               <w:spacing w:before="60" w:after="60"/>
               <w:jc w:val="center"/>
               <w:rPr>
@@ -3129,14 +4422,13 @@
             <w:tcW w:w="1019" w:type="dxa"/>
             <w:tcBorders>
               <w:top w:val="single" w:sz="6" w:space="0" w:color="000000"/>
-              <w:start w:val="single" w:sz="6" w:space="0" w:color="000000"/>
+              <w:left w:val="single" w:sz="6" w:space="0" w:color="000000"/>
               <w:bottom w:val="single" w:sz="6" w:space="0" w:color="000000"/>
-              <w:end w:val="single" w:sz="6" w:space="0" w:color="000000"/>
+              <w:right w:val="single" w:sz="6" w:space="0" w:color="000000"/>
             </w:tcBorders>
           </w:tcPr>
           <w:p>
             <w:pPr>
-              <w:pStyle w:val="Normal"/>
               <w:spacing w:before="60" w:after="60"/>
               <w:jc w:val="center"/>
               <w:rPr>
@@ -3158,14 +4450,13 @@
             <w:tcW w:w="1022" w:type="dxa"/>
             <w:tcBorders>
               <w:top w:val="single" w:sz="6" w:space="0" w:color="000000"/>
-              <w:start w:val="single" w:sz="6" w:space="0" w:color="000000"/>
+              <w:left w:val="single" w:sz="6" w:space="0" w:color="000000"/>
               <w:bottom w:val="single" w:sz="6" w:space="0" w:color="000000"/>
-              <w:end w:val="single" w:sz="6" w:space="0" w:color="000000"/>
+              <w:right w:val="single" w:sz="6" w:space="0" w:color="000000"/>
             </w:tcBorders>
           </w:tcPr>
           <w:p>
             <w:pPr>
-              <w:pStyle w:val="Normal"/>
               <w:spacing w:before="60" w:after="60"/>
               <w:jc w:val="center"/>
               <w:rPr>
@@ -3187,37 +4478,28 @@
             <w:tcW w:w="2355" w:type="dxa"/>
             <w:tcBorders>
               <w:top w:val="single" w:sz="6" w:space="0" w:color="000000"/>
-              <w:start w:val="single" w:sz="6" w:space="0" w:color="000000"/>
+              <w:left w:val="single" w:sz="6" w:space="0" w:color="000000"/>
               <w:bottom w:val="single" w:sz="6" w:space="0" w:color="000000"/>
-              <w:end w:val="single" w:sz="6" w:space="0" w:color="000000"/>
+              <w:right w:val="single" w:sz="6" w:space="0" w:color="000000"/>
             </w:tcBorders>
           </w:tcPr>
           <w:p>
             <w:pPr>
-              <w:pStyle w:val="Normal"/>
               <w:spacing w:before="60" w:after="60"/>
               <w:jc w:val="center"/>
               <w:rPr>
                 <w:rFonts w:eastAsia="Arial" w:cs="Arial"/>
-                <w:color w:themeColor="accent1" w:val="5B9BD5"/>
+                <w:color w:val="5B9BD5" w:themeColor="accent1"/>
                 <w:szCs w:val="22"/>
               </w:rPr>
             </w:pPr>
             <w:r>
               <w:rPr>
                 <w:rFonts w:eastAsia="Arial" w:cs="Arial"/>
-                <w:color w:themeColor="accent1" w:val="5B9BD5"/>
+                <w:color w:val="5B9BD5" w:themeColor="accent1"/>
                 <w:szCs w:val="22"/>
               </w:rPr>
-              <w:t xml:space="preserve">  </w:t>
-            </w:r>
-            <w:r>
-              <w:rPr>
-                <w:rFonts w:eastAsia="Arial" w:cs="Arial"/>
-                <w:color w:themeColor="accent1" w:val="5B9BD5"/>
-                <w:szCs w:val="22"/>
-              </w:rPr>
-              <w:t xml:space="preserve">Click or tap here to enter text. </w:t>
+              <w:t>0</w:t>
             </w:r>
           </w:p>
         </w:tc>
@@ -3226,58 +4508,48 @@
             <w:tcW w:w="2400" w:type="dxa"/>
             <w:tcBorders>
               <w:top w:val="single" w:sz="6" w:space="0" w:color="000000"/>
-              <w:start w:val="single" w:sz="6" w:space="0" w:color="000000"/>
+              <w:left w:val="single" w:sz="6" w:space="0" w:color="000000"/>
               <w:bottom w:val="single" w:sz="6" w:space="0" w:color="000000"/>
-              <w:end w:val="single" w:sz="6" w:space="0" w:color="000000"/>
+              <w:right w:val="single" w:sz="6" w:space="0" w:color="000000"/>
             </w:tcBorders>
           </w:tcPr>
           <w:p>
             <w:pPr>
-              <w:pStyle w:val="Normal"/>
               <w:spacing w:before="60" w:after="60"/>
               <w:jc w:val="center"/>
               <w:rPr>
                 <w:rFonts w:eastAsia="Arial" w:cs="Arial"/>
-                <w:color w:themeColor="accent1" w:val="5B9BD5"/>
+                <w:color w:val="5B9BD5" w:themeColor="accent1"/>
                 <w:szCs w:val="22"/>
               </w:rPr>
             </w:pPr>
             <w:r>
               <w:rPr>
                 <w:rFonts w:eastAsia="Arial" w:cs="Arial"/>
-                <w:color w:themeColor="accent1" w:val="5B9BD5"/>
+                <w:color w:val="5B9BD5" w:themeColor="accent1"/>
                 <w:szCs w:val="22"/>
               </w:rPr>
-              <w:t xml:space="preserve">  </w:t>
-            </w:r>
-            <w:r>
-              <w:rPr>
-                <w:rFonts w:eastAsia="Arial" w:cs="Arial"/>
-                <w:color w:themeColor="accent1" w:val="5B9BD5"/>
-                <w:szCs w:val="22"/>
-              </w:rPr>
-              <w:t xml:space="preserve">Click or tap here to enter text. </w:t>
+              <w:t>0</w:t>
             </w:r>
           </w:p>
         </w:tc>
       </w:tr>
       <w:tr>
         <w:trPr>
-          <w:trHeight w:val="315" w:hRule="atLeast"/>
+          <w:trHeight w:val="315"/>
         </w:trPr>
         <w:tc>
           <w:tcPr>
             <w:tcW w:w="1019" w:type="dxa"/>
             <w:tcBorders>
               <w:top w:val="single" w:sz="6" w:space="0" w:color="000000"/>
-              <w:start w:val="single" w:sz="6" w:space="0" w:color="000000"/>
+              <w:left w:val="single" w:sz="6" w:space="0" w:color="000000"/>
               <w:bottom w:val="single" w:sz="6" w:space="0" w:color="000000"/>
-              <w:end w:val="single" w:sz="6" w:space="0" w:color="000000"/>
+              <w:right w:val="single" w:sz="6" w:space="0" w:color="000000"/>
             </w:tcBorders>
           </w:tcPr>
           <w:p>
             <w:pPr>
-              <w:pStyle w:val="Normal"/>
               <w:spacing w:before="60" w:after="60"/>
               <w:jc w:val="center"/>
               <w:rPr>
@@ -3299,14 +4571,13 @@
             <w:tcW w:w="1019" w:type="dxa"/>
             <w:tcBorders>
               <w:top w:val="single" w:sz="6" w:space="0" w:color="000000"/>
-              <w:start w:val="single" w:sz="6" w:space="0" w:color="000000"/>
+              <w:left w:val="single" w:sz="6" w:space="0" w:color="000000"/>
               <w:bottom w:val="single" w:sz="6" w:space="0" w:color="000000"/>
-              <w:end w:val="single" w:sz="6" w:space="0" w:color="000000"/>
+              <w:right w:val="single" w:sz="6" w:space="0" w:color="000000"/>
             </w:tcBorders>
           </w:tcPr>
           <w:p>
             <w:pPr>
-              <w:pStyle w:val="Normal"/>
               <w:spacing w:before="60" w:after="60"/>
               <w:jc w:val="center"/>
               <w:rPr>
@@ -3328,14 +4599,13 @@
             <w:tcW w:w="1022" w:type="dxa"/>
             <w:tcBorders>
               <w:top w:val="single" w:sz="6" w:space="0" w:color="000000"/>
-              <w:start w:val="single" w:sz="6" w:space="0" w:color="000000"/>
+              <w:left w:val="single" w:sz="6" w:space="0" w:color="000000"/>
               <w:bottom w:val="single" w:sz="6" w:space="0" w:color="000000"/>
-              <w:end w:val="single" w:sz="6" w:space="0" w:color="000000"/>
+              <w:right w:val="single" w:sz="6" w:space="0" w:color="000000"/>
             </w:tcBorders>
           </w:tcPr>
           <w:p>
             <w:pPr>
-              <w:pStyle w:val="Normal"/>
               <w:spacing w:before="60" w:after="60"/>
               <w:jc w:val="center"/>
               <w:rPr>
@@ -3357,37 +4627,28 @@
             <w:tcW w:w="2355" w:type="dxa"/>
             <w:tcBorders>
               <w:top w:val="single" w:sz="6" w:space="0" w:color="000000"/>
-              <w:start w:val="single" w:sz="6" w:space="0" w:color="000000"/>
+              <w:left w:val="single" w:sz="6" w:space="0" w:color="000000"/>
               <w:bottom w:val="single" w:sz="6" w:space="0" w:color="000000"/>
-              <w:end w:val="single" w:sz="6" w:space="0" w:color="000000"/>
+              <w:right w:val="single" w:sz="6" w:space="0" w:color="000000"/>
             </w:tcBorders>
           </w:tcPr>
           <w:p>
             <w:pPr>
-              <w:pStyle w:val="Normal"/>
               <w:spacing w:before="60" w:after="60"/>
               <w:jc w:val="center"/>
               <w:rPr>
                 <w:rFonts w:eastAsia="Arial" w:cs="Arial"/>
-                <w:color w:themeColor="accent1" w:val="5B9BD5"/>
+                <w:color w:val="5B9BD5" w:themeColor="accent1"/>
                 <w:szCs w:val="22"/>
               </w:rPr>
             </w:pPr>
             <w:r>
               <w:rPr>
                 <w:rFonts w:eastAsia="Arial" w:cs="Arial"/>
-                <w:color w:themeColor="accent1" w:val="5B9BD5"/>
+                <w:color w:val="5B9BD5" w:themeColor="accent1"/>
                 <w:szCs w:val="22"/>
               </w:rPr>
-              <w:t xml:space="preserve">  </w:t>
-            </w:r>
-            <w:r>
-              <w:rPr>
-                <w:rFonts w:eastAsia="Arial" w:cs="Arial"/>
-                <w:color w:themeColor="accent1" w:val="5B9BD5"/>
-                <w:szCs w:val="22"/>
-              </w:rPr>
-              <w:t xml:space="preserve">Click or tap here to enter text. </w:t>
+              <w:t>1</w:t>
             </w:r>
           </w:p>
         </w:tc>
@@ -3396,58 +4657,48 @@
             <w:tcW w:w="2400" w:type="dxa"/>
             <w:tcBorders>
               <w:top w:val="single" w:sz="6" w:space="0" w:color="000000"/>
-              <w:start w:val="single" w:sz="6" w:space="0" w:color="000000"/>
+              <w:left w:val="single" w:sz="6" w:space="0" w:color="000000"/>
               <w:bottom w:val="single" w:sz="6" w:space="0" w:color="000000"/>
-              <w:end w:val="single" w:sz="6" w:space="0" w:color="000000"/>
+              <w:right w:val="single" w:sz="6" w:space="0" w:color="000000"/>
             </w:tcBorders>
           </w:tcPr>
           <w:p>
             <w:pPr>
-              <w:pStyle w:val="Normal"/>
               <w:spacing w:before="60" w:after="60"/>
               <w:jc w:val="center"/>
               <w:rPr>
                 <w:rFonts w:eastAsia="Arial" w:cs="Arial"/>
-                <w:color w:themeColor="accent1" w:val="5B9BD5"/>
+                <w:color w:val="5B9BD5" w:themeColor="accent1"/>
                 <w:szCs w:val="22"/>
               </w:rPr>
             </w:pPr>
             <w:r>
               <w:rPr>
                 <w:rFonts w:eastAsia="Arial" w:cs="Arial"/>
-                <w:color w:themeColor="accent1" w:val="5B9BD5"/>
+                <w:color w:val="5B9BD5" w:themeColor="accent1"/>
                 <w:szCs w:val="22"/>
               </w:rPr>
-              <w:t xml:space="preserve">  </w:t>
-            </w:r>
-            <w:r>
-              <w:rPr>
-                <w:rFonts w:eastAsia="Arial" w:cs="Arial"/>
-                <w:color w:themeColor="accent1" w:val="5B9BD5"/>
-                <w:szCs w:val="22"/>
-              </w:rPr>
-              <w:t xml:space="preserve">Click or tap here to enter text. </w:t>
+              <w:t>1</w:t>
             </w:r>
           </w:p>
         </w:tc>
       </w:tr>
       <w:tr>
         <w:trPr>
-          <w:trHeight w:val="315" w:hRule="atLeast"/>
+          <w:trHeight w:val="315"/>
         </w:trPr>
         <w:tc>
           <w:tcPr>
             <w:tcW w:w="1019" w:type="dxa"/>
             <w:tcBorders>
               <w:top w:val="single" w:sz="6" w:space="0" w:color="000000"/>
-              <w:start w:val="single" w:sz="6" w:space="0" w:color="000000"/>
+              <w:left w:val="single" w:sz="6" w:space="0" w:color="000000"/>
               <w:bottom w:val="single" w:sz="6" w:space="0" w:color="000000"/>
-              <w:end w:val="single" w:sz="6" w:space="0" w:color="000000"/>
+              <w:right w:val="single" w:sz="6" w:space="0" w:color="000000"/>
             </w:tcBorders>
           </w:tcPr>
           <w:p>
             <w:pPr>
-              <w:pStyle w:val="Normal"/>
               <w:spacing w:before="60" w:after="60"/>
               <w:jc w:val="center"/>
               <w:rPr>
@@ -3469,14 +4720,13 @@
             <w:tcW w:w="1019" w:type="dxa"/>
             <w:tcBorders>
               <w:top w:val="single" w:sz="6" w:space="0" w:color="000000"/>
-              <w:start w:val="single" w:sz="6" w:space="0" w:color="000000"/>
+              <w:left w:val="single" w:sz="6" w:space="0" w:color="000000"/>
               <w:bottom w:val="single" w:sz="6" w:space="0" w:color="000000"/>
-              <w:end w:val="single" w:sz="6" w:space="0" w:color="000000"/>
+              <w:right w:val="single" w:sz="6" w:space="0" w:color="000000"/>
             </w:tcBorders>
           </w:tcPr>
           <w:p>
             <w:pPr>
-              <w:pStyle w:val="Normal"/>
               <w:spacing w:before="60" w:after="60"/>
               <w:jc w:val="center"/>
               <w:rPr>
@@ -3498,14 +4748,13 @@
             <w:tcW w:w="1022" w:type="dxa"/>
             <w:tcBorders>
               <w:top w:val="single" w:sz="6" w:space="0" w:color="000000"/>
-              <w:start w:val="single" w:sz="6" w:space="0" w:color="000000"/>
+              <w:left w:val="single" w:sz="6" w:space="0" w:color="000000"/>
               <w:bottom w:val="single" w:sz="6" w:space="0" w:color="000000"/>
-              <w:end w:val="single" w:sz="6" w:space="0" w:color="000000"/>
+              <w:right w:val="single" w:sz="6" w:space="0" w:color="000000"/>
             </w:tcBorders>
           </w:tcPr>
           <w:p>
             <w:pPr>
-              <w:pStyle w:val="Normal"/>
               <w:spacing w:before="60" w:after="60"/>
               <w:jc w:val="center"/>
               <w:rPr>
@@ -3527,37 +4776,28 @@
             <w:tcW w:w="2355" w:type="dxa"/>
             <w:tcBorders>
               <w:top w:val="single" w:sz="6" w:space="0" w:color="000000"/>
-              <w:start w:val="single" w:sz="6" w:space="0" w:color="000000"/>
+              <w:left w:val="single" w:sz="6" w:space="0" w:color="000000"/>
               <w:bottom w:val="single" w:sz="6" w:space="0" w:color="000000"/>
-              <w:end w:val="single" w:sz="6" w:space="0" w:color="000000"/>
+              <w:right w:val="single" w:sz="6" w:space="0" w:color="000000"/>
             </w:tcBorders>
           </w:tcPr>
           <w:p>
             <w:pPr>
-              <w:pStyle w:val="Normal"/>
               <w:spacing w:before="60" w:after="60"/>
               <w:jc w:val="center"/>
               <w:rPr>
                 <w:rFonts w:eastAsia="Arial" w:cs="Arial"/>
-                <w:color w:themeColor="accent1" w:val="5B9BD5"/>
+                <w:color w:val="5B9BD5" w:themeColor="accent1"/>
                 <w:szCs w:val="22"/>
               </w:rPr>
             </w:pPr>
             <w:r>
               <w:rPr>
                 <w:rFonts w:eastAsia="Arial" w:cs="Arial"/>
-                <w:color w:themeColor="accent1" w:val="5B9BD5"/>
+                <w:color w:val="5B9BD5" w:themeColor="accent1"/>
                 <w:szCs w:val="22"/>
               </w:rPr>
-              <w:t xml:space="preserve">  </w:t>
-            </w:r>
-            <w:r>
-              <w:rPr>
-                <w:rFonts w:eastAsia="Arial" w:cs="Arial"/>
-                <w:color w:themeColor="accent1" w:val="5B9BD5"/>
-                <w:szCs w:val="22"/>
-              </w:rPr>
-              <w:t xml:space="preserve">Click or tap here to enter text. </w:t>
+              <w:t>1</w:t>
             </w:r>
           </w:p>
         </w:tc>
@@ -3566,37 +4806,28 @@
             <w:tcW w:w="2400" w:type="dxa"/>
             <w:tcBorders>
               <w:top w:val="single" w:sz="6" w:space="0" w:color="000000"/>
-              <w:start w:val="single" w:sz="6" w:space="0" w:color="000000"/>
+              <w:left w:val="single" w:sz="6" w:space="0" w:color="000000"/>
               <w:bottom w:val="single" w:sz="6" w:space="0" w:color="000000"/>
-              <w:end w:val="single" w:sz="6" w:space="0" w:color="000000"/>
+              <w:right w:val="single" w:sz="6" w:space="0" w:color="000000"/>
             </w:tcBorders>
           </w:tcPr>
           <w:p>
             <w:pPr>
-              <w:pStyle w:val="Normal"/>
               <w:spacing w:before="60" w:after="60"/>
               <w:jc w:val="center"/>
               <w:rPr>
                 <w:rFonts w:eastAsia="Arial" w:cs="Arial"/>
-                <w:color w:themeColor="accent1" w:val="5B9BD5"/>
+                <w:color w:val="5B9BD5" w:themeColor="accent1"/>
                 <w:szCs w:val="22"/>
               </w:rPr>
             </w:pPr>
             <w:r>
               <w:rPr>
                 <w:rFonts w:eastAsia="Arial" w:cs="Arial"/>
-                <w:color w:themeColor="accent1" w:val="5B9BD5"/>
+                <w:color w:val="5B9BD5" w:themeColor="accent1"/>
                 <w:szCs w:val="22"/>
               </w:rPr>
-              <w:t xml:space="preserve">  </w:t>
-            </w:r>
-            <w:r>
-              <w:rPr>
-                <w:rFonts w:eastAsia="Arial" w:cs="Arial"/>
-                <w:color w:themeColor="accent1" w:val="5B9BD5"/>
-                <w:szCs w:val="22"/>
-              </w:rPr>
-              <w:t xml:space="preserve">Click or tap here to enter text. </w:t>
+              <w:t>1</w:t>
             </w:r>
           </w:p>
         </w:tc>
@@ -3604,13 +4835,8 @@
     </w:tbl>
     <w:p>
       <w:pPr>
-        <w:pStyle w:val="Normal"/>
-        <w:spacing w:before="0" w:after="120"/>
-        <w:rPr/>
-      </w:pPr>
-      <w:r>
-        <w:rPr/>
-      </w:r>
+        <w:spacing w:after="120"/>
+      </w:pPr>
     </w:p>
     <w:p>
       <w:pPr>
@@ -3619,19 +4845,16 @@
           <w:ilvl w:val="0"/>
           <w:numId w:val="2"/>
         </w:numPr>
-        <w:spacing w:before="0" w:after="120"/>
-        <w:rPr/>
-      </w:pPr>
-      <w:r>
-        <w:rPr/>
+        <w:spacing w:after="120"/>
+      </w:pPr>
+      <w:r>
         <w:t>You finish the simulation and you see that IN0 is red.  What is the likely reason for this?</w:t>
       </w:r>
     </w:p>
     <w:p>
       <w:pPr>
         <w:pStyle w:val="ListParagraph"/>
-        <w:spacing w:before="0" w:after="120"/>
-        <w:rPr/>
+        <w:spacing w:after="120"/>
       </w:pPr>
       <w:sdt>
         <w:sdtPr>
@@ -3639,24 +4862,15 @@
           <w:placeholder>
             <w:docPart w:val="B9EA243DF56741E2853393E83CC8A01D"/>
           </w:placeholder>
-          <w:showingPlcHdr/>
         </w:sdtPr>
+        <w:sdtEndPr/>
         <w:sdtContent>
           <w:r>
-            <w:rPr>
-              <w:rStyle w:val="PlaceholderText"/>
-            </w:rPr>
-          </w:r>
-          <w:r>
-            <w:rPr>
-              <w:rStyle w:val="PlaceholderText"/>
-            </w:rPr>
-            <w:t>Click or tap here to enter text.</w:t>
+            <w:t>Because I right clicked on the signal and changed it to red.</w:t>
           </w:r>
         </w:sdtContent>
       </w:sdt>
       <w:r>
-        <w:rPr/>
         <w:t xml:space="preserve"> </w:t>
       </w:r>
     </w:p>
@@ -3667,22 +4881,19 @@
           <w:ilvl w:val="0"/>
           <w:numId w:val="2"/>
         </w:numPr>
-        <w:spacing w:before="0" w:after="120"/>
-        <w:rPr/>
-      </w:pPr>
-      <w:r>
-        <w:rPr/>
+        <w:spacing w:after="120"/>
+      </w:pPr>
+      <w:r>
         <w:t>Paste a screenshot of your simulated results below.</w:t>
       </w:r>
     </w:p>
     <w:p>
       <w:pPr>
-        <w:pStyle w:val="Normal"/>
         <w:spacing w:before="120" w:after="120"/>
         <w:rPr>
           <w:rFonts w:cs="Arial"/>
           <w:b/>
-          <w:color w:themeColor="accent1" w:themeShade="bf" w:val="2E74B5"/>
+          <w:color w:val="2E74B5" w:themeColor="accent1" w:themeShade="BF"/>
           <w:sz w:val="28"/>
           <w:szCs w:val="28"/>
           <w:highlight w:val="lightGray"/>
@@ -3692,34 +4903,68 @@
         <w:rPr>
           <w:rFonts w:cs="Arial"/>
           <w:b/>
-          <w:color w:themeColor="accent1" w:themeShade="bf" w:val="2E74B5"/>
+          <w:color w:val="2E74B5" w:themeColor="accent1" w:themeShade="BF"/>
+          <w:sz w:val="28"/>
+          <w:szCs w:val="28"/>
+        </w:rPr>
+        <w:drawing>
+          <wp:inline distT="0" distB="0" distL="0" distR="0" wp14:anchorId="77FF0C1A" wp14:editId="54E918DE">
+            <wp:extent cx="6400800" cy="1191260"/>
+            <wp:effectExtent l="0" t="0" r="0" b="8890"/>
+            <wp:docPr id="3" name="Picture 3"/>
+            <wp:cNvGraphicFramePr>
+              <a:graphicFrameLocks xmlns:a="http://schemas.openxmlformats.org/drawingml/2006/main" noChangeAspect="1"/>
+            </wp:cNvGraphicFramePr>
+            <a:graphic xmlns:a="http://schemas.openxmlformats.org/drawingml/2006/main">
+              <a:graphicData uri="http://schemas.openxmlformats.org/drawingml/2006/picture">
+                <pic:pic xmlns:pic="http://schemas.openxmlformats.org/drawingml/2006/picture">
+                  <pic:nvPicPr>
+                    <pic:cNvPr id="1" name=""/>
+                    <pic:cNvPicPr/>
+                  </pic:nvPicPr>
+                  <pic:blipFill>
+                    <a:blip r:embed="rId10"/>
+                    <a:stretch>
+                      <a:fillRect/>
+                    </a:stretch>
+                  </pic:blipFill>
+                  <pic:spPr>
+                    <a:xfrm>
+                      <a:off x="0" y="0"/>
+                      <a:ext cx="6400800" cy="1191260"/>
+                    </a:xfrm>
+                    <a:prstGeom prst="rect">
+                      <a:avLst/>
+                    </a:prstGeom>
+                  </pic:spPr>
+                </pic:pic>
+              </a:graphicData>
+            </a:graphic>
+          </wp:inline>
+        </w:drawing>
+      </w:r>
+    </w:p>
+    <w:p>
+      <w:pPr>
+        <w:spacing w:before="120" w:after="120"/>
+        <w:rPr>
+          <w:rFonts w:cs="Arial"/>
+          <w:b/>
+          <w:color w:val="2E74B5" w:themeColor="accent1" w:themeShade="BF"/>
+          <w:sz w:val="28"/>
+          <w:szCs w:val="28"/>
+        </w:rPr>
+      </w:pPr>
+      <w:r>
+        <w:rPr>
+          <w:rFonts w:cs="Arial"/>
+          <w:b/>
+          <w:color w:val="2E74B5" w:themeColor="accent1" w:themeShade="BF"/>
           <w:sz w:val="28"/>
           <w:szCs w:val="28"/>
           <w:highlight w:val="lightGray"/>
         </w:rPr>
-      </w:r>
-    </w:p>
-    <w:p>
-      <w:pPr>
-        <w:pStyle w:val="Normal"/>
-        <w:spacing w:before="120" w:after="120"/>
-        <w:rPr>
-          <w:rFonts w:cs="Arial"/>
-          <w:b/>
-          <w:color w:themeColor="accent1" w:themeShade="bf" w:val="2E74B5"/>
-          <w:sz w:val="28"/>
-          <w:szCs w:val="28"/>
-        </w:rPr>
-      </w:pPr>
-      <w:r>
-        <w:rPr>
-          <w:rFonts w:cs="Arial"/>
-          <w:b/>
-          <w:color w:themeColor="accent1" w:themeShade="bf" w:val="2E74B5"/>
-          <w:sz w:val="28"/>
-          <w:szCs w:val="28"/>
-          <w:highlight w:val="lightGray"/>
-        </w:rPr>
+        <w:lastRenderedPageBreak/>
         <w:t>Post-Lab:</w:t>
       </w:r>
     </w:p>
@@ -3730,28 +4975,29 @@
           <w:ilvl w:val="0"/>
           <w:numId w:val="2"/>
         </w:numPr>
-        <w:spacing w:before="0" w:after="120"/>
-        <w:rPr/>
-      </w:pPr>
-      <w:r>
-        <w:rPr>
-          <w:rFonts w:eastAsia="" w:cs="Arial" w:eastAsiaTheme="majorEastAsia"/>
+        <w:spacing w:after="120"/>
+      </w:pPr>
+      <w:r>
+        <w:rPr>
+          <w:rFonts w:eastAsiaTheme="majorEastAsia" w:cs="Arial"/>
           <w:szCs w:val="22"/>
         </w:rPr>
         <w:t xml:space="preserve">Thinking about the ECE331 lab process as described in the </w:t>
       </w:r>
-      <w:r>
-        <w:rPr>
-          <w:rFonts w:eastAsia="" w:cs="Arial" w:eastAsiaTheme="majorEastAsia"/>
+      <w:proofErr w:type="spellStart"/>
+      <w:r>
+        <w:rPr>
+          <w:rFonts w:eastAsiaTheme="majorEastAsia" w:cs="Arial"/>
           <w:b/>
           <w:i/>
           <w:szCs w:val="22"/>
         </w:rPr>
         <w:t>LabManual</w:t>
       </w:r>
-      <w:r>
-        <w:rPr>
-          <w:rFonts w:eastAsia="" w:cs="Arial" w:eastAsiaTheme="majorEastAsia"/>
+      <w:proofErr w:type="spellEnd"/>
+      <w:r>
+        <w:rPr>
+          <w:rFonts w:eastAsiaTheme="majorEastAsia" w:cs="Arial"/>
           <w:szCs w:val="22"/>
         </w:rPr>
         <w:t>, what aspect of each lab do you expect to take the most time? Why?</w:t>
@@ -3760,8 +5006,7 @@
     <w:p>
       <w:pPr>
         <w:pStyle w:val="ListParagraph"/>
-        <w:spacing w:before="0" w:after="120"/>
-        <w:rPr/>
+        <w:spacing w:after="120"/>
       </w:pPr>
       <w:sdt>
         <w:sdtPr>
@@ -3771,22 +5016,23 @@
           </w:placeholder>
           <w:showingPlcHdr/>
         </w:sdtPr>
+        <w:sdtEndPr/>
         <w:sdtContent>
           <w:r>
             <w:rPr>
               <w:rStyle w:val="PlaceholderText"/>
             </w:rPr>
+            <w:t xml:space="preserve">Click or tap here to enter </w:t>
           </w:r>
           <w:r>
             <w:rPr>
               <w:rStyle w:val="PlaceholderText"/>
             </w:rPr>
-            <w:t>Click or tap here to enter text.</w:t>
+            <w:t>text.</w:t>
           </w:r>
         </w:sdtContent>
       </w:sdt>
       <w:r>
-        <w:rPr/>
         <w:t xml:space="preserve"> </w:t>
       </w:r>
     </w:p>
@@ -3797,8 +5043,7 @@
           <w:ilvl w:val="0"/>
           <w:numId w:val="2"/>
         </w:numPr>
-        <w:spacing w:before="0" w:after="120"/>
-        <w:rPr/>
+        <w:spacing w:after="120"/>
       </w:pPr>
       <w:r>
         <w:rPr>
@@ -3811,8 +5056,7 @@
     <w:p>
       <w:pPr>
         <w:pStyle w:val="ListParagraph"/>
-        <w:spacing w:before="0" w:after="120"/>
-        <w:rPr/>
+        <w:spacing w:after="120"/>
       </w:pPr>
       <w:sdt>
         <w:sdtPr>
@@ -3822,12 +5066,8 @@
           </w:placeholder>
           <w:showingPlcHdr/>
         </w:sdtPr>
+        <w:sdtEndPr/>
         <w:sdtContent>
-          <w:r>
-            <w:rPr>
-              <w:rStyle w:val="PlaceholderText"/>
-            </w:rPr>
-          </w:r>
           <w:r>
             <w:rPr>
               <w:rStyle w:val="PlaceholderText"/>
@@ -3837,18 +5077,16 @@
         </w:sdtContent>
       </w:sdt>
       <w:r>
-        <w:rPr/>
         <w:t xml:space="preserve"> </w:t>
       </w:r>
     </w:p>
     <w:p>
       <w:pPr>
-        <w:pStyle w:val="Normal"/>
         <w:numPr>
           <w:ilvl w:val="0"/>
           <w:numId w:val="2"/>
         </w:numPr>
-        <w:spacing w:before="0" w:after="120"/>
+        <w:spacing w:after="120"/>
         <w:jc w:val="both"/>
         <w:rPr>
           <w:rFonts w:cs="Arial"/>
@@ -3864,8 +5102,7 @@
     <w:p>
       <w:pPr>
         <w:pStyle w:val="ListParagraph"/>
-        <w:spacing w:before="0" w:after="120"/>
-        <w:rPr/>
+        <w:spacing w:after="120"/>
       </w:pPr>
       <w:r>
         <w:rPr>
@@ -3893,8 +5130,7 @@
     <w:p>
       <w:pPr>
         <w:pStyle w:val="ListParagraph"/>
-        <w:spacing w:before="0" w:after="120"/>
-        <w:rPr/>
+        <w:spacing w:after="120"/>
       </w:pPr>
       <w:sdt>
         <w:sdtPr>
@@ -3904,12 +5140,8 @@
           </w:placeholder>
           <w:showingPlcHdr/>
         </w:sdtPr>
+        <w:sdtEndPr/>
         <w:sdtContent>
-          <w:r>
-            <w:rPr>
-              <w:rStyle w:val="PlaceholderText"/>
-            </w:rPr>
-          </w:r>
           <w:r>
             <w:rPr>
               <w:rStyle w:val="PlaceholderText"/>
@@ -3919,7 +5151,6 @@
         </w:sdtContent>
       </w:sdt>
       <w:r>
-        <w:rPr/>
         <w:t xml:space="preserve"> </w:t>
       </w:r>
     </w:p>
@@ -3930,23 +5161,57 @@
           <w:ilvl w:val="0"/>
           <w:numId w:val="2"/>
         </w:numPr>
-        <w:spacing w:before="0" w:after="120"/>
-        <w:rPr/>
+        <w:spacing w:after="120"/>
       </w:pPr>
       <w:r>
         <w:rPr>
           <w:rFonts w:eastAsia="Arial" w:cs="Arial"/>
-          <w:color w:themeColor="text1" w:val="000000"/>
+          <w:color w:val="000000" w:themeColor="text1"/>
           <w:szCs w:val="22"/>
         </w:rPr>
-        <w:t>Thinking back to Lab 1 overall, what aspect of working with Verilog or Vivado would you define as the most challenging? If possible describe why or what specific aspect were challenging.</w:t>
+        <w:t xml:space="preserve">Thinking back to Lab 1 overall, what aspect of working with Verilog or </w:t>
+      </w:r>
+      <w:proofErr w:type="spellStart"/>
+      <w:r>
+        <w:rPr>
+          <w:rFonts w:eastAsia="Arial" w:cs="Arial"/>
+          <w:color w:val="000000" w:themeColor="text1"/>
+          <w:szCs w:val="22"/>
+        </w:rPr>
+        <w:t>Vivado</w:t>
+      </w:r>
+      <w:proofErr w:type="spellEnd"/>
+      <w:r>
+        <w:rPr>
+          <w:rFonts w:eastAsia="Arial" w:cs="Arial"/>
+          <w:color w:val="000000" w:themeColor="text1"/>
+          <w:szCs w:val="22"/>
+        </w:rPr>
+        <w:t xml:space="preserve"> would you define as the most challenging? If </w:t>
+      </w:r>
+      <w:proofErr w:type="gramStart"/>
+      <w:r>
+        <w:rPr>
+          <w:rFonts w:eastAsia="Arial" w:cs="Arial"/>
+          <w:color w:val="000000" w:themeColor="text1"/>
+          <w:szCs w:val="22"/>
+        </w:rPr>
+        <w:t>possible</w:t>
+      </w:r>
+      <w:proofErr w:type="gramEnd"/>
+      <w:r>
+        <w:rPr>
+          <w:rFonts w:eastAsia="Arial" w:cs="Arial"/>
+          <w:color w:val="000000" w:themeColor="text1"/>
+          <w:szCs w:val="22"/>
+        </w:rPr>
+        <w:t xml:space="preserve"> describe why or what specific aspect were challenging.</w:t>
       </w:r>
     </w:p>
     <w:p>
       <w:pPr>
         <w:pStyle w:val="ListParagraph"/>
-        <w:spacing w:before="0" w:after="120"/>
-        <w:rPr/>
+        <w:spacing w:after="120"/>
       </w:pPr>
       <w:sdt>
         <w:sdtPr>
@@ -3956,12 +5221,8 @@
           </w:placeholder>
           <w:showingPlcHdr/>
         </w:sdtPr>
+        <w:sdtEndPr/>
         <w:sdtContent>
-          <w:r>
-            <w:rPr>
-              <w:rStyle w:val="PlaceholderText"/>
-            </w:rPr>
-          </w:r>
           <w:r>
             <w:rPr>
               <w:rStyle w:val="PlaceholderText"/>
@@ -3971,7 +5232,6 @@
         </w:sdtContent>
       </w:sdt>
       <w:r>
-        <w:rPr/>
         <w:t xml:space="preserve"> </w:t>
       </w:r>
     </w:p>
@@ -3982,13 +5242,12 @@
           <w:ilvl w:val="0"/>
           <w:numId w:val="2"/>
         </w:numPr>
-        <w:spacing w:before="0" w:after="120"/>
-        <w:rPr/>
+        <w:spacing w:after="120"/>
       </w:pPr>
       <w:r>
         <w:rPr>
           <w:rFonts w:eastAsia="Arial" w:cs="Arial"/>
-          <w:color w:themeColor="text1" w:val="000000"/>
+          <w:color w:val="000000" w:themeColor="text1"/>
           <w:szCs w:val="22"/>
         </w:rPr>
         <w:t xml:space="preserve">(This one may be challenging with your limited knowledge of Verilog, but give it your best shot.) In a Verilog testbench, why do we declare inputs as </w:t>
@@ -3998,7 +5257,7 @@
           <w:rFonts w:eastAsia="Arial" w:cs="Arial"/>
           <w:i/>
           <w:iCs/>
-          <w:color w:themeColor="text1" w:val="000000"/>
+          <w:color w:val="000000" w:themeColor="text1"/>
           <w:szCs w:val="22"/>
         </w:rPr>
         <w:t>reg</w:t>
@@ -4006,7 +5265,7 @@
       <w:r>
         <w:rPr>
           <w:rFonts w:eastAsia="Arial" w:cs="Arial"/>
-          <w:color w:themeColor="text1" w:val="000000"/>
+          <w:color w:val="000000" w:themeColor="text1"/>
           <w:szCs w:val="22"/>
         </w:rPr>
         <w:t xml:space="preserve"> and outputs as </w:t>
@@ -4016,7 +5275,7 @@
           <w:rFonts w:eastAsia="Arial" w:cs="Arial"/>
           <w:i/>
           <w:iCs/>
-          <w:color w:themeColor="text1" w:val="000000"/>
+          <w:color w:val="000000" w:themeColor="text1"/>
           <w:szCs w:val="22"/>
         </w:rPr>
         <w:t>wire</w:t>
@@ -4024,7 +5283,7 @@
       <w:r>
         <w:rPr>
           <w:rFonts w:eastAsia="Arial" w:cs="Arial"/>
-          <w:color w:themeColor="text1" w:val="000000"/>
+          <w:color w:val="000000" w:themeColor="text1"/>
           <w:szCs w:val="22"/>
         </w:rPr>
         <w:t>?</w:t>
@@ -4033,8 +5292,7 @@
     <w:p>
       <w:pPr>
         <w:pStyle w:val="ListParagraph"/>
-        <w:spacing w:before="0" w:after="120"/>
-        <w:rPr/>
+        <w:spacing w:after="120"/>
       </w:pPr>
       <w:sdt>
         <w:sdtPr>
@@ -4044,12 +5302,8 @@
           </w:placeholder>
           <w:showingPlcHdr/>
         </w:sdtPr>
+        <w:sdtEndPr/>
         <w:sdtContent>
-          <w:r>
-            <w:rPr>
-              <w:rStyle w:val="PlaceholderText"/>
-            </w:rPr>
-          </w:r>
           <w:r>
             <w:rPr>
               <w:rStyle w:val="PlaceholderText"/>
@@ -4059,7 +5313,6 @@
         </w:sdtContent>
       </w:sdt>
       <w:r>
-        <w:rPr/>
         <w:t xml:space="preserve"> </w:t>
       </w:r>
     </w:p>
@@ -4070,13 +5323,12 @@
           <w:ilvl w:val="0"/>
           <w:numId w:val="2"/>
         </w:numPr>
-        <w:spacing w:before="0" w:after="120"/>
-        <w:rPr/>
+        <w:spacing w:after="120"/>
       </w:pPr>
       <w:r>
         <w:rPr>
           <w:rFonts w:eastAsia="Arial" w:cs="Arial"/>
-          <w:color w:themeColor="text1" w:val="000000"/>
+          <w:color w:val="000000" w:themeColor="text1"/>
           <w:szCs w:val="22"/>
         </w:rPr>
         <w:t xml:space="preserve">If you wanted to create a library of Verilog digital gate </w:t>
@@ -4086,7 +5338,7 @@
           <w:rFonts w:eastAsia="Arial" w:cs="Arial"/>
           <w:i/>
           <w:iCs/>
-          <w:color w:themeColor="text1" w:val="000000"/>
+          <w:color w:val="000000" w:themeColor="text1"/>
           <w:szCs w:val="22"/>
         </w:rPr>
         <w:t>primitive cells</w:t>
@@ -4094,7 +5346,7 @@
       <w:r>
         <w:rPr>
           <w:rFonts w:eastAsia="Arial" w:cs="Arial"/>
-          <w:color w:themeColor="text1" w:val="000000"/>
+          <w:color w:val="000000" w:themeColor="text1"/>
           <w:szCs w:val="22"/>
         </w:rPr>
         <w:t xml:space="preserve"> that would allow you to design a wide array of digital circuits all built on these primate gates, which logic gates (e.g., AND) would you include in your primitive cell library? Why? There is no single correct answer; just think it through and answer to the best of your ability/knowledge.</w:t>
@@ -4103,8 +5355,7 @@
     <w:p>
       <w:pPr>
         <w:pStyle w:val="ListParagraph"/>
-        <w:spacing w:before="0" w:after="120"/>
-        <w:rPr/>
+        <w:spacing w:after="120"/>
       </w:pPr>
       <w:sdt>
         <w:sdtPr>
@@ -4114,12 +5365,8 @@
           </w:placeholder>
           <w:showingPlcHdr/>
         </w:sdtPr>
+        <w:sdtEndPr/>
         <w:sdtContent>
-          <w:r>
-            <w:rPr>
-              <w:rStyle w:val="PlaceholderText"/>
-            </w:rPr>
-          </w:r>
           <w:r>
             <w:rPr>
               <w:rStyle w:val="PlaceholderText"/>
@@ -4129,7 +5376,6 @@
         </w:sdtContent>
       </w:sdt>
       <w:r>
-        <w:rPr/>
         <w:t xml:space="preserve"> </w:t>
       </w:r>
     </w:p>
@@ -4140,23 +5386,29 @@
           <w:ilvl w:val="0"/>
           <w:numId w:val="2"/>
         </w:numPr>
-        <w:spacing w:before="0" w:after="120"/>
-        <w:rPr/>
+        <w:spacing w:after="120"/>
       </w:pPr>
       <w:r>
         <w:rPr>
           <w:rFonts w:eastAsia="Arial" w:cs="Arial"/>
-          <w:color w:themeColor="text1" w:val="000000"/>
+          <w:color w:val="000000" w:themeColor="text1"/>
           <w:szCs w:val="22"/>
         </w:rPr>
-        <w:t>In your own words, what is the role that a MUX plays in digital designs? Can you think of a specific possible scenario where a MUX should be used? Even if you are not entirely sure, provide your best guess.</w:t>
+        <w:t xml:space="preserve">In your own words, what is the role that a MUX plays in digital designs? Can you </w:t>
+      </w:r>
+      <w:r>
+        <w:rPr>
+          <w:rFonts w:eastAsia="Arial" w:cs="Arial"/>
+          <w:color w:val="000000" w:themeColor="text1"/>
+          <w:szCs w:val="22"/>
+        </w:rPr>
+        <w:t>think of a specific possible scenario where a MUX should be used? Even if you are not entirely sure, provide your best guess.</w:t>
       </w:r>
     </w:p>
     <w:p>
       <w:pPr>
         <w:pStyle w:val="ListParagraph"/>
-        <w:spacing w:before="0" w:after="120"/>
-        <w:rPr/>
+        <w:spacing w:after="120"/>
       </w:pPr>
       <w:sdt>
         <w:sdtPr>
@@ -4166,12 +5418,8 @@
           </w:placeholder>
           <w:showingPlcHdr/>
         </w:sdtPr>
+        <w:sdtEndPr/>
         <w:sdtContent>
-          <w:r>
-            <w:rPr>
-              <w:rStyle w:val="PlaceholderText"/>
-            </w:rPr>
-          </w:r>
           <w:r>
             <w:rPr>
               <w:rStyle w:val="PlaceholderText"/>
@@ -4188,13 +5436,12 @@
           <w:ilvl w:val="0"/>
           <w:numId w:val="2"/>
         </w:numPr>
-        <w:spacing w:before="0" w:after="120"/>
-        <w:rPr/>
+        <w:spacing w:after="120"/>
       </w:pPr>
       <w:r>
         <w:rPr>
           <w:rFonts w:eastAsia="Arial" w:cs="Arial"/>
-          <w:color w:themeColor="text1" w:val="000000"/>
+          <w:color w:val="000000" w:themeColor="text1"/>
           <w:szCs w:val="22"/>
         </w:rPr>
         <w:t>What could we have done to make this lab run more smoothly?</w:t>
@@ -4202,11 +5449,9 @@
     </w:p>
     <w:p>
       <w:pPr>
-        <w:pStyle w:val="Normal"/>
-        <w:spacing w:before="0" w:after="120"/>
-        <w:ind w:start="720"/>
+        <w:spacing w:after="120"/>
+        <w:ind w:left="720"/>
         <w:jc w:val="both"/>
-        <w:rPr/>
       </w:pPr>
       <w:sdt>
         <w:sdtPr>
@@ -4216,12 +5461,8 @@
           </w:placeholder>
           <w:showingPlcHdr/>
         </w:sdtPr>
+        <w:sdtEndPr/>
         <w:sdtContent>
-          <w:r>
-            <w:rPr>
-              <w:rStyle w:val="PlaceholderText"/>
-            </w:rPr>
-          </w:r>
           <w:r>
             <w:rPr>
               <w:rStyle w:val="PlaceholderText"/>
@@ -4233,51 +5474,59 @@
     </w:p>
     <w:p>
       <w:pPr>
-        <w:pStyle w:val="Normal"/>
-        <w:spacing w:before="0" w:after="120"/>
-        <w:ind w:start="720"/>
+        <w:spacing w:after="120"/>
+        <w:ind w:left="720"/>
         <w:jc w:val="both"/>
-        <w:rPr/>
-      </w:pPr>
-      <w:r>
-        <w:rPr/>
-      </w:r>
+      </w:pPr>
     </w:p>
     <w:sectPr>
-      <w:headerReference w:type="even" r:id="rId4"/>
-      <w:headerReference w:type="default" r:id="rId5"/>
-      <w:headerReference w:type="first" r:id="rId6"/>
-      <w:footerReference w:type="even" r:id="rId7"/>
-      <w:footerReference w:type="default" r:id="rId8"/>
-      <w:footerReference w:type="first" r:id="rId9"/>
-      <w:type w:val="nextPage"/>
+      <w:headerReference w:type="even" r:id="rId11"/>
+      <w:headerReference w:type="default" r:id="rId12"/>
+      <w:footerReference w:type="even" r:id="rId13"/>
+      <w:footerReference w:type="default" r:id="rId14"/>
+      <w:headerReference w:type="first" r:id="rId15"/>
+      <w:footerReference w:type="first" r:id="rId16"/>
       <w:pgSz w:w="12240" w:h="15840"/>
-      <w:pgMar w:left="1080" w:right="1080" w:gutter="0" w:header="720" w:top="1080" w:footer="720" w:bottom="1080"/>
-      <w:pgNumType w:fmt="decimal"/>
-      <w:formProt w:val="false"/>
-      <w:textDirection w:val="lrTb"/>
-      <w:docGrid w:type="default" w:linePitch="100" w:charSpace="0"/>
+      <w:pgMar w:top="1080" w:right="1080" w:bottom="1080" w:left="1080" w:header="720" w:footer="720" w:gutter="0"/>
+      <w:cols w:space="720"/>
+      <w:formProt w:val="0"/>
+      <w:docGrid w:linePitch="100"/>
     </w:sectPr>
   </w:body>
 </w:document>
 </file>
 
+<file path=word/endnotes.xml><?xml version="1.0" encoding="utf-8"?>
+<w:endnotes xmlns:wpc="http://schemas.microsoft.com/office/word/2010/wordprocessingCanvas" xmlns:cx="http://schemas.microsoft.com/office/drawing/2014/chartex" xmlns:cx1="http://schemas.microsoft.com/office/drawing/2015/9/8/chartex" xmlns:cx2="http://schemas.microsoft.com/office/drawing/2015/10/21/chartex" xmlns:cx3="http://schemas.microsoft.com/office/drawing/2016/5/9/chartex" xmlns:cx4="http://schemas.microsoft.com/office/drawing/2016/5/10/chartex" xmlns:cx5="http://schemas.microsoft.com/office/drawing/2016/5/11/chartex" xmlns:cx6="http://schemas.microsoft.com/office/drawing/2016/5/12/chartex" xmlns:cx7="http://schemas.microsoft.com/office/drawing/2016/5/13/chartex" xmlns:cx8="http://schemas.microsoft.com/office/drawing/2016/5/14/chartex" xmlns:mc="http://schemas.openxmlformats.org/markup-compatibility/2006" xmlns:aink="http://schemas.microsoft.com/office/drawing/2016/ink" xmlns:am3d="http://schemas.microsoft.com/office/drawing/2017/model3d" xmlns:o="urn:schemas-microsoft-com:office:office" xmlns:oel="http://schemas.microsoft.com/office/2019/extlst" xmlns:r="http://schemas.openxmlformats.org/officeDocument/2006/relationships" xmlns:m="http://schemas.openxmlformats.org/officeDocument/2006/math" xmlns:v="urn:schemas-microsoft-com:vml" xmlns:wp14="http://schemas.microsoft.com/office/word/2010/wordprocessingDrawing" xmlns:wp="http://schemas.openxmlformats.org/drawingml/2006/wordprocessingDrawing" xmlns:w10="urn:schemas-microsoft-com:office:word" xmlns:w="http://schemas.openxmlformats.org/wordprocessingml/2006/main" xmlns:w14="http://schemas.microsoft.com/office/word/2010/wordml" xmlns:w15="http://schemas.microsoft.com/office/word/2012/wordml" xmlns:w16cex="http://schemas.microsoft.com/office/word/2018/wordml/cex" xmlns:w16cid="http://schemas.microsoft.com/office/word/2016/wordml/cid" xmlns:w16="http://schemas.microsoft.com/office/word/2018/wordml" xmlns:w16sdtdh="http://schemas.microsoft.com/office/word/2020/wordml/sdtdatahash" xmlns:w16se="http://schemas.microsoft.com/office/word/2015/wordml/symex" xmlns:wpg="http://schemas.microsoft.com/office/word/2010/wordprocessingGroup" xmlns:wpi="http://schemas.microsoft.com/office/word/2010/wordprocessingInk" xmlns:wne="http://schemas.microsoft.com/office/word/2006/wordml" xmlns:wps="http://schemas.microsoft.com/office/word/2010/wordprocessingShape" mc:Ignorable="w14 w15 w16se w16cid w16 w16cex w16sdtdh wp14">
+  <w:endnote w:type="separator" w:id="-1">
+    <w:p>
+      <w:r>
+        <w:separator/>
+      </w:r>
+    </w:p>
+  </w:endnote>
+  <w:endnote w:type="continuationSeparator" w:id="0">
+    <w:p>
+      <w:r>
+        <w:continuationSeparator/>
+      </w:r>
+    </w:p>
+  </w:endnote>
+</w:endnotes>
+</file>
+
 <file path=word/footer1.xml><?xml version="1.0" encoding="utf-8"?>
-<w:ftr xmlns:o="urn:schemas-microsoft-com:office:office" xmlns:r="http://schemas.openxmlformats.org/officeDocument/2006/relationships" xmlns:v="urn:schemas-microsoft-com:vml" xmlns:w="http://schemas.openxmlformats.org/wordprocessingml/2006/main" xmlns:w10="urn:schemas-microsoft-com:office:word" xmlns:wp="http://schemas.openxmlformats.org/drawingml/2006/wordprocessingDrawing" xmlns:pic="http://schemas.openxmlformats.org/drawingml/2006/picture" xmlns:wps="http://schemas.microsoft.com/office/word/2010/wordprocessingShape" xmlns:wpg="http://schemas.microsoft.com/office/word/2010/wordprocessingGroup" xmlns:mc="http://schemas.openxmlformats.org/markup-compatibility/2006" xmlns:wp14="http://schemas.microsoft.com/office/word/2010/wordprocessingDrawing" xmlns:w14="http://schemas.microsoft.com/office/word/2010/wordml" xmlns:w15="http://schemas.microsoft.com/office/word/2012/wordml" mc:Ignorable="w14 wp14 w15">
+<w:ftr xmlns:wpc="http://schemas.microsoft.com/office/word/2010/wordprocessingCanvas" xmlns:cx="http://schemas.microsoft.com/office/drawing/2014/chartex" xmlns:cx1="http://schemas.microsoft.com/office/drawing/2015/9/8/chartex" xmlns:cx2="http://schemas.microsoft.com/office/drawing/2015/10/21/chartex" xmlns:cx3="http://schemas.microsoft.com/office/drawing/2016/5/9/chartex" xmlns:cx4="http://schemas.microsoft.com/office/drawing/2016/5/10/chartex" xmlns:cx5="http://schemas.microsoft.com/office/drawing/2016/5/11/chartex" xmlns:cx6="http://schemas.microsoft.com/office/drawing/2016/5/12/chartex" xmlns:cx7="http://schemas.microsoft.com/office/drawing/2016/5/13/chartex" xmlns:cx8="http://schemas.microsoft.com/office/drawing/2016/5/14/chartex" xmlns:mc="http://schemas.openxmlformats.org/markup-compatibility/2006" xmlns:aink="http://schemas.microsoft.com/office/drawing/2016/ink" xmlns:am3d="http://schemas.microsoft.com/office/drawing/2017/model3d" xmlns:o="urn:schemas-microsoft-com:office:office" xmlns:oel="http://schemas.microsoft.com/office/2019/extlst" xmlns:r="http://schemas.openxmlformats.org/officeDocument/2006/relationships" xmlns:m="http://schemas.openxmlformats.org/officeDocument/2006/math" xmlns:v="urn:schemas-microsoft-com:vml" xmlns:wp14="http://schemas.microsoft.com/office/word/2010/wordprocessingDrawing" xmlns:wp="http://schemas.openxmlformats.org/drawingml/2006/wordprocessingDrawing" xmlns:w10="urn:schemas-microsoft-com:office:word" xmlns:w="http://schemas.openxmlformats.org/wordprocessingml/2006/main" xmlns:w14="http://schemas.microsoft.com/office/word/2010/wordml" xmlns:w15="http://schemas.microsoft.com/office/word/2012/wordml" xmlns:w16cex="http://schemas.microsoft.com/office/word/2018/wordml/cex" xmlns:w16cid="http://schemas.microsoft.com/office/word/2016/wordml/cid" xmlns:w16="http://schemas.microsoft.com/office/word/2018/wordml" xmlns:w16sdtdh="http://schemas.microsoft.com/office/word/2020/wordml/sdtdatahash" xmlns:w16se="http://schemas.microsoft.com/office/word/2015/wordml/symex" xmlns:wpg="http://schemas.microsoft.com/office/word/2010/wordprocessingGroup" xmlns:wpi="http://schemas.microsoft.com/office/word/2010/wordprocessingInk" xmlns:wne="http://schemas.microsoft.com/office/word/2006/wordml" xmlns:wps="http://schemas.microsoft.com/office/word/2010/wordprocessingShape" mc:Ignorable="w14 w15 w16se w16cid w16 w16cex w16sdtdh wp14">
   <w:p>
     <w:pPr>
       <w:pStyle w:val="Footer"/>
-      <w:rPr/>
     </w:pPr>
-    <w:r>
-      <w:rPr/>
-    </w:r>
   </w:p>
 </w:ftr>
 </file>
 
 <file path=word/footer2.xml><?xml version="1.0" encoding="utf-8"?>
-<w:ftr xmlns:o="urn:schemas-microsoft-com:office:office" xmlns:r="http://schemas.openxmlformats.org/officeDocument/2006/relationships" xmlns:v="urn:schemas-microsoft-com:vml" xmlns:w="http://schemas.openxmlformats.org/wordprocessingml/2006/main" xmlns:w10="urn:schemas-microsoft-com:office:word" xmlns:wp="http://schemas.openxmlformats.org/drawingml/2006/wordprocessingDrawing" xmlns:pic="http://schemas.openxmlformats.org/drawingml/2006/picture" xmlns:wps="http://schemas.microsoft.com/office/word/2010/wordprocessingShape" xmlns:wpg="http://schemas.microsoft.com/office/word/2010/wordprocessingGroup" xmlns:mc="http://schemas.openxmlformats.org/markup-compatibility/2006" xmlns:wp14="http://schemas.microsoft.com/office/word/2010/wordprocessingDrawing" xmlns:w14="http://schemas.microsoft.com/office/word/2010/wordml" xmlns:w15="http://schemas.microsoft.com/office/word/2012/wordml" mc:Ignorable="w14 wp14 w15">
+<w:ftr xmlns:wpc="http://schemas.microsoft.com/office/word/2010/wordprocessingCanvas" xmlns:cx="http://schemas.microsoft.com/office/drawing/2014/chartex" xmlns:cx1="http://schemas.microsoft.com/office/drawing/2015/9/8/chartex" xmlns:cx2="http://schemas.microsoft.com/office/drawing/2015/10/21/chartex" xmlns:cx3="http://schemas.microsoft.com/office/drawing/2016/5/9/chartex" xmlns:cx4="http://schemas.microsoft.com/office/drawing/2016/5/10/chartex" xmlns:cx5="http://schemas.microsoft.com/office/drawing/2016/5/11/chartex" xmlns:cx6="http://schemas.microsoft.com/office/drawing/2016/5/12/chartex" xmlns:cx7="http://schemas.microsoft.com/office/drawing/2016/5/13/chartex" xmlns:cx8="http://schemas.microsoft.com/office/drawing/2016/5/14/chartex" xmlns:mc="http://schemas.openxmlformats.org/markup-compatibility/2006" xmlns:aink="http://schemas.microsoft.com/office/drawing/2016/ink" xmlns:am3d="http://schemas.microsoft.com/office/drawing/2017/model3d" xmlns:o="urn:schemas-microsoft-com:office:office" xmlns:oel="http://schemas.microsoft.com/office/2019/extlst" xmlns:r="http://schemas.openxmlformats.org/officeDocument/2006/relationships" xmlns:m="http://schemas.openxmlformats.org/officeDocument/2006/math" xmlns:v="urn:schemas-microsoft-com:vml" xmlns:wp14="http://schemas.microsoft.com/office/word/2010/wordprocessingDrawing" xmlns:wp="http://schemas.openxmlformats.org/drawingml/2006/wordprocessingDrawing" xmlns:w10="urn:schemas-microsoft-com:office:word" xmlns:w="http://schemas.openxmlformats.org/wordprocessingml/2006/main" xmlns:w14="http://schemas.microsoft.com/office/word/2010/wordml" xmlns:w15="http://schemas.microsoft.com/office/word/2012/wordml" xmlns:w16cex="http://schemas.microsoft.com/office/word/2018/wordml/cex" xmlns:w16cid="http://schemas.microsoft.com/office/word/2016/wordml/cid" xmlns:w16="http://schemas.microsoft.com/office/word/2018/wordml" xmlns:w16sdtdh="http://schemas.microsoft.com/office/word/2020/wordml/sdtdatahash" xmlns:w16se="http://schemas.microsoft.com/office/word/2015/wordml/symex" xmlns:wpg="http://schemas.microsoft.com/office/word/2010/wordprocessingGroup" xmlns:wpi="http://schemas.microsoft.com/office/word/2010/wordprocessingInk" xmlns:wne="http://schemas.microsoft.com/office/word/2006/wordml" xmlns:wps="http://schemas.microsoft.com/office/word/2010/wordprocessingShape" mc:Ignorable="w14 w15 w16se w16cid w16 w16cex w16sdtdh wp14">
   <w:p>
     <w:pPr>
       <w:pStyle w:val="Footer"/>
@@ -4286,8 +5535,7 @@
       </w:pBdr>
       <w:tabs>
         <w:tab w:val="clear" w:pos="9360"/>
-        <w:tab w:val="center" w:pos="4680" w:leader="none"/>
-        <w:tab w:val="right" w:pos="10080" w:leader="none"/>
+        <w:tab w:val="right" w:pos="10080"/>
       </w:tabs>
       <w:rPr>
         <w:rFonts w:cs="Arial"/>
@@ -4302,7 +5550,21 @@
         <w:szCs w:val="20"/>
       </w:rPr>
       <w:t>Lab 0</w:t>
+    </w:r>
+    <w:r>
+      <w:rPr>
+        <w:rFonts w:cs="Arial"/>
+        <w:sz w:val="20"/>
+        <w:szCs w:val="20"/>
+      </w:rPr>
       <w:tab/>
+    </w:r>
+    <w:r>
+      <w:rPr>
+        <w:rFonts w:cs="Arial"/>
+        <w:sz w:val="20"/>
+        <w:szCs w:val="20"/>
+      </w:rPr>
       <w:tab/>
       <w:t xml:space="preserve">p. </w:t>
     </w:r>
@@ -4356,7 +5618,7 @@
 </file>
 
 <file path=word/footer3.xml><?xml version="1.0" encoding="utf-8"?>
-<w:ftr xmlns:o="urn:schemas-microsoft-com:office:office" xmlns:r="http://schemas.openxmlformats.org/officeDocument/2006/relationships" xmlns:v="urn:schemas-microsoft-com:vml" xmlns:w="http://schemas.openxmlformats.org/wordprocessingml/2006/main" xmlns:w10="urn:schemas-microsoft-com:office:word" xmlns:wp="http://schemas.openxmlformats.org/drawingml/2006/wordprocessingDrawing" xmlns:pic="http://schemas.openxmlformats.org/drawingml/2006/picture" xmlns:wps="http://schemas.microsoft.com/office/word/2010/wordprocessingShape" xmlns:wpg="http://schemas.microsoft.com/office/word/2010/wordprocessingGroup" xmlns:mc="http://schemas.openxmlformats.org/markup-compatibility/2006" xmlns:wp14="http://schemas.microsoft.com/office/word/2010/wordprocessingDrawing" xmlns:w14="http://schemas.microsoft.com/office/word/2010/wordml" xmlns:w15="http://schemas.microsoft.com/office/word/2012/wordml" mc:Ignorable="w14 wp14 w15">
+<w:ftr xmlns:wpc="http://schemas.microsoft.com/office/word/2010/wordprocessingCanvas" xmlns:cx="http://schemas.microsoft.com/office/drawing/2014/chartex" xmlns:cx1="http://schemas.microsoft.com/office/drawing/2015/9/8/chartex" xmlns:cx2="http://schemas.microsoft.com/office/drawing/2015/10/21/chartex" xmlns:cx3="http://schemas.microsoft.com/office/drawing/2016/5/9/chartex" xmlns:cx4="http://schemas.microsoft.com/office/drawing/2016/5/10/chartex" xmlns:cx5="http://schemas.microsoft.com/office/drawing/2016/5/11/chartex" xmlns:cx6="http://schemas.microsoft.com/office/drawing/2016/5/12/chartex" xmlns:cx7="http://schemas.microsoft.com/office/drawing/2016/5/13/chartex" xmlns:cx8="http://schemas.microsoft.com/office/drawing/2016/5/14/chartex" xmlns:mc="http://schemas.openxmlformats.org/markup-compatibility/2006" xmlns:aink="http://schemas.microsoft.com/office/drawing/2016/ink" xmlns:am3d="http://schemas.microsoft.com/office/drawing/2017/model3d" xmlns:o="urn:schemas-microsoft-com:office:office" xmlns:oel="http://schemas.microsoft.com/office/2019/extlst" xmlns:r="http://schemas.openxmlformats.org/officeDocument/2006/relationships" xmlns:m="http://schemas.openxmlformats.org/officeDocument/2006/math" xmlns:v="urn:schemas-microsoft-com:vml" xmlns:wp14="http://schemas.microsoft.com/office/word/2010/wordprocessingDrawing" xmlns:wp="http://schemas.openxmlformats.org/drawingml/2006/wordprocessingDrawing" xmlns:w10="urn:schemas-microsoft-com:office:word" xmlns:w="http://schemas.openxmlformats.org/wordprocessingml/2006/main" xmlns:w14="http://schemas.microsoft.com/office/word/2010/wordml" xmlns:w15="http://schemas.microsoft.com/office/word/2012/wordml" xmlns:w16cex="http://schemas.microsoft.com/office/word/2018/wordml/cex" xmlns:w16cid="http://schemas.microsoft.com/office/word/2016/wordml/cid" xmlns:w16="http://schemas.microsoft.com/office/word/2018/wordml" xmlns:w16sdtdh="http://schemas.microsoft.com/office/word/2020/wordml/sdtdatahash" xmlns:w16se="http://schemas.microsoft.com/office/word/2015/wordml/symex" xmlns:wpg="http://schemas.microsoft.com/office/word/2010/wordprocessingGroup" xmlns:wpi="http://schemas.microsoft.com/office/word/2010/wordprocessingInk" xmlns:wne="http://schemas.microsoft.com/office/word/2006/wordml" xmlns:wps="http://schemas.microsoft.com/office/word/2010/wordprocessingShape" mc:Ignorable="w14 w15 w16se w16cid w16 w16cex w16sdtdh wp14">
   <w:p>
     <w:pPr>
       <w:pStyle w:val="Footer"/>
@@ -4365,8 +5627,7 @@
       </w:pBdr>
       <w:tabs>
         <w:tab w:val="clear" w:pos="9360"/>
-        <w:tab w:val="center" w:pos="4680" w:leader="none"/>
-        <w:tab w:val="right" w:pos="10080" w:leader="none"/>
+        <w:tab w:val="right" w:pos="10080"/>
       </w:tabs>
       <w:rPr>
         <w:rFonts w:cs="Arial"/>
@@ -4381,7 +5642,21 @@
         <w:szCs w:val="20"/>
       </w:rPr>
       <w:t>Lab 0</w:t>
+    </w:r>
+    <w:r>
+      <w:rPr>
+        <w:rFonts w:cs="Arial"/>
+        <w:sz w:val="20"/>
+        <w:szCs w:val="20"/>
+      </w:rPr>
       <w:tab/>
+    </w:r>
+    <w:r>
+      <w:rPr>
+        <w:rFonts w:cs="Arial"/>
+        <w:sz w:val="20"/>
+        <w:szCs w:val="20"/>
+      </w:rPr>
       <w:tab/>
       <w:t xml:space="preserve">p. </w:t>
     </w:r>
@@ -4434,29 +5709,43 @@
 </w:ftr>
 </file>
 
+<file path=word/footnotes.xml><?xml version="1.0" encoding="utf-8"?>
+<w:footnotes xmlns:wpc="http://schemas.microsoft.com/office/word/2010/wordprocessingCanvas" xmlns:cx="http://schemas.microsoft.com/office/drawing/2014/chartex" xmlns:cx1="http://schemas.microsoft.com/office/drawing/2015/9/8/chartex" xmlns:cx2="http://schemas.microsoft.com/office/drawing/2015/10/21/chartex" xmlns:cx3="http://schemas.microsoft.com/office/drawing/2016/5/9/chartex" xmlns:cx4="http://schemas.microsoft.com/office/drawing/2016/5/10/chartex" xmlns:cx5="http://schemas.microsoft.com/office/drawing/2016/5/11/chartex" xmlns:cx6="http://schemas.microsoft.com/office/drawing/2016/5/12/chartex" xmlns:cx7="http://schemas.microsoft.com/office/drawing/2016/5/13/chartex" xmlns:cx8="http://schemas.microsoft.com/office/drawing/2016/5/14/chartex" xmlns:mc="http://schemas.openxmlformats.org/markup-compatibility/2006" xmlns:aink="http://schemas.microsoft.com/office/drawing/2016/ink" xmlns:am3d="http://schemas.microsoft.com/office/drawing/2017/model3d" xmlns:o="urn:schemas-microsoft-com:office:office" xmlns:oel="http://schemas.microsoft.com/office/2019/extlst" xmlns:r="http://schemas.openxmlformats.org/officeDocument/2006/relationships" xmlns:m="http://schemas.openxmlformats.org/officeDocument/2006/math" xmlns:v="urn:schemas-microsoft-com:vml" xmlns:wp14="http://schemas.microsoft.com/office/word/2010/wordprocessingDrawing" xmlns:wp="http://schemas.openxmlformats.org/drawingml/2006/wordprocessingDrawing" xmlns:w10="urn:schemas-microsoft-com:office:word" xmlns:w="http://schemas.openxmlformats.org/wordprocessingml/2006/main" xmlns:w14="http://schemas.microsoft.com/office/word/2010/wordml" xmlns:w15="http://schemas.microsoft.com/office/word/2012/wordml" xmlns:w16cex="http://schemas.microsoft.com/office/word/2018/wordml/cex" xmlns:w16cid="http://schemas.microsoft.com/office/word/2016/wordml/cid" xmlns:w16="http://schemas.microsoft.com/office/word/2018/wordml" xmlns:w16sdtdh="http://schemas.microsoft.com/office/word/2020/wordml/sdtdatahash" xmlns:w16se="http://schemas.microsoft.com/office/word/2015/wordml/symex" xmlns:wpg="http://schemas.microsoft.com/office/word/2010/wordprocessingGroup" xmlns:wpi="http://schemas.microsoft.com/office/word/2010/wordprocessingInk" xmlns:wne="http://schemas.microsoft.com/office/word/2006/wordml" xmlns:wps="http://schemas.microsoft.com/office/word/2010/wordprocessingShape" mc:Ignorable="w14 w15 w16se w16cid w16 w16cex w16sdtdh wp14">
+  <w:footnote w:type="separator" w:id="-1">
+    <w:p>
+      <w:r>
+        <w:separator/>
+      </w:r>
+    </w:p>
+  </w:footnote>
+  <w:footnote w:type="continuationSeparator" w:id="0">
+    <w:p>
+      <w:r>
+        <w:continuationSeparator/>
+      </w:r>
+    </w:p>
+  </w:footnote>
+</w:footnotes>
+</file>
+
 <file path=word/header1.xml><?xml version="1.0" encoding="utf-8"?>
-<w:hdr xmlns:o="urn:schemas-microsoft-com:office:office" xmlns:r="http://schemas.openxmlformats.org/officeDocument/2006/relationships" xmlns:v="urn:schemas-microsoft-com:vml" xmlns:w="http://schemas.openxmlformats.org/wordprocessingml/2006/main" xmlns:w10="urn:schemas-microsoft-com:office:word" xmlns:wp="http://schemas.openxmlformats.org/drawingml/2006/wordprocessingDrawing" xmlns:pic="http://schemas.openxmlformats.org/drawingml/2006/picture" xmlns:wps="http://schemas.microsoft.com/office/word/2010/wordprocessingShape" xmlns:wpg="http://schemas.microsoft.com/office/word/2010/wordprocessingGroup" xmlns:mc="http://schemas.openxmlformats.org/markup-compatibility/2006" xmlns:wp14="http://schemas.microsoft.com/office/word/2010/wordprocessingDrawing" xmlns:w14="http://schemas.microsoft.com/office/word/2010/wordml" xmlns:w15="http://schemas.microsoft.com/office/word/2012/wordml" mc:Ignorable="w14 wp14 w15">
+<w:hdr xmlns:wpc="http://schemas.microsoft.com/office/word/2010/wordprocessingCanvas" xmlns:cx="http://schemas.microsoft.com/office/drawing/2014/chartex" xmlns:cx1="http://schemas.microsoft.com/office/drawing/2015/9/8/chartex" xmlns:cx2="http://schemas.microsoft.com/office/drawing/2015/10/21/chartex" xmlns:cx3="http://schemas.microsoft.com/office/drawing/2016/5/9/chartex" xmlns:cx4="http://schemas.microsoft.com/office/drawing/2016/5/10/chartex" xmlns:cx5="http://schemas.microsoft.com/office/drawing/2016/5/11/chartex" xmlns:cx6="http://schemas.microsoft.com/office/drawing/2016/5/12/chartex" xmlns:cx7="http://schemas.microsoft.com/office/drawing/2016/5/13/chartex" xmlns:cx8="http://schemas.microsoft.com/office/drawing/2016/5/14/chartex" xmlns:mc="http://schemas.openxmlformats.org/markup-compatibility/2006" xmlns:aink="http://schemas.microsoft.com/office/drawing/2016/ink" xmlns:am3d="http://schemas.microsoft.com/office/drawing/2017/model3d" xmlns:o="urn:schemas-microsoft-com:office:office" xmlns:oel="http://schemas.microsoft.com/office/2019/extlst" xmlns:r="http://schemas.openxmlformats.org/officeDocument/2006/relationships" xmlns:m="http://schemas.openxmlformats.org/officeDocument/2006/math" xmlns:v="urn:schemas-microsoft-com:vml" xmlns:wp14="http://schemas.microsoft.com/office/word/2010/wordprocessingDrawing" xmlns:wp="http://schemas.openxmlformats.org/drawingml/2006/wordprocessingDrawing" xmlns:w10="urn:schemas-microsoft-com:office:word" xmlns:w="http://schemas.openxmlformats.org/wordprocessingml/2006/main" xmlns:w14="http://schemas.microsoft.com/office/word/2010/wordml" xmlns:w15="http://schemas.microsoft.com/office/word/2012/wordml" xmlns:w16cex="http://schemas.microsoft.com/office/word/2018/wordml/cex" xmlns:w16cid="http://schemas.microsoft.com/office/word/2016/wordml/cid" xmlns:w16="http://schemas.microsoft.com/office/word/2018/wordml" xmlns:w16sdtdh="http://schemas.microsoft.com/office/word/2020/wordml/sdtdatahash" xmlns:w16se="http://schemas.microsoft.com/office/word/2015/wordml/symex" xmlns:wpg="http://schemas.microsoft.com/office/word/2010/wordprocessingGroup" xmlns:wpi="http://schemas.microsoft.com/office/word/2010/wordprocessingInk" xmlns:wne="http://schemas.microsoft.com/office/word/2006/wordml" xmlns:wps="http://schemas.microsoft.com/office/word/2010/wordprocessingShape" mc:Ignorable="w14 w15 w16se w16cid w16 w16cex w16sdtdh wp14">
   <w:p>
     <w:pPr>
       <w:pStyle w:val="Header"/>
-      <w:rPr/>
     </w:pPr>
-    <w:r>
-      <w:rPr/>
-    </w:r>
   </w:p>
 </w:hdr>
 </file>
 
 <file path=word/header2.xml><?xml version="1.0" encoding="utf-8"?>
-<w:hdr xmlns:o="urn:schemas-microsoft-com:office:office" xmlns:r="http://schemas.openxmlformats.org/officeDocument/2006/relationships" xmlns:v="urn:schemas-microsoft-com:vml" xmlns:w="http://schemas.openxmlformats.org/wordprocessingml/2006/main" xmlns:w10="urn:schemas-microsoft-com:office:word" xmlns:wp="http://schemas.openxmlformats.org/drawingml/2006/wordprocessingDrawing" xmlns:pic="http://schemas.openxmlformats.org/drawingml/2006/picture" xmlns:wps="http://schemas.microsoft.com/office/word/2010/wordprocessingShape" xmlns:wpg="http://schemas.microsoft.com/office/word/2010/wordprocessingGroup" xmlns:mc="http://schemas.openxmlformats.org/markup-compatibility/2006" xmlns:wp14="http://schemas.microsoft.com/office/word/2010/wordprocessingDrawing" xmlns:w14="http://schemas.microsoft.com/office/word/2010/wordml" xmlns:w15="http://schemas.microsoft.com/office/word/2012/wordml" mc:Ignorable="w14 wp14 w15">
+<w:hdr xmlns:wpc="http://schemas.microsoft.com/office/word/2010/wordprocessingCanvas" xmlns:cx="http://schemas.microsoft.com/office/drawing/2014/chartex" xmlns:cx1="http://schemas.microsoft.com/office/drawing/2015/9/8/chartex" xmlns:cx2="http://schemas.microsoft.com/office/drawing/2015/10/21/chartex" xmlns:cx3="http://schemas.microsoft.com/office/drawing/2016/5/9/chartex" xmlns:cx4="http://schemas.microsoft.com/office/drawing/2016/5/10/chartex" xmlns:cx5="http://schemas.microsoft.com/office/drawing/2016/5/11/chartex" xmlns:cx6="http://schemas.microsoft.com/office/drawing/2016/5/12/chartex" xmlns:cx7="http://schemas.microsoft.com/office/drawing/2016/5/13/chartex" xmlns:cx8="http://schemas.microsoft.com/office/drawing/2016/5/14/chartex" xmlns:mc="http://schemas.openxmlformats.org/markup-compatibility/2006" xmlns:aink="http://schemas.microsoft.com/office/drawing/2016/ink" xmlns:am3d="http://schemas.microsoft.com/office/drawing/2017/model3d" xmlns:o="urn:schemas-microsoft-com:office:office" xmlns:oel="http://schemas.microsoft.com/office/2019/extlst" xmlns:r="http://schemas.openxmlformats.org/officeDocument/2006/relationships" xmlns:m="http://schemas.openxmlformats.org/officeDocument/2006/math" xmlns:v="urn:schemas-microsoft-com:vml" xmlns:wp14="http://schemas.microsoft.com/office/word/2010/wordprocessingDrawing" xmlns:wp="http://schemas.openxmlformats.org/drawingml/2006/wordprocessingDrawing" xmlns:w10="urn:schemas-microsoft-com:office:word" xmlns:w="http://schemas.openxmlformats.org/wordprocessingml/2006/main" xmlns:w14="http://schemas.microsoft.com/office/word/2010/wordml" xmlns:w15="http://schemas.microsoft.com/office/word/2012/wordml" xmlns:w16cex="http://schemas.microsoft.com/office/word/2018/wordml/cex" xmlns:w16cid="http://schemas.microsoft.com/office/word/2016/wordml/cid" xmlns:w16="http://schemas.microsoft.com/office/word/2018/wordml" xmlns:w16sdtdh="http://schemas.microsoft.com/office/word/2020/wordml/sdtdatahash" xmlns:w16se="http://schemas.microsoft.com/office/word/2015/wordml/symex" xmlns:wpg="http://schemas.microsoft.com/office/word/2010/wordprocessingGroup" xmlns:wpi="http://schemas.microsoft.com/office/word/2010/wordprocessingInk" xmlns:wne="http://schemas.microsoft.com/office/word/2006/wordml" xmlns:wps="http://schemas.microsoft.com/office/word/2010/wordprocessingShape" mc:Ignorable="w14 w15 w16se w16cid w16 w16cex w16sdtdh wp14">
   <w:p>
     <w:pPr>
       <w:pStyle w:val="Header"/>
       <w:tabs>
         <w:tab w:val="clear" w:pos="9360"/>
-        <w:tab w:val="center" w:pos="4680" w:leader="none"/>
-        <w:tab w:val="right" w:pos="10080" w:leader="none"/>
+        <w:tab w:val="right" w:pos="10080"/>
       </w:tabs>
       <w:rPr>
         <w:rFonts w:cs="Arial"/>
@@ -4482,8 +5771,7 @@
       <w:pStyle w:val="Header"/>
       <w:tabs>
         <w:tab w:val="clear" w:pos="9360"/>
-        <w:tab w:val="center" w:pos="4680" w:leader="none"/>
-        <w:tab w:val="right" w:pos="10080" w:leader="none"/>
+        <w:tab w:val="right" w:pos="10080"/>
       </w:tabs>
       <w:rPr>
         <w:rFonts w:cs="Arial"/>
@@ -4508,14 +5796,13 @@
 </file>
 
 <file path=word/header3.xml><?xml version="1.0" encoding="utf-8"?>
-<w:hdr xmlns:o="urn:schemas-microsoft-com:office:office" xmlns:r="http://schemas.openxmlformats.org/officeDocument/2006/relationships" xmlns:v="urn:schemas-microsoft-com:vml" xmlns:w="http://schemas.openxmlformats.org/wordprocessingml/2006/main" xmlns:w10="urn:schemas-microsoft-com:office:word" xmlns:wp="http://schemas.openxmlformats.org/drawingml/2006/wordprocessingDrawing" xmlns:pic="http://schemas.openxmlformats.org/drawingml/2006/picture" xmlns:wps="http://schemas.microsoft.com/office/word/2010/wordprocessingShape" xmlns:wpg="http://schemas.microsoft.com/office/word/2010/wordprocessingGroup" xmlns:mc="http://schemas.openxmlformats.org/markup-compatibility/2006" xmlns:wp14="http://schemas.microsoft.com/office/word/2010/wordprocessingDrawing" xmlns:w14="http://schemas.microsoft.com/office/word/2010/wordml" xmlns:w15="http://schemas.microsoft.com/office/word/2012/wordml" mc:Ignorable="w14 wp14 w15">
+<w:hdr xmlns:wpc="http://schemas.microsoft.com/office/word/2010/wordprocessingCanvas" xmlns:cx="http://schemas.microsoft.com/office/drawing/2014/chartex" xmlns:cx1="http://schemas.microsoft.com/office/drawing/2015/9/8/chartex" xmlns:cx2="http://schemas.microsoft.com/office/drawing/2015/10/21/chartex" xmlns:cx3="http://schemas.microsoft.com/office/drawing/2016/5/9/chartex" xmlns:cx4="http://schemas.microsoft.com/office/drawing/2016/5/10/chartex" xmlns:cx5="http://schemas.microsoft.com/office/drawing/2016/5/11/chartex" xmlns:cx6="http://schemas.microsoft.com/office/drawing/2016/5/12/chartex" xmlns:cx7="http://schemas.microsoft.com/office/drawing/2016/5/13/chartex" xmlns:cx8="http://schemas.microsoft.com/office/drawing/2016/5/14/chartex" xmlns:mc="http://schemas.openxmlformats.org/markup-compatibility/2006" xmlns:aink="http://schemas.microsoft.com/office/drawing/2016/ink" xmlns:am3d="http://schemas.microsoft.com/office/drawing/2017/model3d" xmlns:o="urn:schemas-microsoft-com:office:office" xmlns:oel="http://schemas.microsoft.com/office/2019/extlst" xmlns:r="http://schemas.openxmlformats.org/officeDocument/2006/relationships" xmlns:m="http://schemas.openxmlformats.org/officeDocument/2006/math" xmlns:v="urn:schemas-microsoft-com:vml" xmlns:wp14="http://schemas.microsoft.com/office/word/2010/wordprocessingDrawing" xmlns:wp="http://schemas.openxmlformats.org/drawingml/2006/wordprocessingDrawing" xmlns:w10="urn:schemas-microsoft-com:office:word" xmlns:w="http://schemas.openxmlformats.org/wordprocessingml/2006/main" xmlns:w14="http://schemas.microsoft.com/office/word/2010/wordml" xmlns:w15="http://schemas.microsoft.com/office/word/2012/wordml" xmlns:w16cex="http://schemas.microsoft.com/office/word/2018/wordml/cex" xmlns:w16cid="http://schemas.microsoft.com/office/word/2016/wordml/cid" xmlns:w16="http://schemas.microsoft.com/office/word/2018/wordml" xmlns:w16sdtdh="http://schemas.microsoft.com/office/word/2020/wordml/sdtdatahash" xmlns:w16se="http://schemas.microsoft.com/office/word/2015/wordml/symex" xmlns:wpg="http://schemas.microsoft.com/office/word/2010/wordprocessingGroup" xmlns:wpi="http://schemas.microsoft.com/office/word/2010/wordprocessingInk" xmlns:wne="http://schemas.microsoft.com/office/word/2006/wordml" xmlns:wps="http://schemas.microsoft.com/office/word/2010/wordprocessingShape" mc:Ignorable="w14 w15 w16se w16cid w16 w16cex w16sdtdh wp14">
   <w:p>
     <w:pPr>
       <w:pStyle w:val="Header"/>
       <w:tabs>
         <w:tab w:val="clear" w:pos="9360"/>
-        <w:tab w:val="center" w:pos="4680" w:leader="none"/>
-        <w:tab w:val="right" w:pos="10080" w:leader="none"/>
+        <w:tab w:val="right" w:pos="10080"/>
       </w:tabs>
       <w:rPr>
         <w:rFonts w:cs="Arial"/>
@@ -4541,8 +5828,7 @@
       <w:pStyle w:val="Header"/>
       <w:tabs>
         <w:tab w:val="clear" w:pos="9360"/>
-        <w:tab w:val="center" w:pos="4680" w:leader="none"/>
-        <w:tab w:val="right" w:pos="10080" w:leader="none"/>
+        <w:tab w:val="right" w:pos="10080"/>
       </w:tabs>
       <w:rPr>
         <w:rFonts w:cs="Arial"/>
@@ -4567,257 +5853,135 @@
 </file>
 
 <file path=word/numbering.xml><?xml version="1.0" encoding="utf-8"?>
-<w:numbering xmlns:w="http://schemas.openxmlformats.org/wordprocessingml/2006/main" xmlns:o="urn:schemas-microsoft-com:office:office" xmlns:r="http://schemas.openxmlformats.org/officeDocument/2006/relationships" xmlns:v="urn:schemas-microsoft-com:vml" xmlns:mc="http://schemas.openxmlformats.org/markup-compatibility/2006" xmlns:w14="http://schemas.microsoft.com/office/word/2010/wordml" mc:Ignorable="w14">
-  <w:abstractNum w:abstractNumId="1">
+<w:numbering xmlns:wpc="http://schemas.microsoft.com/office/word/2010/wordprocessingCanvas" xmlns:cx="http://schemas.microsoft.com/office/drawing/2014/chartex" xmlns:cx1="http://schemas.microsoft.com/office/drawing/2015/9/8/chartex" xmlns:cx2="http://schemas.microsoft.com/office/drawing/2015/10/21/chartex" xmlns:cx3="http://schemas.microsoft.com/office/drawing/2016/5/9/chartex" xmlns:cx4="http://schemas.microsoft.com/office/drawing/2016/5/10/chartex" xmlns:cx5="http://schemas.microsoft.com/office/drawing/2016/5/11/chartex" xmlns:cx6="http://schemas.microsoft.com/office/drawing/2016/5/12/chartex" xmlns:cx7="http://schemas.microsoft.com/office/drawing/2016/5/13/chartex" xmlns:cx8="http://schemas.microsoft.com/office/drawing/2016/5/14/chartex" xmlns:mc="http://schemas.openxmlformats.org/markup-compatibility/2006" xmlns:aink="http://schemas.microsoft.com/office/drawing/2016/ink" xmlns:am3d="http://schemas.microsoft.com/office/drawing/2017/model3d" xmlns:o="urn:schemas-microsoft-com:office:office" xmlns:oel="http://schemas.microsoft.com/office/2019/extlst" xmlns:r="http://schemas.openxmlformats.org/officeDocument/2006/relationships" xmlns:m="http://schemas.openxmlformats.org/officeDocument/2006/math" xmlns:v="urn:schemas-microsoft-com:vml" xmlns:wp14="http://schemas.microsoft.com/office/word/2010/wordprocessingDrawing" xmlns:wp="http://schemas.openxmlformats.org/drawingml/2006/wordprocessingDrawing" xmlns:w10="urn:schemas-microsoft-com:office:word" xmlns:w="http://schemas.openxmlformats.org/wordprocessingml/2006/main" xmlns:w14="http://schemas.microsoft.com/office/word/2010/wordml" xmlns:w15="http://schemas.microsoft.com/office/word/2012/wordml" xmlns:w16cex="http://schemas.microsoft.com/office/word/2018/wordml/cex" xmlns:w16cid="http://schemas.microsoft.com/office/word/2016/wordml/cid" xmlns:w16="http://schemas.microsoft.com/office/word/2018/wordml" xmlns:w16sdtdh="http://schemas.microsoft.com/office/word/2020/wordml/sdtdatahash" xmlns:w16se="http://schemas.microsoft.com/office/word/2015/wordml/symex" xmlns:wpg="http://schemas.microsoft.com/office/word/2010/wordprocessingGroup" xmlns:wpi="http://schemas.microsoft.com/office/word/2010/wordprocessingInk" xmlns:wne="http://schemas.microsoft.com/office/word/2006/wordml" xmlns:wps="http://schemas.microsoft.com/office/word/2010/wordprocessingShape" mc:Ignorable="w14 w15 w16se w16cid w16 w16cex w16sdtdh wp14">
+  <w:abstractNum w:abstractNumId="0" w15:restartNumberingAfterBreak="0">
+    <w:nsid w:val="62FF19BD"/>
+    <w:multiLevelType w:val="multilevel"/>
+    <w:tmpl w:val="5E706FB4"/>
     <w:lvl w:ilvl="0">
       <w:start w:val="1"/>
       <w:numFmt w:val="decimal"/>
       <w:lvlText w:val="%1."/>
-      <w:lvlJc w:val="start"/>
+      <w:lvlJc w:val="left"/>
       <w:pPr>
         <w:tabs>
           <w:tab w:val="num" w:pos="0"/>
         </w:tabs>
-        <w:ind w:start="720" w:hanging="360"/>
-      </w:pPr>
-      <w:rPr/>
+        <w:ind w:left="720" w:hanging="360"/>
+      </w:pPr>
     </w:lvl>
     <w:lvl w:ilvl="1">
       <w:start w:val="1"/>
       <w:numFmt w:val="lowerLetter"/>
       <w:lvlText w:val="%2."/>
-      <w:lvlJc w:val="start"/>
+      <w:lvlJc w:val="left"/>
       <w:pPr>
         <w:tabs>
           <w:tab w:val="num" w:pos="0"/>
         </w:tabs>
-        <w:ind w:start="1440" w:hanging="360"/>
-      </w:pPr>
-      <w:rPr/>
+        <w:ind w:left="1440" w:hanging="360"/>
+      </w:pPr>
     </w:lvl>
     <w:lvl w:ilvl="2">
       <w:start w:val="1"/>
       <w:numFmt w:val="lowerRoman"/>
       <w:lvlText w:val="%3."/>
-      <w:lvlJc w:val="end"/>
+      <w:lvlJc w:val="right"/>
       <w:pPr>
         <w:tabs>
           <w:tab w:val="num" w:pos="0"/>
         </w:tabs>
-        <w:ind w:start="2160" w:hanging="180"/>
-      </w:pPr>
-      <w:rPr/>
+        <w:ind w:left="2160" w:hanging="180"/>
+      </w:pPr>
     </w:lvl>
     <w:lvl w:ilvl="3">
       <w:start w:val="1"/>
       <w:numFmt w:val="decimal"/>
       <w:lvlText w:val="%4."/>
-      <w:lvlJc w:val="start"/>
+      <w:lvlJc w:val="left"/>
       <w:pPr>
         <w:tabs>
           <w:tab w:val="num" w:pos="0"/>
         </w:tabs>
-        <w:ind w:start="2880" w:hanging="360"/>
-      </w:pPr>
-      <w:rPr/>
+        <w:ind w:left="2880" w:hanging="360"/>
+      </w:pPr>
     </w:lvl>
     <w:lvl w:ilvl="4">
       <w:start w:val="1"/>
       <w:numFmt w:val="lowerLetter"/>
       <w:lvlText w:val="%5."/>
-      <w:lvlJc w:val="start"/>
+      <w:lvlJc w:val="left"/>
       <w:pPr>
         <w:tabs>
           <w:tab w:val="num" w:pos="0"/>
         </w:tabs>
-        <w:ind w:start="3600" w:hanging="360"/>
-      </w:pPr>
-      <w:rPr/>
+        <w:ind w:left="3600" w:hanging="360"/>
+      </w:pPr>
     </w:lvl>
     <w:lvl w:ilvl="5">
       <w:start w:val="1"/>
       <w:numFmt w:val="lowerRoman"/>
       <w:lvlText w:val="%6."/>
-      <w:lvlJc w:val="end"/>
+      <w:lvlJc w:val="right"/>
       <w:pPr>
         <w:tabs>
           <w:tab w:val="num" w:pos="0"/>
         </w:tabs>
-        <w:ind w:start="4320" w:hanging="180"/>
-      </w:pPr>
-      <w:rPr/>
+        <w:ind w:left="4320" w:hanging="180"/>
+      </w:pPr>
     </w:lvl>
     <w:lvl w:ilvl="6">
       <w:start w:val="1"/>
       <w:numFmt w:val="decimal"/>
       <w:lvlText w:val="%7."/>
-      <w:lvlJc w:val="start"/>
+      <w:lvlJc w:val="left"/>
       <w:pPr>
         <w:tabs>
           <w:tab w:val="num" w:pos="0"/>
         </w:tabs>
-        <w:ind w:start="5040" w:hanging="360"/>
-      </w:pPr>
-      <w:rPr/>
+        <w:ind w:left="5040" w:hanging="360"/>
+      </w:pPr>
     </w:lvl>
     <w:lvl w:ilvl="7">
       <w:start w:val="1"/>
       <w:numFmt w:val="lowerLetter"/>
       <w:lvlText w:val="%8."/>
-      <w:lvlJc w:val="start"/>
+      <w:lvlJc w:val="left"/>
       <w:pPr>
         <w:tabs>
           <w:tab w:val="num" w:pos="0"/>
         </w:tabs>
-        <w:ind w:start="5760" w:hanging="360"/>
-      </w:pPr>
-      <w:rPr/>
+        <w:ind w:left="5760" w:hanging="360"/>
+      </w:pPr>
     </w:lvl>
     <w:lvl w:ilvl="8">
       <w:start w:val="1"/>
       <w:numFmt w:val="lowerRoman"/>
       <w:lvlText w:val="%9."/>
-      <w:lvlJc w:val="end"/>
+      <w:lvlJc w:val="right"/>
       <w:pPr>
         <w:tabs>
           <w:tab w:val="num" w:pos="0"/>
         </w:tabs>
-        <w:ind w:start="6480" w:hanging="180"/>
-      </w:pPr>
-      <w:rPr/>
+        <w:ind w:left="6480" w:hanging="180"/>
+      </w:pPr>
     </w:lvl>
   </w:abstractNum>
-  <w:abstractNum w:abstractNumId="2">
-    <w:lvl w:ilvl="0">
-      <w:start w:val="1"/>
-      <w:numFmt w:val="decimal"/>
-      <w:lvlText w:val="%1."/>
-      <w:lvlJc w:val="start"/>
-      <w:pPr>
-        <w:tabs>
-          <w:tab w:val="num" w:pos="0"/>
-        </w:tabs>
-        <w:ind w:start="720" w:hanging="360"/>
-      </w:pPr>
-      <w:rPr/>
-    </w:lvl>
-    <w:lvl w:ilvl="1">
-      <w:start w:val="1"/>
-      <w:numFmt w:val="lowerLetter"/>
-      <w:lvlText w:val="%2."/>
-      <w:lvlJc w:val="start"/>
-      <w:pPr>
-        <w:tabs>
-          <w:tab w:val="num" w:pos="0"/>
-        </w:tabs>
-        <w:ind w:start="1440" w:hanging="360"/>
-      </w:pPr>
-      <w:rPr/>
-    </w:lvl>
-    <w:lvl w:ilvl="2">
-      <w:start w:val="1"/>
-      <w:numFmt w:val="lowerRoman"/>
-      <w:lvlText w:val="%3."/>
-      <w:lvlJc w:val="end"/>
-      <w:pPr>
-        <w:tabs>
-          <w:tab w:val="num" w:pos="0"/>
-        </w:tabs>
-        <w:ind w:start="2160" w:hanging="180"/>
-      </w:pPr>
-      <w:rPr/>
-    </w:lvl>
-    <w:lvl w:ilvl="3">
-      <w:start w:val="1"/>
-      <w:numFmt w:val="decimal"/>
-      <w:lvlText w:val="%4."/>
-      <w:lvlJc w:val="start"/>
-      <w:pPr>
-        <w:tabs>
-          <w:tab w:val="num" w:pos="0"/>
-        </w:tabs>
-        <w:ind w:start="2880" w:hanging="360"/>
-      </w:pPr>
-      <w:rPr/>
-    </w:lvl>
-    <w:lvl w:ilvl="4">
-      <w:start w:val="1"/>
-      <w:numFmt w:val="lowerLetter"/>
-      <w:lvlText w:val="%5."/>
-      <w:lvlJc w:val="start"/>
-      <w:pPr>
-        <w:tabs>
-          <w:tab w:val="num" w:pos="0"/>
-        </w:tabs>
-        <w:ind w:start="3600" w:hanging="360"/>
-      </w:pPr>
-      <w:rPr/>
-    </w:lvl>
-    <w:lvl w:ilvl="5">
-      <w:start w:val="1"/>
-      <w:numFmt w:val="lowerRoman"/>
-      <w:lvlText w:val="%6."/>
-      <w:lvlJc w:val="end"/>
-      <w:pPr>
-        <w:tabs>
-          <w:tab w:val="num" w:pos="0"/>
-        </w:tabs>
-        <w:ind w:start="4320" w:hanging="180"/>
-      </w:pPr>
-      <w:rPr/>
-    </w:lvl>
-    <w:lvl w:ilvl="6">
-      <w:start w:val="1"/>
-      <w:numFmt w:val="decimal"/>
-      <w:lvlText w:val="%7."/>
-      <w:lvlJc w:val="start"/>
-      <w:pPr>
-        <w:tabs>
-          <w:tab w:val="num" w:pos="0"/>
-        </w:tabs>
-        <w:ind w:start="5040" w:hanging="360"/>
-      </w:pPr>
-      <w:rPr/>
-    </w:lvl>
-    <w:lvl w:ilvl="7">
-      <w:start w:val="1"/>
-      <w:numFmt w:val="lowerLetter"/>
-      <w:lvlText w:val="%8."/>
-      <w:lvlJc w:val="start"/>
-      <w:pPr>
-        <w:tabs>
-          <w:tab w:val="num" w:pos="0"/>
-        </w:tabs>
-        <w:ind w:start="5760" w:hanging="360"/>
-      </w:pPr>
-      <w:rPr/>
-    </w:lvl>
-    <w:lvl w:ilvl="8">
-      <w:start w:val="1"/>
-      <w:numFmt w:val="lowerRoman"/>
-      <w:lvlText w:val="%9."/>
-      <w:lvlJc w:val="end"/>
-      <w:pPr>
-        <w:tabs>
-          <w:tab w:val="num" w:pos="0"/>
-        </w:tabs>
-        <w:ind w:start="6480" w:hanging="180"/>
-      </w:pPr>
-      <w:rPr/>
-    </w:lvl>
-  </w:abstractNum>
-  <w:abstractNum w:abstractNumId="3">
+  <w:abstractNum w:abstractNumId="1" w15:restartNumberingAfterBreak="0">
+    <w:nsid w:val="6F915163"/>
+    <w:multiLevelType w:val="multilevel"/>
+    <w:tmpl w:val="31001420"/>
     <w:lvl w:ilvl="0">
       <w:start w:val="1"/>
       <w:numFmt w:val="none"/>
       <w:suff w:val="nothing"/>
       <w:lvlText w:val=""/>
-      <w:lvlJc w:val="start"/>
+      <w:lvlJc w:val="left"/>
       <w:pPr>
         <w:tabs>
           <w:tab w:val="num" w:pos="0"/>
         </w:tabs>
-        <w:ind w:start="0" w:hanging="0"/>
+        <w:ind w:left="0" w:firstLine="0"/>
       </w:pPr>
     </w:lvl>
     <w:lvl w:ilvl="1">
@@ -4825,12 +5989,12 @@
       <w:numFmt w:val="none"/>
       <w:suff w:val="nothing"/>
       <w:lvlText w:val=""/>
-      <w:lvlJc w:val="start"/>
+      <w:lvlJc w:val="left"/>
       <w:pPr>
         <w:tabs>
           <w:tab w:val="num" w:pos="0"/>
         </w:tabs>
-        <w:ind w:start="0" w:hanging="0"/>
+        <w:ind w:left="0" w:firstLine="0"/>
       </w:pPr>
     </w:lvl>
     <w:lvl w:ilvl="2">
@@ -4838,12 +6002,12 @@
       <w:numFmt w:val="none"/>
       <w:suff w:val="nothing"/>
       <w:lvlText w:val=""/>
-      <w:lvlJc w:val="start"/>
+      <w:lvlJc w:val="left"/>
       <w:pPr>
         <w:tabs>
           <w:tab w:val="num" w:pos="0"/>
         </w:tabs>
-        <w:ind w:start="0" w:hanging="0"/>
+        <w:ind w:left="0" w:firstLine="0"/>
       </w:pPr>
     </w:lvl>
     <w:lvl w:ilvl="3">
@@ -4851,12 +6015,12 @@
       <w:numFmt w:val="none"/>
       <w:suff w:val="nothing"/>
       <w:lvlText w:val=""/>
-      <w:lvlJc w:val="start"/>
+      <w:lvlJc w:val="left"/>
       <w:pPr>
         <w:tabs>
           <w:tab w:val="num" w:pos="0"/>
         </w:tabs>
-        <w:ind w:start="0" w:hanging="0"/>
+        <w:ind w:left="0" w:firstLine="0"/>
       </w:pPr>
     </w:lvl>
     <w:lvl w:ilvl="4">
@@ -4864,12 +6028,12 @@
       <w:numFmt w:val="none"/>
       <w:suff w:val="nothing"/>
       <w:lvlText w:val=""/>
-      <w:lvlJc w:val="start"/>
+      <w:lvlJc w:val="left"/>
       <w:pPr>
         <w:tabs>
           <w:tab w:val="num" w:pos="0"/>
         </w:tabs>
-        <w:ind w:start="0" w:hanging="0"/>
+        <w:ind w:left="0" w:firstLine="0"/>
       </w:pPr>
     </w:lvl>
     <w:lvl w:ilvl="5">
@@ -4877,12 +6041,12 @@
       <w:numFmt w:val="none"/>
       <w:suff w:val="nothing"/>
       <w:lvlText w:val=""/>
-      <w:lvlJc w:val="start"/>
+      <w:lvlJc w:val="left"/>
       <w:pPr>
         <w:tabs>
           <w:tab w:val="num" w:pos="0"/>
         </w:tabs>
-        <w:ind w:start="0" w:hanging="0"/>
+        <w:ind w:left="0" w:firstLine="0"/>
       </w:pPr>
     </w:lvl>
     <w:lvl w:ilvl="6">
@@ -4890,12 +6054,12 @@
       <w:numFmt w:val="none"/>
       <w:suff w:val="nothing"/>
       <w:lvlText w:val=""/>
-      <w:lvlJc w:val="start"/>
+      <w:lvlJc w:val="left"/>
       <w:pPr>
         <w:tabs>
           <w:tab w:val="num" w:pos="0"/>
         </w:tabs>
-        <w:ind w:start="0" w:hanging="0"/>
+        <w:ind w:left="0" w:firstLine="0"/>
       </w:pPr>
     </w:lvl>
     <w:lvl w:ilvl="7">
@@ -4903,12 +6067,12 @@
       <w:numFmt w:val="none"/>
       <w:suff w:val="nothing"/>
       <w:lvlText w:val=""/>
-      <w:lvlJc w:val="start"/>
+      <w:lvlJc w:val="left"/>
       <w:pPr>
         <w:tabs>
           <w:tab w:val="num" w:pos="0"/>
         </w:tabs>
-        <w:ind w:start="0" w:hanging="0"/>
+        <w:ind w:left="0" w:firstLine="0"/>
       </w:pPr>
     </w:lvl>
     <w:lvl w:ilvl="8">
@@ -4916,39 +6080,152 @@
       <w:numFmt w:val="none"/>
       <w:suff w:val="nothing"/>
       <w:lvlText w:val=""/>
-      <w:lvlJc w:val="start"/>
+      <w:lvlJc w:val="left"/>
       <w:pPr>
         <w:tabs>
           <w:tab w:val="num" w:pos="0"/>
         </w:tabs>
-        <w:ind w:start="0" w:hanging="0"/>
+        <w:ind w:left="0" w:firstLine="0"/>
       </w:pPr>
     </w:lvl>
   </w:abstractNum>
-  <w:num w:numId="1">
-    <w:abstractNumId w:val="1"/>
-  </w:num>
-  <w:num w:numId="2">
+  <w:abstractNum w:abstractNumId="2" w15:restartNumberingAfterBreak="0">
+    <w:nsid w:val="73154492"/>
+    <w:multiLevelType w:val="multilevel"/>
+    <w:tmpl w:val="BD9A4ED6"/>
+    <w:lvl w:ilvl="0">
+      <w:start w:val="1"/>
+      <w:numFmt w:val="decimal"/>
+      <w:lvlText w:val="%1."/>
+      <w:lvlJc w:val="left"/>
+      <w:pPr>
+        <w:tabs>
+          <w:tab w:val="num" w:pos="0"/>
+        </w:tabs>
+        <w:ind w:left="720" w:hanging="360"/>
+      </w:pPr>
+    </w:lvl>
+    <w:lvl w:ilvl="1">
+      <w:start w:val="1"/>
+      <w:numFmt w:val="lowerLetter"/>
+      <w:lvlText w:val="%2."/>
+      <w:lvlJc w:val="left"/>
+      <w:pPr>
+        <w:tabs>
+          <w:tab w:val="num" w:pos="0"/>
+        </w:tabs>
+        <w:ind w:left="1440" w:hanging="360"/>
+      </w:pPr>
+    </w:lvl>
+    <w:lvl w:ilvl="2">
+      <w:start w:val="1"/>
+      <w:numFmt w:val="lowerRoman"/>
+      <w:lvlText w:val="%3."/>
+      <w:lvlJc w:val="right"/>
+      <w:pPr>
+        <w:tabs>
+          <w:tab w:val="num" w:pos="0"/>
+        </w:tabs>
+        <w:ind w:left="2160" w:hanging="180"/>
+      </w:pPr>
+    </w:lvl>
+    <w:lvl w:ilvl="3">
+      <w:start w:val="1"/>
+      <w:numFmt w:val="decimal"/>
+      <w:lvlText w:val="%4."/>
+      <w:lvlJc w:val="left"/>
+      <w:pPr>
+        <w:tabs>
+          <w:tab w:val="num" w:pos="0"/>
+        </w:tabs>
+        <w:ind w:left="2880" w:hanging="360"/>
+      </w:pPr>
+    </w:lvl>
+    <w:lvl w:ilvl="4">
+      <w:start w:val="1"/>
+      <w:numFmt w:val="lowerLetter"/>
+      <w:lvlText w:val="%5."/>
+      <w:lvlJc w:val="left"/>
+      <w:pPr>
+        <w:tabs>
+          <w:tab w:val="num" w:pos="0"/>
+        </w:tabs>
+        <w:ind w:left="3600" w:hanging="360"/>
+      </w:pPr>
+    </w:lvl>
+    <w:lvl w:ilvl="5">
+      <w:start w:val="1"/>
+      <w:numFmt w:val="lowerRoman"/>
+      <w:lvlText w:val="%6."/>
+      <w:lvlJc w:val="right"/>
+      <w:pPr>
+        <w:tabs>
+          <w:tab w:val="num" w:pos="0"/>
+        </w:tabs>
+        <w:ind w:left="4320" w:hanging="180"/>
+      </w:pPr>
+    </w:lvl>
+    <w:lvl w:ilvl="6">
+      <w:start w:val="1"/>
+      <w:numFmt w:val="decimal"/>
+      <w:lvlText w:val="%7."/>
+      <w:lvlJc w:val="left"/>
+      <w:pPr>
+        <w:tabs>
+          <w:tab w:val="num" w:pos="0"/>
+        </w:tabs>
+        <w:ind w:left="5040" w:hanging="360"/>
+      </w:pPr>
+    </w:lvl>
+    <w:lvl w:ilvl="7">
+      <w:start w:val="1"/>
+      <w:numFmt w:val="lowerLetter"/>
+      <w:lvlText w:val="%8."/>
+      <w:lvlJc w:val="left"/>
+      <w:pPr>
+        <w:tabs>
+          <w:tab w:val="num" w:pos="0"/>
+        </w:tabs>
+        <w:ind w:left="5760" w:hanging="360"/>
+      </w:pPr>
+    </w:lvl>
+    <w:lvl w:ilvl="8">
+      <w:start w:val="1"/>
+      <w:numFmt w:val="lowerRoman"/>
+      <w:lvlText w:val="%9."/>
+      <w:lvlJc w:val="right"/>
+      <w:pPr>
+        <w:tabs>
+          <w:tab w:val="num" w:pos="0"/>
+        </w:tabs>
+        <w:ind w:left="6480" w:hanging="180"/>
+      </w:pPr>
+    </w:lvl>
+  </w:abstractNum>
+  <w:num w:numId="1" w16cid:durableId="911817848">
     <w:abstractNumId w:val="2"/>
   </w:num>
-  <w:num w:numId="3">
-    <w:abstractNumId w:val="3"/>
+  <w:num w:numId="2" w16cid:durableId="77992238">
+    <w:abstractNumId w:val="0"/>
+  </w:num>
+  <w:num w:numId="3" w16cid:durableId="1050881715">
+    <w:abstractNumId w:val="1"/>
   </w:num>
 </w:numbering>
 </file>
 
 <file path=word/styles.xml><?xml version="1.0" encoding="utf-8"?>
-<w:styles xmlns:w="http://schemas.openxmlformats.org/wordprocessingml/2006/main" xmlns:w14="http://schemas.microsoft.com/office/word/2010/wordml" xmlns:mc="http://schemas.openxmlformats.org/markup-compatibility/2006" mc:Ignorable="w14">
+<w:styles xmlns:mc="http://schemas.openxmlformats.org/markup-compatibility/2006" xmlns:r="http://schemas.openxmlformats.org/officeDocument/2006/relationships" xmlns:w="http://schemas.openxmlformats.org/wordprocessingml/2006/main" xmlns:w14="http://schemas.microsoft.com/office/word/2010/wordml" xmlns:w15="http://schemas.microsoft.com/office/word/2012/wordml" xmlns:w16cex="http://schemas.microsoft.com/office/word/2018/wordml/cex" xmlns:w16cid="http://schemas.microsoft.com/office/word/2016/wordml/cid" xmlns:w16="http://schemas.microsoft.com/office/word/2018/wordml" xmlns:w16sdtdh="http://schemas.microsoft.com/office/word/2020/wordml/sdtdatahash" xmlns:w16se="http://schemas.microsoft.com/office/word/2015/wordml/symex" mc:Ignorable="w14 w15 w16se w16cid w16 w16cex w16sdtdh">
   <w:docDefaults>
     <w:rPrDefault>
       <w:rPr>
-        <w:rFonts w:ascii="Times New Roman" w:hAnsi="Times New Roman" w:eastAsia="Times New Roman" w:cs="Times New Roman"/>
+        <w:rFonts w:ascii="Times New Roman" w:eastAsia="Times New Roman" w:hAnsi="Times New Roman" w:cs="Times New Roman"/>
         <w:lang w:val="en-US" w:eastAsia="en-US" w:bidi="ar-SA"/>
       </w:rPr>
     </w:rPrDefault>
     <w:pPrDefault>
       <w:pPr>
-        <w:suppressAutoHyphens w:val="true"/>
+        <w:suppressAutoHyphens/>
       </w:pPr>
     </w:pPrDefault>
   </w:docDefaults>
@@ -4972,8 +6249,8 @@
     <w:lsdException w:name="index 7" w:semiHidden="1" w:unhideWhenUsed="1"/>
     <w:lsdException w:name="index 8" w:semiHidden="1" w:unhideWhenUsed="1"/>
     <w:lsdException w:name="index 9" w:semiHidden="1" w:unhideWhenUsed="1"/>
-    <w:lsdException w:name="toc 1" w:uiPriority="39" w:semiHidden="1" w:unhideWhenUsed="1"/>
-    <w:lsdException w:name="toc 2" w:uiPriority="39" w:semiHidden="1" w:unhideWhenUsed="1"/>
+    <w:lsdException w:name="toc 1" w:semiHidden="1" w:uiPriority="39" w:unhideWhenUsed="1"/>
+    <w:lsdException w:name="toc 2" w:semiHidden="1" w:uiPriority="39" w:unhideWhenUsed="1"/>
     <w:lsdException w:name="toc 3" w:semiHidden="1" w:unhideWhenUsed="1"/>
     <w:lsdException w:name="toc 4" w:semiHidden="1" w:unhideWhenUsed="1"/>
     <w:lsdException w:name="toc 5" w:semiHidden="1" w:unhideWhenUsed="1"/>
@@ -4984,7 +6261,7 @@
     <w:lsdException w:name="Normal Indent" w:semiHidden="1" w:unhideWhenUsed="1"/>
     <w:lsdException w:name="footnote text" w:semiHidden="1" w:unhideWhenUsed="1"/>
     <w:lsdException w:name="annotation text" w:semiHidden="1" w:unhideWhenUsed="1"/>
-    <w:lsdException w:name="header" w:uiPriority="99" w:semiHidden="1" w:unhideWhenUsed="1"/>
+    <w:lsdException w:name="header" w:semiHidden="1" w:uiPriority="99" w:unhideWhenUsed="1"/>
     <w:lsdException w:name="footer" w:semiHidden="1" w:unhideWhenUsed="1"/>
     <w:lsdException w:name="index heading" w:semiHidden="1" w:unhideWhenUsed="1"/>
     <w:lsdException w:name="caption" w:semiHidden="1" w:unhideWhenUsed="1" w:qFormat="1"/>
@@ -5032,7 +6309,7 @@
     <w:lsdException w:name="Body Text Indent 2" w:semiHidden="1" w:unhideWhenUsed="1"/>
     <w:lsdException w:name="Body Text Indent 3" w:semiHidden="1" w:unhideWhenUsed="1"/>
     <w:lsdException w:name="Block Text" w:semiHidden="1" w:unhideWhenUsed="1"/>
-    <w:lsdException w:name="Hyperlink" w:uiPriority="99" w:semiHidden="1" w:unhideWhenUsed="1"/>
+    <w:lsdException w:name="Hyperlink" w:semiHidden="1" w:uiPriority="99" w:unhideWhenUsed="1"/>
     <w:lsdException w:name="FollowedHyperlink" w:semiHidden="1" w:unhideWhenUsed="1"/>
     <w:lsdException w:name="Strong" w:qFormat="1"/>
     <w:lsdException w:name="Emphasis" w:qFormat="1"/>
@@ -5041,7 +6318,7 @@
     <w:lsdException w:name="E-mail Signature" w:semiHidden="1" w:unhideWhenUsed="1"/>
     <w:lsdException w:name="HTML Top of Form" w:semiHidden="1" w:unhideWhenUsed="1"/>
     <w:lsdException w:name="HTML Bottom of Form" w:semiHidden="1" w:unhideWhenUsed="1"/>
-    <w:lsdException w:name="Normal (Web)" w:uiPriority="99" w:semiHidden="1" w:unhideWhenUsed="1"/>
+    <w:lsdException w:name="Normal (Web)" w:semiHidden="1" w:uiPriority="99" w:unhideWhenUsed="1"/>
     <w:lsdException w:name="HTML Acronym" w:semiHidden="1" w:unhideWhenUsed="1"/>
     <w:lsdException w:name="HTML Address" w:semiHidden="1" w:unhideWhenUsed="1"/>
     <w:lsdException w:name="HTML Cite" w:semiHidden="1" w:unhideWhenUsed="1"/>
@@ -5102,7 +6379,7 @@
     <w:lsdException w:name="Table Web 3" w:semiHidden="1" w:unhideWhenUsed="1"/>
     <w:lsdException w:name="Balloon Text" w:semiHidden="1" w:unhideWhenUsed="1"/>
     <w:lsdException w:name="Table Theme" w:semiHidden="1" w:unhideWhenUsed="1"/>
-    <w:lsdException w:name="Placeholder Text" w:uiPriority="99" w:semiHidden="1"/>
+    <w:lsdException w:name="Placeholder Text" w:semiHidden="1" w:uiPriority="99"/>
     <w:lsdException w:name="No Spacing" w:uiPriority="1" w:qFormat="1"/>
     <w:lsdException w:name="Light Shading" w:uiPriority="60"/>
     <w:lsdException w:name="Light List" w:uiPriority="61"/>
@@ -5124,7 +6401,7 @@
     <w:lsdException w:name="Medium Shading 1 Accent 1" w:uiPriority="63"/>
     <w:lsdException w:name="Medium Shading 2 Accent 1" w:uiPriority="64"/>
     <w:lsdException w:name="Medium List 1 Accent 1" w:uiPriority="65"/>
-    <w:lsdException w:name="Revision" w:uiPriority="99" w:semiHidden="1"/>
+    <w:lsdException w:name="Revision" w:semiHidden="1" w:uiPriority="99"/>
     <w:lsdException w:name="List Paragraph" w:uiPriority="34" w:qFormat="1"/>
     <w:lsdException w:name="Quote" w:uiPriority="29" w:qFormat="1"/>
     <w:lsdException w:name="Intense Quote" w:uiPriority="30" w:qFormat="1"/>
@@ -5211,8 +6488,8 @@
     <w:lsdException w:name="Subtle Reference" w:uiPriority="31" w:qFormat="1"/>
     <w:lsdException w:name="Intense Reference" w:uiPriority="32" w:qFormat="1"/>
     <w:lsdException w:name="Book Title" w:uiPriority="33" w:qFormat="1"/>
-    <w:lsdException w:name="Bibliography" w:uiPriority="37" w:semiHidden="1" w:unhideWhenUsed="1"/>
-    <w:lsdException w:name="TOC Heading" w:uiPriority="39" w:semiHidden="1" w:unhideWhenUsed="1" w:qFormat="1"/>
+    <w:lsdException w:name="Bibliography" w:semiHidden="1" w:uiPriority="37" w:unhideWhenUsed="1"/>
+    <w:lsdException w:name="TOC Heading" w:semiHidden="1" w:uiPriority="39" w:unhideWhenUsed="1" w:qFormat="1"/>
     <w:lsdException w:name="Plain Table 1" w:uiPriority="41"/>
     <w:lsdException w:name="Plain Table 2" w:uiPriority="42"/>
     <w:lsdException w:name="Plain Table 3" w:uiPriority="43"/>
@@ -5317,30 +6594,20 @@
     <w:lsdException w:name="List Table 5 Dark Accent 6" w:uiPriority="50"/>
     <w:lsdException w:name="List Table 6 Colorful Accent 6" w:uiPriority="51"/>
     <w:lsdException w:name="List Table 7 Colorful Accent 6" w:uiPriority="52"/>
-    <w:lsdException w:name="Mention" w:uiPriority="99" w:semiHidden="1" w:unhideWhenUsed="1"/>
-    <w:lsdException w:name="Smart Hyperlink" w:uiPriority="99" w:semiHidden="1" w:unhideWhenUsed="1"/>
-    <w:lsdException w:name="Hashtag" w:uiPriority="99" w:semiHidden="1" w:unhideWhenUsed="1"/>
-    <w:lsdException w:name="Unresolved Mention" w:uiPriority="99" w:semiHidden="1" w:unhideWhenUsed="1"/>
-    <w:lsdException w:name="Smart Link" w:uiPriority="99" w:semiHidden="1" w:unhideWhenUsed="1"/>
+    <w:lsdException w:name="Mention" w:semiHidden="1" w:uiPriority="99" w:unhideWhenUsed="1"/>
+    <w:lsdException w:name="Smart Hyperlink" w:semiHidden="1" w:uiPriority="99" w:unhideWhenUsed="1"/>
+    <w:lsdException w:name="Hashtag" w:semiHidden="1" w:uiPriority="99" w:unhideWhenUsed="1"/>
+    <w:lsdException w:name="Unresolved Mention" w:semiHidden="1" w:uiPriority="99" w:unhideWhenUsed="1"/>
+    <w:lsdException w:name="Smart Link" w:semiHidden="1" w:uiPriority="99" w:unhideWhenUsed="1"/>
   </w:latentStyles>
-  <w:style w:type="paragraph" w:styleId="Normal" w:default="1">
+  <w:style w:type="paragraph" w:default="1" w:styleId="Normal">
     <w:name w:val="Normal"/>
     <w:qFormat/>
-    <w:rsid w:val="00d53ea5"/>
-    <w:pPr>
-      <w:widowControl/>
-      <w:suppressAutoHyphens w:val="true"/>
-      <w:bidi w:val="0"/>
-      <w:spacing w:before="0" w:after="0"/>
-      <w:jc w:val="start"/>
-    </w:pPr>
+    <w:rsid w:val="00D53EA5"/>
     <w:rPr>
-      <w:rFonts w:ascii="Arial" w:hAnsi="Arial" w:eastAsia="Times New Roman" w:cs="Times New Roman"/>
-      <w:color w:val="auto"/>
-      <w:kern w:val="0"/>
+      <w:rFonts w:ascii="Arial" w:hAnsi="Arial"/>
       <w:sz w:val="22"/>
       <w:szCs w:val="24"/>
-      <w:lang w:val="en-US" w:eastAsia="en-US" w:bidi="ar-SA"/>
     </w:rPr>
   </w:style>
   <w:style w:type="paragraph" w:styleId="Heading1">
@@ -5349,7 +6616,7 @@
     <w:next w:val="Normal"/>
     <w:link w:val="Heading1Char"/>
     <w:qFormat/>
-    <w:rsid w:val="00a64b2e"/>
+    <w:rsid w:val="00A64B2E"/>
     <w:pPr>
       <w:pBdr>
         <w:top w:val="single" w:sz="4" w:space="1" w:color="000000"/>
@@ -5373,9 +6640,9 @@
     <w:link w:val="Heading2Char"/>
     <w:unhideWhenUsed/>
     <w:qFormat/>
-    <w:rsid w:val="0056203c"/>
+    <w:rsid w:val="0056203C"/>
     <w:pPr>
-      <w:keepNext w:val="true"/>
+      <w:keepNext/>
       <w:keepLines/>
       <w:pBdr>
         <w:top w:val="single" w:sz="4" w:space="1" w:color="000000"/>
@@ -5388,45 +6655,64 @@
       <w:outlineLvl w:val="1"/>
     </w:pPr>
     <w:rPr>
-      <w:rFonts w:eastAsia="" w:cs="" w:cstheme="majorBidi" w:eastAsiaTheme="majorEastAsia"/>
+      <w:rFonts w:eastAsiaTheme="majorEastAsia" w:cstheme="majorBidi"/>
       <w:b/>
       <w:bCs/>
       <w:szCs w:val="26"/>
     </w:rPr>
   </w:style>
-  <w:style w:type="character" w:styleId="DefaultParagraphFont" w:default="1">
+  <w:style w:type="character" w:default="1" w:styleId="DefaultParagraphFont">
     <w:name w:val="Default Paragraph Font"/>
     <w:uiPriority w:val="1"/>
     <w:semiHidden/>
     <w:unhideWhenUsed/>
-    <w:qFormat/>
-    <w:rPr/>
+  </w:style>
+  <w:style w:type="table" w:default="1" w:styleId="TableNormal">
+    <w:name w:val="Normal Table"/>
+    <w:uiPriority w:val="99"/>
+    <w:semiHidden/>
+    <w:unhideWhenUsed/>
+    <w:tblPr>
+      <w:tblInd w:w="0" w:type="dxa"/>
+      <w:tblCellMar>
+        <w:top w:w="0" w:type="dxa"/>
+        <w:left w:w="108" w:type="dxa"/>
+        <w:bottom w:w="0" w:type="dxa"/>
+        <w:right w:w="108" w:type="dxa"/>
+      </w:tblCellMar>
+    </w:tblPr>
+  </w:style>
+  <w:style w:type="numbering" w:default="1" w:styleId="NoList">
+    <w:name w:val="No List"/>
+    <w:uiPriority w:val="99"/>
+    <w:semiHidden/>
+    <w:unhideWhenUsed/>
   </w:style>
   <w:style w:type="character" w:styleId="Hyperlink">
     <w:name w:val="Hyperlink"/>
     <w:uiPriority w:val="99"/>
-    <w:rsid w:val="002816a1"/>
+    <w:rsid w:val="002816A1"/>
     <w:rPr>
       <w:color w:val="0000FF"/>
       <w:u w:val="single"/>
     </w:rPr>
   </w:style>
-  <w:style w:type="character" w:styleId="HeaderChar" w:customStyle="1">
+  <w:style w:type="character" w:customStyle="1" w:styleId="HeaderChar">
     <w:name w:val="Header Char"/>
     <w:link w:val="Header"/>
     <w:uiPriority w:val="99"/>
     <w:qFormat/>
-    <w:rsid w:val="009a147c"/>
+    <w:rsid w:val="009A147C"/>
     <w:rPr>
       <w:sz w:val="24"/>
       <w:szCs w:val="24"/>
     </w:rPr>
   </w:style>
-  <w:style w:type="character" w:styleId="FooterChar" w:customStyle="1">
+  <w:style w:type="character" w:customStyle="1" w:styleId="FooterChar">
     <w:name w:val="Footer Char"/>
     <w:link w:val="Footer"/>
     <w:qFormat/>
-    <w:rsid w:val="009a147c"/>
+    <w:rsid w:val="009A147C"/>
     <w:rPr>
       <w:sz w:val="24"/>
       <w:szCs w:val="24"/>
@@ -5434,7 +6720,7 @@
   </w:style>
   <w:style w:type="character" w:styleId="FollowedHyperlink">
     <w:name w:val="FollowedHyperlink"/>
-    <w:rsid w:val="0032428c"/>
+    <w:rsid w:val="0032428C"/>
     <w:rPr>
       <w:color w:val="800080"/>
       <w:u w:val="single"/>
@@ -5443,32 +6729,32 @@
   <w:style w:type="character" w:styleId="PageNumber">
     <w:name w:val="page number"/>
     <w:basedOn w:val="DefaultParagraphFont"/>
-    <w:rsid w:val="00a2314e"/>
-    <w:rPr/>
-  </w:style>
-  <w:style w:type="character" w:styleId="BodyTextIndent2Char" w:customStyle="1">
+    <w:rsid w:val="00A2314E"/>
+  </w:style>
+  <w:style w:type="character" w:customStyle="1" w:styleId="BodyTextIndent2Char">
     <w:name w:val="Body Text Indent 2 Char"/>
     <w:link w:val="BodyTextIndent2"/>
     <w:qFormat/>
-    <w:rsid w:val="004344da"/>
+    <w:rsid w:val="004344DA"/>
     <w:rPr>
       <w:sz w:val="24"/>
     </w:rPr>
   </w:style>
-  <w:style w:type="character" w:styleId="BodyTextChar" w:customStyle="1">
+  <w:style w:type="character" w:customStyle="1" w:styleId="BodyTextChar">
     <w:name w:val="Body Text Char"/>
+    <w:link w:val="BodyText"/>
     <w:qFormat/>
-    <w:rsid w:val="00433c9e"/>
+    <w:rsid w:val="00433C9E"/>
     <w:rPr>
       <w:sz w:val="24"/>
       <w:szCs w:val="24"/>
     </w:rPr>
   </w:style>
-  <w:style w:type="character" w:styleId="SubtitleChar" w:customStyle="1">
+  <w:style w:type="character" w:customStyle="1" w:styleId="SubtitleChar">
     <w:name w:val="Subtitle Char"/>
     <w:link w:val="Subtitle"/>
     <w:qFormat/>
-    <w:rsid w:val="005c4e04"/>
+    <w:rsid w:val="005C4E04"/>
     <w:rPr>
       <w:b/>
       <w:bCs/>
@@ -5479,36 +6765,35 @@
   <w:style w:type="character" w:styleId="CommentReference">
     <w:name w:val="annotation reference"/>
     <w:qFormat/>
-    <w:rsid w:val="00f96b04"/>
+    <w:rsid w:val="00F96B04"/>
     <w:rPr>
       <w:sz w:val="16"/>
       <w:szCs w:val="16"/>
     </w:rPr>
   </w:style>
-  <w:style w:type="character" w:styleId="CommentTextChar" w:customStyle="1">
+  <w:style w:type="character" w:customStyle="1" w:styleId="CommentTextChar">
     <w:name w:val="Comment Text Char"/>
     <w:basedOn w:val="DefaultParagraphFont"/>
     <w:link w:val="CommentText"/>
     <w:qFormat/>
-    <w:rsid w:val="00f96b04"/>
-    <w:rPr/>
-  </w:style>
-  <w:style w:type="character" w:styleId="CommentSubjectChar" w:customStyle="1">
+    <w:rsid w:val="00F96B04"/>
+  </w:style>
+  <w:style w:type="character" w:customStyle="1" w:styleId="CommentSubjectChar">
     <w:name w:val="Comment Subject Char"/>
-    <w:link w:val="annotationsubject"/>
+    <w:link w:val="CommentSubject"/>
     <w:qFormat/>
-    <w:rsid w:val="00f96b04"/>
+    <w:rsid w:val="00F96B04"/>
     <w:rPr>
       <w:b/>
       <w:bCs/>
     </w:rPr>
   </w:style>
-  <w:style w:type="character" w:styleId="Heading1Char" w:customStyle="1">
+  <w:style w:type="character" w:customStyle="1" w:styleId="Heading1Char">
     <w:name w:val="Heading 1 Char"/>
     <w:basedOn w:val="DefaultParagraphFont"/>
     <w:link w:val="Heading1"/>
     <w:qFormat/>
-    <w:rsid w:val="00a64b2e"/>
+    <w:rsid w:val="00A64B2E"/>
     <w:rPr>
       <w:rFonts w:ascii="Arial" w:hAnsi="Arial" w:cs="Arial"/>
       <w:b/>
@@ -5518,29 +6803,29 @@
       <w:szCs w:val="28"/>
     </w:rPr>
   </w:style>
-  <w:style w:type="character" w:styleId="Heading2Char" w:customStyle="1">
+  <w:style w:type="character" w:customStyle="1" w:styleId="Heading2Char">
     <w:name w:val="Heading 2 Char"/>
     <w:basedOn w:val="DefaultParagraphFont"/>
     <w:link w:val="Heading2"/>
     <w:qFormat/>
-    <w:rsid w:val="0056203c"/>
+    <w:rsid w:val="0056203C"/>
     <w:rPr>
-      <w:rFonts w:ascii="Arial" w:hAnsi="Arial" w:eastAsia="" w:cs="" w:cstheme="majorBidi" w:eastAsiaTheme="majorEastAsia"/>
+      <w:rFonts w:ascii="Arial" w:eastAsiaTheme="majorEastAsia" w:hAnsi="Arial" w:cstheme="majorBidi"/>
       <w:b/>
       <w:bCs/>
       <w:sz w:val="24"/>
       <w:szCs w:val="26"/>
-      <w:shd w:fill="E5E5E5" w:val="clear"/>
+      <w:shd w:val="clear" w:color="auto" w:fill="E5E5E5"/>
     </w:rPr>
   </w:style>
-  <w:style w:type="character" w:styleId="yg-code-styleChar" w:customStyle="1">
+  <w:style w:type="character" w:customStyle="1" w:styleId="yg-code-styleChar">
     <w:name w:val="yg-code-style Char"/>
     <w:basedOn w:val="DefaultParagraphFont"/>
     <w:link w:val="yg-code-style"/>
     <w:qFormat/>
-    <w:rsid w:val="00777e34"/>
+    <w:rsid w:val="00777E34"/>
     <w:rPr>
-      <w:rFonts w:ascii="Courier New" w:hAnsi="Courier New" w:eastAsia="Calibri" w:cs="Courier New" w:eastAsiaTheme="minorHAnsi"/>
+      <w:rFonts w:ascii="Courier New" w:eastAsiaTheme="minorHAnsi" w:hAnsi="Courier New" w:cs="Courier New"/>
       <w:b/>
       <w:color w:val="00B050"/>
       <w:szCs w:val="22"/>
@@ -5552,22 +6837,22 @@
     <w:uiPriority w:val="99"/>
     <w:semiHidden/>
     <w:qFormat/>
-    <w:rsid w:val="00fe6938"/>
+    <w:rsid w:val="00FE6938"/>
     <w:rPr>
       <w:color w:val="808080"/>
     </w:rPr>
   </w:style>
-  <w:style w:type="paragraph" w:styleId="Heading">
+  <w:style w:type="paragraph" w:customStyle="1" w:styleId="Heading">
     <w:name w:val="Heading"/>
     <w:basedOn w:val="Normal"/>
     <w:next w:val="BodyText"/>
     <w:qFormat/>
     <w:pPr>
-      <w:keepNext w:val="true"/>
+      <w:keepNext/>
       <w:spacing w:before="240" w:after="120"/>
     </w:pPr>
     <w:rPr>
-      <w:rFonts w:ascii="Liberation Sans" w:hAnsi="Liberation Sans" w:eastAsia="Noto Sans CJK SC" w:cs="Noto Sans Devanagari"/>
+      <w:rFonts w:ascii="Liberation Sans" w:eastAsia="Noto Sans CJK SC" w:hAnsi="Liberation Sans" w:cs="Noto Sans Devanagari"/>
       <w:sz w:val="28"/>
       <w:szCs w:val="28"/>
     </w:rPr>
@@ -5576,16 +6861,14 @@
     <w:name w:val="Body Text"/>
     <w:basedOn w:val="Normal"/>
     <w:link w:val="BodyTextChar"/>
-    <w:rsid w:val="00433c9e"/>
+    <w:rsid w:val="00433C9E"/>
     <w:pPr>
-      <w:spacing w:before="0" w:after="120"/>
+      <w:spacing w:after="120"/>
     </w:pPr>
-    <w:rPr/>
   </w:style>
   <w:style w:type="paragraph" w:styleId="List">
     <w:name w:val="List"/>
     <w:basedOn w:val="BodyText"/>
-    <w:pPr/>
     <w:rPr>
       <w:rFonts w:cs="Noto Sans Devanagari"/>
     </w:rPr>
@@ -5603,10 +6886,9 @@
       <w:i/>
       <w:iCs/>
       <w:sz w:val="24"/>
-      <w:szCs w:val="24"/>
     </w:rPr>
   </w:style>
-  <w:style w:type="paragraph" w:styleId="Index">
+  <w:style w:type="paragraph" w:customStyle="1" w:styleId="Index">
     <w:name w:val="Index"/>
     <w:basedOn w:val="Normal"/>
     <w:qFormat/>
@@ -5622,68 +6904,51 @@
     <w:basedOn w:val="Normal"/>
     <w:semiHidden/>
     <w:qFormat/>
-    <w:rsid w:val="00ab24c4"/>
-    <w:pPr/>
+    <w:rsid w:val="00AB24C4"/>
     <w:rPr>
       <w:rFonts w:ascii="Tahoma" w:hAnsi="Tahoma" w:cs="Tahoma"/>
       <w:sz w:val="16"/>
       <w:szCs w:val="16"/>
     </w:rPr>
   </w:style>
-  <w:style w:type="paragraph" w:styleId="HeaderandFooter">
+  <w:style w:type="paragraph" w:customStyle="1" w:styleId="HeaderandFooter">
     <w:name w:val="Header and Footer"/>
     <w:basedOn w:val="Normal"/>
     <w:qFormat/>
-    <w:pPr/>
-    <w:rPr/>
   </w:style>
   <w:style w:type="paragraph" w:styleId="Header">
     <w:name w:val="header"/>
     <w:basedOn w:val="Normal"/>
     <w:link w:val="HeaderChar"/>
     <w:uiPriority w:val="99"/>
-    <w:rsid w:val="009a147c"/>
+    <w:rsid w:val="009A147C"/>
     <w:pPr>
       <w:tabs>
-        <w:tab w:val="clear" w:pos="720"/>
-        <w:tab w:val="center" w:pos="4680" w:leader="none"/>
-        <w:tab w:val="right" w:pos="9360" w:leader="none"/>
+        <w:tab w:val="center" w:pos="4680"/>
+        <w:tab w:val="right" w:pos="9360"/>
       </w:tabs>
     </w:pPr>
-    <w:rPr/>
   </w:style>
   <w:style w:type="paragraph" w:styleId="Footer">
     <w:name w:val="footer"/>
     <w:basedOn w:val="Normal"/>
     <w:link w:val="FooterChar"/>
-    <w:rsid w:val="009a147c"/>
+    <w:rsid w:val="009A147C"/>
     <w:pPr>
       <w:tabs>
-        <w:tab w:val="clear" w:pos="720"/>
-        <w:tab w:val="center" w:pos="4680" w:leader="none"/>
-        <w:tab w:val="right" w:pos="9360" w:leader="none"/>
+        <w:tab w:val="center" w:pos="4680"/>
+        <w:tab w:val="right" w:pos="9360"/>
       </w:tabs>
     </w:pPr>
-    <w:rPr/>
-  </w:style>
-  <w:style w:type="paragraph" w:styleId="Default" w:customStyle="1">
+  </w:style>
+  <w:style w:type="paragraph" w:customStyle="1" w:styleId="Default">
     <w:name w:val="Default"/>
     <w:qFormat/>
-    <w:rsid w:val="001808ce"/>
-    <w:pPr>
-      <w:widowControl/>
-      <w:suppressAutoHyphens w:val="true"/>
-      <w:bidi w:val="0"/>
-      <w:spacing w:before="0" w:after="0"/>
-      <w:jc w:val="start"/>
-    </w:pPr>
+    <w:rsid w:val="001808CE"/>
     <w:rPr>
-      <w:rFonts w:ascii="Times New Roman" w:hAnsi="Times New Roman" w:eastAsia="Times New Roman" w:cs="Times New Roman"/>
       <w:color w:val="000000"/>
-      <w:kern w:val="0"/>
       <w:sz w:val="24"/>
       <w:szCs w:val="24"/>
-      <w:lang w:val="en-US" w:eastAsia="en-US" w:bidi="ar-SA"/>
     </w:rPr>
   </w:style>
   <w:style w:type="paragraph" w:styleId="ListParagraph">
@@ -5691,20 +6956,19 @@
     <w:basedOn w:val="Normal"/>
     <w:uiPriority w:val="34"/>
     <w:qFormat/>
-    <w:rsid w:val="00e536a6"/>
+    <w:rsid w:val="00E536A6"/>
     <w:pPr>
-      <w:ind w:start="720"/>
+      <w:ind w:left="720"/>
     </w:pPr>
-    <w:rPr/>
   </w:style>
   <w:style w:type="paragraph" w:styleId="BodyTextIndent2">
     <w:name w:val="Body Text Indent 2"/>
     <w:basedOn w:val="Normal"/>
     <w:link w:val="BodyTextIndent2Char"/>
     <w:qFormat/>
-    <w:rsid w:val="004344da"/>
+    <w:rsid w:val="004344DA"/>
     <w:pPr>
-      <w:ind w:start="360"/>
+      <w:ind w:left="360"/>
     </w:pPr>
     <w:rPr>
       <w:szCs w:val="20"/>
@@ -5715,9 +6979,9 @@
     <w:basedOn w:val="Normal"/>
     <w:link w:val="SubtitleChar"/>
     <w:qFormat/>
-    <w:rsid w:val="005c4e04"/>
+    <w:rsid w:val="005C4E04"/>
     <w:pPr>
-      <w:widowControl w:val="false"/>
+      <w:widowControl w:val="0"/>
       <w:jc w:val="center"/>
     </w:pPr>
     <w:rPr>
@@ -5729,9 +6993,9 @@
     <w:name w:val="Title"/>
     <w:basedOn w:val="Normal"/>
     <w:qFormat/>
-    <w:rsid w:val="00d82132"/>
+    <w:rsid w:val="00D82132"/>
     <w:pPr>
-      <w:widowControl w:val="false"/>
+      <w:widowControl w:val="0"/>
       <w:jc w:val="center"/>
     </w:pPr>
     <w:rPr>
@@ -5745,21 +7009,19 @@
     <w:name w:val="annotation text"/>
     <w:basedOn w:val="Normal"/>
     <w:link w:val="CommentTextChar"/>
-    <w:rsid w:val="00f96b04"/>
-    <w:pPr/>
+    <w:rsid w:val="00F96B04"/>
     <w:rPr>
       <w:sz w:val="20"/>
       <w:szCs w:val="20"/>
     </w:rPr>
   </w:style>
-  <w:style w:type="paragraph" w:styleId="annotationsubject">
+  <w:style w:type="paragraph" w:styleId="CommentSubject">
     <w:name w:val="annotation subject"/>
     <w:basedOn w:val="CommentText"/>
     <w:next w:val="CommentText"/>
     <w:link w:val="CommentSubjectChar"/>
     <w:qFormat/>
-    <w:rsid w:val="00f96b04"/>
-    <w:pPr/>
+    <w:rsid w:val="00F96B04"/>
     <w:rPr>
       <w:b/>
       <w:bCs/>
@@ -5768,8 +7030,6 @@
   <w:style w:type="paragraph" w:styleId="IndexHeading">
     <w:name w:val="index heading"/>
     <w:basedOn w:val="Heading"/>
-    <w:pPr/>
-    <w:rPr/>
   </w:style>
   <w:style w:type="paragraph" w:styleId="TOCHeading">
     <w:name w:val="TOC Heading"/>
@@ -5778,12 +7038,11 @@
     <w:uiPriority w:val="39"/>
     <w:unhideWhenUsed/>
     <w:qFormat/>
-    <w:rsid w:val="004f62c7"/>
+    <w:rsid w:val="004F62C7"/>
     <w:pPr>
-      <w:spacing w:lineRule="auto" w:line="259"/>
+      <w:spacing w:line="259" w:lineRule="auto"/>
       <w:outlineLvl w:val="9"/>
     </w:pPr>
-    <w:rPr/>
   </w:style>
   <w:style w:type="paragraph" w:styleId="TOC1">
     <w:name w:val="toc 1"/>
@@ -5791,36 +7050,23 @@
     <w:next w:val="Normal"/>
     <w:autoRedefine/>
     <w:uiPriority w:val="39"/>
-    <w:rsid w:val="00292be6"/>
+    <w:rsid w:val="00292BE6"/>
     <w:pPr>
       <w:tabs>
-        <w:tab w:val="clear" w:pos="720"/>
-        <w:tab w:val="left" w:pos="360" w:leader="none"/>
-        <w:tab w:val="right" w:pos="9710" w:leader="dot"/>
+        <w:tab w:val="left" w:pos="360"/>
+        <w:tab w:val="right" w:leader="dot" w:pos="9710"/>
       </w:tabs>
     </w:pPr>
-    <w:rPr/>
   </w:style>
   <w:style w:type="paragraph" w:styleId="Revision">
     <w:name w:val="Revision"/>
     <w:uiPriority w:val="99"/>
     <w:semiHidden/>
     <w:qFormat/>
-    <w:rsid w:val="003e7c61"/>
-    <w:pPr>
-      <w:widowControl/>
-      <w:suppressAutoHyphens w:val="true"/>
-      <w:bidi w:val="0"/>
-      <w:spacing w:before="0" w:after="0"/>
-      <w:jc w:val="start"/>
-    </w:pPr>
+    <w:rsid w:val="003E7C61"/>
     <w:rPr>
-      <w:rFonts w:ascii="Times New Roman" w:hAnsi="Times New Roman" w:eastAsia="Times New Roman" w:cs="Times New Roman"/>
-      <w:color w:val="auto"/>
-      <w:kern w:val="0"/>
       <w:sz w:val="24"/>
       <w:szCs w:val="24"/>
-      <w:lang w:val="en-US" w:eastAsia="en-US" w:bidi="ar-SA"/>
     </w:rPr>
   </w:style>
   <w:style w:type="paragraph" w:styleId="NormalWeb">
@@ -5829,23 +7075,21 @@
     <w:uiPriority w:val="99"/>
     <w:unhideWhenUsed/>
     <w:qFormat/>
-    <w:rsid w:val="00b30809"/>
+    <w:rsid w:val="00B30809"/>
     <w:pPr>
       <w:spacing w:beforeAutospacing="1" w:afterAutospacing="1"/>
     </w:pPr>
-    <w:rPr/>
-  </w:style>
-  <w:style w:type="paragraph" w:styleId="StyleHeading1LatinArial14ptBoldAutoBefore0pt" w:customStyle="1">
+  </w:style>
+  <w:style w:type="paragraph" w:customStyle="1" w:styleId="StyleHeading1LatinArial14ptBoldAutoBefore0pt">
     <w:name w:val="Style Heading 1 + (Latin) Arial 14 pt Bold Auto Before:  0 pt ..."/>
     <w:basedOn w:val="Heading1"/>
     <w:autoRedefine/>
     <w:qFormat/>
-    <w:rsid w:val="00a64b2e"/>
-    <w:pPr/>
+    <w:rsid w:val="00A64B2E"/>
     <w:rPr>
       <w:rFonts w:cs="Times New Roman"/>
-      <w:b w:val="false"/>
-      <w:bCs w:val="false"/>
+      <w:b w:val="0"/>
+      <w:bCs w:val="0"/>
       <w:szCs w:val="20"/>
     </w:rPr>
   </w:style>
@@ -5856,61 +7100,38 @@
     <w:autoRedefine/>
     <w:uiPriority w:val="39"/>
     <w:unhideWhenUsed/>
-    <w:rsid w:val="00f22d0d"/>
+    <w:rsid w:val="00F22D0D"/>
     <w:pPr>
-      <w:spacing w:before="0" w:after="100"/>
-      <w:ind w:start="240"/>
+      <w:spacing w:after="100"/>
+      <w:ind w:left="240"/>
     </w:pPr>
-    <w:rPr/>
-  </w:style>
-  <w:style w:type="paragraph" w:styleId="yg-code-style" w:customStyle="1">
+  </w:style>
+  <w:style w:type="paragraph" w:customStyle="1" w:styleId="yg-code-style">
     <w:name w:val="yg-code-style"/>
     <w:basedOn w:val="Normal"/>
     <w:link w:val="yg-code-styleChar"/>
     <w:qFormat/>
-    <w:rsid w:val="00777e34"/>
-    <w:pPr/>
+    <w:rsid w:val="00777E34"/>
     <w:rPr>
-      <w:rFonts w:ascii="Courier New" w:hAnsi="Courier New" w:eastAsia="Calibri" w:cs="Courier New" w:eastAsiaTheme="minorHAnsi"/>
+      <w:rFonts w:ascii="Courier New" w:eastAsiaTheme="minorHAnsi" w:hAnsi="Courier New" w:cs="Courier New"/>
       <w:b/>
       <w:color w:val="00B050"/>
       <w:sz w:val="20"/>
       <w:szCs w:val="22"/>
     </w:rPr>
   </w:style>
-  <w:style w:type="numbering" w:styleId="NoList" w:default="1">
-    <w:name w:val="No List"/>
-    <w:uiPriority w:val="99"/>
-    <w:semiHidden/>
-    <w:unhideWhenUsed/>
-    <w:qFormat/>
-  </w:style>
-  <w:style w:type="table" w:default="1" w:styleId="TableNormal">
-    <w:name w:val="Normal Table"/>
-    <w:uiPriority w:val="99"/>
-    <w:semiHidden/>
-    <w:unhideWhenUsed/>
-    <w:tblPr>
-      <w:tblCellMar>
-        <w:top w:w="0" w:type="dxa"/>
-        <w:left w:w="108" w:type="dxa"/>
-        <w:bottom w:w="0" w:type="dxa"/>
-        <w:right w:w="108" w:type="dxa"/>
-      </w:tblCellMar>
-    </w:tblPr>
-  </w:style>
   <w:style w:type="table" w:styleId="TableGrid">
     <w:name w:val="Table Grid"/>
     <w:basedOn w:val="TableNormal"/>
-    <w:rsid w:val="007d605e"/>
+    <w:rsid w:val="007D605E"/>
     <w:tblPr>
       <w:tblBorders>
-        <w:top w:val="single" w:color="auto" w:sz="4" w:space="0"/>
-        <w:left w:val="single" w:color="auto" w:sz="4" w:space="0"/>
-        <w:bottom w:val="single" w:color="auto" w:sz="4" w:space="0"/>
-        <w:right w:val="single" w:color="auto" w:sz="4" w:space="0"/>
-        <w:insideH w:val="single" w:color="auto" w:sz="4" w:space="0"/>
-        <w:insideV w:val="single" w:color="auto" w:sz="4" w:space="0"/>
+        <w:top w:val="single" w:sz="4" w:space="0" w:color="auto"/>
+        <w:left w:val="single" w:sz="4" w:space="0" w:color="auto"/>
+        <w:bottom w:val="single" w:sz="4" w:space="0" w:color="auto"/>
+        <w:right w:val="single" w:sz="4" w:space="0" w:color="auto"/>
+        <w:insideH w:val="single" w:sz="4" w:space="0" w:color="auto"/>
+        <w:insideV w:val="single" w:sz="4" w:space="0" w:color="auto"/>
       </w:tblBorders>
     </w:tblPr>
   </w:style>
@@ -5918,7 +7139,7 @@
 </file>
 
 <file path=word/glossary/document.xml><?xml version="1.0" encoding="utf-8"?>
-<w:glossaryDocument xmlns:wpc="http://schemas.microsoft.com/office/word/2010/wordprocessingCanvas" xmlns:cx="http://schemas.microsoft.com/office/drawing/2014/chartex" xmlns:cx1="http://schemas.microsoft.com/office/drawing/2015/9/8/chartex" xmlns:cx2="http://schemas.microsoft.com/office/drawing/2015/10/21/chartex" xmlns:cx3="http://schemas.microsoft.com/office/drawing/2016/5/9/chartex" xmlns:cx4="http://schemas.microsoft.com/office/drawing/2016/5/10/chartex" xmlns:cx5="http://schemas.microsoft.com/office/drawing/2016/5/11/chartex" xmlns:cx6="http://schemas.microsoft.com/office/drawing/2016/5/12/chartex" xmlns:cx7="http://schemas.microsoft.com/office/drawing/2016/5/13/chartex" xmlns:cx8="http://schemas.microsoft.com/office/drawing/2016/5/14/chartex" xmlns:mc="http://schemas.openxmlformats.org/markup-compatibility/2006" xmlns:aink="http://schemas.microsoft.com/office/drawing/2016/ink" xmlns:am3d="http://schemas.microsoft.com/office/drawing/2017/model3d" xmlns:o="urn:schemas-microsoft-com:office:office" xmlns:oel="http://schemas.microsoft.com/office/2019/extlst" xmlns:r="http://schemas.openxmlformats.org/officeDocument/2006/relationships" xmlns:m="http://schemas.openxmlformats.org/officeDocument/2006/math" xmlns:v="urn:schemas-microsoft-com:vml" xmlns:wp14="http://schemas.microsoft.com/office/word/2010/wordprocessingDrawing" xmlns:wp="http://schemas.openxmlformats.org/drawingml/2006/wordprocessingDrawing" xmlns:w10="urn:schemas-microsoft-com:office:word" xmlns:w="http://schemas.openxmlformats.org/wordprocessingml/2006/main" xmlns:w14="http://schemas.microsoft.com/office/word/2010/wordml" xmlns:w15="http://schemas.microsoft.com/office/word/2012/wordml" xmlns:w16cex="http://schemas.microsoft.com/office/word/2018/wordml/cex" xmlns:w16cid="http://schemas.microsoft.com/office/word/2016/wordml/cid" xmlns:w16="http://schemas.microsoft.com/office/word/2018/wordml" xmlns:w16du="http://schemas.microsoft.com/office/word/2023/wordml/word16du" xmlns:w16sdtdh="http://schemas.microsoft.com/office/word/2020/wordml/sdtdatahash" xmlns:w16sdtfl="http://schemas.microsoft.com/office/word/2024/wordml/sdtformatlock" xmlns:w16se="http://schemas.microsoft.com/office/word/2015/wordml/symex" xmlns:wpg="http://schemas.microsoft.com/office/word/2010/wordprocessingGroup" xmlns:wpi="http://schemas.microsoft.com/office/word/2010/wordprocessingInk" xmlns:wne="http://schemas.microsoft.com/office/word/2006/wordml" xmlns:wps="http://schemas.microsoft.com/office/word/2010/wordprocessingShape" mc:Ignorable="w14 w15 w16se w16cid w16 w16cex w16sdtdh w16sdtfl w16du wp14">
+<w:glossaryDocument xmlns:wpc="http://schemas.microsoft.com/office/word/2010/wordprocessingCanvas" xmlns:cx="http://schemas.microsoft.com/office/drawing/2014/chartex" xmlns:cx1="http://schemas.microsoft.com/office/drawing/2015/9/8/chartex" xmlns:cx2="http://schemas.microsoft.com/office/drawing/2015/10/21/chartex" xmlns:cx3="http://schemas.microsoft.com/office/drawing/2016/5/9/chartex" xmlns:cx4="http://schemas.microsoft.com/office/drawing/2016/5/10/chartex" xmlns:cx5="http://schemas.microsoft.com/office/drawing/2016/5/11/chartex" xmlns:cx6="http://schemas.microsoft.com/office/drawing/2016/5/12/chartex" xmlns:cx7="http://schemas.microsoft.com/office/drawing/2016/5/13/chartex" xmlns:cx8="http://schemas.microsoft.com/office/drawing/2016/5/14/chartex" xmlns:mc="http://schemas.openxmlformats.org/markup-compatibility/2006" xmlns:aink="http://schemas.microsoft.com/office/drawing/2016/ink" xmlns:am3d="http://schemas.microsoft.com/office/drawing/2017/model3d" xmlns:o="urn:schemas-microsoft-com:office:office" xmlns:oel="http://schemas.microsoft.com/office/2019/extlst" xmlns:r="http://schemas.openxmlformats.org/officeDocument/2006/relationships" xmlns:m="http://schemas.openxmlformats.org/officeDocument/2006/math" xmlns:v="urn:schemas-microsoft-com:vml" xmlns:wp14="http://schemas.microsoft.com/office/word/2010/wordprocessingDrawing" xmlns:wp="http://schemas.openxmlformats.org/drawingml/2006/wordprocessingDrawing" xmlns:w10="urn:schemas-microsoft-com:office:word" xmlns:w="http://schemas.openxmlformats.org/wordprocessingml/2006/main" xmlns:w14="http://schemas.microsoft.com/office/word/2010/wordml" xmlns:w15="http://schemas.microsoft.com/office/word/2012/wordml" xmlns:w16cex="http://schemas.microsoft.com/office/word/2018/wordml/cex" xmlns:w16cid="http://schemas.microsoft.com/office/word/2016/wordml/cid" xmlns:w16="http://schemas.microsoft.com/office/word/2018/wordml" xmlns:w16sdtdh="http://schemas.microsoft.com/office/word/2020/wordml/sdtdatahash" xmlns:w16se="http://schemas.microsoft.com/office/word/2015/wordml/symex" xmlns:wpg="http://schemas.microsoft.com/office/word/2010/wordprocessingGroup" xmlns:wpi="http://schemas.microsoft.com/office/word/2010/wordprocessingInk" xmlns:wne="http://schemas.microsoft.com/office/word/2006/wordml" xmlns:wps="http://schemas.microsoft.com/office/word/2010/wordprocessingShape" mc:Ignorable="w14 w15 w16se w16cid w16 w16cex w16sdtdh wp14">
   <w:docParts>
     <w:docPart>
       <w:docPartPr>
@@ -6940,20 +8161,28 @@
 </file>
 
 <file path=word/glossary/fontTable.xml><?xml version="1.0" encoding="utf-8"?>
-<w:fonts xmlns:mc="http://schemas.openxmlformats.org/markup-compatibility/2006" xmlns:r="http://schemas.openxmlformats.org/officeDocument/2006/relationships" xmlns:w="http://schemas.openxmlformats.org/wordprocessingml/2006/main" xmlns:w14="http://schemas.microsoft.com/office/word/2010/wordml" xmlns:w15="http://schemas.microsoft.com/office/word/2012/wordml" xmlns:w16cex="http://schemas.microsoft.com/office/word/2018/wordml/cex" xmlns:w16cid="http://schemas.microsoft.com/office/word/2016/wordml/cid" xmlns:w16="http://schemas.microsoft.com/office/word/2018/wordml" xmlns:w16du="http://schemas.microsoft.com/office/word/2023/wordml/word16du" xmlns:w16sdtdh="http://schemas.microsoft.com/office/word/2020/wordml/sdtdatahash" xmlns:w16sdtfl="http://schemas.microsoft.com/office/word/2024/wordml/sdtformatlock" xmlns:w16se="http://schemas.microsoft.com/office/word/2015/wordml/symex" mc:Ignorable="w14 w15 w16se w16cid w16 w16cex w16sdtdh w16sdtfl w16du">
-  <w:font w:name="Symbol">
-    <w:panose1 w:val="05050102010706020507"/>
-    <w:charset w:val="02"/>
-    <w:family w:val="roman"/>
-    <w:pitch w:val="variable"/>
-    <w:sig w:usb0="00000000" w:usb1="10000000" w:usb2="00000000" w:usb3="00000000" w:csb0="80000000" w:csb1="00000000"/>
-  </w:font>
+<w:fonts xmlns:mc="http://schemas.openxmlformats.org/markup-compatibility/2006" xmlns:r="http://schemas.openxmlformats.org/officeDocument/2006/relationships" xmlns:w="http://schemas.openxmlformats.org/wordprocessingml/2006/main" xmlns:w14="http://schemas.microsoft.com/office/word/2010/wordml" xmlns:w15="http://schemas.microsoft.com/office/word/2012/wordml" xmlns:w16cex="http://schemas.microsoft.com/office/word/2018/wordml/cex" xmlns:w16cid="http://schemas.microsoft.com/office/word/2016/wordml/cid" xmlns:w16="http://schemas.microsoft.com/office/word/2018/wordml" xmlns:w16sdtdh="http://schemas.microsoft.com/office/word/2020/wordml/sdtdatahash" xmlns:w16se="http://schemas.microsoft.com/office/word/2015/wordml/symex" mc:Ignorable="w14 w15 w16se w16cid w16 w16cex w16sdtdh">
   <w:font w:name="Times New Roman">
     <w:panose1 w:val="02020603050405020304"/>
     <w:charset w:val="00"/>
     <w:family w:val="roman"/>
     <w:pitch w:val="variable"/>
     <w:sig w:usb0="E0002EFF" w:usb1="C000785B" w:usb2="00000009" w:usb3="00000000" w:csb0="000001FF" w:csb1="00000000"/>
+  </w:font>
+  <w:font w:name="Arial">
+    <w:panose1 w:val="020B0604020202020204"/>
+    <w:charset w:val="00"/>
+    <w:family w:val="swiss"/>
+    <w:pitch w:val="variable"/>
+    <w:sig w:usb0="E0002EFF" w:usb1="C000785B" w:usb2="00000009" w:usb3="00000000" w:csb0="000001FF" w:csb1="00000000"/>
+  </w:font>
+  <w:font w:name="SimHei">
+    <w:altName w:val="黑体"/>
+    <w:panose1 w:val="02010600030101010101"/>
+    <w:charset w:val="86"/>
+    <w:family w:val="modern"/>
+    <w:pitch w:val="fixed"/>
+    <w:sig w:usb0="800002BF" w:usb1="38CF7CFA" w:usb2="00000016" w:usb3="00000000" w:csb0="00040001" w:csb1="00000000"/>
   </w:font>
   <w:font w:name="Courier New">
     <w:panose1 w:val="02070309020205020404"/>
@@ -6962,19 +8191,45 @@
     <w:pitch w:val="fixed"/>
     <w:sig w:usb0="E0002EFF" w:usb1="C0007843" w:usb2="00000009" w:usb3="00000000" w:csb0="000001FF" w:csb1="00000000"/>
   </w:font>
-  <w:font w:name="Wingdings">
-    <w:panose1 w:val="05000000000000000000"/>
-    <w:charset w:val="02"/>
-    <w:family w:val="auto"/>
-    <w:pitch w:val="variable"/>
-    <w:sig w:usb0="00000000" w:usb1="10000000" w:usb2="00000000" w:usb3="00000000" w:csb0="80000000" w:csb1="00000000"/>
-  </w:font>
-  <w:font w:name="Arial">
-    <w:panose1 w:val="020B0604020202020204"/>
+  <w:font w:name="Calibri">
+    <w:panose1 w:val="020F0502020204030204"/>
     <w:charset w:val="00"/>
     <w:family w:val="swiss"/>
     <w:pitch w:val="variable"/>
-    <w:sig w:usb0="E0002EFF" w:usb1="C000785B" w:usb2="00000009" w:usb3="00000000" w:csb0="000001FF" w:csb1="00000000"/>
+    <w:sig w:usb0="E4002EFF" w:usb1="C200247B" w:usb2="00000009" w:usb3="00000000" w:csb0="000001FF" w:csb1="00000000"/>
+  </w:font>
+  <w:font w:name="Liberation Sans">
+    <w:altName w:val="Arial"/>
+    <w:charset w:val="01"/>
+    <w:family w:val="swiss"/>
+    <w:pitch w:val="variable"/>
+  </w:font>
+  <w:font w:name="Noto Sans CJK SC">
+    <w:panose1 w:val="00000000000000000000"/>
+    <w:charset w:val="00"/>
+    <w:family w:val="roman"/>
+    <w:notTrueType/>
+    <w:pitch w:val="default"/>
+  </w:font>
+  <w:font w:name="Noto Sans Devanagari">
+    <w:charset w:val="00"/>
+    <w:family w:val="swiss"/>
+    <w:pitch w:val="variable"/>
+    <w:sig w:usb0="80008023" w:usb1="00002046" w:usb2="00000000" w:usb3="00000000" w:csb0="00000001" w:csb1="00000000"/>
+  </w:font>
+  <w:font w:name="Tahoma">
+    <w:panose1 w:val="020B0604030504040204"/>
+    <w:charset w:val="00"/>
+    <w:family w:val="swiss"/>
+    <w:pitch w:val="variable"/>
+    <w:sig w:usb0="E1002EFF" w:usb1="C000605B" w:usb2="00000029" w:usb3="00000000" w:csb0="000101FF" w:csb1="00000000"/>
+  </w:font>
+  <w:font w:name="Calibri Light">
+    <w:panose1 w:val="020F0302020204030204"/>
+    <w:charset w:val="00"/>
+    <w:family w:val="swiss"/>
+    <w:pitch w:val="variable"/>
+    <w:sig w:usb0="E4002EFF" w:usb1="C200247B" w:usb2="00000009" w:usb3="00000000" w:csb0="000001FF" w:csb1="00000000"/>
   </w:font>
   <w:font w:name="SimSun">
     <w:altName w:val="宋体"/>
@@ -6983,27 +8238,6 @@
     <w:family w:val="auto"/>
     <w:pitch w:val="variable"/>
     <w:sig w:usb0="00000203" w:usb1="288F0000" w:usb2="00000016" w:usb3="00000000" w:csb0="00040001" w:csb1="00000000"/>
-  </w:font>
-  <w:font w:name="Tahoma">
-    <w:panose1 w:val="020B0604030504040204"/>
-    <w:charset w:val="00"/>
-    <w:family w:val="swiss"/>
-    <w:pitch w:val="variable"/>
-    <w:sig w:usb0="E1002EFF" w:usb1="C000605B" w:usb2="00000029" w:usb3="00000000" w:csb0="000101FF" w:csb1="00000000"/>
-  </w:font>
-  <w:font w:name="Calibri">
-    <w:panose1 w:val="020F0502020204030204"/>
-    <w:charset w:val="00"/>
-    <w:family w:val="swiss"/>
-    <w:pitch w:val="variable"/>
-    <w:sig w:usb0="E4002EFF" w:usb1="C200247B" w:usb2="00000009" w:usb3="00000000" w:csb0="000001FF" w:csb1="00000000"/>
-  </w:font>
-  <w:font w:name="Calibri Light">
-    <w:panose1 w:val="020F0302020204030204"/>
-    <w:charset w:val="00"/>
-    <w:family w:val="swiss"/>
-    <w:pitch w:val="variable"/>
-    <w:sig w:usb0="E4002EFF" w:usb1="C200247B" w:usb2="00000009" w:usb3="00000000" w:csb0="000001FF" w:csb1="00000000"/>
   </w:font>
   <w:font w:name="Aptos">
     <w:charset w:val="00"/>
@@ -7021,7 +8255,7 @@
 </file>
 
 <file path=word/glossary/settings.xml><?xml version="1.0" encoding="utf-8"?>
-<w:settings xmlns:mc="http://schemas.openxmlformats.org/markup-compatibility/2006" xmlns:o="urn:schemas-microsoft-com:office:office" xmlns:r="http://schemas.openxmlformats.org/officeDocument/2006/relationships" xmlns:m="http://schemas.openxmlformats.org/officeDocument/2006/math" xmlns:v="urn:schemas-microsoft-com:vml" xmlns:w10="urn:schemas-microsoft-com:office:word" xmlns:w="http://schemas.openxmlformats.org/wordprocessingml/2006/main" xmlns:w14="http://schemas.microsoft.com/office/word/2010/wordml" xmlns:w15="http://schemas.microsoft.com/office/word/2012/wordml" xmlns:w16cex="http://schemas.microsoft.com/office/word/2018/wordml/cex" xmlns:w16cid="http://schemas.microsoft.com/office/word/2016/wordml/cid" xmlns:w16="http://schemas.microsoft.com/office/word/2018/wordml" xmlns:w16du="http://schemas.microsoft.com/office/word/2023/wordml/word16du" xmlns:w16sdtdh="http://schemas.microsoft.com/office/word/2020/wordml/sdtdatahash" xmlns:w16sdtfl="http://schemas.microsoft.com/office/word/2024/wordml/sdtformatlock" xmlns:w16se="http://schemas.microsoft.com/office/word/2015/wordml/symex" xmlns:sl="http://schemas.openxmlformats.org/schemaLibrary/2006/main" mc:Ignorable="w14 w15 w16se w16cid w16 w16cex w16sdtdh w16sdtfl w16du">
+<w:settings xmlns:mc="http://schemas.openxmlformats.org/markup-compatibility/2006" xmlns:o="urn:schemas-microsoft-com:office:office" xmlns:r="http://schemas.openxmlformats.org/officeDocument/2006/relationships" xmlns:m="http://schemas.openxmlformats.org/officeDocument/2006/math" xmlns:v="urn:schemas-microsoft-com:vml" xmlns:w10="urn:schemas-microsoft-com:office:word" xmlns:w="http://schemas.openxmlformats.org/wordprocessingml/2006/main" xmlns:w14="http://schemas.microsoft.com/office/word/2010/wordml" xmlns:w15="http://schemas.microsoft.com/office/word/2012/wordml" xmlns:w16cex="http://schemas.microsoft.com/office/word/2018/wordml/cex" xmlns:w16cid="http://schemas.microsoft.com/office/word/2016/wordml/cid" xmlns:w16="http://schemas.microsoft.com/office/word/2018/wordml" xmlns:w16sdtdh="http://schemas.microsoft.com/office/word/2020/wordml/sdtdatahash" xmlns:w16se="http://schemas.microsoft.com/office/word/2015/wordml/symex" xmlns:sl="http://schemas.openxmlformats.org/schemaLibrary/2006/main" mc:Ignorable="w14 w15 w16se w16cid w16 w16cex w16sdtdh">
   <w:view w:val="normal"/>
   <w:defaultTabStop w:val="720"/>
   <w:characterSpacingControl w:val="doNotCompress"/>
@@ -7039,6 +8273,7 @@
     <w:rsid w:val="000707E6"/>
     <w:rsid w:val="000730FB"/>
     <w:rsid w:val="0007696C"/>
+    <w:rsid w:val="00103F21"/>
     <w:rsid w:val="0012718E"/>
     <w:rsid w:val="0016624B"/>
     <w:rsid w:val="00175981"/>
@@ -7099,7 +8334,7 @@
 </file>
 
 <file path=word/glossary/styles.xml><?xml version="1.0" encoding="utf-8"?>
-<w:styles xmlns:mc="http://schemas.openxmlformats.org/markup-compatibility/2006" xmlns:r="http://schemas.openxmlformats.org/officeDocument/2006/relationships" xmlns:w="http://schemas.openxmlformats.org/wordprocessingml/2006/main" xmlns:w14="http://schemas.microsoft.com/office/word/2010/wordml" xmlns:w15="http://schemas.microsoft.com/office/word/2012/wordml" xmlns:w16cex="http://schemas.microsoft.com/office/word/2018/wordml/cex" xmlns:w16cid="http://schemas.microsoft.com/office/word/2016/wordml/cid" xmlns:w16="http://schemas.microsoft.com/office/word/2018/wordml" xmlns:w16du="http://schemas.microsoft.com/office/word/2023/wordml/word16du" xmlns:w16sdtdh="http://schemas.microsoft.com/office/word/2020/wordml/sdtdatahash" xmlns:w16sdtfl="http://schemas.microsoft.com/office/word/2024/wordml/sdtformatlock" xmlns:w16se="http://schemas.microsoft.com/office/word/2015/wordml/symex" mc:Ignorable="w14 w15 w16se w16cid w16 w16cex w16sdtdh w16sdtfl w16du">
+<w:styles xmlns:mc="http://schemas.openxmlformats.org/markup-compatibility/2006" xmlns:r="http://schemas.openxmlformats.org/officeDocument/2006/relationships" xmlns:w="http://schemas.openxmlformats.org/wordprocessingml/2006/main" xmlns:w14="http://schemas.microsoft.com/office/word/2010/wordml" xmlns:w15="http://schemas.microsoft.com/office/word/2012/wordml" xmlns:w16cex="http://schemas.microsoft.com/office/word/2018/wordml/cex" xmlns:w16cid="http://schemas.microsoft.com/office/word/2016/wordml/cid" xmlns:w16="http://schemas.microsoft.com/office/word/2018/wordml" xmlns:w16sdtdh="http://schemas.microsoft.com/office/word/2020/wordml/sdtdatahash" xmlns:w16se="http://schemas.microsoft.com/office/word/2015/wordml/symex" mc:Ignorable="w14 w15 w16se w16cid w16 w16cex w16sdtdh">
   <w:docDefaults>
     <w:rPrDefault>
       <w:rPr>
@@ -8424,61 +9659,61 @@
 </file>
 
 <file path=word/glossary/webSettings.xml><?xml version="1.0" encoding="utf-8"?>
-<w:webSettings xmlns:mc="http://schemas.openxmlformats.org/markup-compatibility/2006" xmlns:r="http://schemas.openxmlformats.org/officeDocument/2006/relationships" xmlns:w="http://schemas.openxmlformats.org/wordprocessingml/2006/main" xmlns:w14="http://schemas.microsoft.com/office/word/2010/wordml" xmlns:w15="http://schemas.microsoft.com/office/word/2012/wordml" xmlns:w16cex="http://schemas.microsoft.com/office/word/2018/wordml/cex" xmlns:w16cid="http://schemas.microsoft.com/office/word/2016/wordml/cid" xmlns:w16="http://schemas.microsoft.com/office/word/2018/wordml" xmlns:w16du="http://schemas.microsoft.com/office/word/2023/wordml/word16du" xmlns:w16sdtdh="http://schemas.microsoft.com/office/word/2020/wordml/sdtdatahash" xmlns:w16sdtfl="http://schemas.microsoft.com/office/word/2024/wordml/sdtformatlock" xmlns:w16se="http://schemas.microsoft.com/office/word/2015/wordml/symex" mc:Ignorable="w14 w15 w16se w16cid w16 w16cex w16sdtdh w16sdtfl w16du">
+<w:webSettings xmlns:mc="http://schemas.openxmlformats.org/markup-compatibility/2006" xmlns:r="http://schemas.openxmlformats.org/officeDocument/2006/relationships" xmlns:w="http://schemas.openxmlformats.org/wordprocessingml/2006/main" xmlns:w14="http://schemas.microsoft.com/office/word/2010/wordml" xmlns:w15="http://schemas.microsoft.com/office/word/2012/wordml" xmlns:w16cex="http://schemas.microsoft.com/office/word/2018/wordml/cex" xmlns:w16cid="http://schemas.microsoft.com/office/word/2016/wordml/cid" xmlns:w16="http://schemas.microsoft.com/office/word/2018/wordml" xmlns:w16sdtdh="http://schemas.microsoft.com/office/word/2020/wordml/sdtdatahash" xmlns:w16se="http://schemas.microsoft.com/office/word/2015/wordml/symex" mc:Ignorable="w14 w15 w16se w16cid w16 w16cex w16sdtdh">
   <w:optimizeForBrowser/>
   <w:allowPNG/>
 </w:webSettings>
 </file>
 
 <file path=word/theme/theme1.xml><?xml version="1.0" encoding="utf-8"?>
-<a:theme xmlns:a="http://schemas.openxmlformats.org/drawingml/2006/main" xmlns:r="http://schemas.openxmlformats.org/officeDocument/2006/relationships" name="Office Theme">
+<a:theme xmlns:a="http://schemas.openxmlformats.org/drawingml/2006/main" name="Office Theme">
   <a:themeElements>
     <a:clrScheme name="Office">
       <a:dk1>
         <a:srgbClr val="000000"/>
       </a:dk1>
       <a:lt1>
-        <a:srgbClr val="ffffff"/>
+        <a:srgbClr val="FFFFFF"/>
       </a:lt1>
       <a:dk2>
-        <a:srgbClr val="44546a"/>
+        <a:srgbClr val="44546A"/>
       </a:dk2>
       <a:lt2>
-        <a:srgbClr val="e7e6e6"/>
+        <a:srgbClr val="E7E6E6"/>
       </a:lt2>
       <a:accent1>
-        <a:srgbClr val="5b9bd5"/>
+        <a:srgbClr val="5B9BD5"/>
       </a:accent1>
       <a:accent2>
-        <a:srgbClr val="ed7d31"/>
+        <a:srgbClr val="ED7D31"/>
       </a:accent2>
       <a:accent3>
-        <a:srgbClr val="a5a5a5"/>
+        <a:srgbClr val="A5A5A5"/>
       </a:accent3>
       <a:accent4>
-        <a:srgbClr val="ffc000"/>
+        <a:srgbClr val="FFC000"/>
       </a:accent4>
       <a:accent5>
-        <a:srgbClr val="4472c4"/>
+        <a:srgbClr val="4472C4"/>
       </a:accent5>
       <a:accent6>
-        <a:srgbClr val="70ad47"/>
+        <a:srgbClr val="70AD47"/>
       </a:accent6>
       <a:hlink>
-        <a:srgbClr val="0563c1"/>
+        <a:srgbClr val="0563C1"/>
       </a:hlink>
       <a:folHlink>
-        <a:srgbClr val="954f72"/>
+        <a:srgbClr val="954F72"/>
       </a:folHlink>
     </a:clrScheme>
     <a:fontScheme name="Office">
       <a:majorFont>
-        <a:latin typeface="Calibri Light" pitchFamily="0" charset="1"/>
+        <a:latin typeface="Calibri Light"/>
         <a:ea typeface=""/>
         <a:cs typeface=""/>
       </a:majorFont>
       <a:minorFont>
-        <a:latin typeface="Calibri" pitchFamily="0" charset="1"/>
+        <a:latin typeface="Calibri"/>
         <a:ea typeface=""/>
         <a:cs typeface=""/>
       </a:minorFont>
@@ -8510,7 +9745,7 @@
             </a:gs>
           </a:gsLst>
           <a:lin ang="5400000" scaled="0"/>
-          <a:tileRect l="0" t="0" r="0" b="0"/>
+          <a:tileRect/>
         </a:gradFill>
         <a:gradFill>
           <a:gsLst>
@@ -8534,7 +9769,7 @@
             </a:gs>
           </a:gsLst>
           <a:lin ang="5400000" scaled="0"/>
-          <a:tileRect l="0" t="0" r="0" b="0"/>
+          <a:tileRect/>
         </a:gradFill>
       </a:fillStyleLst>
       <a:lnStyleLst>
@@ -8594,11 +9829,13 @@
             </a:gs>
           </a:gsLst>
           <a:lin ang="5400000" scaled="0"/>
-          <a:tileRect l="0" t="0" r="0" b="0"/>
+          <a:tileRect/>
         </a:gradFill>
       </a:bgFillStyleLst>
     </a:fmtScheme>
   </a:themeElements>
+  <a:objectDefaults/>
+  <a:extraClrSchemeLst/>
 </a:theme>
 </file>
 

--- a/worksheets/Lab 1 Worksheet.docx
+++ b/worksheets/Lab 1 Worksheet.docx
@@ -1,14 +1,14 @@
 
 <file path=word/document.xml><?xml version="1.0" encoding="utf-8"?>
-<w:document xmlns:wpc="http://schemas.microsoft.com/office/word/2010/wordprocessingCanvas" xmlns:cx="http://schemas.microsoft.com/office/drawing/2014/chartex" xmlns:cx1="http://schemas.microsoft.com/office/drawing/2015/9/8/chartex" xmlns:cx2="http://schemas.microsoft.com/office/drawing/2015/10/21/chartex" xmlns:cx3="http://schemas.microsoft.com/office/drawing/2016/5/9/chartex" xmlns:cx4="http://schemas.microsoft.com/office/drawing/2016/5/10/chartex" xmlns:cx5="http://schemas.microsoft.com/office/drawing/2016/5/11/chartex" xmlns:cx6="http://schemas.microsoft.com/office/drawing/2016/5/12/chartex" xmlns:cx7="http://schemas.microsoft.com/office/drawing/2016/5/13/chartex" xmlns:cx8="http://schemas.microsoft.com/office/drawing/2016/5/14/chartex" xmlns:mc="http://schemas.openxmlformats.org/markup-compatibility/2006" xmlns:aink="http://schemas.microsoft.com/office/drawing/2016/ink" xmlns:am3d="http://schemas.microsoft.com/office/drawing/2017/model3d" xmlns:o="urn:schemas-microsoft-com:office:office" xmlns:oel="http://schemas.microsoft.com/office/2019/extlst" xmlns:r="http://schemas.openxmlformats.org/officeDocument/2006/relationships" xmlns:m="http://schemas.openxmlformats.org/officeDocument/2006/math" xmlns:v="urn:schemas-microsoft-com:vml" xmlns:wp14="http://schemas.microsoft.com/office/word/2010/wordprocessingDrawing" xmlns:wp="http://schemas.openxmlformats.org/drawingml/2006/wordprocessingDrawing" xmlns:w10="urn:schemas-microsoft-com:office:word" xmlns:w="http://schemas.openxmlformats.org/wordprocessingml/2006/main" xmlns:w14="http://schemas.microsoft.com/office/word/2010/wordml" xmlns:w15="http://schemas.microsoft.com/office/word/2012/wordml" xmlns:w16cex="http://schemas.microsoft.com/office/word/2018/wordml/cex" xmlns:w16cid="http://schemas.microsoft.com/office/word/2016/wordml/cid" xmlns:w16="http://schemas.microsoft.com/office/word/2018/wordml" xmlns:w16sdtdh="http://schemas.microsoft.com/office/word/2020/wordml/sdtdatahash" xmlns:w16se="http://schemas.microsoft.com/office/word/2015/wordml/symex" xmlns:wpg="http://schemas.microsoft.com/office/word/2010/wordprocessingGroup" xmlns:wpi="http://schemas.microsoft.com/office/word/2010/wordprocessingInk" xmlns:wne="http://schemas.microsoft.com/office/word/2006/wordml" xmlns:wps="http://schemas.microsoft.com/office/word/2010/wordprocessingShape" mc:Ignorable="w14 w15 w16se w16cid w16 w16cex w16sdtdh wp14">
+<w:document xmlns:o="urn:schemas-microsoft-com:office:office" xmlns:r="http://schemas.openxmlformats.org/officeDocument/2006/relationships" xmlns:v="urn:schemas-microsoft-com:vml" xmlns:w="http://schemas.openxmlformats.org/wordprocessingml/2006/main" xmlns:w10="urn:schemas-microsoft-com:office:word" xmlns:wp="http://schemas.openxmlformats.org/drawingml/2006/wordprocessingDrawing" xmlns:pic="http://schemas.openxmlformats.org/drawingml/2006/picture" xmlns:wps="http://schemas.microsoft.com/office/word/2010/wordprocessingShape" xmlns:wpg="http://schemas.microsoft.com/office/word/2010/wordprocessingGroup" xmlns:mc="http://schemas.openxmlformats.org/markup-compatibility/2006" xmlns:wp14="http://schemas.microsoft.com/office/word/2010/wordprocessingDrawing" xmlns:w14="http://schemas.microsoft.com/office/word/2010/wordml" xmlns:w15="http://schemas.microsoft.com/office/word/2012/wordml" mc:Ignorable="w14 wp14 w15">
   <w:body>
     <w:p>
       <w:pPr>
         <w:pStyle w:val="Subtitle"/>
-        <w:spacing w:after="120"/>
+        <w:spacing w:before="0" w:after="120"/>
         <w:rPr>
           <w:rFonts w:eastAsia="Arial" w:cs="Arial"/>
-          <w:color w:val="000000" w:themeColor="text1"/>
+          <w:color w:themeColor="text1" w:val="000000"/>
           <w:sz w:val="28"/>
           <w:szCs w:val="28"/>
         </w:rPr>
@@ -16,7 +16,7 @@
       <w:r>
         <w:rPr>
           <w:rFonts w:eastAsia="Arial" w:cs="Arial"/>
-          <w:color w:val="000000" w:themeColor="text1"/>
+          <w:color w:themeColor="text1" w:val="000000"/>
           <w:sz w:val="28"/>
           <w:szCs w:val="28"/>
         </w:rPr>
@@ -27,7 +27,7 @@
       <w:r>
         <w:rPr>
           <w:rFonts w:eastAsia="Arial" w:cs="Arial"/>
-          <w:color w:val="000000" w:themeColor="text1"/>
+          <w:color w:themeColor="text1" w:val="000000"/>
           <w:sz w:val="28"/>
           <w:szCs w:val="28"/>
         </w:rPr>
@@ -36,6 +36,7 @@
     </w:p>
     <w:p>
       <w:pPr>
+        <w:pStyle w:val="Normal"/>
         <w:spacing w:before="120" w:after="120"/>
         <w:jc w:val="center"/>
         <w:rPr>
@@ -49,12 +50,6 @@
           <w:i/>
         </w:rPr>
         <w:t xml:space="preserve">Lab Worksheets should be filled out during your lab section and then completed </w:t>
-      </w:r>
-      <w:r>
-        <w:rPr>
-          <w:rFonts w:cs="Arial"/>
-          <w:i/>
-        </w:rPr>
         <w:br/>
         <w:t xml:space="preserve">(adding Conclusion Topic responses) and submitted on D2L by </w:t>
       </w:r>
@@ -76,6 +71,7 @@
     </w:p>
     <w:p>
       <w:pPr>
+        <w:pStyle w:val="Normal"/>
         <w:spacing w:before="120" w:after="120"/>
         <w:rPr>
           <w:rFonts w:cs="Arial"/>
@@ -96,8 +92,13 @@
             <w:docPart w:val="02D875A464AE408990F8338A4A009DF9"/>
           </w:placeholder>
         </w:sdtPr>
-        <w:sdtEndPr/>
         <w:sdtContent>
+          <w:r>
+            <w:rPr>
+              <w:rFonts w:cs="Arial"/>
+              <w:b/>
+            </w:rPr>
+          </w:r>
           <w:r>
             <w:rPr>
               <w:rFonts w:cs="Arial"/>
@@ -110,24 +111,36 @@
     </w:p>
     <w:p>
       <w:pPr>
+        <w:pStyle w:val="Normal"/>
         <w:spacing w:before="120" w:after="120"/>
         <w:rPr>
           <w:rFonts w:cs="Arial"/>
           <w:b/>
-          <w:color w:val="2E74B5" w:themeColor="accent1" w:themeShade="BF"/>
+          <w:color w:themeColor="accent1" w:themeShade="bf" w:val="2E74B5"/>
           <w:sz w:val="28"/>
           <w:szCs w:val="28"/>
           <w:highlight w:val="lightGray"/>
         </w:rPr>
       </w:pPr>
-    </w:p>
-    <w:p>
-      <w:pPr>
+      <w:r>
+        <w:rPr>
+          <w:rFonts w:cs="Arial"/>
+          <w:b/>
+          <w:color w:themeColor="accent1" w:themeShade="bf" w:val="2E74B5"/>
+          <w:sz w:val="28"/>
+          <w:szCs w:val="28"/>
+          <w:highlight w:val="lightGray"/>
+        </w:rPr>
+      </w:r>
+    </w:p>
+    <w:p>
+      <w:pPr>
+        <w:pStyle w:val="Normal"/>
         <w:spacing w:before="120" w:after="120"/>
         <w:rPr>
           <w:rFonts w:cs="Arial"/>
           <w:b/>
-          <w:color w:val="2E74B5" w:themeColor="accent1" w:themeShade="BF"/>
+          <w:color w:themeColor="accent1" w:themeShade="bf" w:val="2E74B5"/>
           <w:sz w:val="28"/>
           <w:szCs w:val="28"/>
         </w:rPr>
@@ -136,7 +149,7 @@
         <w:rPr>
           <w:rFonts w:cs="Arial"/>
           <w:b/>
-          <w:color w:val="2E74B5" w:themeColor="accent1" w:themeShade="BF"/>
+          <w:color w:themeColor="accent1" w:themeShade="bf" w:val="2E74B5"/>
           <w:sz w:val="28"/>
           <w:szCs w:val="28"/>
           <w:highlight w:val="lightGray"/>
@@ -146,6 +159,7 @@
     </w:p>
     <w:p>
       <w:pPr>
+        <w:pStyle w:val="Normal"/>
         <w:rPr>
           <w:rFonts w:cs="Arial"/>
           <w:b/>
@@ -161,19 +175,27 @@
     </w:p>
     <w:p>
       <w:pPr>
+        <w:pStyle w:val="Normal"/>
         <w:rPr>
           <w:rFonts w:cs="Arial"/>
           <w:b/>
         </w:rPr>
       </w:pPr>
-    </w:p>
-    <w:p>
-      <w:pPr>
+      <w:r>
+        <w:rPr>
+          <w:rFonts w:cs="Arial"/>
+          <w:b/>
+        </w:rPr>
+      </w:r>
+    </w:p>
+    <w:p>
+      <w:pPr>
+        <w:pStyle w:val="Normal"/>
         <w:spacing w:before="120" w:after="120"/>
         <w:rPr>
           <w:rFonts w:cs="Arial"/>
           <w:b/>
-          <w:color w:val="2E74B5" w:themeColor="accent1" w:themeShade="BF"/>
+          <w:color w:themeColor="accent1" w:themeShade="bf" w:val="2E74B5"/>
           <w:sz w:val="28"/>
           <w:szCs w:val="28"/>
         </w:rPr>
@@ -182,7 +204,7 @@
         <w:rPr>
           <w:rFonts w:cs="Arial"/>
           <w:b/>
-          <w:color w:val="2E74B5" w:themeColor="accent1" w:themeShade="BF"/>
+          <w:color w:themeColor="accent1" w:themeShade="bf" w:val="2E74B5"/>
           <w:sz w:val="28"/>
           <w:szCs w:val="28"/>
           <w:highlight w:val="lightGray"/>
@@ -194,7 +216,9 @@
     </w:p>
     <w:p>
       <w:pPr>
-        <w:spacing w:after="120"/>
+        <w:pStyle w:val="Normal"/>
+        <w:spacing w:before="0" w:after="120"/>
+        <w:rPr/>
       </w:pPr>
       <w:r>
         <w:rPr>
@@ -210,23 +234,24 @@
           <w:ilvl w:val="0"/>
           <w:numId w:val="2"/>
         </w:numPr>
-        <w:spacing w:after="120"/>
-      </w:pPr>
-      <w:r>
+        <w:spacing w:before="0" w:after="120"/>
+        <w:rPr/>
+      </w:pPr>
+      <w:r>
+        <w:rPr/>
         <w:t>Paste your screenshot below.</w:t>
       </w:r>
     </w:p>
     <w:p>
       <w:pPr>
         <w:pStyle w:val="ListParagraph"/>
-        <w:spacing w:after="120"/>
-      </w:pPr>
-      <w:r>
-        <w:rPr>
-          <w:noProof/>
-        </w:rPr>
+        <w:spacing w:before="0" w:after="120"/>
+        <w:rPr/>
+      </w:pPr>
+      <w:r>
+        <w:rPr/>
         <w:drawing>
-          <wp:anchor distT="0" distB="0" distL="0" distR="0" simplePos="0" relativeHeight="3" behindDoc="0" locked="0" layoutInCell="0" allowOverlap="1" wp14:anchorId="02AF4840" wp14:editId="19736218">
+          <wp:anchor distT="0" distB="0" distL="0" distR="0" simplePos="0" relativeHeight="4" behindDoc="0" locked="0" layoutInCell="0" allowOverlap="1">
             <wp:simplePos x="0" y="0"/>
             <wp:positionH relativeFrom="column">
               <wp:align>center</wp:align>
@@ -251,7 +276,7 @@
                     </pic:cNvPicPr>
                   </pic:nvPicPr>
                   <pic:blipFill>
-                    <a:blip r:embed="rId8"/>
+                    <a:blip r:embed="rId2"/>
                     <a:stretch>
                       <a:fillRect/>
                     </a:stretch>
@@ -280,16 +305,19 @@
           <w:ilvl w:val="0"/>
           <w:numId w:val="2"/>
         </w:numPr>
-        <w:spacing w:after="120"/>
-      </w:pPr>
-      <w:r>
+        <w:spacing w:before="0" w:after="120"/>
+        <w:rPr/>
+      </w:pPr>
+      <w:r>
+        <w:rPr/>
         <w:t>How many print tokens do you have, and how much of your disk quota are you using?</w:t>
       </w:r>
     </w:p>
     <w:p>
       <w:pPr>
         <w:pStyle w:val="ListParagraph"/>
-        <w:spacing w:after="120"/>
+        <w:spacing w:before="0" w:after="120"/>
+        <w:rPr/>
       </w:pPr>
       <w:sdt>
         <w:sdtPr>
@@ -298,8 +326,12 @@
             <w:docPart w:val="30186ACA21094B47B4A5186A68578CED"/>
           </w:placeholder>
         </w:sdtPr>
-        <w:sdtEndPr/>
         <w:sdtContent>
+          <w:r>
+            <w:rPr>
+              <w:rStyle w:val="PlaceholderText"/>
+            </w:rPr>
+          </w:r>
           <w:r>
             <w:rPr>
               <w:rStyle w:val="PlaceholderText"/>
@@ -309,6 +341,7 @@
         </w:sdtContent>
       </w:sdt>
       <w:r>
+        <w:rPr/>
         <w:t xml:space="preserve"> </w:t>
       </w:r>
     </w:p>
@@ -319,9 +352,11 @@
           <w:ilvl w:val="0"/>
           <w:numId w:val="2"/>
         </w:numPr>
-        <w:spacing w:after="120"/>
-      </w:pPr>
-      <w:r>
+        <w:spacing w:before="0" w:after="120"/>
+        <w:rPr/>
+      </w:pPr>
+      <w:r>
+        <w:rPr/>
         <w:t>What are the files in the</w:t>
       </w:r>
       <w:r>
@@ -332,13 +367,15 @@
         <w:t xml:space="preserve"> Lab Manual Instructions and Worksheets</w:t>
       </w:r>
       <w:r>
+        <w:rPr/>
         <w:t xml:space="preserve"> directory accessible to all students in ECE331?</w:t>
       </w:r>
     </w:p>
     <w:p>
       <w:pPr>
         <w:pStyle w:val="ListParagraph"/>
-        <w:spacing w:after="120"/>
+        <w:spacing w:before="0" w:after="120"/>
+        <w:rPr/>
       </w:pPr>
       <w:sdt>
         <w:sdtPr>
@@ -348,8 +385,12 @@
           </w:placeholder>
           <w:showingPlcHdr/>
         </w:sdtPr>
-        <w:sdtEndPr/>
         <w:sdtContent>
+          <w:r>
+            <w:rPr>
+              <w:rStyle w:val="PlaceholderText"/>
+            </w:rPr>
+          </w:r>
           <w:r>
             <w:rPr>
               <w:rStyle w:val="PlaceholderText"/>
@@ -362,1816 +403,324 @@
     <w:p>
       <w:pPr>
         <w:pStyle w:val="ListParagraph"/>
-        <w:spacing w:after="120"/>
-      </w:pPr>
-      <w:proofErr w:type="spellStart"/>
+        <w:spacing w:before="0" w:after="120"/>
+        <w:rPr/>
+      </w:pPr>
       <w:r>
         <w:rPr>
           <w:rStyle w:val="PlaceholderText"/>
         </w:rPr>
-        <w:t>drwxr</w:t>
-      </w:r>
-      <w:proofErr w:type="spellEnd"/>
+        <w:t>drwxr-xr-x. 2 kyle kyle       0 Apr 21 08:19  .</w:t>
+      </w:r>
+    </w:p>
+    <w:p>
+      <w:pPr>
+        <w:pStyle w:val="ListParagraph"/>
+        <w:spacing w:before="0" w:after="120"/>
+        <w:rPr/>
+      </w:pPr>
       <w:r>
         <w:rPr>
           <w:rStyle w:val="PlaceholderText"/>
         </w:rPr>
-        <w:t>-</w:t>
-      </w:r>
-      <w:proofErr w:type="spellStart"/>
+        <w:t>drwxr-xr-x. 2 kyle kyle       0 Sep 14 12:52  ..</w:t>
+      </w:r>
+    </w:p>
+    <w:p>
+      <w:pPr>
+        <w:pStyle w:val="ListParagraph"/>
+        <w:spacing w:before="0" w:after="120"/>
+        <w:rPr/>
+      </w:pPr>
       <w:r>
         <w:rPr>
           <w:rStyle w:val="PlaceholderText"/>
         </w:rPr>
-        <w:t>xr</w:t>
-      </w:r>
-      <w:proofErr w:type="spellEnd"/>
+        <w:t>-rwxr-xr-x. 1 kyle kyle  139777 Nov 17  2025 'Lab 10 Instructions.pdf'</w:t>
+      </w:r>
+    </w:p>
+    <w:p>
+      <w:pPr>
+        <w:pStyle w:val="ListParagraph"/>
+        <w:spacing w:before="0" w:after="120"/>
+        <w:rPr/>
+      </w:pPr>
       <w:r>
         <w:rPr>
           <w:rStyle w:val="PlaceholderText"/>
         </w:rPr>
-        <w:t xml:space="preserve">-x. 2 </w:t>
-      </w:r>
-      <w:proofErr w:type="spellStart"/>
+        <w:t>-rwxr-xr-x. 1 kyle kyle   45857 Apr 13 14:34 'Lab 10 Worksheet.docx'</w:t>
+      </w:r>
+    </w:p>
+    <w:p>
+      <w:pPr>
+        <w:pStyle w:val="ListParagraph"/>
+        <w:spacing w:before="0" w:after="120"/>
+        <w:rPr/>
+      </w:pPr>
       <w:r>
         <w:rPr>
           <w:rStyle w:val="PlaceholderText"/>
         </w:rPr>
-        <w:t>kyle</w:t>
-      </w:r>
-      <w:proofErr w:type="spellEnd"/>
+        <w:t>-rwxr-xr-x. 1 kyle kyle  208334 Jan 17  2026 'Lab 1 Instructions.pdf'</w:t>
+      </w:r>
+    </w:p>
+    <w:p>
+      <w:pPr>
+        <w:pStyle w:val="ListParagraph"/>
+        <w:spacing w:before="0" w:after="120"/>
+        <w:rPr/>
+      </w:pPr>
       <w:r>
         <w:rPr>
           <w:rStyle w:val="PlaceholderText"/>
         </w:rPr>
-        <w:t xml:space="preserve"> </w:t>
-      </w:r>
-      <w:proofErr w:type="spellStart"/>
+        <w:t>-rwxr-xr-x. 1 kyle kyle   66434 Jan 17  2026 'Lab 1 Worksheet.docx'</w:t>
+      </w:r>
+    </w:p>
+    <w:p>
+      <w:pPr>
+        <w:pStyle w:val="ListParagraph"/>
+        <w:spacing w:before="0" w:after="120"/>
+        <w:rPr/>
+      </w:pPr>
       <w:r>
         <w:rPr>
           <w:rStyle w:val="PlaceholderText"/>
         </w:rPr>
-        <w:t>kyle</w:t>
-      </w:r>
-      <w:proofErr w:type="spellEnd"/>
+        <w:t>-rwxr-xr-x. 1 kyle kyle  247665 Jan 17  2026 'Lab 2 Instructions.pdf'</w:t>
+      </w:r>
+    </w:p>
+    <w:p>
+      <w:pPr>
+        <w:pStyle w:val="ListParagraph"/>
+        <w:spacing w:before="0" w:after="120"/>
+        <w:rPr/>
+      </w:pPr>
       <w:r>
         <w:rPr>
           <w:rStyle w:val="PlaceholderText"/>
         </w:rPr>
-        <w:t xml:space="preserve">       0 Apr 21 </w:t>
-      </w:r>
-      <w:proofErr w:type="gramStart"/>
+        <w:t>-rwxr-xr-x. 1 kyle kyle   57280 Jan 17  2026 'Lab 2 Worksheet.docx'</w:t>
+      </w:r>
+    </w:p>
+    <w:p>
+      <w:pPr>
+        <w:pStyle w:val="ListParagraph"/>
+        <w:spacing w:before="0" w:after="120"/>
+        <w:rPr/>
+      </w:pPr>
       <w:r>
         <w:rPr>
           <w:rStyle w:val="PlaceholderText"/>
         </w:rPr>
-        <w:t>08:19  .</w:t>
-      </w:r>
-      <w:proofErr w:type="gramEnd"/>
-    </w:p>
-    <w:p>
-      <w:pPr>
-        <w:pStyle w:val="ListParagraph"/>
-        <w:spacing w:after="120"/>
-      </w:pPr>
-      <w:proofErr w:type="spellStart"/>
+        <w:t>-rwxr-xr-x. 1 kyle kyle  484660 Feb  5  2026 'Lab 3 Instructions.pdf'</w:t>
+      </w:r>
+    </w:p>
+    <w:p>
+      <w:pPr>
+        <w:pStyle w:val="ListParagraph"/>
+        <w:spacing w:before="0" w:after="120"/>
+        <w:rPr/>
+      </w:pPr>
       <w:r>
         <w:rPr>
           <w:rStyle w:val="PlaceholderText"/>
         </w:rPr>
-        <w:t>drwxr</w:t>
-      </w:r>
-      <w:proofErr w:type="spellEnd"/>
+        <w:t>-rwxr-xr-x. 1 kyle kyle   54774 Feb  5  2026 'Lab 3 Worksheet.docx'</w:t>
+      </w:r>
+    </w:p>
+    <w:p>
+      <w:pPr>
+        <w:pStyle w:val="ListParagraph"/>
+        <w:spacing w:before="0" w:after="120"/>
+        <w:rPr/>
+      </w:pPr>
       <w:r>
         <w:rPr>
           <w:rStyle w:val="PlaceholderText"/>
         </w:rPr>
-        <w:t>-</w:t>
-      </w:r>
-      <w:proofErr w:type="spellStart"/>
+        <w:t>-rwxr-xr-x. 1 kyle kyle  205270 Feb 18  2026 'Lab 4 Instructions.pdf'</w:t>
+      </w:r>
+    </w:p>
+    <w:p>
+      <w:pPr>
+        <w:pStyle w:val="ListParagraph"/>
+        <w:spacing w:before="0" w:after="120"/>
+        <w:rPr/>
+      </w:pPr>
       <w:r>
         <w:rPr>
           <w:rStyle w:val="PlaceholderText"/>
         </w:rPr>
-        <w:t>xr</w:t>
-      </w:r>
-      <w:proofErr w:type="spellEnd"/>
+        <w:t>-rwxr-xr-x. 1 kyle kyle   46578 Feb 25  2025 'Lab 4 Worksheet.docx'</w:t>
+      </w:r>
+    </w:p>
+    <w:p>
+      <w:pPr>
+        <w:pStyle w:val="ListParagraph"/>
+        <w:spacing w:before="0" w:after="120"/>
+        <w:rPr/>
+      </w:pPr>
       <w:r>
         <w:rPr>
           <w:rStyle w:val="PlaceholderText"/>
         </w:rPr>
-        <w:t xml:space="preserve">-x. 2 </w:t>
-      </w:r>
-      <w:proofErr w:type="spellStart"/>
+        <w:t>-rwxr-xr-x. 1 kyle kyle  331954 Mar  6  2026 'Lab 5 Instructions.pdf'</w:t>
+      </w:r>
+    </w:p>
+    <w:p>
+      <w:pPr>
+        <w:pStyle w:val="ListParagraph"/>
+        <w:spacing w:before="0" w:after="120"/>
+        <w:rPr/>
+      </w:pPr>
       <w:r>
         <w:rPr>
           <w:rStyle w:val="PlaceholderText"/>
         </w:rPr>
-        <w:t>kyle</w:t>
-      </w:r>
-      <w:proofErr w:type="spellEnd"/>
+        <w:t>-rwxr-xr-x. 1 kyle kyle   53582 Mar 11  2026 'Lab 5 Worksheet.docx'</w:t>
+      </w:r>
+    </w:p>
+    <w:p>
+      <w:pPr>
+        <w:pStyle w:val="ListParagraph"/>
+        <w:spacing w:before="0" w:after="120"/>
+        <w:rPr/>
+      </w:pPr>
       <w:r>
         <w:rPr>
           <w:rStyle w:val="PlaceholderText"/>
         </w:rPr>
-        <w:t xml:space="preserve"> </w:t>
-      </w:r>
-      <w:proofErr w:type="spellStart"/>
+        <w:t>-rwxr-xr-x. 1 kyle kyle  753440 Oct 12  2025 'Lab 6 Instructions.pdf'</w:t>
+      </w:r>
+    </w:p>
+    <w:p>
+      <w:pPr>
+        <w:pStyle w:val="ListParagraph"/>
+        <w:spacing w:before="0" w:after="120"/>
+        <w:rPr/>
+      </w:pPr>
       <w:r>
         <w:rPr>
           <w:rStyle w:val="PlaceholderText"/>
         </w:rPr>
-        <w:t>kyle</w:t>
-      </w:r>
-      <w:proofErr w:type="spellEnd"/>
+        <w:t>-rwxr-xr-x. 1 kyle kyle   51448 Oct 14  2025 'Lab 6 Worksheet.docx'</w:t>
+      </w:r>
+    </w:p>
+    <w:p>
+      <w:pPr>
+        <w:pStyle w:val="ListParagraph"/>
+        <w:spacing w:before="0" w:after="120"/>
+        <w:rPr/>
+      </w:pPr>
       <w:r>
         <w:rPr>
           <w:rStyle w:val="PlaceholderText"/>
         </w:rPr>
-        <w:t xml:space="preserve">       0 Sep 14 12:52 </w:t>
-      </w:r>
-      <w:proofErr w:type="gramStart"/>
+        <w:t>-rwxr-xr-x. 1 kyle kyle  262085 Oct 27  2025 'Lab 7 Instructions.pdf'</w:t>
+      </w:r>
+    </w:p>
+    <w:p>
+      <w:pPr>
+        <w:pStyle w:val="ListParagraph"/>
+        <w:spacing w:before="0" w:after="120"/>
+        <w:rPr/>
+      </w:pPr>
       <w:r>
         <w:rPr>
           <w:rStyle w:val="PlaceholderText"/>
         </w:rPr>
-        <w:t xml:space="preserve"> ..</w:t>
-      </w:r>
-      <w:proofErr w:type="gramEnd"/>
-    </w:p>
-    <w:p>
-      <w:pPr>
-        <w:pStyle w:val="ListParagraph"/>
-        <w:spacing w:after="120"/>
+        <w:t>-rwxr-xr-x. 1 kyle kyle   48461 Mar 25 16:46 'Lab 7 Worksheet.docx'</w:t>
+      </w:r>
+    </w:p>
+    <w:p>
+      <w:pPr>
+        <w:pStyle w:val="ListParagraph"/>
+        <w:spacing w:before="0" w:after="120"/>
+        <w:rPr/>
       </w:pPr>
       <w:r>
         <w:rPr>
           <w:rStyle w:val="PlaceholderText"/>
         </w:rPr>
-        <w:t>-</w:t>
-      </w:r>
-      <w:proofErr w:type="spellStart"/>
+        <w:t>-rwxr-xr-x. 1 kyle kyle  268832 Apr  6 17:10 'Lab 8 Instructions.pdf'</w:t>
+      </w:r>
+    </w:p>
+    <w:p>
+      <w:pPr>
+        <w:pStyle w:val="ListParagraph"/>
+        <w:spacing w:before="0" w:after="120"/>
+        <w:rPr/>
+      </w:pPr>
       <w:r>
         <w:rPr>
           <w:rStyle w:val="PlaceholderText"/>
         </w:rPr>
-        <w:t>rwxr</w:t>
-      </w:r>
-      <w:proofErr w:type="spellEnd"/>
+        <w:t>-rwxr-xr-x. 1 kyle kyle   62895 Apr  3 23:52 'Lab 8 Worksheet.docx'</w:t>
+      </w:r>
+    </w:p>
+    <w:p>
+      <w:pPr>
+        <w:pStyle w:val="ListParagraph"/>
+        <w:spacing w:before="0" w:after="120"/>
+        <w:rPr/>
+      </w:pPr>
       <w:r>
         <w:rPr>
           <w:rStyle w:val="PlaceholderText"/>
         </w:rPr>
-        <w:t>-</w:t>
-      </w:r>
-      <w:proofErr w:type="spellStart"/>
+        <w:t>-rwxr-xr-x. 1 kyle kyle  154296 Apr 13  2025 'Lab 9 Instructions.pdf'</w:t>
+      </w:r>
+    </w:p>
+    <w:p>
+      <w:pPr>
+        <w:pStyle w:val="ListParagraph"/>
+        <w:spacing w:before="0" w:after="120"/>
+        <w:rPr/>
+      </w:pPr>
       <w:r>
         <w:rPr>
           <w:rStyle w:val="PlaceholderText"/>
         </w:rPr>
-        <w:t>xr</w:t>
-      </w:r>
-      <w:proofErr w:type="spellEnd"/>
+        <w:t>-rwxr-xr-x. 1 kyle kyle   49662 Apr  6 16:18 'Lab 9 Worksheet.docx'</w:t>
+      </w:r>
+    </w:p>
+    <w:p>
+      <w:pPr>
+        <w:pStyle w:val="ListParagraph"/>
+        <w:spacing w:before="0" w:after="120"/>
+        <w:rPr/>
+      </w:pPr>
       <w:r>
         <w:rPr>
           <w:rStyle w:val="PlaceholderText"/>
         </w:rPr>
-        <w:t xml:space="preserve">-x. 1 </w:t>
-      </w:r>
-      <w:proofErr w:type="spellStart"/>
+        <w:t>-rwxr-xr-x. 1 kyle kyle 2520229 Oct 15  2025 'Lab Manual.pdf'</w:t>
+      </w:r>
+    </w:p>
+    <w:p>
+      <w:pPr>
+        <w:pStyle w:val="ListParagraph"/>
+        <w:spacing w:before="0" w:after="120"/>
+        <w:rPr/>
+      </w:pPr>
       <w:r>
         <w:rPr>
           <w:rStyle w:val="PlaceholderText"/>
         </w:rPr>
-        <w:t>kyle</w:t>
-      </w:r>
-      <w:proofErr w:type="spellEnd"/>
-      <w:r>
-        <w:rPr>
-          <w:rStyle w:val="PlaceholderText"/>
-        </w:rPr>
+        <w:t xml:space="preserve">kyle@quack:/media/ece331/courses/ECE/331/Shared/Lab Manual Instructions and Worksheets$ </w:t>
+      </w:r>
+      <w:r>
+        <w:rPr/>
         <w:t xml:space="preserve"> </w:t>
       </w:r>
-      <w:proofErr w:type="spellStart"/>
-      <w:proofErr w:type="gramStart"/>
-      <w:r>
-        <w:rPr>
-          <w:rStyle w:val="PlaceholderText"/>
-        </w:rPr>
-        <w:t>kyle</w:t>
-      </w:r>
-      <w:proofErr w:type="spellEnd"/>
-      <w:r>
-        <w:rPr>
-          <w:rStyle w:val="PlaceholderText"/>
-        </w:rPr>
-        <w:t xml:space="preserve">  139777</w:t>
-      </w:r>
-      <w:proofErr w:type="gramEnd"/>
-      <w:r>
-        <w:rPr>
-          <w:rStyle w:val="PlaceholderText"/>
-        </w:rPr>
-        <w:t xml:space="preserve"> Nov 17  2025 'Lab 10 Instructions.pdf'</w:t>
-      </w:r>
-    </w:p>
-    <w:p>
-      <w:pPr>
-        <w:pStyle w:val="ListParagraph"/>
-        <w:spacing w:after="120"/>
-      </w:pPr>
-      <w:r>
-        <w:rPr>
-          <w:rStyle w:val="PlaceholderText"/>
-        </w:rPr>
-        <w:t>-</w:t>
-      </w:r>
-      <w:proofErr w:type="spellStart"/>
-      <w:r>
-        <w:rPr>
-          <w:rStyle w:val="PlaceholderText"/>
-        </w:rPr>
-        <w:t>rwxr</w:t>
-      </w:r>
-      <w:proofErr w:type="spellEnd"/>
-      <w:r>
-        <w:rPr>
-          <w:rStyle w:val="PlaceholderText"/>
-        </w:rPr>
-        <w:t>-</w:t>
-      </w:r>
-      <w:proofErr w:type="spellStart"/>
-      <w:r>
-        <w:rPr>
-          <w:rStyle w:val="PlaceholderText"/>
-        </w:rPr>
-        <w:t>xr</w:t>
-      </w:r>
-      <w:proofErr w:type="spellEnd"/>
-      <w:r>
-        <w:rPr>
-          <w:rStyle w:val="PlaceholderText"/>
-        </w:rPr>
-        <w:t xml:space="preserve">-x. 1 </w:t>
-      </w:r>
-      <w:proofErr w:type="spellStart"/>
-      <w:r>
-        <w:rPr>
-          <w:rStyle w:val="PlaceholderText"/>
-        </w:rPr>
-        <w:t>kyle</w:t>
-      </w:r>
-      <w:proofErr w:type="spellEnd"/>
-      <w:r>
-        <w:rPr>
-          <w:rStyle w:val="PlaceholderText"/>
-        </w:rPr>
-        <w:t xml:space="preserve"> </w:t>
-      </w:r>
-      <w:proofErr w:type="spellStart"/>
-      <w:r>
-        <w:rPr>
-          <w:rStyle w:val="PlaceholderText"/>
-        </w:rPr>
-        <w:t>kyle</w:t>
-      </w:r>
-      <w:proofErr w:type="spellEnd"/>
-      <w:r>
-        <w:rPr>
-          <w:rStyle w:val="PlaceholderText"/>
-        </w:rPr>
-        <w:t xml:space="preserve">   45857 Apr 13 14:34 'Lab 10 Worksheet.docx'</w:t>
-      </w:r>
-    </w:p>
-    <w:p>
-      <w:pPr>
-        <w:pStyle w:val="ListParagraph"/>
-        <w:spacing w:after="120"/>
-      </w:pPr>
-      <w:r>
-        <w:rPr>
-          <w:rStyle w:val="PlaceholderText"/>
-        </w:rPr>
-        <w:t>-</w:t>
-      </w:r>
-      <w:proofErr w:type="spellStart"/>
-      <w:r>
-        <w:rPr>
-          <w:rStyle w:val="PlaceholderText"/>
-        </w:rPr>
-        <w:t>rwxr</w:t>
-      </w:r>
-      <w:proofErr w:type="spellEnd"/>
-      <w:r>
-        <w:rPr>
-          <w:rStyle w:val="PlaceholderText"/>
-        </w:rPr>
-        <w:t>-</w:t>
-      </w:r>
-      <w:proofErr w:type="spellStart"/>
-      <w:r>
-        <w:rPr>
-          <w:rStyle w:val="PlaceholderText"/>
-        </w:rPr>
-        <w:t>xr</w:t>
-      </w:r>
-      <w:proofErr w:type="spellEnd"/>
-      <w:r>
-        <w:rPr>
-          <w:rStyle w:val="PlaceholderText"/>
-        </w:rPr>
-        <w:t xml:space="preserve">-x. 1 </w:t>
-      </w:r>
-      <w:proofErr w:type="spellStart"/>
-      <w:r>
-        <w:rPr>
-          <w:rStyle w:val="PlaceholderText"/>
-        </w:rPr>
-        <w:t>kyle</w:t>
-      </w:r>
-      <w:proofErr w:type="spellEnd"/>
-      <w:r>
-        <w:rPr>
-          <w:rStyle w:val="PlaceholderText"/>
-        </w:rPr>
-        <w:t xml:space="preserve"> </w:t>
-      </w:r>
-      <w:proofErr w:type="spellStart"/>
-      <w:proofErr w:type="gramStart"/>
-      <w:r>
-        <w:rPr>
-          <w:rStyle w:val="PlaceholderText"/>
-        </w:rPr>
-        <w:t>kyle</w:t>
-      </w:r>
-      <w:proofErr w:type="spellEnd"/>
-      <w:r>
-        <w:rPr>
-          <w:rStyle w:val="PlaceholderText"/>
-        </w:rPr>
-        <w:t xml:space="preserve">  208334</w:t>
-      </w:r>
-      <w:proofErr w:type="gramEnd"/>
-      <w:r>
-        <w:rPr>
-          <w:rStyle w:val="PlaceholderText"/>
-        </w:rPr>
-        <w:t xml:space="preserve"> Jan 17  2026 'Lab 1 Instructions.pdf'</w:t>
-      </w:r>
-    </w:p>
-    <w:p>
-      <w:pPr>
-        <w:pStyle w:val="ListParagraph"/>
-        <w:spacing w:after="120"/>
-      </w:pPr>
-      <w:r>
-        <w:rPr>
-          <w:rStyle w:val="PlaceholderText"/>
-        </w:rPr>
-        <w:t>-</w:t>
-      </w:r>
-      <w:proofErr w:type="spellStart"/>
-      <w:r>
-        <w:rPr>
-          <w:rStyle w:val="PlaceholderText"/>
-        </w:rPr>
-        <w:t>rwxr</w:t>
-      </w:r>
-      <w:proofErr w:type="spellEnd"/>
-      <w:r>
-        <w:rPr>
-          <w:rStyle w:val="PlaceholderText"/>
-        </w:rPr>
-        <w:t>-</w:t>
-      </w:r>
-      <w:proofErr w:type="spellStart"/>
-      <w:r>
-        <w:rPr>
-          <w:rStyle w:val="PlaceholderText"/>
-        </w:rPr>
-        <w:t>xr</w:t>
-      </w:r>
-      <w:proofErr w:type="spellEnd"/>
-      <w:r>
-        <w:rPr>
-          <w:rStyle w:val="PlaceholderText"/>
-        </w:rPr>
-        <w:t xml:space="preserve">-x. 1 </w:t>
-      </w:r>
-      <w:proofErr w:type="spellStart"/>
-      <w:r>
-        <w:rPr>
-          <w:rStyle w:val="PlaceholderText"/>
-        </w:rPr>
-        <w:t>kyle</w:t>
-      </w:r>
-      <w:proofErr w:type="spellEnd"/>
-      <w:r>
-        <w:rPr>
-          <w:rStyle w:val="PlaceholderText"/>
-        </w:rPr>
-        <w:t xml:space="preserve"> </w:t>
-      </w:r>
-      <w:proofErr w:type="spellStart"/>
-      <w:r>
-        <w:rPr>
-          <w:rStyle w:val="PlaceholderText"/>
-        </w:rPr>
-        <w:t>kyle</w:t>
-      </w:r>
-      <w:proofErr w:type="spellEnd"/>
-      <w:r>
-        <w:rPr>
-          <w:rStyle w:val="PlaceholderText"/>
-        </w:rPr>
-        <w:t xml:space="preserve">   66434 Jan </w:t>
-      </w:r>
-      <w:proofErr w:type="gramStart"/>
-      <w:r>
-        <w:rPr>
-          <w:rStyle w:val="PlaceholderText"/>
-        </w:rPr>
-        <w:t>17  2026</w:t>
-      </w:r>
-      <w:proofErr w:type="gramEnd"/>
-      <w:r>
-        <w:rPr>
-          <w:rStyle w:val="PlaceholderText"/>
-        </w:rPr>
-        <w:t xml:space="preserve"> 'Lab 1 Worksheet.docx'</w:t>
-      </w:r>
-    </w:p>
-    <w:p>
-      <w:pPr>
-        <w:pStyle w:val="ListParagraph"/>
-        <w:spacing w:after="120"/>
-      </w:pPr>
-      <w:r>
-        <w:rPr>
-          <w:rStyle w:val="PlaceholderText"/>
-        </w:rPr>
-        <w:t>-</w:t>
-      </w:r>
-      <w:proofErr w:type="spellStart"/>
-      <w:r>
-        <w:rPr>
-          <w:rStyle w:val="PlaceholderText"/>
-        </w:rPr>
-        <w:t>rwxr</w:t>
-      </w:r>
-      <w:proofErr w:type="spellEnd"/>
-      <w:r>
-        <w:rPr>
-          <w:rStyle w:val="PlaceholderText"/>
-        </w:rPr>
-        <w:t>-</w:t>
-      </w:r>
-      <w:proofErr w:type="spellStart"/>
-      <w:r>
-        <w:rPr>
-          <w:rStyle w:val="PlaceholderText"/>
-        </w:rPr>
-        <w:t>xr</w:t>
-      </w:r>
-      <w:proofErr w:type="spellEnd"/>
-      <w:r>
-        <w:rPr>
-          <w:rStyle w:val="PlaceholderText"/>
-        </w:rPr>
-        <w:t xml:space="preserve">-x. 1 </w:t>
-      </w:r>
-      <w:proofErr w:type="spellStart"/>
-      <w:r>
-        <w:rPr>
-          <w:rStyle w:val="PlaceholderText"/>
-        </w:rPr>
-        <w:t>kyle</w:t>
-      </w:r>
-      <w:proofErr w:type="spellEnd"/>
-      <w:r>
-        <w:rPr>
-          <w:rStyle w:val="PlaceholderText"/>
-        </w:rPr>
-        <w:t xml:space="preserve"> </w:t>
-      </w:r>
-      <w:proofErr w:type="spellStart"/>
-      <w:proofErr w:type="gramStart"/>
-      <w:r>
-        <w:rPr>
-          <w:rStyle w:val="PlaceholderText"/>
-        </w:rPr>
-        <w:t>kyle</w:t>
-      </w:r>
-      <w:proofErr w:type="spellEnd"/>
-      <w:r>
-        <w:rPr>
-          <w:rStyle w:val="PlaceholderText"/>
-        </w:rPr>
-        <w:t xml:space="preserve">  247665</w:t>
-      </w:r>
-      <w:proofErr w:type="gramEnd"/>
-      <w:r>
-        <w:rPr>
-          <w:rStyle w:val="PlaceholderText"/>
-        </w:rPr>
-        <w:t xml:space="preserve"> Jan 17  2026 'Lab 2 Instructions.pdf'</w:t>
-      </w:r>
-    </w:p>
-    <w:p>
-      <w:pPr>
-        <w:pStyle w:val="ListParagraph"/>
-        <w:spacing w:after="120"/>
-      </w:pPr>
-      <w:r>
-        <w:rPr>
-          <w:rStyle w:val="PlaceholderText"/>
-        </w:rPr>
-        <w:t>-</w:t>
-      </w:r>
-      <w:proofErr w:type="spellStart"/>
-      <w:r>
-        <w:rPr>
-          <w:rStyle w:val="PlaceholderText"/>
-        </w:rPr>
-        <w:t>rwxr</w:t>
-      </w:r>
-      <w:proofErr w:type="spellEnd"/>
-      <w:r>
-        <w:rPr>
-          <w:rStyle w:val="PlaceholderText"/>
-        </w:rPr>
-        <w:t>-</w:t>
-      </w:r>
-      <w:proofErr w:type="spellStart"/>
-      <w:r>
-        <w:rPr>
-          <w:rStyle w:val="PlaceholderText"/>
-        </w:rPr>
-        <w:t>xr</w:t>
-      </w:r>
-      <w:proofErr w:type="spellEnd"/>
-      <w:r>
-        <w:rPr>
-          <w:rStyle w:val="PlaceholderText"/>
-        </w:rPr>
-        <w:t xml:space="preserve">-x. 1 </w:t>
-      </w:r>
-      <w:proofErr w:type="spellStart"/>
-      <w:r>
-        <w:rPr>
-          <w:rStyle w:val="PlaceholderText"/>
-        </w:rPr>
-        <w:t>kyle</w:t>
-      </w:r>
-      <w:proofErr w:type="spellEnd"/>
-      <w:r>
-        <w:rPr>
-          <w:rStyle w:val="PlaceholderText"/>
-        </w:rPr>
-        <w:t xml:space="preserve"> </w:t>
-      </w:r>
-      <w:proofErr w:type="spellStart"/>
-      <w:r>
-        <w:rPr>
-          <w:rStyle w:val="PlaceholderText"/>
-        </w:rPr>
-        <w:t>kyle</w:t>
-      </w:r>
-      <w:proofErr w:type="spellEnd"/>
-      <w:r>
-        <w:rPr>
-          <w:rStyle w:val="PlaceholderText"/>
-        </w:rPr>
-        <w:t xml:space="preserve">   57280 Jan </w:t>
-      </w:r>
-      <w:proofErr w:type="gramStart"/>
-      <w:r>
-        <w:rPr>
-          <w:rStyle w:val="PlaceholderText"/>
-        </w:rPr>
-        <w:t>17  2026</w:t>
-      </w:r>
-      <w:proofErr w:type="gramEnd"/>
-      <w:r>
-        <w:rPr>
-          <w:rStyle w:val="PlaceholderText"/>
-        </w:rPr>
-        <w:t xml:space="preserve"> 'Lab 2 Worksheet.docx'</w:t>
-      </w:r>
-    </w:p>
-    <w:p>
-      <w:pPr>
-        <w:pStyle w:val="ListParagraph"/>
-        <w:spacing w:after="120"/>
-      </w:pPr>
-      <w:r>
-        <w:rPr>
-          <w:rStyle w:val="PlaceholderText"/>
-        </w:rPr>
-        <w:t>-</w:t>
-      </w:r>
-      <w:proofErr w:type="spellStart"/>
-      <w:r>
-        <w:rPr>
-          <w:rStyle w:val="PlaceholderText"/>
-        </w:rPr>
-        <w:t>rwxr</w:t>
-      </w:r>
-      <w:proofErr w:type="spellEnd"/>
-      <w:r>
-        <w:rPr>
-          <w:rStyle w:val="PlaceholderText"/>
-        </w:rPr>
-        <w:t>-</w:t>
-      </w:r>
-      <w:proofErr w:type="spellStart"/>
-      <w:r>
-        <w:rPr>
-          <w:rStyle w:val="PlaceholderText"/>
-        </w:rPr>
-        <w:t>xr</w:t>
-      </w:r>
-      <w:proofErr w:type="spellEnd"/>
-      <w:r>
-        <w:rPr>
-          <w:rStyle w:val="PlaceholderText"/>
-        </w:rPr>
-        <w:t xml:space="preserve">-x. 1 </w:t>
-      </w:r>
-      <w:proofErr w:type="spellStart"/>
-      <w:r>
-        <w:rPr>
-          <w:rStyle w:val="PlaceholderText"/>
-        </w:rPr>
-        <w:t>kyle</w:t>
-      </w:r>
-      <w:proofErr w:type="spellEnd"/>
-      <w:r>
-        <w:rPr>
-          <w:rStyle w:val="PlaceholderText"/>
-        </w:rPr>
-        <w:t xml:space="preserve"> </w:t>
-      </w:r>
-      <w:proofErr w:type="spellStart"/>
-      <w:proofErr w:type="gramStart"/>
-      <w:r>
-        <w:rPr>
-          <w:rStyle w:val="PlaceholderText"/>
-        </w:rPr>
-        <w:t>kyle</w:t>
-      </w:r>
-      <w:proofErr w:type="spellEnd"/>
-      <w:r>
-        <w:rPr>
-          <w:rStyle w:val="PlaceholderText"/>
-        </w:rPr>
-        <w:t xml:space="preserve">  484660</w:t>
-      </w:r>
-      <w:proofErr w:type="gramEnd"/>
-      <w:r>
-        <w:rPr>
-          <w:rStyle w:val="PlaceholderText"/>
-        </w:rPr>
-        <w:t xml:space="preserve"> Feb  5  2026 'Lab 3 </w:t>
-      </w:r>
-      <w:r>
-        <w:rPr>
-          <w:rStyle w:val="PlaceholderText"/>
-        </w:rPr>
-        <w:t>Instructions.pdf'</w:t>
-      </w:r>
-    </w:p>
-    <w:p>
-      <w:pPr>
-        <w:pStyle w:val="ListParagraph"/>
-        <w:spacing w:after="120"/>
-      </w:pPr>
-      <w:r>
-        <w:rPr>
-          <w:rStyle w:val="PlaceholderText"/>
-        </w:rPr>
-        <w:t>-</w:t>
-      </w:r>
-      <w:proofErr w:type="spellStart"/>
-      <w:r>
-        <w:rPr>
-          <w:rStyle w:val="PlaceholderText"/>
-        </w:rPr>
-        <w:t>rwxr</w:t>
-      </w:r>
-      <w:proofErr w:type="spellEnd"/>
-      <w:r>
-        <w:rPr>
-          <w:rStyle w:val="PlaceholderText"/>
-        </w:rPr>
-        <w:t>-</w:t>
-      </w:r>
-      <w:proofErr w:type="spellStart"/>
-      <w:r>
-        <w:rPr>
-          <w:rStyle w:val="PlaceholderText"/>
-        </w:rPr>
-        <w:t>xr</w:t>
-      </w:r>
-      <w:proofErr w:type="spellEnd"/>
-      <w:r>
-        <w:rPr>
-          <w:rStyle w:val="PlaceholderText"/>
-        </w:rPr>
-        <w:t xml:space="preserve">-x. 1 </w:t>
-      </w:r>
-      <w:proofErr w:type="spellStart"/>
-      <w:r>
-        <w:rPr>
-          <w:rStyle w:val="PlaceholderText"/>
-        </w:rPr>
-        <w:t>kyle</w:t>
-      </w:r>
-      <w:proofErr w:type="spellEnd"/>
-      <w:r>
-        <w:rPr>
-          <w:rStyle w:val="PlaceholderText"/>
-        </w:rPr>
-        <w:t xml:space="preserve"> </w:t>
-      </w:r>
-      <w:proofErr w:type="spellStart"/>
-      <w:r>
-        <w:rPr>
-          <w:rStyle w:val="PlaceholderText"/>
-        </w:rPr>
-        <w:t>kyle</w:t>
-      </w:r>
-      <w:proofErr w:type="spellEnd"/>
-      <w:r>
-        <w:rPr>
-          <w:rStyle w:val="PlaceholderText"/>
-        </w:rPr>
-        <w:t xml:space="preserve">   54774 </w:t>
-      </w:r>
-      <w:proofErr w:type="gramStart"/>
-      <w:r>
-        <w:rPr>
-          <w:rStyle w:val="PlaceholderText"/>
-        </w:rPr>
-        <w:t>Feb  5</w:t>
-      </w:r>
-      <w:proofErr w:type="gramEnd"/>
-      <w:r>
-        <w:rPr>
-          <w:rStyle w:val="PlaceholderText"/>
-        </w:rPr>
-        <w:t xml:space="preserve">  2026 'Lab 3 Worksheet.docx'</w:t>
-      </w:r>
-    </w:p>
-    <w:p>
-      <w:pPr>
-        <w:pStyle w:val="ListParagraph"/>
-        <w:spacing w:after="120"/>
-      </w:pPr>
-      <w:r>
-        <w:rPr>
-          <w:rStyle w:val="PlaceholderText"/>
-        </w:rPr>
-        <w:t>-</w:t>
-      </w:r>
-      <w:proofErr w:type="spellStart"/>
-      <w:r>
-        <w:rPr>
-          <w:rStyle w:val="PlaceholderText"/>
-        </w:rPr>
-        <w:t>rwxr</w:t>
-      </w:r>
-      <w:proofErr w:type="spellEnd"/>
-      <w:r>
-        <w:rPr>
-          <w:rStyle w:val="PlaceholderText"/>
-        </w:rPr>
-        <w:t>-</w:t>
-      </w:r>
-      <w:proofErr w:type="spellStart"/>
-      <w:r>
-        <w:rPr>
-          <w:rStyle w:val="PlaceholderText"/>
-        </w:rPr>
-        <w:t>xr</w:t>
-      </w:r>
-      <w:proofErr w:type="spellEnd"/>
-      <w:r>
-        <w:rPr>
-          <w:rStyle w:val="PlaceholderText"/>
-        </w:rPr>
-        <w:t xml:space="preserve">-x. 1 </w:t>
-      </w:r>
-      <w:proofErr w:type="spellStart"/>
-      <w:r>
-        <w:rPr>
-          <w:rStyle w:val="PlaceholderText"/>
-        </w:rPr>
-        <w:t>kyle</w:t>
-      </w:r>
-      <w:proofErr w:type="spellEnd"/>
-      <w:r>
-        <w:rPr>
-          <w:rStyle w:val="PlaceholderText"/>
-        </w:rPr>
-        <w:t xml:space="preserve"> </w:t>
-      </w:r>
-      <w:proofErr w:type="spellStart"/>
-      <w:proofErr w:type="gramStart"/>
-      <w:r>
-        <w:rPr>
-          <w:rStyle w:val="PlaceholderText"/>
-        </w:rPr>
-        <w:t>kyle</w:t>
-      </w:r>
-      <w:proofErr w:type="spellEnd"/>
-      <w:r>
-        <w:rPr>
-          <w:rStyle w:val="PlaceholderText"/>
-        </w:rPr>
-        <w:t xml:space="preserve">  205270</w:t>
-      </w:r>
-      <w:proofErr w:type="gramEnd"/>
-      <w:r>
-        <w:rPr>
-          <w:rStyle w:val="PlaceholderText"/>
-        </w:rPr>
-        <w:t xml:space="preserve"> Feb 18  2026 'Lab 4 Instructions.pdf'</w:t>
-      </w:r>
-    </w:p>
-    <w:p>
-      <w:pPr>
-        <w:pStyle w:val="ListParagraph"/>
-        <w:spacing w:after="120"/>
-      </w:pPr>
-      <w:r>
-        <w:rPr>
-          <w:rStyle w:val="PlaceholderText"/>
-        </w:rPr>
-        <w:t>-</w:t>
-      </w:r>
-      <w:proofErr w:type="spellStart"/>
-      <w:r>
-        <w:rPr>
-          <w:rStyle w:val="PlaceholderText"/>
-        </w:rPr>
-        <w:t>rwxr</w:t>
-      </w:r>
-      <w:proofErr w:type="spellEnd"/>
-      <w:r>
-        <w:rPr>
-          <w:rStyle w:val="PlaceholderText"/>
-        </w:rPr>
-        <w:t>-</w:t>
-      </w:r>
-      <w:proofErr w:type="spellStart"/>
-      <w:r>
-        <w:rPr>
-          <w:rStyle w:val="PlaceholderText"/>
-        </w:rPr>
-        <w:t>xr</w:t>
-      </w:r>
-      <w:proofErr w:type="spellEnd"/>
-      <w:r>
-        <w:rPr>
-          <w:rStyle w:val="PlaceholderText"/>
-        </w:rPr>
-        <w:t xml:space="preserve">-x. 1 </w:t>
-      </w:r>
-      <w:proofErr w:type="spellStart"/>
-      <w:r>
-        <w:rPr>
-          <w:rStyle w:val="PlaceholderText"/>
-        </w:rPr>
-        <w:t>kyle</w:t>
-      </w:r>
-      <w:proofErr w:type="spellEnd"/>
-      <w:r>
-        <w:rPr>
-          <w:rStyle w:val="PlaceholderText"/>
-        </w:rPr>
-        <w:t xml:space="preserve"> </w:t>
-      </w:r>
-      <w:proofErr w:type="spellStart"/>
-      <w:r>
-        <w:rPr>
-          <w:rStyle w:val="PlaceholderText"/>
-        </w:rPr>
-        <w:t>kyle</w:t>
-      </w:r>
-      <w:proofErr w:type="spellEnd"/>
-      <w:r>
-        <w:rPr>
-          <w:rStyle w:val="PlaceholderText"/>
-        </w:rPr>
-        <w:t xml:space="preserve">   46578 Feb </w:t>
-      </w:r>
-      <w:proofErr w:type="gramStart"/>
-      <w:r>
-        <w:rPr>
-          <w:rStyle w:val="PlaceholderText"/>
-        </w:rPr>
-        <w:t>25  2025</w:t>
-      </w:r>
-      <w:proofErr w:type="gramEnd"/>
-      <w:r>
-        <w:rPr>
-          <w:rStyle w:val="PlaceholderText"/>
-        </w:rPr>
-        <w:t xml:space="preserve"> 'Lab 4 Worksheet.docx'</w:t>
-      </w:r>
-    </w:p>
-    <w:p>
-      <w:pPr>
-        <w:pStyle w:val="ListParagraph"/>
-        <w:spacing w:after="120"/>
-      </w:pPr>
-      <w:r>
-        <w:rPr>
-          <w:rStyle w:val="PlaceholderText"/>
-        </w:rPr>
-        <w:t>-</w:t>
-      </w:r>
-      <w:proofErr w:type="spellStart"/>
-      <w:r>
-        <w:rPr>
-          <w:rStyle w:val="PlaceholderText"/>
-        </w:rPr>
-        <w:t>rwxr</w:t>
-      </w:r>
-      <w:proofErr w:type="spellEnd"/>
-      <w:r>
-        <w:rPr>
-          <w:rStyle w:val="PlaceholderText"/>
-        </w:rPr>
-        <w:t>-</w:t>
-      </w:r>
-      <w:proofErr w:type="spellStart"/>
-      <w:r>
-        <w:rPr>
-          <w:rStyle w:val="PlaceholderText"/>
-        </w:rPr>
-        <w:t>xr</w:t>
-      </w:r>
-      <w:proofErr w:type="spellEnd"/>
-      <w:r>
-        <w:rPr>
-          <w:rStyle w:val="PlaceholderText"/>
-        </w:rPr>
-        <w:t xml:space="preserve">-x. 1 </w:t>
-      </w:r>
-      <w:proofErr w:type="spellStart"/>
-      <w:r>
-        <w:rPr>
-          <w:rStyle w:val="PlaceholderText"/>
-        </w:rPr>
-        <w:t>kyle</w:t>
-      </w:r>
-      <w:proofErr w:type="spellEnd"/>
-      <w:r>
-        <w:rPr>
-          <w:rStyle w:val="PlaceholderText"/>
-        </w:rPr>
-        <w:t xml:space="preserve"> </w:t>
-      </w:r>
-      <w:proofErr w:type="spellStart"/>
-      <w:proofErr w:type="gramStart"/>
-      <w:r>
-        <w:rPr>
-          <w:rStyle w:val="PlaceholderText"/>
-        </w:rPr>
-        <w:t>kyle</w:t>
-      </w:r>
-      <w:proofErr w:type="spellEnd"/>
-      <w:r>
-        <w:rPr>
-          <w:rStyle w:val="PlaceholderText"/>
-        </w:rPr>
-        <w:t xml:space="preserve">  </w:t>
-      </w:r>
-      <w:r>
-        <w:rPr>
-          <w:rStyle w:val="PlaceholderText"/>
-        </w:rPr>
-        <w:t>331954</w:t>
-      </w:r>
-      <w:proofErr w:type="gramEnd"/>
-      <w:r>
-        <w:rPr>
-          <w:rStyle w:val="PlaceholderText"/>
-        </w:rPr>
-        <w:t xml:space="preserve"> Mar  6  2026 'Lab 5 Instructions.pdf'</w:t>
-      </w:r>
-    </w:p>
-    <w:p>
-      <w:pPr>
-        <w:pStyle w:val="ListParagraph"/>
-        <w:spacing w:after="120"/>
-      </w:pPr>
-      <w:r>
-        <w:rPr>
-          <w:rStyle w:val="PlaceholderText"/>
-        </w:rPr>
-        <w:lastRenderedPageBreak/>
-        <w:t>-</w:t>
-      </w:r>
-      <w:proofErr w:type="spellStart"/>
-      <w:r>
-        <w:rPr>
-          <w:rStyle w:val="PlaceholderText"/>
-        </w:rPr>
-        <w:t>rwxr</w:t>
-      </w:r>
-      <w:proofErr w:type="spellEnd"/>
-      <w:r>
-        <w:rPr>
-          <w:rStyle w:val="PlaceholderText"/>
-        </w:rPr>
-        <w:t>-</w:t>
-      </w:r>
-      <w:proofErr w:type="spellStart"/>
-      <w:r>
-        <w:rPr>
-          <w:rStyle w:val="PlaceholderText"/>
-        </w:rPr>
-        <w:t>xr</w:t>
-      </w:r>
-      <w:proofErr w:type="spellEnd"/>
-      <w:r>
-        <w:rPr>
-          <w:rStyle w:val="PlaceholderText"/>
-        </w:rPr>
-        <w:t xml:space="preserve">-x. 1 </w:t>
-      </w:r>
-      <w:proofErr w:type="spellStart"/>
-      <w:r>
-        <w:rPr>
-          <w:rStyle w:val="PlaceholderText"/>
-        </w:rPr>
-        <w:t>kyle</w:t>
-      </w:r>
-      <w:proofErr w:type="spellEnd"/>
-      <w:r>
-        <w:rPr>
-          <w:rStyle w:val="PlaceholderText"/>
-        </w:rPr>
-        <w:t xml:space="preserve"> </w:t>
-      </w:r>
-      <w:proofErr w:type="spellStart"/>
-      <w:r>
-        <w:rPr>
-          <w:rStyle w:val="PlaceholderText"/>
-        </w:rPr>
-        <w:t>kyle</w:t>
-      </w:r>
-      <w:proofErr w:type="spellEnd"/>
-      <w:r>
-        <w:rPr>
-          <w:rStyle w:val="PlaceholderText"/>
-        </w:rPr>
-        <w:t xml:space="preserve">   53582 Mar </w:t>
-      </w:r>
-      <w:proofErr w:type="gramStart"/>
-      <w:r>
-        <w:rPr>
-          <w:rStyle w:val="PlaceholderText"/>
-        </w:rPr>
-        <w:t>11  2026</w:t>
-      </w:r>
-      <w:proofErr w:type="gramEnd"/>
-      <w:r>
-        <w:rPr>
-          <w:rStyle w:val="PlaceholderText"/>
-        </w:rPr>
-        <w:t xml:space="preserve"> 'Lab 5 Worksheet.docx'</w:t>
-      </w:r>
-    </w:p>
-    <w:p>
-      <w:pPr>
-        <w:pStyle w:val="ListParagraph"/>
-        <w:spacing w:after="120"/>
-      </w:pPr>
-      <w:r>
-        <w:rPr>
-          <w:rStyle w:val="PlaceholderText"/>
-        </w:rPr>
-        <w:t>-</w:t>
-      </w:r>
-      <w:proofErr w:type="spellStart"/>
-      <w:r>
-        <w:rPr>
-          <w:rStyle w:val="PlaceholderText"/>
-        </w:rPr>
-        <w:t>rwxr</w:t>
-      </w:r>
-      <w:proofErr w:type="spellEnd"/>
-      <w:r>
-        <w:rPr>
-          <w:rStyle w:val="PlaceholderText"/>
-        </w:rPr>
-        <w:t>-</w:t>
-      </w:r>
-      <w:proofErr w:type="spellStart"/>
-      <w:r>
-        <w:rPr>
-          <w:rStyle w:val="PlaceholderText"/>
-        </w:rPr>
-        <w:t>xr</w:t>
-      </w:r>
-      <w:proofErr w:type="spellEnd"/>
-      <w:r>
-        <w:rPr>
-          <w:rStyle w:val="PlaceholderText"/>
-        </w:rPr>
-        <w:t xml:space="preserve">-x. 1 </w:t>
-      </w:r>
-      <w:proofErr w:type="spellStart"/>
-      <w:r>
-        <w:rPr>
-          <w:rStyle w:val="PlaceholderText"/>
-        </w:rPr>
-        <w:t>kyle</w:t>
-      </w:r>
-      <w:proofErr w:type="spellEnd"/>
-      <w:r>
-        <w:rPr>
-          <w:rStyle w:val="PlaceholderText"/>
-        </w:rPr>
-        <w:t xml:space="preserve"> </w:t>
-      </w:r>
-      <w:proofErr w:type="spellStart"/>
-      <w:proofErr w:type="gramStart"/>
-      <w:r>
-        <w:rPr>
-          <w:rStyle w:val="PlaceholderText"/>
-        </w:rPr>
-        <w:t>kyle</w:t>
-      </w:r>
-      <w:proofErr w:type="spellEnd"/>
-      <w:r>
-        <w:rPr>
-          <w:rStyle w:val="PlaceholderText"/>
-        </w:rPr>
-        <w:t xml:space="preserve">  753440</w:t>
-      </w:r>
-      <w:proofErr w:type="gramEnd"/>
-      <w:r>
-        <w:rPr>
-          <w:rStyle w:val="PlaceholderText"/>
-        </w:rPr>
-        <w:t xml:space="preserve"> Oct 12  2025 'Lab 6 Instructions.pdf'</w:t>
-      </w:r>
-    </w:p>
-    <w:p>
-      <w:pPr>
-        <w:pStyle w:val="ListParagraph"/>
-        <w:spacing w:after="120"/>
-      </w:pPr>
-      <w:r>
-        <w:rPr>
-          <w:rStyle w:val="PlaceholderText"/>
-        </w:rPr>
-        <w:t>-</w:t>
-      </w:r>
-      <w:proofErr w:type="spellStart"/>
-      <w:r>
-        <w:rPr>
-          <w:rStyle w:val="PlaceholderText"/>
-        </w:rPr>
-        <w:t>rwxr</w:t>
-      </w:r>
-      <w:proofErr w:type="spellEnd"/>
-      <w:r>
-        <w:rPr>
-          <w:rStyle w:val="PlaceholderText"/>
-        </w:rPr>
-        <w:t>-</w:t>
-      </w:r>
-      <w:proofErr w:type="spellStart"/>
-      <w:r>
-        <w:rPr>
-          <w:rStyle w:val="PlaceholderText"/>
-        </w:rPr>
-        <w:t>xr</w:t>
-      </w:r>
-      <w:proofErr w:type="spellEnd"/>
-      <w:r>
-        <w:rPr>
-          <w:rStyle w:val="PlaceholderText"/>
-        </w:rPr>
-        <w:t xml:space="preserve">-x. 1 </w:t>
-      </w:r>
-      <w:proofErr w:type="spellStart"/>
-      <w:r>
-        <w:rPr>
-          <w:rStyle w:val="PlaceholderText"/>
-        </w:rPr>
-        <w:t>kyle</w:t>
-      </w:r>
-      <w:proofErr w:type="spellEnd"/>
-      <w:r>
-        <w:rPr>
-          <w:rStyle w:val="PlaceholderText"/>
-        </w:rPr>
-        <w:t xml:space="preserve"> </w:t>
-      </w:r>
-      <w:proofErr w:type="spellStart"/>
-      <w:r>
-        <w:rPr>
-          <w:rStyle w:val="PlaceholderText"/>
-        </w:rPr>
-        <w:t>kyle</w:t>
-      </w:r>
-      <w:proofErr w:type="spellEnd"/>
-      <w:r>
-        <w:rPr>
-          <w:rStyle w:val="PlaceholderText"/>
-        </w:rPr>
-        <w:t xml:space="preserve">   51448 Oct </w:t>
-      </w:r>
-      <w:proofErr w:type="gramStart"/>
-      <w:r>
-        <w:rPr>
-          <w:rStyle w:val="PlaceholderText"/>
-        </w:rPr>
-        <w:t>14  2025</w:t>
-      </w:r>
-      <w:proofErr w:type="gramEnd"/>
-      <w:r>
-        <w:rPr>
-          <w:rStyle w:val="PlaceholderText"/>
-        </w:rPr>
-        <w:t xml:space="preserve"> 'Lab 6 Worksheet.docx'</w:t>
-      </w:r>
-    </w:p>
-    <w:p>
-      <w:pPr>
-        <w:pStyle w:val="ListParagraph"/>
-        <w:spacing w:after="120"/>
-      </w:pPr>
-      <w:r>
-        <w:rPr>
-          <w:rStyle w:val="PlaceholderText"/>
-        </w:rPr>
-        <w:t>-</w:t>
-      </w:r>
-      <w:proofErr w:type="spellStart"/>
-      <w:r>
-        <w:rPr>
-          <w:rStyle w:val="PlaceholderText"/>
-        </w:rPr>
-        <w:t>rwxr</w:t>
-      </w:r>
-      <w:proofErr w:type="spellEnd"/>
-      <w:r>
-        <w:rPr>
-          <w:rStyle w:val="PlaceholderText"/>
-        </w:rPr>
-        <w:t>-</w:t>
-      </w:r>
-      <w:proofErr w:type="spellStart"/>
-      <w:r>
-        <w:rPr>
-          <w:rStyle w:val="PlaceholderText"/>
-        </w:rPr>
-        <w:t>xr</w:t>
-      </w:r>
-      <w:proofErr w:type="spellEnd"/>
-      <w:r>
-        <w:rPr>
-          <w:rStyle w:val="PlaceholderText"/>
-        </w:rPr>
-        <w:t xml:space="preserve">-x. 1 </w:t>
-      </w:r>
-      <w:proofErr w:type="spellStart"/>
-      <w:r>
-        <w:rPr>
-          <w:rStyle w:val="PlaceholderText"/>
-        </w:rPr>
-        <w:t>kyle</w:t>
-      </w:r>
-      <w:proofErr w:type="spellEnd"/>
-      <w:r>
-        <w:rPr>
-          <w:rStyle w:val="PlaceholderText"/>
-        </w:rPr>
-        <w:t xml:space="preserve"> </w:t>
-      </w:r>
-      <w:proofErr w:type="spellStart"/>
-      <w:proofErr w:type="gramStart"/>
-      <w:r>
-        <w:rPr>
-          <w:rStyle w:val="PlaceholderText"/>
-        </w:rPr>
-        <w:t>kyle</w:t>
-      </w:r>
-      <w:proofErr w:type="spellEnd"/>
-      <w:r>
-        <w:rPr>
-          <w:rStyle w:val="PlaceholderText"/>
-        </w:rPr>
-        <w:t xml:space="preserve">  262085</w:t>
-      </w:r>
-      <w:proofErr w:type="gramEnd"/>
-      <w:r>
-        <w:rPr>
-          <w:rStyle w:val="PlaceholderText"/>
-        </w:rPr>
-        <w:t xml:space="preserve"> Oct 27  2025 'Lab 7 Instructions.pdf'</w:t>
-      </w:r>
-    </w:p>
-    <w:p>
-      <w:pPr>
-        <w:pStyle w:val="ListParagraph"/>
-        <w:spacing w:after="120"/>
-      </w:pPr>
-      <w:r>
-        <w:rPr>
-          <w:rStyle w:val="PlaceholderText"/>
-        </w:rPr>
-        <w:t>-</w:t>
-      </w:r>
-      <w:proofErr w:type="spellStart"/>
-      <w:r>
-        <w:rPr>
-          <w:rStyle w:val="PlaceholderText"/>
-        </w:rPr>
-        <w:t>rwxr</w:t>
-      </w:r>
-      <w:proofErr w:type="spellEnd"/>
-      <w:r>
-        <w:rPr>
-          <w:rStyle w:val="PlaceholderText"/>
-        </w:rPr>
-        <w:t>-</w:t>
-      </w:r>
-      <w:proofErr w:type="spellStart"/>
-      <w:r>
-        <w:rPr>
-          <w:rStyle w:val="PlaceholderText"/>
-        </w:rPr>
-        <w:t>xr</w:t>
-      </w:r>
-      <w:proofErr w:type="spellEnd"/>
-      <w:r>
-        <w:rPr>
-          <w:rStyle w:val="PlaceholderText"/>
-        </w:rPr>
-        <w:t xml:space="preserve">-x. 1 </w:t>
-      </w:r>
-      <w:proofErr w:type="spellStart"/>
-      <w:r>
-        <w:rPr>
-          <w:rStyle w:val="PlaceholderText"/>
-        </w:rPr>
-        <w:t>kyle</w:t>
-      </w:r>
-      <w:proofErr w:type="spellEnd"/>
-      <w:r>
-        <w:rPr>
-          <w:rStyle w:val="PlaceholderText"/>
-        </w:rPr>
-        <w:t xml:space="preserve"> </w:t>
-      </w:r>
-      <w:proofErr w:type="spellStart"/>
-      <w:r>
-        <w:rPr>
-          <w:rStyle w:val="PlaceholderText"/>
-        </w:rPr>
-        <w:t>kyle</w:t>
-      </w:r>
-      <w:proofErr w:type="spellEnd"/>
-      <w:r>
-        <w:rPr>
-          <w:rStyle w:val="PlaceholderText"/>
-        </w:rPr>
-        <w:t xml:space="preserve">   48461 Mar 25 16:46 'Lab 7 Worksheet.docx'</w:t>
-      </w:r>
-    </w:p>
-    <w:p>
-      <w:pPr>
-        <w:pStyle w:val="ListParagraph"/>
-        <w:spacing w:after="120"/>
-      </w:pPr>
-      <w:r>
-        <w:rPr>
-          <w:rStyle w:val="PlaceholderText"/>
-        </w:rPr>
-        <w:t>-</w:t>
-      </w:r>
-      <w:proofErr w:type="spellStart"/>
-      <w:r>
-        <w:rPr>
-          <w:rStyle w:val="PlaceholderText"/>
-        </w:rPr>
-        <w:t>rwxr</w:t>
-      </w:r>
-      <w:proofErr w:type="spellEnd"/>
-      <w:r>
-        <w:rPr>
-          <w:rStyle w:val="PlaceholderText"/>
-        </w:rPr>
-        <w:t>-</w:t>
-      </w:r>
-      <w:proofErr w:type="spellStart"/>
-      <w:r>
-        <w:rPr>
-          <w:rStyle w:val="PlaceholderText"/>
-        </w:rPr>
-        <w:t>xr</w:t>
-      </w:r>
-      <w:proofErr w:type="spellEnd"/>
-      <w:r>
-        <w:rPr>
-          <w:rStyle w:val="PlaceholderText"/>
-        </w:rPr>
-        <w:t xml:space="preserve">-x. 1 </w:t>
-      </w:r>
-      <w:proofErr w:type="spellStart"/>
-      <w:r>
-        <w:rPr>
-          <w:rStyle w:val="PlaceholderText"/>
-        </w:rPr>
-        <w:t>kyle</w:t>
-      </w:r>
-      <w:proofErr w:type="spellEnd"/>
-      <w:r>
-        <w:rPr>
-          <w:rStyle w:val="PlaceholderText"/>
-        </w:rPr>
-        <w:t xml:space="preserve"> </w:t>
-      </w:r>
-      <w:proofErr w:type="spellStart"/>
-      <w:proofErr w:type="gramStart"/>
-      <w:r>
-        <w:rPr>
-          <w:rStyle w:val="PlaceholderText"/>
-        </w:rPr>
-        <w:t>kyle</w:t>
-      </w:r>
-      <w:proofErr w:type="spellEnd"/>
-      <w:r>
-        <w:rPr>
-          <w:rStyle w:val="PlaceholderText"/>
-        </w:rPr>
-        <w:t xml:space="preserve">  268832</w:t>
-      </w:r>
-      <w:proofErr w:type="gramEnd"/>
-      <w:r>
-        <w:rPr>
-          <w:rStyle w:val="PlaceholderText"/>
-        </w:rPr>
-        <w:t xml:space="preserve"> Apr  6 17:10 'Lab 8 Instructions.pdf'</w:t>
-      </w:r>
-    </w:p>
-    <w:p>
-      <w:pPr>
-        <w:pStyle w:val="ListParagraph"/>
-        <w:spacing w:after="120"/>
-      </w:pPr>
-      <w:r>
-        <w:rPr>
-          <w:rStyle w:val="PlaceholderText"/>
-        </w:rPr>
-        <w:t>-</w:t>
-      </w:r>
-      <w:proofErr w:type="spellStart"/>
-      <w:r>
-        <w:rPr>
-          <w:rStyle w:val="PlaceholderText"/>
-        </w:rPr>
-        <w:t>rwxr</w:t>
-      </w:r>
-      <w:proofErr w:type="spellEnd"/>
-      <w:r>
-        <w:rPr>
-          <w:rStyle w:val="PlaceholderText"/>
-        </w:rPr>
-        <w:t>-</w:t>
-      </w:r>
-      <w:proofErr w:type="spellStart"/>
-      <w:r>
-        <w:rPr>
-          <w:rStyle w:val="PlaceholderText"/>
-        </w:rPr>
-        <w:t>xr</w:t>
-      </w:r>
-      <w:proofErr w:type="spellEnd"/>
-      <w:r>
-        <w:rPr>
-          <w:rStyle w:val="PlaceholderText"/>
-        </w:rPr>
-        <w:t xml:space="preserve">-x. 1 </w:t>
-      </w:r>
-      <w:proofErr w:type="spellStart"/>
-      <w:r>
-        <w:rPr>
-          <w:rStyle w:val="PlaceholderText"/>
-        </w:rPr>
-        <w:t>kyle</w:t>
-      </w:r>
-      <w:proofErr w:type="spellEnd"/>
-      <w:r>
-        <w:rPr>
-          <w:rStyle w:val="PlaceholderText"/>
-        </w:rPr>
-        <w:t xml:space="preserve"> </w:t>
-      </w:r>
-      <w:proofErr w:type="spellStart"/>
-      <w:r>
-        <w:rPr>
-          <w:rStyle w:val="PlaceholderText"/>
-        </w:rPr>
-        <w:t>kyle</w:t>
-      </w:r>
-      <w:proofErr w:type="spellEnd"/>
-      <w:r>
-        <w:rPr>
-          <w:rStyle w:val="PlaceholderText"/>
-        </w:rPr>
-        <w:t xml:space="preserve">   62895 </w:t>
-      </w:r>
-      <w:proofErr w:type="gramStart"/>
-      <w:r>
-        <w:rPr>
-          <w:rStyle w:val="PlaceholderText"/>
-        </w:rPr>
-        <w:t>Apr  3</w:t>
-      </w:r>
-      <w:proofErr w:type="gramEnd"/>
-      <w:r>
-        <w:rPr>
-          <w:rStyle w:val="PlaceholderText"/>
-        </w:rPr>
-        <w:t xml:space="preserve"> 23:52 'Lab 8 Worksheet.docx'</w:t>
-      </w:r>
-    </w:p>
-    <w:p>
-      <w:pPr>
-        <w:pStyle w:val="ListParagraph"/>
-        <w:spacing w:after="120"/>
-      </w:pPr>
-      <w:r>
-        <w:rPr>
-          <w:rStyle w:val="PlaceholderText"/>
-        </w:rPr>
-        <w:t>-</w:t>
-      </w:r>
-      <w:proofErr w:type="spellStart"/>
-      <w:r>
-        <w:rPr>
-          <w:rStyle w:val="PlaceholderText"/>
-        </w:rPr>
-        <w:t>rwxr</w:t>
-      </w:r>
-      <w:proofErr w:type="spellEnd"/>
-      <w:r>
-        <w:rPr>
-          <w:rStyle w:val="PlaceholderText"/>
-        </w:rPr>
-        <w:t>-</w:t>
-      </w:r>
-      <w:proofErr w:type="spellStart"/>
-      <w:r>
-        <w:rPr>
-          <w:rStyle w:val="PlaceholderText"/>
-        </w:rPr>
-        <w:t>xr</w:t>
-      </w:r>
-      <w:proofErr w:type="spellEnd"/>
-      <w:r>
-        <w:rPr>
-          <w:rStyle w:val="PlaceholderText"/>
-        </w:rPr>
-        <w:t xml:space="preserve">-x. 1 </w:t>
-      </w:r>
-      <w:proofErr w:type="spellStart"/>
-      <w:r>
-        <w:rPr>
-          <w:rStyle w:val="PlaceholderText"/>
-        </w:rPr>
-        <w:t>kyle</w:t>
-      </w:r>
-      <w:proofErr w:type="spellEnd"/>
-      <w:r>
-        <w:rPr>
-          <w:rStyle w:val="PlaceholderText"/>
-        </w:rPr>
-        <w:t xml:space="preserve"> </w:t>
-      </w:r>
-      <w:proofErr w:type="spellStart"/>
-      <w:proofErr w:type="gramStart"/>
-      <w:r>
-        <w:rPr>
-          <w:rStyle w:val="PlaceholderText"/>
-        </w:rPr>
-        <w:t>kyle</w:t>
-      </w:r>
-      <w:proofErr w:type="spellEnd"/>
-      <w:r>
-        <w:rPr>
-          <w:rStyle w:val="PlaceholderText"/>
-        </w:rPr>
-        <w:t xml:space="preserve">  154296</w:t>
-      </w:r>
-      <w:proofErr w:type="gramEnd"/>
-      <w:r>
-        <w:rPr>
-          <w:rStyle w:val="PlaceholderText"/>
-        </w:rPr>
-        <w:t xml:space="preserve"> Apr 13  2025 'Lab 9 Instructions.pdf'</w:t>
-      </w:r>
-    </w:p>
-    <w:p>
-      <w:pPr>
-        <w:pStyle w:val="ListParagraph"/>
-        <w:spacing w:after="120"/>
-      </w:pPr>
-      <w:r>
-        <w:rPr>
-          <w:rStyle w:val="PlaceholderText"/>
-        </w:rPr>
-        <w:t>-</w:t>
-      </w:r>
-      <w:proofErr w:type="spellStart"/>
-      <w:r>
-        <w:rPr>
-          <w:rStyle w:val="PlaceholderText"/>
-        </w:rPr>
-        <w:t>rwxr</w:t>
-      </w:r>
-      <w:proofErr w:type="spellEnd"/>
-      <w:r>
-        <w:rPr>
-          <w:rStyle w:val="PlaceholderText"/>
-        </w:rPr>
-        <w:t>-</w:t>
-      </w:r>
-      <w:proofErr w:type="spellStart"/>
-      <w:r>
-        <w:rPr>
-          <w:rStyle w:val="PlaceholderText"/>
-        </w:rPr>
-        <w:t>xr</w:t>
-      </w:r>
-      <w:proofErr w:type="spellEnd"/>
-      <w:r>
-        <w:rPr>
-          <w:rStyle w:val="PlaceholderText"/>
-        </w:rPr>
-        <w:t xml:space="preserve">-x. 1 </w:t>
-      </w:r>
-      <w:proofErr w:type="spellStart"/>
-      <w:r>
-        <w:rPr>
-          <w:rStyle w:val="PlaceholderText"/>
-        </w:rPr>
-        <w:t>kyle</w:t>
-      </w:r>
-      <w:proofErr w:type="spellEnd"/>
-      <w:r>
-        <w:rPr>
-          <w:rStyle w:val="PlaceholderText"/>
-        </w:rPr>
-        <w:t xml:space="preserve"> </w:t>
-      </w:r>
-      <w:proofErr w:type="spellStart"/>
-      <w:r>
-        <w:rPr>
-          <w:rStyle w:val="PlaceholderText"/>
-        </w:rPr>
-        <w:t>kyle</w:t>
-      </w:r>
-      <w:proofErr w:type="spellEnd"/>
-      <w:r>
-        <w:rPr>
-          <w:rStyle w:val="PlaceholderText"/>
-        </w:rPr>
-        <w:t xml:space="preserve">   49662 </w:t>
-      </w:r>
-      <w:proofErr w:type="gramStart"/>
-      <w:r>
-        <w:rPr>
-          <w:rStyle w:val="PlaceholderText"/>
-        </w:rPr>
-        <w:t>Apr  6</w:t>
-      </w:r>
-      <w:proofErr w:type="gramEnd"/>
-      <w:r>
-        <w:rPr>
-          <w:rStyle w:val="PlaceholderText"/>
-        </w:rPr>
-        <w:t xml:space="preserve"> 16:18 'Lab 9 Worksheet.docx'</w:t>
-      </w:r>
-    </w:p>
-    <w:p>
-      <w:pPr>
-        <w:pStyle w:val="ListParagraph"/>
-        <w:spacing w:after="120"/>
-      </w:pPr>
-      <w:r>
-        <w:rPr>
-          <w:rStyle w:val="PlaceholderText"/>
-        </w:rPr>
-        <w:t>-</w:t>
-      </w:r>
-      <w:proofErr w:type="spellStart"/>
-      <w:r>
-        <w:rPr>
-          <w:rStyle w:val="PlaceholderText"/>
-        </w:rPr>
-        <w:t>rwxr</w:t>
-      </w:r>
-      <w:proofErr w:type="spellEnd"/>
-      <w:r>
-        <w:rPr>
-          <w:rStyle w:val="PlaceholderText"/>
-        </w:rPr>
-        <w:t>-</w:t>
-      </w:r>
-      <w:proofErr w:type="spellStart"/>
-      <w:r>
-        <w:rPr>
-          <w:rStyle w:val="PlaceholderText"/>
-        </w:rPr>
-        <w:t>xr</w:t>
-      </w:r>
-      <w:proofErr w:type="spellEnd"/>
-      <w:r>
-        <w:rPr>
-          <w:rStyle w:val="PlaceholderText"/>
-        </w:rPr>
-        <w:t xml:space="preserve">-x. 1 </w:t>
-      </w:r>
-      <w:proofErr w:type="spellStart"/>
-      <w:r>
-        <w:rPr>
-          <w:rStyle w:val="PlaceholderText"/>
-        </w:rPr>
-        <w:t>kyle</w:t>
-      </w:r>
-      <w:proofErr w:type="spellEnd"/>
-      <w:r>
-        <w:rPr>
-          <w:rStyle w:val="PlaceholderText"/>
-        </w:rPr>
-        <w:t xml:space="preserve"> </w:t>
-      </w:r>
-      <w:proofErr w:type="spellStart"/>
-      <w:r>
-        <w:rPr>
-          <w:rStyle w:val="PlaceholderText"/>
-        </w:rPr>
-        <w:t>kyle</w:t>
-      </w:r>
-      <w:proofErr w:type="spellEnd"/>
-      <w:r>
-        <w:rPr>
-          <w:rStyle w:val="PlaceholderText"/>
-        </w:rPr>
-        <w:t xml:space="preserve"> 2520229 Oct </w:t>
-      </w:r>
-      <w:proofErr w:type="gramStart"/>
-      <w:r>
-        <w:rPr>
-          <w:rStyle w:val="PlaceholderText"/>
-        </w:rPr>
-        <w:t>15  2025</w:t>
-      </w:r>
-      <w:proofErr w:type="gramEnd"/>
-      <w:r>
-        <w:rPr>
-          <w:rStyle w:val="PlaceholderText"/>
-        </w:rPr>
-        <w:t xml:space="preserve"> 'Lab Manual.pdf'</w:t>
-      </w:r>
-    </w:p>
-    <w:p>
-      <w:pPr>
-        <w:pStyle w:val="ListParagraph"/>
-        <w:spacing w:after="120"/>
-      </w:pPr>
-      <w:proofErr w:type="spellStart"/>
-      <w:r>
-        <w:rPr>
-          <w:rStyle w:val="PlaceholderText"/>
-        </w:rPr>
-        <w:t>kyle@quack</w:t>
-      </w:r>
-      <w:proofErr w:type="spellEnd"/>
-      <w:r>
-        <w:rPr>
-          <w:rStyle w:val="PlaceholderText"/>
-        </w:rPr>
-        <w:t xml:space="preserve">:/media/ece331/courses/ECE/331/Shared/Lab Manual Instructions and Worksheets$ </w:t>
-      </w:r>
-      <w:r>
-        <w:t xml:space="preserve"> </w:t>
-      </w:r>
-    </w:p>
-    <w:p>
-      <w:pPr>
-        <w:spacing w:after="120"/>
+    </w:p>
+    <w:p>
+      <w:pPr>
+        <w:pStyle w:val="Normal"/>
+        <w:spacing w:before="0" w:after="120"/>
+        <w:rPr/>
       </w:pPr>
       <w:r>
         <w:rPr>
@@ -2187,16 +736,19 @@
           <w:ilvl w:val="0"/>
           <w:numId w:val="2"/>
         </w:numPr>
-        <w:spacing w:after="120"/>
-      </w:pPr>
-      <w:r>
+        <w:spacing w:before="0" w:after="120"/>
+        <w:rPr/>
+      </w:pPr>
+      <w:r>
+        <w:rPr/>
         <w:t>Where will you turn in this worksheet?</w:t>
       </w:r>
     </w:p>
     <w:p>
       <w:pPr>
         <w:pStyle w:val="ListParagraph"/>
-        <w:spacing w:after="120"/>
+        <w:spacing w:before="0" w:after="120"/>
+        <w:rPr/>
       </w:pPr>
       <w:sdt>
         <w:sdtPr>
@@ -2205,8 +757,12 @@
             <w:docPart w:val="91F03A6D65554A45B21BB397C51596A5"/>
           </w:placeholder>
         </w:sdtPr>
-        <w:sdtEndPr/>
         <w:sdtContent>
+          <w:r>
+            <w:rPr>
+              <w:rStyle w:val="PlaceholderText"/>
+            </w:rPr>
+          </w:r>
           <w:r>
             <w:rPr>
               <w:rStyle w:val="PlaceholderText"/>
@@ -2216,6 +772,7 @@
         </w:sdtContent>
       </w:sdt>
       <w:r>
+        <w:rPr/>
         <w:t xml:space="preserve"> </w:t>
       </w:r>
     </w:p>
@@ -2226,16 +783,19 @@
           <w:ilvl w:val="0"/>
           <w:numId w:val="2"/>
         </w:numPr>
-        <w:spacing w:after="120"/>
-      </w:pPr>
-      <w:r>
+        <w:spacing w:before="0" w:after="120"/>
+        <w:rPr/>
+      </w:pPr>
+      <w:r>
+        <w:rPr/>
         <w:t>Suppose you have an 8AM lab, but arrive at 8:15.  You had your Pre-Lab completed before arriving to lab.  Will you get credit for your Pre-Lab?</w:t>
       </w:r>
     </w:p>
     <w:p>
       <w:pPr>
         <w:pStyle w:val="ListParagraph"/>
-        <w:spacing w:after="120"/>
+        <w:spacing w:before="0" w:after="120"/>
+        <w:rPr/>
       </w:pPr>
       <w:sdt>
         <w:sdtPr>
@@ -2244,8 +804,12 @@
             <w:docPart w:val="8D3E7E19E00741FF849DABE614A10700"/>
           </w:placeholder>
         </w:sdtPr>
-        <w:sdtEndPr/>
         <w:sdtContent>
+          <w:r>
+            <w:rPr>
+              <w:rStyle w:val="PlaceholderText"/>
+            </w:rPr>
+          </w:r>
           <w:r>
             <w:rPr>
               <w:rStyle w:val="PlaceholderText"/>
@@ -2255,6 +819,7 @@
         </w:sdtContent>
       </w:sdt>
       <w:r>
+        <w:rPr/>
         <w:t xml:space="preserve"> </w:t>
       </w:r>
     </w:p>
@@ -2265,16 +830,19 @@
           <w:ilvl w:val="0"/>
           <w:numId w:val="2"/>
         </w:numPr>
-        <w:spacing w:after="120"/>
-      </w:pPr>
-      <w:r>
+        <w:spacing w:before="0" w:after="120"/>
+        <w:rPr/>
+      </w:pPr>
+      <w:r>
+        <w:rPr/>
         <w:t>Suppose you turn in your worksheet on Monday at 11:10AM, but it is complete (with no errors).  How many points will you get on your worksheet?</w:t>
       </w:r>
     </w:p>
     <w:p>
       <w:pPr>
         <w:pStyle w:val="ListParagraph"/>
-        <w:spacing w:after="120"/>
+        <w:spacing w:before="0" w:after="120"/>
+        <w:rPr/>
       </w:pPr>
       <w:sdt>
         <w:sdtPr>
@@ -2283,8 +851,12 @@
             <w:docPart w:val="815E032BDFFF4142A4B87AA83BB54EF0"/>
           </w:placeholder>
         </w:sdtPr>
-        <w:sdtEndPr/>
         <w:sdtContent>
+          <w:r>
+            <w:rPr>
+              <w:rStyle w:val="PlaceholderText"/>
+            </w:rPr>
+          </w:r>
           <w:r>
             <w:rPr>
               <w:rStyle w:val="PlaceholderText"/>
@@ -2294,6 +866,7 @@
         </w:sdtContent>
       </w:sdt>
       <w:r>
+        <w:rPr/>
         <w:t xml:space="preserve"> </w:t>
       </w:r>
     </w:p>
@@ -2304,16 +877,19 @@
           <w:ilvl w:val="0"/>
           <w:numId w:val="2"/>
         </w:numPr>
-        <w:spacing w:after="120"/>
-      </w:pPr>
-      <w:r>
+        <w:spacing w:before="0" w:after="120"/>
+        <w:rPr/>
+      </w:pPr>
+      <w:r>
+        <w:rPr/>
         <w:t>Suppose you attend lab the first week without having activated your DECS account.  Will you be able to complete your lab?</w:t>
       </w:r>
     </w:p>
     <w:p>
       <w:pPr>
         <w:pStyle w:val="ListParagraph"/>
-        <w:spacing w:after="120"/>
+        <w:spacing w:before="0" w:after="120"/>
+        <w:rPr/>
       </w:pPr>
       <w:sdt>
         <w:sdtPr>
@@ -2322,31 +898,22 @@
             <w:docPart w:val="DFA8F62F4026473EA352B5B2AC375990"/>
           </w:placeholder>
         </w:sdtPr>
-        <w:sdtEndPr/>
         <w:sdtContent>
           <w:r>
             <w:rPr>
               <w:rStyle w:val="PlaceholderText"/>
             </w:rPr>
-            <w:t xml:space="preserve">No, you need to set that up </w:t>
-          </w:r>
-          <w:proofErr w:type="spellStart"/>
+          </w:r>
           <w:r>
             <w:rPr>
               <w:rStyle w:val="PlaceholderText"/>
             </w:rPr>
-            <w:t>before hand</w:t>
-          </w:r>
-          <w:proofErr w:type="spellEnd"/>
-          <w:r>
-            <w:rPr>
-              <w:rStyle w:val="PlaceholderText"/>
-            </w:rPr>
-            <w:t>.</w:t>
+            <w:t>No, you need to set that up before hand.</w:t>
           </w:r>
         </w:sdtContent>
       </w:sdt>
       <w:r>
+        <w:rPr/>
         <w:t xml:space="preserve"> </w:t>
       </w:r>
     </w:p>
@@ -2357,16 +924,19 @@
           <w:ilvl w:val="0"/>
           <w:numId w:val="2"/>
         </w:numPr>
-        <w:spacing w:after="120"/>
-      </w:pPr>
-      <w:r>
+        <w:spacing w:before="0" w:after="120"/>
+        <w:rPr/>
+      </w:pPr>
+      <w:r>
+        <w:rPr/>
         <w:t>Note any questions you might have for the TA before continuing with the lab.  If you have none, simply write ‘None’.</w:t>
       </w:r>
     </w:p>
     <w:p>
       <w:pPr>
         <w:pStyle w:val="ListParagraph"/>
-        <w:spacing w:after="120"/>
+        <w:spacing w:before="0" w:after="120"/>
+        <w:rPr/>
       </w:pPr>
       <w:sdt>
         <w:sdtPr>
@@ -2375,8 +945,12 @@
             <w:docPart w:val="209C5002998C4F5580388F1499A93650"/>
           </w:placeholder>
         </w:sdtPr>
-        <w:sdtEndPr/>
         <w:sdtContent>
+          <w:r>
+            <w:rPr>
+              <w:rStyle w:val="PlaceholderText"/>
+            </w:rPr>
+          </w:r>
           <w:r>
             <w:rPr>
               <w:rStyle w:val="PlaceholderText"/>
@@ -2386,16 +960,18 @@
         </w:sdtContent>
       </w:sdt>
       <w:r>
+        <w:rPr/>
         <w:t xml:space="preserve"> </w:t>
       </w:r>
     </w:p>
     <w:p>
       <w:pPr>
+        <w:pStyle w:val="Normal"/>
         <w:spacing w:before="120" w:after="120"/>
         <w:rPr>
           <w:rFonts w:cs="Arial"/>
           <w:b/>
-          <w:color w:val="2E74B5" w:themeColor="accent1" w:themeShade="BF"/>
+          <w:color w:themeColor="accent1" w:themeShade="bf" w:val="2E74B5"/>
           <w:sz w:val="28"/>
           <w:szCs w:val="28"/>
         </w:rPr>
@@ -2404,7 +980,7 @@
         <w:rPr>
           <w:rFonts w:cs="Arial"/>
           <w:b/>
-          <w:color w:val="2E74B5" w:themeColor="accent1" w:themeShade="BF"/>
+          <w:color w:themeColor="accent1" w:themeShade="bf" w:val="2E74B5"/>
           <w:sz w:val="28"/>
           <w:szCs w:val="28"/>
           <w:highlight w:val="lightGray"/>
@@ -2419,9 +995,11 @@
           <w:ilvl w:val="0"/>
           <w:numId w:val="2"/>
         </w:numPr>
-        <w:spacing w:after="120"/>
-      </w:pPr>
-      <w:r>
+        <w:spacing w:before="0" w:after="120"/>
+        <w:rPr/>
+      </w:pPr>
+      <w:r>
+        <w:rPr/>
         <w:t>Dry skin has a resistance of roughly 160k</w:t>
       </w:r>
       <w:r>
@@ -2447,7 +1025,8 @@
     <w:p>
       <w:pPr>
         <w:pStyle w:val="ListParagraph"/>
-        <w:spacing w:after="120"/>
+        <w:spacing w:before="0" w:after="120"/>
+        <w:rPr/>
       </w:pPr>
       <w:sdt>
         <w:sdtPr>
@@ -2456,14 +1035,18 @@
             <w:docPart w:val="E0EE052578B040C9BAC286098D1D6214"/>
           </w:placeholder>
         </w:sdtPr>
-        <w:sdtEndPr/>
         <w:sdtContent>
           <w:r>
+            <w:rPr/>
+          </w:r>
+          <w:r>
+            <w:rPr/>
             <w:t>V=IR so 240/160k = 1.5mA RMA</w:t>
           </w:r>
         </w:sdtContent>
       </w:sdt>
       <w:r>
+        <w:rPr/>
         <w:t xml:space="preserve"> </w:t>
       </w:r>
     </w:p>
@@ -2474,15 +1057,12 @@
           <w:ilvl w:val="0"/>
           <w:numId w:val="2"/>
         </w:numPr>
-        <w:spacing w:after="120"/>
-      </w:pPr>
-      <w:r>
-        <w:t xml:space="preserve">After current </w:t>
-      </w:r>
-      <w:r>
-        <w:t>begins to penetrate your skin, your skin’s dielectric strength rapidly decays and only the body’s internal resistance remains.  If you do not remove yourself from the 240V</w:t>
-      </w:r>
-      <w:r>
+        <w:spacing w:before="0" w:after="120"/>
+        <w:rPr/>
+      </w:pPr>
+      <w:r>
+        <w:rPr/>
+        <w:t>After current begins to penetrate your skin, your skin’s dielectric strength rapidly decays and only the body’s internal resistance remains.  If you do not remove yourself from the 240V</w:t>
         <w:softHyphen/>
       </w:r>
       <w:r>
@@ -2492,13 +1072,15 @@
         <w:t>ac</w:t>
       </w:r>
       <w:r>
+        <w:rPr/>
         <w:t xml:space="preserve"> system, is there a significant risk?  Explain, referencing the likely reaction based on information in the lab manual.</w:t>
       </w:r>
     </w:p>
     <w:p>
       <w:pPr>
         <w:pStyle w:val="ListParagraph"/>
-        <w:spacing w:after="120"/>
+        <w:spacing w:before="0" w:after="120"/>
+        <w:rPr/>
       </w:pPr>
       <w:sdt>
         <w:sdtPr>
@@ -2507,22 +1089,30 @@
             <w:docPart w:val="35FCFE7A75EC48C2AF3220532231AAE3"/>
           </w:placeholder>
         </w:sdtPr>
-        <w:sdtEndPr/>
         <w:sdtContent>
           <w:r>
+            <w:rPr/>
+          </w:r>
+          <w:r>
+            <w:rPr/>
             <w:t>Yes, since your muscles can contract around the wire and keep holding onto it, which can cause burns or death.</w:t>
           </w:r>
         </w:sdtContent>
       </w:sdt>
       <w:r>
+        <w:rPr/>
         <w:t xml:space="preserve"> </w:t>
       </w:r>
     </w:p>
     <w:p>
       <w:pPr>
         <w:pStyle w:val="ListParagraph"/>
-        <w:spacing w:after="120"/>
-      </w:pPr>
+        <w:spacing w:before="0" w:after="120"/>
+        <w:rPr/>
+      </w:pPr>
+      <w:r>
+        <w:rPr/>
+      </w:r>
     </w:p>
     <w:p>
       <w:pPr>
@@ -2531,17 +1121,19 @@
           <w:ilvl w:val="0"/>
           <w:numId w:val="2"/>
         </w:numPr>
-        <w:spacing w:after="120"/>
-      </w:pPr>
-      <w:r>
-        <w:lastRenderedPageBreak/>
+        <w:spacing w:before="0" w:after="120"/>
+        <w:rPr/>
+      </w:pPr>
+      <w:r>
+        <w:rPr/>
         <w:t>You plug in the USB cord to your system and it lights up, indicating that there is power.  Then you move the board, and the lights flicker on and off.  Your neighbor says it’s fine; it’s just 5V, and you can just put a little sideways tension on the cord to keep it connected properly.  What should you do?</w:t>
       </w:r>
     </w:p>
     <w:p>
       <w:pPr>
         <w:pStyle w:val="ListParagraph"/>
-        <w:spacing w:after="120"/>
+        <w:spacing w:before="0" w:after="120"/>
+        <w:rPr/>
       </w:pPr>
       <w:sdt>
         <w:sdtPr>
@@ -2550,24 +1142,29 @@
             <w:docPart w:val="1C81B3708D504389A141C992ACD77056"/>
           </w:placeholder>
         </w:sdtPr>
-        <w:sdtEndPr/>
         <w:sdtContent>
           <w:r>
+            <w:rPr/>
+          </w:r>
+          <w:r>
+            <w:rPr/>
             <w:t>Replace the cable or talk to a TA to find a reasonable solution. Broken cables are a bad sign and can cause shorts or damage to the board or other systems.</w:t>
           </w:r>
         </w:sdtContent>
       </w:sdt>
       <w:r>
+        <w:rPr/>
         <w:t xml:space="preserve"> </w:t>
       </w:r>
     </w:p>
     <w:p>
       <w:pPr>
+        <w:pStyle w:val="Normal"/>
         <w:spacing w:before="120" w:after="120"/>
         <w:rPr>
           <w:rFonts w:cs="Arial"/>
           <w:b/>
-          <w:color w:val="2E74B5" w:themeColor="accent1" w:themeShade="BF"/>
+          <w:color w:themeColor="accent1" w:themeShade="bf" w:val="2E74B5"/>
           <w:sz w:val="28"/>
           <w:szCs w:val="28"/>
         </w:rPr>
@@ -2576,36 +1173,12 @@
         <w:rPr>
           <w:rFonts w:cs="Arial"/>
           <w:b/>
-          <w:color w:val="2E74B5" w:themeColor="accent1" w:themeShade="BF"/>
+          <w:color w:themeColor="accent1" w:themeShade="bf" w:val="2E74B5"/>
           <w:sz w:val="28"/>
           <w:szCs w:val="28"/>
           <w:highlight w:val="lightGray"/>
         </w:rPr>
-        <w:t xml:space="preserve">Section 4:  Verilog and </w:t>
-      </w:r>
-      <w:proofErr w:type="spellStart"/>
-      <w:r>
-        <w:rPr>
-          <w:rFonts w:cs="Arial"/>
-          <w:b/>
-          <w:color w:val="2E74B5" w:themeColor="accent1" w:themeShade="BF"/>
-          <w:sz w:val="28"/>
-          <w:szCs w:val="28"/>
-          <w:highlight w:val="lightGray"/>
-        </w:rPr>
-        <w:t>Vivado</w:t>
-      </w:r>
-      <w:proofErr w:type="spellEnd"/>
-      <w:r>
-        <w:rPr>
-          <w:rFonts w:cs="Arial"/>
-          <w:b/>
-          <w:color w:val="2E74B5" w:themeColor="accent1" w:themeShade="BF"/>
-          <w:sz w:val="28"/>
-          <w:szCs w:val="28"/>
-          <w:highlight w:val="lightGray"/>
-        </w:rPr>
-        <w:t xml:space="preserve"> Intro</w:t>
+        <w:t>Section 4:  Verilog and Vivado Intro</w:t>
       </w:r>
     </w:p>
     <w:p>
@@ -2615,16 +1188,19 @@
           <w:ilvl w:val="0"/>
           <w:numId w:val="2"/>
         </w:numPr>
-        <w:spacing w:after="120"/>
-      </w:pPr>
-      <w:r>
+        <w:spacing w:before="0" w:after="120"/>
+        <w:rPr/>
+      </w:pPr>
+      <w:r>
+        <w:rPr/>
         <w:t>Why are we using Verilog instead of VHDL?</w:t>
       </w:r>
     </w:p>
     <w:p>
       <w:pPr>
         <w:pStyle w:val="ListParagraph"/>
-        <w:spacing w:after="120"/>
+        <w:spacing w:before="0" w:after="120"/>
+        <w:rPr/>
       </w:pPr>
       <w:sdt>
         <w:sdtPr>
@@ -2633,14 +1209,18 @@
             <w:docPart w:val="CEAE1F722E724489AAFE49D8F39DAAE6"/>
           </w:placeholder>
         </w:sdtPr>
-        <w:sdtEndPr/>
         <w:sdtContent>
           <w:r>
+            <w:rPr/>
+          </w:r>
+          <w:r>
+            <w:rPr/>
             <w:t>We use Verilog instead of VHDL because it has a similar syntax to C, which is a prerequisite.</w:t>
           </w:r>
         </w:sdtContent>
       </w:sdt>
       <w:r>
+        <w:rPr/>
         <w:t xml:space="preserve"> </w:t>
       </w:r>
     </w:p>
@@ -2651,16 +1231,19 @@
           <w:ilvl w:val="0"/>
           <w:numId w:val="2"/>
         </w:numPr>
-        <w:spacing w:after="120"/>
-      </w:pPr>
-      <w:r>
+        <w:spacing w:before="0" w:after="120"/>
+        <w:rPr/>
+      </w:pPr>
+      <w:r>
+        <w:rPr/>
         <w:t>What is the difference between a wire and a reg?  When will we use each one?</w:t>
       </w:r>
     </w:p>
     <w:p>
       <w:pPr>
         <w:pStyle w:val="ListParagraph"/>
-        <w:spacing w:after="120"/>
+        <w:spacing w:before="0" w:after="120"/>
+        <w:rPr/>
       </w:pPr>
       <w:sdt>
         <w:sdtPr>
@@ -2669,14 +1252,18 @@
             <w:docPart w:val="287493C837394543990B83CAA06406D1"/>
           </w:placeholder>
         </w:sdtPr>
-        <w:sdtEndPr/>
         <w:sdtContent>
           <w:r>
+            <w:rPr/>
+          </w:r>
+          <w:r>
+            <w:rPr/>
             <w:t>Reg represents a variable similar to C, whereas a wire represents an output/input that can be set. Wires use continuous assignment to determine their value (using logical/bitwise operators), whereas registers are procedurally assigned similar to programmatic coding like C.</w:t>
           </w:r>
         </w:sdtContent>
       </w:sdt>
       <w:r>
+        <w:rPr/>
         <w:t xml:space="preserve"> </w:t>
       </w:r>
     </w:p>
@@ -2687,16 +1274,19 @@
           <w:ilvl w:val="0"/>
           <w:numId w:val="2"/>
         </w:numPr>
-        <w:spacing w:after="120"/>
-      </w:pPr>
-      <w:r>
+        <w:spacing w:before="0" w:after="120"/>
+        <w:rPr/>
+      </w:pPr>
+      <w:r>
+        <w:rPr/>
         <w:t>What are the three biggest mistakes students make when working with Verilog in this course?</w:t>
       </w:r>
     </w:p>
     <w:p>
       <w:pPr>
         <w:pStyle w:val="ListParagraph"/>
-        <w:spacing w:after="120"/>
+        <w:spacing w:before="0" w:after="120"/>
+        <w:rPr/>
       </w:pPr>
       <w:sdt>
         <w:sdtPr>
@@ -2705,14 +1295,18 @@
             <w:docPart w:val="6D0B5946BAA1437E82C2A9B71C9C1F22"/>
           </w:placeholder>
         </w:sdtPr>
-        <w:sdtEndPr/>
         <w:sdtContent>
           <w:r>
+            <w:rPr/>
+          </w:r>
+          <w:r>
+            <w:rPr/>
             <w:t xml:space="preserve">Misnaming (including capitalization) items, instances, modules, registers, or wires. </w:t>
           </w:r>
         </w:sdtContent>
       </w:sdt>
       <w:r>
+        <w:rPr/>
         <w:t xml:space="preserve"> </w:t>
       </w:r>
     </w:p>
@@ -2723,16 +1317,19 @@
           <w:ilvl w:val="0"/>
           <w:numId w:val="2"/>
         </w:numPr>
-        <w:spacing w:after="120"/>
-      </w:pPr>
-      <w:r>
+        <w:spacing w:before="0" w:after="120"/>
+        <w:rPr/>
+      </w:pPr>
+      <w:r>
+        <w:rPr/>
         <w:t>What is an IDE?</w:t>
       </w:r>
     </w:p>
     <w:p>
       <w:pPr>
         <w:pStyle w:val="ListParagraph"/>
-        <w:spacing w:after="120"/>
+        <w:spacing w:before="0" w:after="120"/>
+        <w:rPr/>
       </w:pPr>
       <w:sdt>
         <w:sdtPr>
@@ -2741,14 +1338,18 @@
             <w:docPart w:val="C1722B3596B44B2EA70E6869728F80CD"/>
           </w:placeholder>
         </w:sdtPr>
-        <w:sdtEndPr/>
         <w:sdtContent>
           <w:r>
+            <w:rPr/>
+          </w:r>
+          <w:r>
+            <w:rPr/>
             <w:t>Integrated development environment. Used for developing and testing programs and structures within a project.</w:t>
           </w:r>
         </w:sdtContent>
       </w:sdt>
       <w:r>
+        <w:rPr/>
         <w:t xml:space="preserve"> </w:t>
       </w:r>
     </w:p>
@@ -2759,16 +1360,19 @@
           <w:ilvl w:val="0"/>
           <w:numId w:val="2"/>
         </w:numPr>
-        <w:spacing w:after="120"/>
-      </w:pPr>
-      <w:r>
+        <w:spacing w:before="0" w:after="120"/>
+        <w:rPr/>
+      </w:pPr>
+      <w:r>
+        <w:rPr/>
         <w:t>Which IDE are we using, and why?</w:t>
       </w:r>
     </w:p>
     <w:p>
       <w:pPr>
         <w:pStyle w:val="ListParagraph"/>
-        <w:spacing w:after="120"/>
+        <w:spacing w:before="0" w:after="120"/>
+        <w:rPr/>
       </w:pPr>
       <w:sdt>
         <w:sdtPr>
@@ -2777,25 +1381,18 @@
             <w:docPart w:val="D02E3B45A111430B92F24EEC57FEAD3D"/>
           </w:placeholder>
         </w:sdtPr>
-        <w:sdtEndPr/>
         <w:sdtContent>
-          <w:proofErr w:type="spellStart"/>
-          <w:r>
-            <w:t>Vivado</w:t>
-          </w:r>
-          <w:proofErr w:type="spellEnd"/>
-          <w:r>
-            <w:t>, because it supports Verilog debugging, testing, development</w:t>
-          </w:r>
-          <w:r>
-            <w:t>, simulation, and deployment</w:t>
-          </w:r>
-          <w:r>
-            <w:t xml:space="preserve">. </w:t>
+          <w:r>
+            <w:rPr/>
+          </w:r>
+          <w:r>
+            <w:rPr/>
+            <w:t xml:space="preserve">Vivado, because it supports Verilog debugging, testing, development, simulation, and deployment. </w:t>
           </w:r>
         </w:sdtContent>
       </w:sdt>
       <w:r>
+        <w:rPr/>
         <w:t xml:space="preserve"> </w:t>
       </w:r>
     </w:p>
@@ -2806,16 +1403,19 @@
           <w:ilvl w:val="0"/>
           <w:numId w:val="2"/>
         </w:numPr>
-        <w:spacing w:after="120"/>
-      </w:pPr>
-      <w:r>
+        <w:spacing w:before="0" w:after="120"/>
+        <w:rPr/>
+      </w:pPr>
+      <w:r>
+        <w:rPr/>
         <w:t>What four functions will our IDE serve?</w:t>
       </w:r>
     </w:p>
     <w:p>
       <w:pPr>
         <w:pStyle w:val="ListParagraph"/>
-        <w:spacing w:after="120"/>
+        <w:spacing w:before="0" w:after="120"/>
+        <w:rPr/>
       </w:pPr>
       <w:sdt>
         <w:sdtPr>
@@ -2824,17 +1424,18 @@
             <w:docPart w:val="1C023E94C10942699480217CDB83006F"/>
           </w:placeholder>
         </w:sdtPr>
-        <w:sdtEndPr/>
         <w:sdtContent>
           <w:r>
-            <w:t>Allows us to create modules, instantiate them</w:t>
-          </w:r>
-          <w:r>
-            <w:t xml:space="preserve"> into larger modules, analyze them in simulation, and synthesize our code.</w:t>
+            <w:rPr/>
+          </w:r>
+          <w:r>
+            <w:rPr/>
+            <w:t>Allows us to create modules, instantiate them into larger modules, analyze them in simulation, and synthesize our code.</w:t>
           </w:r>
         </w:sdtContent>
       </w:sdt>
       <w:r>
+        <w:rPr/>
         <w:t xml:space="preserve"> </w:t>
       </w:r>
     </w:p>
@@ -2845,24 +1446,19 @@
           <w:ilvl w:val="0"/>
           <w:numId w:val="2"/>
         </w:numPr>
-        <w:spacing w:after="120"/>
-      </w:pPr>
-      <w:r>
-        <w:t xml:space="preserve">How will you primarily be accessing </w:t>
-      </w:r>
-      <w:proofErr w:type="spellStart"/>
-      <w:r>
-        <w:t>Vivado</w:t>
-      </w:r>
-      <w:proofErr w:type="spellEnd"/>
-      <w:r>
-        <w:t xml:space="preserve"> in this course?</w:t>
-      </w:r>
-    </w:p>
-    <w:p>
-      <w:pPr>
-        <w:pStyle w:val="ListParagraph"/>
-        <w:spacing w:after="120"/>
+        <w:spacing w:before="0" w:after="120"/>
+        <w:rPr/>
+      </w:pPr>
+      <w:r>
+        <w:rPr/>
+        <w:t>How will you primarily be accessing Vivado in this course?</w:t>
+      </w:r>
+    </w:p>
+    <w:p>
+      <w:pPr>
+        <w:pStyle w:val="ListParagraph"/>
+        <w:spacing w:before="0" w:after="120"/>
+        <w:rPr/>
       </w:pPr>
       <w:sdt>
         <w:sdtPr>
@@ -2871,14 +1467,18 @@
             <w:docPart w:val="847627B5CDE048B384D3A95656FEDF51"/>
           </w:placeholder>
         </w:sdtPr>
-        <w:sdtEndPr/>
         <w:sdtContent>
           <w:r>
+            <w:rPr/>
+          </w:r>
+          <w:r>
+            <w:rPr/>
             <w:t>Through DECS computers or web remote access.</w:t>
           </w:r>
         </w:sdtContent>
       </w:sdt>
       <w:r>
+        <w:rPr/>
         <w:t xml:space="preserve"> </w:t>
       </w:r>
     </w:p>
@@ -2889,16 +1489,19 @@
           <w:ilvl w:val="0"/>
           <w:numId w:val="2"/>
         </w:numPr>
-        <w:spacing w:after="120"/>
-      </w:pPr>
-      <w:r>
+        <w:spacing w:before="0" w:after="120"/>
+        <w:rPr/>
+      </w:pPr>
+      <w:r>
+        <w:rPr/>
         <w:t>What type of assign statements will we be using?</w:t>
       </w:r>
     </w:p>
     <w:p>
       <w:pPr>
         <w:pStyle w:val="ListParagraph"/>
-        <w:spacing w:after="120"/>
+        <w:spacing w:before="0" w:after="120"/>
+        <w:rPr/>
       </w:pPr>
       <w:sdt>
         <w:sdtPr>
@@ -2907,14 +1510,18 @@
             <w:docPart w:val="56E8DBCA56E74D7C9DF209AEFA984F7A"/>
           </w:placeholder>
         </w:sdtPr>
-        <w:sdtEndPr/>
         <w:sdtContent>
           <w:r>
+            <w:rPr/>
+          </w:r>
+          <w:r>
+            <w:rPr/>
             <w:t>We will use assign to continuously assign to wires and use just regular assignment via = operator within procedural blocks.</w:t>
           </w:r>
         </w:sdtContent>
       </w:sdt>
       <w:r>
+        <w:rPr/>
         <w:t xml:space="preserve"> </w:t>
       </w:r>
     </w:p>
@@ -2925,20 +1532,12 @@
           <w:ilvl w:val="0"/>
           <w:numId w:val="2"/>
         </w:numPr>
-        <w:spacing w:after="120"/>
-      </w:pPr>
-      <w:r>
-        <w:t>A student uses the following instantiation to instantiate ‘</w:t>
-      </w:r>
-      <w:proofErr w:type="spellStart"/>
-      <w:r>
-        <w:t>andModule</w:t>
-      </w:r>
-      <w:proofErr w:type="spellEnd"/>
-      <w:r>
-        <w:t>’ in a testbench.  What are the two problems, according to our naming convention for this course?</w:t>
-      </w:r>
-      <w:r>
+        <w:spacing w:before="0" w:after="120"/>
+        <w:rPr/>
+      </w:pPr>
+      <w:r>
+        <w:rPr/>
+        <w:t>A student uses the following instantiation to instantiate ‘andModule’ in a testbench.  What are the two problems, according to our naming convention for this course?</w:t>
         <w:br/>
       </w:r>
       <w:sdt>
@@ -2948,28 +1547,13 @@
             <w:docPart w:val="3AD878561EFE41479081F142BF9094E7"/>
           </w:placeholder>
         </w:sdtPr>
-        <w:sdtEndPr/>
         <w:sdtContent>
-          <w:proofErr w:type="spellStart"/>
-          <w:r>
-            <w:t>andModule</w:t>
-          </w:r>
-          <w:proofErr w:type="spellEnd"/>
-          <w:r>
-            <w:t xml:space="preserve"> </w:t>
-          </w:r>
-          <w:proofErr w:type="spellStart"/>
-          <w:r>
-            <w:t>andModule_tb</w:t>
-          </w:r>
-          <w:proofErr w:type="spellEnd"/>
-          <w:proofErr w:type="gramStart"/>
-          <w:r>
-            <w:t>(.A</w:t>
-          </w:r>
-          <w:proofErr w:type="gramEnd"/>
-          <w:r>
-            <w:t>(a), .B(b), .OUT(out));</w:t>
+          <w:r>
+            <w:rPr/>
+          </w:r>
+          <w:r>
+            <w:rPr/>
+            <w:t>andModule andModule_tb(.A(a), .B(b), .OUT(out));</w:t>
           </w:r>
         </w:sdtContent>
       </w:sdt>
@@ -2977,7 +1561,8 @@
     <w:p>
       <w:pPr>
         <w:pStyle w:val="ListParagraph"/>
-        <w:spacing w:after="120"/>
+        <w:spacing w:before="0" w:after="120"/>
+        <w:rPr/>
       </w:pPr>
       <w:sdt>
         <w:sdtPr>
@@ -2986,25 +1571,18 @@
             <w:docPart w:val="55F7286E0D764043BE1FF9F08864D21F"/>
           </w:placeholder>
         </w:sdtPr>
-        <w:sdtEndPr/>
         <w:sdtContent>
           <w:r>
-            <w:t>It should be reversed in the argument casing. This means that the defined param (A, B, OUT) in the module should be lowercase, whilst the test bench variables (a, b, out) should be uppercase.</w:t>
-          </w:r>
-          <w:r>
-            <w:t xml:space="preserve"> The module test name should be called </w:t>
-          </w:r>
-          <w:proofErr w:type="spellStart"/>
-          <w:r>
-            <w:t>andModule_test</w:t>
-          </w:r>
-          <w:proofErr w:type="spellEnd"/>
-          <w:r>
-            <w:t xml:space="preserve"> not suffix _tb.</w:t>
+            <w:rPr/>
+          </w:r>
+          <w:r>
+            <w:rPr/>
+            <w:t>It should be reversed in the argument casing. This means that the defined param (A, B, OUT) in the module should be lowercase, whilst the test bench variables (a, b, out) should be uppercase. The module test name should be called andModule_test not suffix _tb.</w:t>
           </w:r>
         </w:sdtContent>
       </w:sdt>
       <w:r>
+        <w:rPr/>
         <w:t xml:space="preserve"> </w:t>
       </w:r>
     </w:p>
@@ -3015,9 +1593,11 @@
           <w:ilvl w:val="0"/>
           <w:numId w:val="2"/>
         </w:numPr>
-        <w:spacing w:after="120"/>
-      </w:pPr>
-      <w:r>
+        <w:spacing w:before="0" w:after="120"/>
+        <w:rPr/>
+      </w:pPr>
+      <w:r>
+        <w:rPr/>
         <w:t>What is the functional difference between the two following Verilog segments?</w:t>
       </w:r>
     </w:p>
@@ -3028,9 +1608,11 @@
           <w:ilvl w:val="1"/>
           <w:numId w:val="1"/>
         </w:numPr>
-        <w:spacing w:after="120"/>
-      </w:pPr>
-      <w:r>
+        <w:spacing w:before="0" w:after="120"/>
+        <w:rPr/>
+      </w:pPr>
+      <w:r>
+        <w:rPr/>
         <w:t>assign A= B &amp; C | D;</w:t>
       </w:r>
     </w:p>
@@ -3041,26 +1623,23 @@
           <w:ilvl w:val="1"/>
           <w:numId w:val="1"/>
         </w:numPr>
-        <w:spacing w:after="120"/>
-      </w:pPr>
-      <w:r>
+        <w:spacing w:before="0" w:after="120"/>
+        <w:rPr/>
+      </w:pPr>
+      <w:r>
+        <w:rPr/>
         <w:t>wire X</w:t>
-      </w:r>
-      <w:r>
         <w:br/>
         <w:t>assign X= B &amp; C;</w:t>
-      </w:r>
-      <w:r>
         <w:br/>
-      </w:r>
-      <w:r>
         <w:t>assign A = X | D;</w:t>
       </w:r>
     </w:p>
     <w:p>
       <w:pPr>
         <w:pStyle w:val="ListParagraph"/>
-        <w:spacing w:after="120"/>
+        <w:spacing w:before="0" w:after="120"/>
+        <w:rPr/>
       </w:pPr>
       <w:sdt>
         <w:sdtPr>
@@ -3069,14 +1648,18 @@
             <w:docPart w:val="490E6BB125304BE6A23BB0E3551AE248"/>
           </w:placeholder>
         </w:sdtPr>
-        <w:sdtEndPr/>
         <w:sdtContent>
           <w:r>
+            <w:rPr/>
+          </w:r>
+          <w:r>
+            <w:rPr/>
             <w:t>Functionally zero difference, though it releases 1 wire to use method a.</w:t>
           </w:r>
         </w:sdtContent>
       </w:sdt>
       <w:r>
+        <w:rPr/>
         <w:t xml:space="preserve"> </w:t>
       </w:r>
     </w:p>
@@ -3087,10 +1670,11 @@
           <w:ilvl w:val="0"/>
           <w:numId w:val="2"/>
         </w:numPr>
-        <w:spacing w:after="120"/>
-      </w:pPr>
-      <w:r>
-        <w:lastRenderedPageBreak/>
+        <w:spacing w:before="0" w:after="120"/>
+        <w:rPr/>
+      </w:pPr>
+      <w:r>
+        <w:rPr/>
         <w:t xml:space="preserve">Write a Verilog </w:t>
       </w:r>
       <w:r>
@@ -3101,13 +1685,15 @@
         <w:t>assign</w:t>
       </w:r>
       <w:r>
+        <w:rPr/>
         <w:t xml:space="preserve"> statement equivalent to x = (a OR b) AND c</w:t>
       </w:r>
     </w:p>
     <w:p>
       <w:pPr>
         <w:pStyle w:val="ListParagraph"/>
-        <w:spacing w:after="120"/>
+        <w:spacing w:before="0" w:after="120"/>
+        <w:rPr/>
       </w:pPr>
       <w:sdt>
         <w:sdtPr>
@@ -3116,14 +1702,18 @@
             <w:docPart w:val="D86150FFDB844D0AA1EE8A53AF676CD7"/>
           </w:placeholder>
         </w:sdtPr>
-        <w:sdtEndPr/>
         <w:sdtContent>
           <w:r>
+            <w:rPr/>
+          </w:r>
+          <w:r>
+            <w:rPr/>
             <w:t>assign x = (a | b) &amp; c;</w:t>
           </w:r>
         </w:sdtContent>
       </w:sdt>
       <w:r>
+        <w:rPr/>
         <w:t xml:space="preserve"> </w:t>
       </w:r>
     </w:p>
@@ -3134,14 +1724,12 @@
           <w:ilvl w:val="0"/>
           <w:numId w:val="2"/>
         </w:numPr>
-        <w:spacing w:after="120"/>
-      </w:pPr>
-      <w:r>
-        <w:rPr>
-          <w:noProof/>
-        </w:rPr>
+        <w:spacing w:before="0" w:after="120"/>
+        <w:rPr/>
+      </w:pPr>
+      <w:r>
         <w:drawing>
-          <wp:anchor distT="0" distB="0" distL="114300" distR="114300" simplePos="0" relativeHeight="2" behindDoc="0" locked="0" layoutInCell="0" allowOverlap="1" wp14:anchorId="7A86F7F4" wp14:editId="26E33631">
+          <wp:anchor distT="0" distB="0" distL="114300" distR="114300" simplePos="0" relativeHeight="3" behindDoc="0" locked="0" layoutInCell="0" allowOverlap="1">
             <wp:simplePos x="0" y="0"/>
             <wp:positionH relativeFrom="column">
               <wp:posOffset>4714875</wp:posOffset>
@@ -3166,7 +1754,7 @@
                     </pic:cNvPicPr>
                   </pic:nvPicPr>
                   <pic:blipFill>
-                    <a:blip r:embed="rId9"/>
+                    <a:blip r:embed="rId3"/>
                     <a:stretch>
                       <a:fillRect/>
                     </a:stretch>
@@ -3188,9 +1776,8 @@
         </w:drawing>
       </w:r>
       <w:r>
+        <w:rPr/>
         <w:t>What was wrong with the following statement in the Lab Manual?</w:t>
-      </w:r>
-      <w:r>
         <w:br/>
         <w:t>assign y = A &amp; B;</w:t>
       </w:r>
@@ -3198,7 +1785,8 @@
     <w:p>
       <w:pPr>
         <w:pStyle w:val="ListParagraph"/>
-        <w:spacing w:after="120"/>
+        <w:spacing w:before="0" w:after="120"/>
+        <w:rPr/>
       </w:pPr>
       <w:sdt>
         <w:sdtPr>
@@ -3207,14 +1795,18 @@
             <w:docPart w:val="6621AA4D23E2475DA8A420CFEB20F2B6"/>
           </w:placeholder>
         </w:sdtPr>
-        <w:sdtEndPr/>
         <w:sdtContent>
           <w:r>
+            <w:rPr/>
+          </w:r>
+          <w:r>
+            <w:rPr/>
             <w:t>Wires A and B do not exist, as they were defined lowercase a and lowercase b.</w:t>
           </w:r>
         </w:sdtContent>
       </w:sdt>
       <w:r>
+        <w:rPr/>
         <w:t xml:space="preserve"> </w:t>
       </w:r>
     </w:p>
@@ -3225,16 +1817,19 @@
           <w:ilvl w:val="0"/>
           <w:numId w:val="2"/>
         </w:numPr>
-        <w:spacing w:after="120"/>
-      </w:pPr>
-      <w:r>
+        <w:spacing w:before="0" w:after="120"/>
+        <w:rPr/>
+      </w:pPr>
+      <w:r>
+        <w:rPr/>
         <w:t>Write a Verilog assign statement, or series of statements, to describe the logic diagram to the right.  You may create wires as needed.</w:t>
       </w:r>
     </w:p>
     <w:p>
       <w:pPr>
         <w:pStyle w:val="ListParagraph"/>
-        <w:spacing w:after="120"/>
+        <w:spacing w:before="0" w:after="120"/>
+        <w:rPr/>
       </w:pPr>
       <w:sdt>
         <w:sdtPr>
@@ -3243,94 +1838,47 @@
             <w:docPart w:val="D1E9BC5B49C44E80AEB07FDE8DD45B19"/>
           </w:placeholder>
         </w:sdtPr>
-        <w:sdtEndPr/>
         <w:sdtContent>
           <w:r>
-            <w:t xml:space="preserve">wire </w:t>
-          </w:r>
-          <w:proofErr w:type="spellStart"/>
-          <w:r>
-            <w:t>a_inter</w:t>
-          </w:r>
-          <w:proofErr w:type="spellEnd"/>
-          <w:r>
-            <w:t xml:space="preserve">; </w:t>
-          </w:r>
-          <w:r>
+            <w:rPr/>
+          </w:r>
+          <w:r>
+            <w:rPr/>
+            <w:t xml:space="preserve">wire a_inter; </w:t>
             <w:br/>
-            <w:t xml:space="preserve">wire </w:t>
-          </w:r>
-          <w:proofErr w:type="spellStart"/>
-          <w:r>
-            <w:t>b_inter</w:t>
-          </w:r>
-          <w:proofErr w:type="spellEnd"/>
-          <w:r>
-            <w:t>;</w:t>
-          </w:r>
-          <w:r>
+            <w:t>wire b_inter;</w:t>
             <w:br/>
-            <w:t xml:space="preserve">assign </w:t>
-          </w:r>
-          <w:proofErr w:type="spellStart"/>
-          <w:r>
-            <w:t>a_inter</w:t>
-          </w:r>
-          <w:proofErr w:type="spellEnd"/>
-          <w:r>
-            <w:t xml:space="preserve"> = ~A &amp; B;</w:t>
-          </w:r>
-          <w:r>
+            <w:t>assign a_inter = ~A &amp; B;</w:t>
             <w:br/>
-            <w:t xml:space="preserve">assign </w:t>
-          </w:r>
-          <w:proofErr w:type="spellStart"/>
-          <w:r>
-            <w:t>b_inter</w:t>
-          </w:r>
-          <w:proofErr w:type="spellEnd"/>
-          <w:r>
-            <w:t xml:space="preserve"> = A &amp; ~B;</w:t>
-          </w:r>
-          <w:r>
+            <w:t>assign b_inter = A &amp; ~B;</w:t>
             <w:br/>
-            <w:t xml:space="preserve">assign y = </w:t>
-          </w:r>
-          <w:proofErr w:type="spellStart"/>
-          <w:r>
-            <w:t>a_inter</w:t>
-          </w:r>
-          <w:proofErr w:type="spellEnd"/>
-          <w:r>
-            <w:t xml:space="preserve"> | </w:t>
-          </w:r>
-          <w:proofErr w:type="spellStart"/>
-          <w:r>
-            <w:t>b_inter</w:t>
-          </w:r>
-          <w:proofErr w:type="spellEnd"/>
-          <w:r>
-            <w:t>;</w:t>
+            <w:t>assign y = a_inter | b_inter;</w:t>
           </w:r>
         </w:sdtContent>
       </w:sdt>
       <w:r>
+        <w:rPr/>
         <w:t xml:space="preserve"> </w:t>
       </w:r>
     </w:p>
     <w:p>
       <w:pPr>
         <w:pStyle w:val="ListParagraph"/>
-        <w:spacing w:after="120"/>
-      </w:pPr>
-    </w:p>
-    <w:p>
-      <w:pPr>
+        <w:spacing w:before="0" w:after="120"/>
+        <w:rPr/>
+      </w:pPr>
+      <w:r>
+        <w:rPr/>
+      </w:r>
+    </w:p>
+    <w:p>
+      <w:pPr>
+        <w:pStyle w:val="Normal"/>
         <w:spacing w:before="120" w:after="120"/>
         <w:rPr>
           <w:rFonts w:cs="Arial"/>
           <w:b/>
-          <w:color w:val="2E74B5" w:themeColor="accent1" w:themeShade="BF"/>
+          <w:color w:themeColor="accent1" w:themeShade="bf" w:val="2E74B5"/>
           <w:sz w:val="28"/>
           <w:szCs w:val="28"/>
         </w:rPr>
@@ -3339,36 +1887,12 @@
         <w:rPr>
           <w:rFonts w:cs="Arial"/>
           <w:b/>
-          <w:color w:val="2E74B5" w:themeColor="accent1" w:themeShade="BF"/>
+          <w:color w:themeColor="accent1" w:themeShade="bf" w:val="2E74B5"/>
           <w:sz w:val="28"/>
           <w:szCs w:val="28"/>
           <w:highlight w:val="lightGray"/>
         </w:rPr>
-        <w:t xml:space="preserve">Section 5:  Coding and </w:t>
-      </w:r>
-      <w:proofErr w:type="gramStart"/>
-      <w:r>
-        <w:rPr>
-          <w:rFonts w:cs="Arial"/>
-          <w:b/>
-          <w:color w:val="2E74B5" w:themeColor="accent1" w:themeShade="BF"/>
-          <w:sz w:val="28"/>
-          <w:szCs w:val="28"/>
-          <w:highlight w:val="lightGray"/>
-        </w:rPr>
-        <w:t>Testing</w:t>
-      </w:r>
-      <w:proofErr w:type="gramEnd"/>
-      <w:r>
-        <w:rPr>
-          <w:rFonts w:cs="Arial"/>
-          <w:b/>
-          <w:color w:val="2E74B5" w:themeColor="accent1" w:themeShade="BF"/>
-          <w:sz w:val="28"/>
-          <w:szCs w:val="28"/>
-          <w:highlight w:val="lightGray"/>
-        </w:rPr>
-        <w:t xml:space="preserve"> the 2:1 MUX</w:t>
+        <w:t>Section 5:  Coding and Testing the 2:1 MUX</w:t>
       </w:r>
     </w:p>
     <w:p>
@@ -3378,15 +1902,18 @@
           <w:ilvl w:val="0"/>
           <w:numId w:val="2"/>
         </w:numPr>
-        <w:spacing w:after="120"/>
-      </w:pPr>
-      <w:r>
+        <w:spacing w:before="0" w:after="120"/>
+        <w:rPr/>
+      </w:pPr>
+      <w:r>
+        <w:rPr/>
         <w:t>What are the input and output types in the testbench we created?</w:t>
       </w:r>
     </w:p>
     <w:p>
       <w:pPr>
         <w:pStyle w:val="Heading1"/>
+        <w:rPr/>
       </w:pPr>
       <w:sdt>
         <w:sdtPr>
@@ -3395,14 +1922,18 @@
             <w:docPart w:val="5F2871A2483C4B57AE9DFC2CB34132AD"/>
           </w:placeholder>
         </w:sdtPr>
-        <w:sdtEndPr/>
         <w:sdtContent>
           <w:r>
+            <w:rPr/>
+          </w:r>
+          <w:r>
+            <w:rPr/>
             <w:t>Inputs are registers while the output is a wire type.</w:t>
           </w:r>
         </w:sdtContent>
       </w:sdt>
       <w:r>
+        <w:rPr/>
         <w:t xml:space="preserve"> </w:t>
       </w:r>
     </w:p>
@@ -3413,22 +1944,27 @@
           <w:ilvl w:val="0"/>
           <w:numId w:val="2"/>
         </w:numPr>
-        <w:spacing w:after="120"/>
-      </w:pPr>
-      <w:r>
+        <w:spacing w:before="0" w:after="120"/>
+        <w:rPr/>
+      </w:pPr>
+      <w:r>
+        <w:rPr/>
         <w:t>Fill in the truth table.</w:t>
       </w:r>
     </w:p>
     <w:tbl>
       <w:tblPr>
         <w:tblW w:w="7815" w:type="dxa"/>
+        <w:jc w:val="start"/>
         <w:tblInd w:w="1125" w:type="dxa"/>
         <w:tblLayout w:type="fixed"/>
         <w:tblCellMar>
-          <w:left w:w="105" w:type="dxa"/>
-          <w:right w:w="105" w:type="dxa"/>
+          <w:top w:w="0" w:type="dxa"/>
+          <w:start w:w="105" w:type="dxa"/>
+          <w:bottom w:w="0" w:type="dxa"/>
+          <w:end w:w="105" w:type="dxa"/>
         </w:tblCellMar>
-        <w:tblLook w:val="04A0" w:firstRow="1" w:lastRow="0" w:firstColumn="1" w:lastColumn="0" w:noHBand="0" w:noVBand="1"/>
+        <w:tblLook w:val="04a0" w:noHBand="0" w:noVBand="1" w:firstColumn="1" w:lastRow="0" w:lastColumn="0" w:firstRow="1"/>
       </w:tblPr>
       <w:tblGrid>
         <w:gridCol w:w="1019"/>
@@ -3439,20 +1975,21 @@
       </w:tblGrid>
       <w:tr>
         <w:trPr>
-          <w:trHeight w:val="315"/>
+          <w:trHeight w:val="315" w:hRule="atLeast"/>
         </w:trPr>
         <w:tc>
           <w:tcPr>
             <w:tcW w:w="1019" w:type="dxa"/>
             <w:tcBorders>
               <w:top w:val="single" w:sz="6" w:space="0" w:color="000000"/>
-              <w:left w:val="single" w:sz="6" w:space="0" w:color="000000"/>
+              <w:start w:val="single" w:sz="6" w:space="0" w:color="000000"/>
               <w:bottom w:val="single" w:sz="6" w:space="0" w:color="000000"/>
-              <w:right w:val="single" w:sz="6" w:space="0" w:color="000000"/>
+              <w:end w:val="single" w:sz="6" w:space="0" w:color="000000"/>
             </w:tcBorders>
           </w:tcPr>
           <w:p>
             <w:pPr>
+              <w:pStyle w:val="Normal"/>
               <w:spacing w:before="60" w:after="60"/>
               <w:jc w:val="center"/>
               <w:rPr>
@@ -3476,13 +2013,14 @@
             <w:tcW w:w="1019" w:type="dxa"/>
             <w:tcBorders>
               <w:top w:val="single" w:sz="6" w:space="0" w:color="000000"/>
-              <w:left w:val="single" w:sz="6" w:space="0" w:color="000000"/>
+              <w:start w:val="single" w:sz="6" w:space="0" w:color="000000"/>
               <w:bottom w:val="single" w:sz="6" w:space="0" w:color="000000"/>
-              <w:right w:val="single" w:sz="6" w:space="0" w:color="000000"/>
+              <w:end w:val="single" w:sz="6" w:space="0" w:color="000000"/>
             </w:tcBorders>
           </w:tcPr>
           <w:p>
             <w:pPr>
+              <w:pStyle w:val="Normal"/>
               <w:spacing w:before="60" w:after="60"/>
               <w:jc w:val="center"/>
               <w:rPr>
@@ -3506,13 +2044,14 @@
             <w:tcW w:w="1022" w:type="dxa"/>
             <w:tcBorders>
               <w:top w:val="single" w:sz="6" w:space="0" w:color="000000"/>
-              <w:left w:val="single" w:sz="6" w:space="0" w:color="000000"/>
+              <w:start w:val="single" w:sz="6" w:space="0" w:color="000000"/>
               <w:bottom w:val="single" w:sz="6" w:space="0" w:color="000000"/>
-              <w:right w:val="single" w:sz="6" w:space="0" w:color="000000"/>
+              <w:end w:val="single" w:sz="6" w:space="0" w:color="000000"/>
             </w:tcBorders>
           </w:tcPr>
           <w:p>
             <w:pPr>
+              <w:pStyle w:val="Normal"/>
               <w:spacing w:before="60" w:after="60"/>
               <w:jc w:val="center"/>
               <w:rPr>
@@ -3536,13 +2075,14 @@
             <w:tcW w:w="2355" w:type="dxa"/>
             <w:tcBorders>
               <w:top w:val="single" w:sz="6" w:space="0" w:color="000000"/>
-              <w:left w:val="single" w:sz="6" w:space="0" w:color="000000"/>
+              <w:start w:val="single" w:sz="6" w:space="0" w:color="000000"/>
               <w:bottom w:val="single" w:sz="6" w:space="0" w:color="000000"/>
-              <w:right w:val="single" w:sz="6" w:space="0" w:color="000000"/>
+              <w:end w:val="single" w:sz="6" w:space="0" w:color="000000"/>
             </w:tcBorders>
           </w:tcPr>
           <w:p>
             <w:pPr>
+              <w:pStyle w:val="Normal"/>
               <w:spacing w:before="60" w:after="60"/>
               <w:jc w:val="center"/>
               <w:rPr>
@@ -3566,13 +2106,14 @@
             <w:tcW w:w="2400" w:type="dxa"/>
             <w:tcBorders>
               <w:top w:val="single" w:sz="6" w:space="0" w:color="000000"/>
-              <w:left w:val="single" w:sz="6" w:space="0" w:color="000000"/>
+              <w:start w:val="single" w:sz="6" w:space="0" w:color="000000"/>
               <w:bottom w:val="single" w:sz="6" w:space="0" w:color="000000"/>
-              <w:right w:val="single" w:sz="6" w:space="0" w:color="000000"/>
+              <w:end w:val="single" w:sz="6" w:space="0" w:color="000000"/>
             </w:tcBorders>
           </w:tcPr>
           <w:p>
             <w:pPr>
+              <w:pStyle w:val="Normal"/>
               <w:spacing w:before="60" w:after="60"/>
               <w:jc w:val="center"/>
               <w:rPr>
@@ -3594,20 +2135,21 @@
       </w:tr>
       <w:tr>
         <w:trPr>
-          <w:trHeight w:val="315"/>
+          <w:trHeight w:val="315" w:hRule="atLeast"/>
         </w:trPr>
         <w:tc>
           <w:tcPr>
             <w:tcW w:w="1019" w:type="dxa"/>
             <w:tcBorders>
               <w:top w:val="single" w:sz="6" w:space="0" w:color="000000"/>
-              <w:left w:val="single" w:sz="6" w:space="0" w:color="000000"/>
+              <w:start w:val="single" w:sz="6" w:space="0" w:color="000000"/>
               <w:bottom w:val="single" w:sz="6" w:space="0" w:color="000000"/>
-              <w:right w:val="single" w:sz="6" w:space="0" w:color="000000"/>
+              <w:end w:val="single" w:sz="6" w:space="0" w:color="000000"/>
             </w:tcBorders>
           </w:tcPr>
           <w:p>
             <w:pPr>
+              <w:pStyle w:val="Normal"/>
               <w:spacing w:before="60" w:after="60"/>
               <w:jc w:val="center"/>
               <w:rPr>
@@ -3629,13 +2171,14 @@
             <w:tcW w:w="1019" w:type="dxa"/>
             <w:tcBorders>
               <w:top w:val="single" w:sz="6" w:space="0" w:color="000000"/>
-              <w:left w:val="single" w:sz="6" w:space="0" w:color="000000"/>
+              <w:start w:val="single" w:sz="6" w:space="0" w:color="000000"/>
               <w:bottom w:val="single" w:sz="6" w:space="0" w:color="000000"/>
-              <w:right w:val="single" w:sz="6" w:space="0" w:color="000000"/>
+              <w:end w:val="single" w:sz="6" w:space="0" w:color="000000"/>
             </w:tcBorders>
           </w:tcPr>
           <w:p>
             <w:pPr>
+              <w:pStyle w:val="Normal"/>
               <w:spacing w:before="60" w:after="60"/>
               <w:jc w:val="center"/>
               <w:rPr>
@@ -3657,13 +2200,14 @@
             <w:tcW w:w="1022" w:type="dxa"/>
             <w:tcBorders>
               <w:top w:val="single" w:sz="6" w:space="0" w:color="000000"/>
-              <w:left w:val="single" w:sz="6" w:space="0" w:color="000000"/>
+              <w:start w:val="single" w:sz="6" w:space="0" w:color="000000"/>
               <w:bottom w:val="single" w:sz="6" w:space="0" w:color="000000"/>
-              <w:right w:val="single" w:sz="6" w:space="0" w:color="000000"/>
+              <w:end w:val="single" w:sz="6" w:space="0" w:color="000000"/>
             </w:tcBorders>
           </w:tcPr>
           <w:p>
             <w:pPr>
+              <w:pStyle w:val="Normal"/>
               <w:spacing w:before="60" w:after="60"/>
               <w:jc w:val="center"/>
               <w:rPr>
@@ -3685,36 +2229,29 @@
             <w:tcW w:w="2355" w:type="dxa"/>
             <w:tcBorders>
               <w:top w:val="single" w:sz="6" w:space="0" w:color="000000"/>
-              <w:left w:val="single" w:sz="6" w:space="0" w:color="000000"/>
+              <w:start w:val="single" w:sz="6" w:space="0" w:color="000000"/>
               <w:bottom w:val="single" w:sz="6" w:space="0" w:color="000000"/>
-              <w:right w:val="single" w:sz="6" w:space="0" w:color="000000"/>
+              <w:end w:val="single" w:sz="6" w:space="0" w:color="000000"/>
             </w:tcBorders>
           </w:tcPr>
           <w:p>
             <w:pPr>
+              <w:pStyle w:val="Normal"/>
               <w:spacing w:before="60" w:after="60"/>
               <w:jc w:val="center"/>
               <w:rPr>
                 <w:rFonts w:eastAsia="Arial" w:cs="Arial"/>
-                <w:color w:val="5B9BD5" w:themeColor="accent1"/>
+                <w:color w:themeColor="accent1" w:val="5B9BD5"/>
                 <w:szCs w:val="22"/>
               </w:rPr>
             </w:pPr>
             <w:r>
               <w:rPr>
                 <w:rFonts w:eastAsia="Arial" w:cs="Arial"/>
-                <w:color w:val="5B9BD5" w:themeColor="accent1"/>
-                <w:szCs w:val="22"/>
-              </w:rPr>
-              <w:t>0</w:t>
-            </w:r>
-            <w:r>
-              <w:rPr>
-                <w:rFonts w:eastAsia="Arial" w:cs="Arial"/>
-                <w:color w:val="5B9BD5" w:themeColor="accent1"/>
-                <w:szCs w:val="22"/>
-              </w:rPr>
-              <w:t xml:space="preserve"> </w:t>
+                <w:color w:themeColor="accent1" w:val="5B9BD5"/>
+                <w:szCs w:val="22"/>
+              </w:rPr>
+              <w:t xml:space="preserve">0 </w:t>
             </w:r>
           </w:p>
         </w:tc>
@@ -3723,25 +2260,26 @@
             <w:tcW w:w="2400" w:type="dxa"/>
             <w:tcBorders>
               <w:top w:val="single" w:sz="6" w:space="0" w:color="000000"/>
-              <w:left w:val="single" w:sz="6" w:space="0" w:color="000000"/>
+              <w:start w:val="single" w:sz="6" w:space="0" w:color="000000"/>
               <w:bottom w:val="single" w:sz="6" w:space="0" w:color="000000"/>
-              <w:right w:val="single" w:sz="6" w:space="0" w:color="000000"/>
+              <w:end w:val="single" w:sz="6" w:space="0" w:color="000000"/>
             </w:tcBorders>
           </w:tcPr>
           <w:p>
             <w:pPr>
+              <w:pStyle w:val="Normal"/>
               <w:spacing w:before="60" w:after="60"/>
               <w:jc w:val="center"/>
               <w:rPr>
                 <w:rFonts w:eastAsia="Arial" w:cs="Arial"/>
-                <w:color w:val="5B9BD5" w:themeColor="accent1"/>
+                <w:color w:themeColor="accent1" w:val="5B9BD5"/>
                 <w:szCs w:val="22"/>
               </w:rPr>
             </w:pPr>
             <w:r>
               <w:rPr>
                 <w:rFonts w:eastAsia="Arial" w:cs="Arial"/>
-                <w:color w:val="5B9BD5" w:themeColor="accent1"/>
+                <w:color w:themeColor="accent1" w:val="5B9BD5"/>
                 <w:szCs w:val="22"/>
               </w:rPr>
               <w:t>0</w:t>
@@ -3751,20 +2289,21 @@
       </w:tr>
       <w:tr>
         <w:trPr>
-          <w:trHeight w:val="315"/>
+          <w:trHeight w:val="315" w:hRule="atLeast"/>
         </w:trPr>
         <w:tc>
           <w:tcPr>
             <w:tcW w:w="1019" w:type="dxa"/>
             <w:tcBorders>
               <w:top w:val="single" w:sz="6" w:space="0" w:color="000000"/>
-              <w:left w:val="single" w:sz="6" w:space="0" w:color="000000"/>
+              <w:start w:val="single" w:sz="6" w:space="0" w:color="000000"/>
               <w:bottom w:val="single" w:sz="6" w:space="0" w:color="000000"/>
-              <w:right w:val="single" w:sz="6" w:space="0" w:color="000000"/>
+              <w:end w:val="single" w:sz="6" w:space="0" w:color="000000"/>
             </w:tcBorders>
           </w:tcPr>
           <w:p>
             <w:pPr>
+              <w:pStyle w:val="Normal"/>
               <w:spacing w:before="60" w:after="60"/>
               <w:jc w:val="center"/>
               <w:rPr>
@@ -3786,13 +2325,14 @@
             <w:tcW w:w="1019" w:type="dxa"/>
             <w:tcBorders>
               <w:top w:val="single" w:sz="6" w:space="0" w:color="000000"/>
-              <w:left w:val="single" w:sz="6" w:space="0" w:color="000000"/>
+              <w:start w:val="single" w:sz="6" w:space="0" w:color="000000"/>
               <w:bottom w:val="single" w:sz="6" w:space="0" w:color="000000"/>
-              <w:right w:val="single" w:sz="6" w:space="0" w:color="000000"/>
+              <w:end w:val="single" w:sz="6" w:space="0" w:color="000000"/>
             </w:tcBorders>
           </w:tcPr>
           <w:p>
             <w:pPr>
+              <w:pStyle w:val="Normal"/>
               <w:spacing w:before="60" w:after="60"/>
               <w:jc w:val="center"/>
               <w:rPr>
@@ -3814,13 +2354,14 @@
             <w:tcW w:w="1022" w:type="dxa"/>
             <w:tcBorders>
               <w:top w:val="single" w:sz="6" w:space="0" w:color="000000"/>
-              <w:left w:val="single" w:sz="6" w:space="0" w:color="000000"/>
+              <w:start w:val="single" w:sz="6" w:space="0" w:color="000000"/>
               <w:bottom w:val="single" w:sz="6" w:space="0" w:color="000000"/>
-              <w:right w:val="single" w:sz="6" w:space="0" w:color="000000"/>
+              <w:end w:val="single" w:sz="6" w:space="0" w:color="000000"/>
             </w:tcBorders>
           </w:tcPr>
           <w:p>
             <w:pPr>
+              <w:pStyle w:val="Normal"/>
               <w:spacing w:before="60" w:after="60"/>
               <w:jc w:val="center"/>
               <w:rPr>
@@ -3842,36 +2383,29 @@
             <w:tcW w:w="2355" w:type="dxa"/>
             <w:tcBorders>
               <w:top w:val="single" w:sz="6" w:space="0" w:color="000000"/>
-              <w:left w:val="single" w:sz="6" w:space="0" w:color="000000"/>
+              <w:start w:val="single" w:sz="6" w:space="0" w:color="000000"/>
               <w:bottom w:val="single" w:sz="6" w:space="0" w:color="000000"/>
-              <w:right w:val="single" w:sz="6" w:space="0" w:color="000000"/>
+              <w:end w:val="single" w:sz="6" w:space="0" w:color="000000"/>
             </w:tcBorders>
           </w:tcPr>
           <w:p>
             <w:pPr>
+              <w:pStyle w:val="Normal"/>
               <w:spacing w:before="60" w:after="60"/>
               <w:jc w:val="center"/>
               <w:rPr>
                 <w:rFonts w:eastAsia="Arial" w:cs="Arial"/>
-                <w:color w:val="5B9BD5" w:themeColor="accent1"/>
+                <w:color w:themeColor="accent1" w:val="5B9BD5"/>
                 <w:szCs w:val="22"/>
               </w:rPr>
             </w:pPr>
             <w:r>
               <w:rPr>
                 <w:rFonts w:eastAsia="Arial" w:cs="Arial"/>
-                <w:color w:val="5B9BD5" w:themeColor="accent1"/>
-                <w:szCs w:val="22"/>
-              </w:rPr>
-              <w:t>1</w:t>
-            </w:r>
-            <w:r>
-              <w:rPr>
-                <w:rFonts w:eastAsia="Arial" w:cs="Arial"/>
-                <w:color w:val="5B9BD5" w:themeColor="accent1"/>
-                <w:szCs w:val="22"/>
-              </w:rPr>
-              <w:t xml:space="preserve"> </w:t>
+                <w:color w:themeColor="accent1" w:val="5B9BD5"/>
+                <w:szCs w:val="22"/>
+              </w:rPr>
+              <w:t xml:space="preserve">1 </w:t>
             </w:r>
           </w:p>
         </w:tc>
@@ -3880,56 +2414,50 @@
             <w:tcW w:w="2400" w:type="dxa"/>
             <w:tcBorders>
               <w:top w:val="single" w:sz="6" w:space="0" w:color="000000"/>
-              <w:left w:val="single" w:sz="6" w:space="0" w:color="000000"/>
+              <w:start w:val="single" w:sz="6" w:space="0" w:color="000000"/>
               <w:bottom w:val="single" w:sz="6" w:space="0" w:color="000000"/>
-              <w:right w:val="single" w:sz="6" w:space="0" w:color="000000"/>
+              <w:end w:val="single" w:sz="6" w:space="0" w:color="000000"/>
             </w:tcBorders>
           </w:tcPr>
           <w:p>
             <w:pPr>
+              <w:pStyle w:val="Normal"/>
               <w:spacing w:before="60" w:after="60"/>
               <w:jc w:val="center"/>
               <w:rPr>
                 <w:rFonts w:eastAsia="Arial" w:cs="Arial"/>
-                <w:color w:val="5B9BD5" w:themeColor="accent1"/>
+                <w:color w:themeColor="accent1" w:val="5B9BD5"/>
                 <w:szCs w:val="22"/>
               </w:rPr>
             </w:pPr>
             <w:r>
               <w:rPr>
                 <w:rFonts w:eastAsia="Arial" w:cs="Arial"/>
-                <w:color w:val="5B9BD5" w:themeColor="accent1"/>
-                <w:szCs w:val="22"/>
-              </w:rPr>
-              <w:t>1</w:t>
-            </w:r>
-            <w:r>
-              <w:rPr>
-                <w:rFonts w:eastAsia="Arial" w:cs="Arial"/>
-                <w:color w:val="5B9BD5" w:themeColor="accent1"/>
-                <w:szCs w:val="22"/>
-              </w:rPr>
-              <w:t xml:space="preserve"> </w:t>
+                <w:color w:themeColor="accent1" w:val="5B9BD5"/>
+                <w:szCs w:val="22"/>
+              </w:rPr>
+              <w:t xml:space="preserve">1 </w:t>
             </w:r>
           </w:p>
         </w:tc>
       </w:tr>
       <w:tr>
         <w:trPr>
-          <w:trHeight w:val="315"/>
+          <w:trHeight w:val="315" w:hRule="atLeast"/>
         </w:trPr>
         <w:tc>
           <w:tcPr>
             <w:tcW w:w="1019" w:type="dxa"/>
             <w:tcBorders>
               <w:top w:val="single" w:sz="6" w:space="0" w:color="000000"/>
-              <w:left w:val="single" w:sz="6" w:space="0" w:color="000000"/>
+              <w:start w:val="single" w:sz="6" w:space="0" w:color="000000"/>
               <w:bottom w:val="single" w:sz="6" w:space="0" w:color="000000"/>
-              <w:right w:val="single" w:sz="6" w:space="0" w:color="000000"/>
+              <w:end w:val="single" w:sz="6" w:space="0" w:color="000000"/>
             </w:tcBorders>
           </w:tcPr>
           <w:p>
             <w:pPr>
+              <w:pStyle w:val="Normal"/>
               <w:spacing w:before="60" w:after="60"/>
               <w:jc w:val="center"/>
               <w:rPr>
@@ -3951,13 +2479,14 @@
             <w:tcW w:w="1019" w:type="dxa"/>
             <w:tcBorders>
               <w:top w:val="single" w:sz="6" w:space="0" w:color="000000"/>
-              <w:left w:val="single" w:sz="6" w:space="0" w:color="000000"/>
+              <w:start w:val="single" w:sz="6" w:space="0" w:color="000000"/>
               <w:bottom w:val="single" w:sz="6" w:space="0" w:color="000000"/>
-              <w:right w:val="single" w:sz="6" w:space="0" w:color="000000"/>
+              <w:end w:val="single" w:sz="6" w:space="0" w:color="000000"/>
             </w:tcBorders>
           </w:tcPr>
           <w:p>
             <w:pPr>
+              <w:pStyle w:val="Normal"/>
               <w:spacing w:before="60" w:after="60"/>
               <w:jc w:val="center"/>
               <w:rPr>
@@ -3979,13 +2508,14 @@
             <w:tcW w:w="1022" w:type="dxa"/>
             <w:tcBorders>
               <w:top w:val="single" w:sz="6" w:space="0" w:color="000000"/>
-              <w:left w:val="single" w:sz="6" w:space="0" w:color="000000"/>
+              <w:start w:val="single" w:sz="6" w:space="0" w:color="000000"/>
               <w:bottom w:val="single" w:sz="6" w:space="0" w:color="000000"/>
-              <w:right w:val="single" w:sz="6" w:space="0" w:color="000000"/>
+              <w:end w:val="single" w:sz="6" w:space="0" w:color="000000"/>
             </w:tcBorders>
           </w:tcPr>
           <w:p>
             <w:pPr>
+              <w:pStyle w:val="Normal"/>
               <w:spacing w:before="60" w:after="60"/>
               <w:jc w:val="center"/>
               <w:rPr>
@@ -4007,36 +2537,29 @@
             <w:tcW w:w="2355" w:type="dxa"/>
             <w:tcBorders>
               <w:top w:val="single" w:sz="6" w:space="0" w:color="000000"/>
-              <w:left w:val="single" w:sz="6" w:space="0" w:color="000000"/>
+              <w:start w:val="single" w:sz="6" w:space="0" w:color="000000"/>
               <w:bottom w:val="single" w:sz="6" w:space="0" w:color="000000"/>
-              <w:right w:val="single" w:sz="6" w:space="0" w:color="000000"/>
+              <w:end w:val="single" w:sz="6" w:space="0" w:color="000000"/>
             </w:tcBorders>
           </w:tcPr>
           <w:p>
             <w:pPr>
+              <w:pStyle w:val="Normal"/>
               <w:spacing w:before="60" w:after="60"/>
               <w:jc w:val="center"/>
               <w:rPr>
                 <w:rFonts w:eastAsia="Arial" w:cs="Arial"/>
-                <w:color w:val="5B9BD5" w:themeColor="accent1"/>
+                <w:color w:themeColor="accent1" w:val="5B9BD5"/>
                 <w:szCs w:val="22"/>
               </w:rPr>
             </w:pPr>
             <w:r>
               <w:rPr>
                 <w:rFonts w:eastAsia="Arial" w:cs="Arial"/>
-                <w:color w:val="5B9BD5" w:themeColor="accent1"/>
-                <w:szCs w:val="22"/>
-              </w:rPr>
-              <w:t>0</w:t>
-            </w:r>
-            <w:r>
-              <w:rPr>
-                <w:rFonts w:eastAsia="Arial" w:cs="Arial"/>
-                <w:color w:val="5B9BD5" w:themeColor="accent1"/>
-                <w:szCs w:val="22"/>
-              </w:rPr>
-              <w:t xml:space="preserve"> </w:t>
+                <w:color w:themeColor="accent1" w:val="5B9BD5"/>
+                <w:szCs w:val="22"/>
+              </w:rPr>
+              <w:t xml:space="preserve">0 </w:t>
             </w:r>
           </w:p>
         </w:tc>
@@ -4045,25 +2568,26 @@
             <w:tcW w:w="2400" w:type="dxa"/>
             <w:tcBorders>
               <w:top w:val="single" w:sz="6" w:space="0" w:color="000000"/>
-              <w:left w:val="single" w:sz="6" w:space="0" w:color="000000"/>
+              <w:start w:val="single" w:sz="6" w:space="0" w:color="000000"/>
               <w:bottom w:val="single" w:sz="6" w:space="0" w:color="000000"/>
-              <w:right w:val="single" w:sz="6" w:space="0" w:color="000000"/>
+              <w:end w:val="single" w:sz="6" w:space="0" w:color="000000"/>
             </w:tcBorders>
           </w:tcPr>
           <w:p>
             <w:pPr>
+              <w:pStyle w:val="Normal"/>
               <w:spacing w:before="60" w:after="60"/>
               <w:jc w:val="center"/>
               <w:rPr>
                 <w:rFonts w:eastAsia="Arial" w:cs="Arial"/>
-                <w:color w:val="5B9BD5" w:themeColor="accent1"/>
+                <w:color w:themeColor="accent1" w:val="5B9BD5"/>
                 <w:szCs w:val="22"/>
               </w:rPr>
             </w:pPr>
             <w:r>
               <w:rPr>
                 <w:rFonts w:eastAsia="Arial" w:cs="Arial"/>
-                <w:color w:val="5B9BD5" w:themeColor="accent1"/>
+                <w:color w:themeColor="accent1" w:val="5B9BD5"/>
                 <w:szCs w:val="22"/>
               </w:rPr>
               <w:t>0</w:t>
@@ -4073,20 +2597,21 @@
       </w:tr>
       <w:tr>
         <w:trPr>
-          <w:trHeight w:val="315"/>
+          <w:trHeight w:val="315" w:hRule="atLeast"/>
         </w:trPr>
         <w:tc>
           <w:tcPr>
             <w:tcW w:w="1019" w:type="dxa"/>
             <w:tcBorders>
               <w:top w:val="single" w:sz="6" w:space="0" w:color="000000"/>
-              <w:left w:val="single" w:sz="6" w:space="0" w:color="000000"/>
+              <w:start w:val="single" w:sz="6" w:space="0" w:color="000000"/>
               <w:bottom w:val="single" w:sz="6" w:space="0" w:color="000000"/>
-              <w:right w:val="single" w:sz="6" w:space="0" w:color="000000"/>
+              <w:end w:val="single" w:sz="6" w:space="0" w:color="000000"/>
             </w:tcBorders>
           </w:tcPr>
           <w:p>
             <w:pPr>
+              <w:pStyle w:val="Normal"/>
               <w:spacing w:before="60" w:after="60"/>
               <w:jc w:val="center"/>
               <w:rPr>
@@ -4108,13 +2633,14 @@
             <w:tcW w:w="1019" w:type="dxa"/>
             <w:tcBorders>
               <w:top w:val="single" w:sz="6" w:space="0" w:color="000000"/>
-              <w:left w:val="single" w:sz="6" w:space="0" w:color="000000"/>
+              <w:start w:val="single" w:sz="6" w:space="0" w:color="000000"/>
               <w:bottom w:val="single" w:sz="6" w:space="0" w:color="000000"/>
-              <w:right w:val="single" w:sz="6" w:space="0" w:color="000000"/>
+              <w:end w:val="single" w:sz="6" w:space="0" w:color="000000"/>
             </w:tcBorders>
           </w:tcPr>
           <w:p>
             <w:pPr>
+              <w:pStyle w:val="Normal"/>
               <w:spacing w:before="60" w:after="60"/>
               <w:jc w:val="center"/>
               <w:rPr>
@@ -4136,13 +2662,14 @@
             <w:tcW w:w="1022" w:type="dxa"/>
             <w:tcBorders>
               <w:top w:val="single" w:sz="6" w:space="0" w:color="000000"/>
-              <w:left w:val="single" w:sz="6" w:space="0" w:color="000000"/>
+              <w:start w:val="single" w:sz="6" w:space="0" w:color="000000"/>
               <w:bottom w:val="single" w:sz="6" w:space="0" w:color="000000"/>
-              <w:right w:val="single" w:sz="6" w:space="0" w:color="000000"/>
+              <w:end w:val="single" w:sz="6" w:space="0" w:color="000000"/>
             </w:tcBorders>
           </w:tcPr>
           <w:p>
             <w:pPr>
+              <w:pStyle w:val="Normal"/>
               <w:spacing w:before="60" w:after="60"/>
               <w:jc w:val="center"/>
               <w:rPr>
@@ -4164,36 +2691,29 @@
             <w:tcW w:w="2355" w:type="dxa"/>
             <w:tcBorders>
               <w:top w:val="single" w:sz="6" w:space="0" w:color="000000"/>
-              <w:left w:val="single" w:sz="6" w:space="0" w:color="000000"/>
+              <w:start w:val="single" w:sz="6" w:space="0" w:color="000000"/>
               <w:bottom w:val="single" w:sz="6" w:space="0" w:color="000000"/>
-              <w:right w:val="single" w:sz="6" w:space="0" w:color="000000"/>
+              <w:end w:val="single" w:sz="6" w:space="0" w:color="000000"/>
             </w:tcBorders>
           </w:tcPr>
           <w:p>
             <w:pPr>
+              <w:pStyle w:val="Normal"/>
               <w:spacing w:before="60" w:after="60"/>
               <w:jc w:val="center"/>
               <w:rPr>
                 <w:rFonts w:eastAsia="Arial" w:cs="Arial"/>
-                <w:color w:val="5B9BD5" w:themeColor="accent1"/>
+                <w:color w:themeColor="accent1" w:val="5B9BD5"/>
                 <w:szCs w:val="22"/>
               </w:rPr>
             </w:pPr>
             <w:r>
               <w:rPr>
                 <w:rFonts w:eastAsia="Arial" w:cs="Arial"/>
-                <w:color w:val="5B9BD5" w:themeColor="accent1"/>
-                <w:szCs w:val="22"/>
-              </w:rPr>
-              <w:t>1</w:t>
-            </w:r>
-            <w:r>
-              <w:rPr>
-                <w:rFonts w:eastAsia="Arial" w:cs="Arial"/>
-                <w:color w:val="5B9BD5" w:themeColor="accent1"/>
-                <w:szCs w:val="22"/>
-              </w:rPr>
-              <w:t xml:space="preserve"> </w:t>
+                <w:color w:themeColor="accent1" w:val="5B9BD5"/>
+                <w:szCs w:val="22"/>
+              </w:rPr>
+              <w:t xml:space="preserve">1 </w:t>
             </w:r>
           </w:p>
         </w:tc>
@@ -4202,25 +2722,26 @@
             <w:tcW w:w="2400" w:type="dxa"/>
             <w:tcBorders>
               <w:top w:val="single" w:sz="6" w:space="0" w:color="000000"/>
-              <w:left w:val="single" w:sz="6" w:space="0" w:color="000000"/>
+              <w:start w:val="single" w:sz="6" w:space="0" w:color="000000"/>
               <w:bottom w:val="single" w:sz="6" w:space="0" w:color="000000"/>
-              <w:right w:val="single" w:sz="6" w:space="0" w:color="000000"/>
+              <w:end w:val="single" w:sz="6" w:space="0" w:color="000000"/>
             </w:tcBorders>
           </w:tcPr>
           <w:p>
             <w:pPr>
+              <w:pStyle w:val="Normal"/>
               <w:spacing w:before="60" w:after="60"/>
               <w:jc w:val="center"/>
               <w:rPr>
                 <w:rFonts w:eastAsia="Arial" w:cs="Arial"/>
-                <w:color w:val="5B9BD5" w:themeColor="accent1"/>
+                <w:color w:themeColor="accent1" w:val="5B9BD5"/>
                 <w:szCs w:val="22"/>
               </w:rPr>
             </w:pPr>
             <w:r>
               <w:rPr>
                 <w:rFonts w:eastAsia="Arial" w:cs="Arial"/>
-                <w:color w:val="5B9BD5" w:themeColor="accent1"/>
+                <w:color w:themeColor="accent1" w:val="5B9BD5"/>
                 <w:szCs w:val="22"/>
               </w:rPr>
               <w:t>1</w:t>
@@ -4230,20 +2751,21 @@
       </w:tr>
       <w:tr>
         <w:trPr>
-          <w:trHeight w:val="315"/>
+          <w:trHeight w:val="315" w:hRule="atLeast"/>
         </w:trPr>
         <w:tc>
           <w:tcPr>
             <w:tcW w:w="1019" w:type="dxa"/>
             <w:tcBorders>
               <w:top w:val="single" w:sz="6" w:space="0" w:color="000000"/>
-              <w:left w:val="single" w:sz="6" w:space="0" w:color="000000"/>
+              <w:start w:val="single" w:sz="6" w:space="0" w:color="000000"/>
               <w:bottom w:val="single" w:sz="6" w:space="0" w:color="000000"/>
-              <w:right w:val="single" w:sz="6" w:space="0" w:color="000000"/>
+              <w:end w:val="single" w:sz="6" w:space="0" w:color="000000"/>
             </w:tcBorders>
           </w:tcPr>
           <w:p>
             <w:pPr>
+              <w:pStyle w:val="Normal"/>
               <w:spacing w:before="60" w:after="60"/>
               <w:jc w:val="center"/>
               <w:rPr>
@@ -4265,13 +2787,14 @@
             <w:tcW w:w="1019" w:type="dxa"/>
             <w:tcBorders>
               <w:top w:val="single" w:sz="6" w:space="0" w:color="000000"/>
-              <w:left w:val="single" w:sz="6" w:space="0" w:color="000000"/>
+              <w:start w:val="single" w:sz="6" w:space="0" w:color="000000"/>
               <w:bottom w:val="single" w:sz="6" w:space="0" w:color="000000"/>
-              <w:right w:val="single" w:sz="6" w:space="0" w:color="000000"/>
+              <w:end w:val="single" w:sz="6" w:space="0" w:color="000000"/>
             </w:tcBorders>
           </w:tcPr>
           <w:p>
             <w:pPr>
+              <w:pStyle w:val="Normal"/>
               <w:spacing w:before="60" w:after="60"/>
               <w:jc w:val="center"/>
               <w:rPr>
@@ -4293,13 +2816,14 @@
             <w:tcW w:w="1022" w:type="dxa"/>
             <w:tcBorders>
               <w:top w:val="single" w:sz="6" w:space="0" w:color="000000"/>
-              <w:left w:val="single" w:sz="6" w:space="0" w:color="000000"/>
+              <w:start w:val="single" w:sz="6" w:space="0" w:color="000000"/>
               <w:bottom w:val="single" w:sz="6" w:space="0" w:color="000000"/>
-              <w:right w:val="single" w:sz="6" w:space="0" w:color="000000"/>
+              <w:end w:val="single" w:sz="6" w:space="0" w:color="000000"/>
             </w:tcBorders>
           </w:tcPr>
           <w:p>
             <w:pPr>
+              <w:pStyle w:val="Normal"/>
               <w:spacing w:before="60" w:after="60"/>
               <w:jc w:val="center"/>
               <w:rPr>
@@ -4321,36 +2845,29 @@
             <w:tcW w:w="2355" w:type="dxa"/>
             <w:tcBorders>
               <w:top w:val="single" w:sz="6" w:space="0" w:color="000000"/>
-              <w:left w:val="single" w:sz="6" w:space="0" w:color="000000"/>
+              <w:start w:val="single" w:sz="6" w:space="0" w:color="000000"/>
               <w:bottom w:val="single" w:sz="6" w:space="0" w:color="000000"/>
-              <w:right w:val="single" w:sz="6" w:space="0" w:color="000000"/>
+              <w:end w:val="single" w:sz="6" w:space="0" w:color="000000"/>
             </w:tcBorders>
           </w:tcPr>
           <w:p>
             <w:pPr>
+              <w:pStyle w:val="Normal"/>
               <w:spacing w:before="60" w:after="60"/>
               <w:jc w:val="center"/>
               <w:rPr>
                 <w:rFonts w:eastAsia="Arial" w:cs="Arial"/>
-                <w:color w:val="5B9BD5" w:themeColor="accent1"/>
+                <w:color w:themeColor="accent1" w:val="5B9BD5"/>
                 <w:szCs w:val="22"/>
               </w:rPr>
             </w:pPr>
             <w:r>
               <w:rPr>
                 <w:rFonts w:eastAsia="Arial" w:cs="Arial"/>
-                <w:color w:val="5B9BD5" w:themeColor="accent1"/>
-                <w:szCs w:val="22"/>
-              </w:rPr>
-              <w:t>0</w:t>
-            </w:r>
-            <w:r>
-              <w:rPr>
-                <w:rFonts w:eastAsia="Arial" w:cs="Arial"/>
-                <w:color w:val="5B9BD5" w:themeColor="accent1"/>
-                <w:szCs w:val="22"/>
-              </w:rPr>
-              <w:t xml:space="preserve"> </w:t>
+                <w:color w:themeColor="accent1" w:val="5B9BD5"/>
+                <w:szCs w:val="22"/>
+              </w:rPr>
+              <w:t xml:space="preserve">0 </w:t>
             </w:r>
           </w:p>
         </w:tc>
@@ -4359,25 +2876,26 @@
             <w:tcW w:w="2400" w:type="dxa"/>
             <w:tcBorders>
               <w:top w:val="single" w:sz="6" w:space="0" w:color="000000"/>
-              <w:left w:val="single" w:sz="6" w:space="0" w:color="000000"/>
+              <w:start w:val="single" w:sz="6" w:space="0" w:color="000000"/>
               <w:bottom w:val="single" w:sz="6" w:space="0" w:color="000000"/>
-              <w:right w:val="single" w:sz="6" w:space="0" w:color="000000"/>
+              <w:end w:val="single" w:sz="6" w:space="0" w:color="000000"/>
             </w:tcBorders>
           </w:tcPr>
           <w:p>
             <w:pPr>
+              <w:pStyle w:val="Normal"/>
               <w:spacing w:before="60" w:after="60"/>
               <w:jc w:val="center"/>
               <w:rPr>
                 <w:rFonts w:eastAsia="Arial" w:cs="Arial"/>
-                <w:color w:val="5B9BD5" w:themeColor="accent1"/>
+                <w:color w:themeColor="accent1" w:val="5B9BD5"/>
                 <w:szCs w:val="22"/>
               </w:rPr>
             </w:pPr>
             <w:r>
               <w:rPr>
                 <w:rFonts w:eastAsia="Arial" w:cs="Arial"/>
-                <w:color w:val="5B9BD5" w:themeColor="accent1"/>
+                <w:color w:themeColor="accent1" w:val="5B9BD5"/>
                 <w:szCs w:val="22"/>
               </w:rPr>
               <w:t>0</w:t>
@@ -4387,20 +2905,21 @@
       </w:tr>
       <w:tr>
         <w:trPr>
-          <w:trHeight w:val="315"/>
+          <w:trHeight w:val="315" w:hRule="atLeast"/>
         </w:trPr>
         <w:tc>
           <w:tcPr>
             <w:tcW w:w="1019" w:type="dxa"/>
             <w:tcBorders>
               <w:top w:val="single" w:sz="6" w:space="0" w:color="000000"/>
-              <w:left w:val="single" w:sz="6" w:space="0" w:color="000000"/>
+              <w:start w:val="single" w:sz="6" w:space="0" w:color="000000"/>
               <w:bottom w:val="single" w:sz="6" w:space="0" w:color="000000"/>
-              <w:right w:val="single" w:sz="6" w:space="0" w:color="000000"/>
+              <w:end w:val="single" w:sz="6" w:space="0" w:color="000000"/>
             </w:tcBorders>
           </w:tcPr>
           <w:p>
             <w:pPr>
+              <w:pStyle w:val="Normal"/>
               <w:spacing w:before="60" w:after="60"/>
               <w:jc w:val="center"/>
               <w:rPr>
@@ -4422,13 +2941,14 @@
             <w:tcW w:w="1019" w:type="dxa"/>
             <w:tcBorders>
               <w:top w:val="single" w:sz="6" w:space="0" w:color="000000"/>
-              <w:left w:val="single" w:sz="6" w:space="0" w:color="000000"/>
+              <w:start w:val="single" w:sz="6" w:space="0" w:color="000000"/>
               <w:bottom w:val="single" w:sz="6" w:space="0" w:color="000000"/>
-              <w:right w:val="single" w:sz="6" w:space="0" w:color="000000"/>
+              <w:end w:val="single" w:sz="6" w:space="0" w:color="000000"/>
             </w:tcBorders>
           </w:tcPr>
           <w:p>
             <w:pPr>
+              <w:pStyle w:val="Normal"/>
               <w:spacing w:before="60" w:after="60"/>
               <w:jc w:val="center"/>
               <w:rPr>
@@ -4450,13 +2970,14 @@
             <w:tcW w:w="1022" w:type="dxa"/>
             <w:tcBorders>
               <w:top w:val="single" w:sz="6" w:space="0" w:color="000000"/>
-              <w:left w:val="single" w:sz="6" w:space="0" w:color="000000"/>
+              <w:start w:val="single" w:sz="6" w:space="0" w:color="000000"/>
               <w:bottom w:val="single" w:sz="6" w:space="0" w:color="000000"/>
-              <w:right w:val="single" w:sz="6" w:space="0" w:color="000000"/>
+              <w:end w:val="single" w:sz="6" w:space="0" w:color="000000"/>
             </w:tcBorders>
           </w:tcPr>
           <w:p>
             <w:pPr>
+              <w:pStyle w:val="Normal"/>
               <w:spacing w:before="60" w:after="60"/>
               <w:jc w:val="center"/>
               <w:rPr>
@@ -4478,25 +2999,26 @@
             <w:tcW w:w="2355" w:type="dxa"/>
             <w:tcBorders>
               <w:top w:val="single" w:sz="6" w:space="0" w:color="000000"/>
-              <w:left w:val="single" w:sz="6" w:space="0" w:color="000000"/>
+              <w:start w:val="single" w:sz="6" w:space="0" w:color="000000"/>
               <w:bottom w:val="single" w:sz="6" w:space="0" w:color="000000"/>
-              <w:right w:val="single" w:sz="6" w:space="0" w:color="000000"/>
+              <w:end w:val="single" w:sz="6" w:space="0" w:color="000000"/>
             </w:tcBorders>
           </w:tcPr>
           <w:p>
             <w:pPr>
+              <w:pStyle w:val="Normal"/>
               <w:spacing w:before="60" w:after="60"/>
               <w:jc w:val="center"/>
               <w:rPr>
                 <w:rFonts w:eastAsia="Arial" w:cs="Arial"/>
-                <w:color w:val="5B9BD5" w:themeColor="accent1"/>
+                <w:color w:themeColor="accent1" w:val="5B9BD5"/>
                 <w:szCs w:val="22"/>
               </w:rPr>
             </w:pPr>
             <w:r>
               <w:rPr>
                 <w:rFonts w:eastAsia="Arial" w:cs="Arial"/>
-                <w:color w:val="5B9BD5" w:themeColor="accent1"/>
+                <w:color w:themeColor="accent1" w:val="5B9BD5"/>
                 <w:szCs w:val="22"/>
               </w:rPr>
               <w:t>0</w:t>
@@ -4508,25 +3030,26 @@
             <w:tcW w:w="2400" w:type="dxa"/>
             <w:tcBorders>
               <w:top w:val="single" w:sz="6" w:space="0" w:color="000000"/>
-              <w:left w:val="single" w:sz="6" w:space="0" w:color="000000"/>
+              <w:start w:val="single" w:sz="6" w:space="0" w:color="000000"/>
               <w:bottom w:val="single" w:sz="6" w:space="0" w:color="000000"/>
-              <w:right w:val="single" w:sz="6" w:space="0" w:color="000000"/>
+              <w:end w:val="single" w:sz="6" w:space="0" w:color="000000"/>
             </w:tcBorders>
           </w:tcPr>
           <w:p>
             <w:pPr>
+              <w:pStyle w:val="Normal"/>
               <w:spacing w:before="60" w:after="60"/>
               <w:jc w:val="center"/>
               <w:rPr>
                 <w:rFonts w:eastAsia="Arial" w:cs="Arial"/>
-                <w:color w:val="5B9BD5" w:themeColor="accent1"/>
+                <w:color w:themeColor="accent1" w:val="5B9BD5"/>
                 <w:szCs w:val="22"/>
               </w:rPr>
             </w:pPr>
             <w:r>
               <w:rPr>
                 <w:rFonts w:eastAsia="Arial" w:cs="Arial"/>
-                <w:color w:val="5B9BD5" w:themeColor="accent1"/>
+                <w:color w:themeColor="accent1" w:val="5B9BD5"/>
                 <w:szCs w:val="22"/>
               </w:rPr>
               <w:t>0</w:t>
@@ -4536,20 +3059,21 @@
       </w:tr>
       <w:tr>
         <w:trPr>
-          <w:trHeight w:val="315"/>
+          <w:trHeight w:val="315" w:hRule="atLeast"/>
         </w:trPr>
         <w:tc>
           <w:tcPr>
             <w:tcW w:w="1019" w:type="dxa"/>
             <w:tcBorders>
               <w:top w:val="single" w:sz="6" w:space="0" w:color="000000"/>
-              <w:left w:val="single" w:sz="6" w:space="0" w:color="000000"/>
+              <w:start w:val="single" w:sz="6" w:space="0" w:color="000000"/>
               <w:bottom w:val="single" w:sz="6" w:space="0" w:color="000000"/>
-              <w:right w:val="single" w:sz="6" w:space="0" w:color="000000"/>
+              <w:end w:val="single" w:sz="6" w:space="0" w:color="000000"/>
             </w:tcBorders>
           </w:tcPr>
           <w:p>
             <w:pPr>
+              <w:pStyle w:val="Normal"/>
               <w:spacing w:before="60" w:after="60"/>
               <w:jc w:val="center"/>
               <w:rPr>
@@ -4571,13 +3095,14 @@
             <w:tcW w:w="1019" w:type="dxa"/>
             <w:tcBorders>
               <w:top w:val="single" w:sz="6" w:space="0" w:color="000000"/>
-              <w:left w:val="single" w:sz="6" w:space="0" w:color="000000"/>
+              <w:start w:val="single" w:sz="6" w:space="0" w:color="000000"/>
               <w:bottom w:val="single" w:sz="6" w:space="0" w:color="000000"/>
-              <w:right w:val="single" w:sz="6" w:space="0" w:color="000000"/>
+              <w:end w:val="single" w:sz="6" w:space="0" w:color="000000"/>
             </w:tcBorders>
           </w:tcPr>
           <w:p>
             <w:pPr>
+              <w:pStyle w:val="Normal"/>
               <w:spacing w:before="60" w:after="60"/>
               <w:jc w:val="center"/>
               <w:rPr>
@@ -4599,13 +3124,14 @@
             <w:tcW w:w="1022" w:type="dxa"/>
             <w:tcBorders>
               <w:top w:val="single" w:sz="6" w:space="0" w:color="000000"/>
-              <w:left w:val="single" w:sz="6" w:space="0" w:color="000000"/>
+              <w:start w:val="single" w:sz="6" w:space="0" w:color="000000"/>
               <w:bottom w:val="single" w:sz="6" w:space="0" w:color="000000"/>
-              <w:right w:val="single" w:sz="6" w:space="0" w:color="000000"/>
+              <w:end w:val="single" w:sz="6" w:space="0" w:color="000000"/>
             </w:tcBorders>
           </w:tcPr>
           <w:p>
             <w:pPr>
+              <w:pStyle w:val="Normal"/>
               <w:spacing w:before="60" w:after="60"/>
               <w:jc w:val="center"/>
               <w:rPr>
@@ -4627,25 +3153,26 @@
             <w:tcW w:w="2355" w:type="dxa"/>
             <w:tcBorders>
               <w:top w:val="single" w:sz="6" w:space="0" w:color="000000"/>
-              <w:left w:val="single" w:sz="6" w:space="0" w:color="000000"/>
+              <w:start w:val="single" w:sz="6" w:space="0" w:color="000000"/>
               <w:bottom w:val="single" w:sz="6" w:space="0" w:color="000000"/>
-              <w:right w:val="single" w:sz="6" w:space="0" w:color="000000"/>
+              <w:end w:val="single" w:sz="6" w:space="0" w:color="000000"/>
             </w:tcBorders>
           </w:tcPr>
           <w:p>
             <w:pPr>
+              <w:pStyle w:val="Normal"/>
               <w:spacing w:before="60" w:after="60"/>
               <w:jc w:val="center"/>
               <w:rPr>
                 <w:rFonts w:eastAsia="Arial" w:cs="Arial"/>
-                <w:color w:val="5B9BD5" w:themeColor="accent1"/>
+                <w:color w:themeColor="accent1" w:val="5B9BD5"/>
                 <w:szCs w:val="22"/>
               </w:rPr>
             </w:pPr>
             <w:r>
               <w:rPr>
                 <w:rFonts w:eastAsia="Arial" w:cs="Arial"/>
-                <w:color w:val="5B9BD5" w:themeColor="accent1"/>
+                <w:color w:themeColor="accent1" w:val="5B9BD5"/>
                 <w:szCs w:val="22"/>
               </w:rPr>
               <w:t>1</w:t>
@@ -4657,25 +3184,26 @@
             <w:tcW w:w="2400" w:type="dxa"/>
             <w:tcBorders>
               <w:top w:val="single" w:sz="6" w:space="0" w:color="000000"/>
-              <w:left w:val="single" w:sz="6" w:space="0" w:color="000000"/>
+              <w:start w:val="single" w:sz="6" w:space="0" w:color="000000"/>
               <w:bottom w:val="single" w:sz="6" w:space="0" w:color="000000"/>
-              <w:right w:val="single" w:sz="6" w:space="0" w:color="000000"/>
+              <w:end w:val="single" w:sz="6" w:space="0" w:color="000000"/>
             </w:tcBorders>
           </w:tcPr>
           <w:p>
             <w:pPr>
+              <w:pStyle w:val="Normal"/>
               <w:spacing w:before="60" w:after="60"/>
               <w:jc w:val="center"/>
               <w:rPr>
                 <w:rFonts w:eastAsia="Arial" w:cs="Arial"/>
-                <w:color w:val="5B9BD5" w:themeColor="accent1"/>
+                <w:color w:themeColor="accent1" w:val="5B9BD5"/>
                 <w:szCs w:val="22"/>
               </w:rPr>
             </w:pPr>
             <w:r>
               <w:rPr>
                 <w:rFonts w:eastAsia="Arial" w:cs="Arial"/>
-                <w:color w:val="5B9BD5" w:themeColor="accent1"/>
+                <w:color w:themeColor="accent1" w:val="5B9BD5"/>
                 <w:szCs w:val="22"/>
               </w:rPr>
               <w:t>1</w:t>
@@ -4685,20 +3213,21 @@
       </w:tr>
       <w:tr>
         <w:trPr>
-          <w:trHeight w:val="315"/>
+          <w:trHeight w:val="315" w:hRule="atLeast"/>
         </w:trPr>
         <w:tc>
           <w:tcPr>
             <w:tcW w:w="1019" w:type="dxa"/>
             <w:tcBorders>
               <w:top w:val="single" w:sz="6" w:space="0" w:color="000000"/>
-              <w:left w:val="single" w:sz="6" w:space="0" w:color="000000"/>
+              <w:start w:val="single" w:sz="6" w:space="0" w:color="000000"/>
               <w:bottom w:val="single" w:sz="6" w:space="0" w:color="000000"/>
-              <w:right w:val="single" w:sz="6" w:space="0" w:color="000000"/>
+              <w:end w:val="single" w:sz="6" w:space="0" w:color="000000"/>
             </w:tcBorders>
           </w:tcPr>
           <w:p>
             <w:pPr>
+              <w:pStyle w:val="Normal"/>
               <w:spacing w:before="60" w:after="60"/>
               <w:jc w:val="center"/>
               <w:rPr>
@@ -4720,13 +3249,14 @@
             <w:tcW w:w="1019" w:type="dxa"/>
             <w:tcBorders>
               <w:top w:val="single" w:sz="6" w:space="0" w:color="000000"/>
-              <w:left w:val="single" w:sz="6" w:space="0" w:color="000000"/>
+              <w:start w:val="single" w:sz="6" w:space="0" w:color="000000"/>
               <w:bottom w:val="single" w:sz="6" w:space="0" w:color="000000"/>
-              <w:right w:val="single" w:sz="6" w:space="0" w:color="000000"/>
+              <w:end w:val="single" w:sz="6" w:space="0" w:color="000000"/>
             </w:tcBorders>
           </w:tcPr>
           <w:p>
             <w:pPr>
+              <w:pStyle w:val="Normal"/>
               <w:spacing w:before="60" w:after="60"/>
               <w:jc w:val="center"/>
               <w:rPr>
@@ -4748,13 +3278,14 @@
             <w:tcW w:w="1022" w:type="dxa"/>
             <w:tcBorders>
               <w:top w:val="single" w:sz="6" w:space="0" w:color="000000"/>
-              <w:left w:val="single" w:sz="6" w:space="0" w:color="000000"/>
+              <w:start w:val="single" w:sz="6" w:space="0" w:color="000000"/>
               <w:bottom w:val="single" w:sz="6" w:space="0" w:color="000000"/>
-              <w:right w:val="single" w:sz="6" w:space="0" w:color="000000"/>
+              <w:end w:val="single" w:sz="6" w:space="0" w:color="000000"/>
             </w:tcBorders>
           </w:tcPr>
           <w:p>
             <w:pPr>
+              <w:pStyle w:val="Normal"/>
               <w:spacing w:before="60" w:after="60"/>
               <w:jc w:val="center"/>
               <w:rPr>
@@ -4776,25 +3307,26 @@
             <w:tcW w:w="2355" w:type="dxa"/>
             <w:tcBorders>
               <w:top w:val="single" w:sz="6" w:space="0" w:color="000000"/>
-              <w:left w:val="single" w:sz="6" w:space="0" w:color="000000"/>
+              <w:start w:val="single" w:sz="6" w:space="0" w:color="000000"/>
               <w:bottom w:val="single" w:sz="6" w:space="0" w:color="000000"/>
-              <w:right w:val="single" w:sz="6" w:space="0" w:color="000000"/>
+              <w:end w:val="single" w:sz="6" w:space="0" w:color="000000"/>
             </w:tcBorders>
           </w:tcPr>
           <w:p>
             <w:pPr>
+              <w:pStyle w:val="Normal"/>
               <w:spacing w:before="60" w:after="60"/>
               <w:jc w:val="center"/>
               <w:rPr>
                 <w:rFonts w:eastAsia="Arial" w:cs="Arial"/>
-                <w:color w:val="5B9BD5" w:themeColor="accent1"/>
+                <w:color w:themeColor="accent1" w:val="5B9BD5"/>
                 <w:szCs w:val="22"/>
               </w:rPr>
             </w:pPr>
             <w:r>
               <w:rPr>
                 <w:rFonts w:eastAsia="Arial" w:cs="Arial"/>
-                <w:color w:val="5B9BD5" w:themeColor="accent1"/>
+                <w:color w:themeColor="accent1" w:val="5B9BD5"/>
                 <w:szCs w:val="22"/>
               </w:rPr>
               <w:t>1</w:t>
@@ -4806,25 +3338,26 @@
             <w:tcW w:w="2400" w:type="dxa"/>
             <w:tcBorders>
               <w:top w:val="single" w:sz="6" w:space="0" w:color="000000"/>
-              <w:left w:val="single" w:sz="6" w:space="0" w:color="000000"/>
+              <w:start w:val="single" w:sz="6" w:space="0" w:color="000000"/>
               <w:bottom w:val="single" w:sz="6" w:space="0" w:color="000000"/>
-              <w:right w:val="single" w:sz="6" w:space="0" w:color="000000"/>
+              <w:end w:val="single" w:sz="6" w:space="0" w:color="000000"/>
             </w:tcBorders>
           </w:tcPr>
           <w:p>
             <w:pPr>
+              <w:pStyle w:val="Normal"/>
               <w:spacing w:before="60" w:after="60"/>
               <w:jc w:val="center"/>
               <w:rPr>
                 <w:rFonts w:eastAsia="Arial" w:cs="Arial"/>
-                <w:color w:val="5B9BD5" w:themeColor="accent1"/>
+                <w:color w:themeColor="accent1" w:val="5B9BD5"/>
                 <w:szCs w:val="22"/>
               </w:rPr>
             </w:pPr>
             <w:r>
               <w:rPr>
                 <w:rFonts w:eastAsia="Arial" w:cs="Arial"/>
-                <w:color w:val="5B9BD5" w:themeColor="accent1"/>
+                <w:color w:themeColor="accent1" w:val="5B9BD5"/>
                 <w:szCs w:val="22"/>
               </w:rPr>
               <w:t>1</w:t>
@@ -4835,8 +3368,13 @@
     </w:tbl>
     <w:p>
       <w:pPr>
-        <w:spacing w:after="120"/>
-      </w:pPr>
+        <w:pStyle w:val="Normal"/>
+        <w:spacing w:before="0" w:after="120"/>
+        <w:rPr/>
+      </w:pPr>
+      <w:r>
+        <w:rPr/>
+      </w:r>
     </w:p>
     <w:p>
       <w:pPr>
@@ -4845,16 +3383,19 @@
           <w:ilvl w:val="0"/>
           <w:numId w:val="2"/>
         </w:numPr>
-        <w:spacing w:after="120"/>
-      </w:pPr>
-      <w:r>
+        <w:spacing w:before="0" w:after="120"/>
+        <w:rPr/>
+      </w:pPr>
+      <w:r>
+        <w:rPr/>
         <w:t>You finish the simulation and you see that IN0 is red.  What is the likely reason for this?</w:t>
       </w:r>
     </w:p>
     <w:p>
       <w:pPr>
         <w:pStyle w:val="ListParagraph"/>
-        <w:spacing w:after="120"/>
+        <w:spacing w:before="0" w:after="120"/>
+        <w:rPr/>
       </w:pPr>
       <w:sdt>
         <w:sdtPr>
@@ -4863,14 +3404,18 @@
             <w:docPart w:val="B9EA243DF56741E2853393E83CC8A01D"/>
           </w:placeholder>
         </w:sdtPr>
-        <w:sdtEndPr/>
         <w:sdtContent>
           <w:r>
+            <w:rPr/>
+          </w:r>
+          <w:r>
+            <w:rPr/>
             <w:t>Because I right clicked on the signal and changed it to red.</w:t>
           </w:r>
         </w:sdtContent>
       </w:sdt>
       <w:r>
+        <w:rPr/>
         <w:t xml:space="preserve"> </w:t>
       </w:r>
     </w:p>
@@ -4881,36 +3426,33 @@
           <w:ilvl w:val="0"/>
           <w:numId w:val="2"/>
         </w:numPr>
-        <w:spacing w:after="120"/>
-      </w:pPr>
-      <w:r>
+        <w:spacing w:before="0" w:after="120"/>
+        <w:rPr/>
+      </w:pPr>
+      <w:r>
+        <w:rPr/>
         <w:t>Paste a screenshot of your simulated results below.</w:t>
       </w:r>
     </w:p>
     <w:p>
       <w:pPr>
+        <w:pStyle w:val="Normal"/>
         <w:spacing w:before="120" w:after="120"/>
         <w:rPr>
           <w:rFonts w:cs="Arial"/>
           <w:b/>
-          <w:color w:val="2E74B5" w:themeColor="accent1" w:themeShade="BF"/>
+          <w:color w:themeColor="accent1" w:themeShade="bf" w:val="2E74B5"/>
           <w:sz w:val="28"/>
           <w:szCs w:val="28"/>
           <w:highlight w:val="lightGray"/>
         </w:rPr>
       </w:pPr>
       <w:r>
-        <w:rPr>
-          <w:rFonts w:cs="Arial"/>
-          <w:b/>
-          <w:color w:val="2E74B5" w:themeColor="accent1" w:themeShade="BF"/>
-          <w:sz w:val="28"/>
-          <w:szCs w:val="28"/>
-        </w:rPr>
+        <w:rPr/>
         <w:drawing>
-          <wp:inline distT="0" distB="0" distL="0" distR="0" wp14:anchorId="77FF0C1A" wp14:editId="54E918DE">
+          <wp:inline distT="0" distB="0" distL="0" distR="0">
             <wp:extent cx="6400800" cy="1191260"/>
-            <wp:effectExtent l="0" t="0" r="0" b="8890"/>
+            <wp:effectExtent l="0" t="0" r="0" b="0"/>
             <wp:docPr id="3" name="Picture 3"/>
             <wp:cNvGraphicFramePr>
               <a:graphicFrameLocks xmlns:a="http://schemas.openxmlformats.org/drawingml/2006/main" noChangeAspect="1"/>
@@ -4919,16 +3461,18 @@
               <a:graphicData uri="http://schemas.openxmlformats.org/drawingml/2006/picture">
                 <pic:pic xmlns:pic="http://schemas.openxmlformats.org/drawingml/2006/picture">
                   <pic:nvPicPr>
-                    <pic:cNvPr id="1" name=""/>
-                    <pic:cNvPicPr/>
+                    <pic:cNvPr id="3" name="Picture 3"/>
+                    <pic:cNvPicPr>
+                      <a:picLocks noChangeAspect="1" noChangeArrowheads="1"/>
+                    </pic:cNvPicPr>
                   </pic:nvPicPr>
                   <pic:blipFill>
-                    <a:blip r:embed="rId10"/>
+                    <a:blip r:embed="rId4"/>
                     <a:stretch>
                       <a:fillRect/>
                     </a:stretch>
                   </pic:blipFill>
-                  <pic:spPr>
+                  <pic:spPr bwMode="auto">
                     <a:xfrm>
                       <a:off x="0" y="0"/>
                       <a:ext cx="6400800" cy="1191260"/>
@@ -4936,6 +3480,7 @@
                     <a:prstGeom prst="rect">
                       <a:avLst/>
                     </a:prstGeom>
+                    <a:noFill/>
                   </pic:spPr>
                 </pic:pic>
               </a:graphicData>
@@ -4946,11 +3491,12 @@
     </w:p>
     <w:p>
       <w:pPr>
+        <w:pStyle w:val="Normal"/>
         <w:spacing w:before="120" w:after="120"/>
         <w:rPr>
           <w:rFonts w:cs="Arial"/>
           <w:b/>
-          <w:color w:val="2E74B5" w:themeColor="accent1" w:themeShade="BF"/>
+          <w:color w:themeColor="accent1" w:themeShade="bf" w:val="2E74B5"/>
           <w:sz w:val="28"/>
           <w:szCs w:val="28"/>
         </w:rPr>
@@ -4959,12 +3505,11 @@
         <w:rPr>
           <w:rFonts w:cs="Arial"/>
           <w:b/>
-          <w:color w:val="2E74B5" w:themeColor="accent1" w:themeShade="BF"/>
+          <w:color w:themeColor="accent1" w:themeShade="bf" w:val="2E74B5"/>
           <w:sz w:val="28"/>
           <w:szCs w:val="28"/>
           <w:highlight w:val="lightGray"/>
         </w:rPr>
-        <w:lastRenderedPageBreak/>
         <w:t>Post-Lab:</w:t>
       </w:r>
     </w:p>
@@ -4975,29 +3520,28 @@
           <w:ilvl w:val="0"/>
           <w:numId w:val="2"/>
         </w:numPr>
-        <w:spacing w:after="120"/>
+        <w:spacing w:before="0" w:after="120"/>
+        <w:rPr/>
       </w:pPr>
       <w:r>
         <w:rPr>
-          <w:rFonts w:eastAsiaTheme="majorEastAsia" w:cs="Arial"/>
+          <w:rFonts w:eastAsia="" w:cs="Arial" w:eastAsiaTheme="majorEastAsia"/>
           <w:szCs w:val="22"/>
         </w:rPr>
         <w:t xml:space="preserve">Thinking about the ECE331 lab process as described in the </w:t>
       </w:r>
-      <w:proofErr w:type="spellStart"/>
       <w:r>
         <w:rPr>
-          <w:rFonts w:eastAsiaTheme="majorEastAsia" w:cs="Arial"/>
+          <w:rFonts w:eastAsia="" w:cs="Arial" w:eastAsiaTheme="majorEastAsia"/>
           <w:b/>
           <w:i/>
           <w:szCs w:val="22"/>
         </w:rPr>
         <w:t>LabManual</w:t>
       </w:r>
-      <w:proofErr w:type="spellEnd"/>
       <w:r>
         <w:rPr>
-          <w:rFonts w:eastAsiaTheme="majorEastAsia" w:cs="Arial"/>
+          <w:rFonts w:eastAsia="" w:cs="Arial" w:eastAsiaTheme="majorEastAsia"/>
           <w:szCs w:val="22"/>
         </w:rPr>
         <w:t>, what aspect of each lab do you expect to take the most time? Why?</w:t>
@@ -5006,7 +3550,8 @@
     <w:p>
       <w:pPr>
         <w:pStyle w:val="ListParagraph"/>
-        <w:spacing w:after="120"/>
+        <w:spacing w:before="0" w:after="120"/>
+        <w:rPr/>
       </w:pPr>
       <w:sdt>
         <w:sdtPr>
@@ -5014,25 +3559,28 @@
           <w:placeholder>
             <w:docPart w:val="4F65E61642454E899C3F695BB2D0242B"/>
           </w:placeholder>
-          <w:showingPlcHdr/>
         </w:sdtPr>
-        <w:sdtEndPr/>
         <w:sdtContent>
           <w:r>
             <w:rPr>
               <w:rStyle w:val="PlaceholderText"/>
             </w:rPr>
-            <w:t xml:space="preserve">Click or tap here to enter </w:t>
           </w:r>
           <w:r>
             <w:rPr>
               <w:rStyle w:val="PlaceholderText"/>
             </w:rPr>
-            <w:t>text.</w:t>
+            <w:t>Filling in questions in the lab worksheet takes the most time, including pre-lab and post-lab work. This is because for this lab I had to go back and look through the manual and instructions to find the exact answer for some of the questions.</w:t>
+          </w:r>
+          <w:r>
+            <w:rPr>
+              <w:rStyle w:val="PlaceholderText"/>
+            </w:rPr>
           </w:r>
         </w:sdtContent>
       </w:sdt>
       <w:r>
+        <w:rPr/>
         <w:t xml:space="preserve"> </w:t>
       </w:r>
     </w:p>
@@ -5043,7 +3591,8 @@
           <w:ilvl w:val="0"/>
           <w:numId w:val="2"/>
         </w:numPr>
-        <w:spacing w:after="120"/>
+        <w:spacing w:before="0" w:after="120"/>
+        <w:rPr/>
       </w:pPr>
       <w:r>
         <w:rPr>
@@ -5056,7 +3605,8 @@
     <w:p>
       <w:pPr>
         <w:pStyle w:val="ListParagraph"/>
-        <w:spacing w:after="120"/>
+        <w:spacing w:before="0" w:after="120"/>
+        <w:rPr/>
       </w:pPr>
       <w:sdt>
         <w:sdtPr>
@@ -5064,29 +3614,39 @@
           <w:placeholder>
             <w:docPart w:val="668675C6329342D4A5AB9270239ABB70"/>
           </w:placeholder>
-          <w:showingPlcHdr/>
         </w:sdtPr>
-        <w:sdtEndPr/>
         <w:sdtContent>
           <w:r>
             <w:rPr>
               <w:rStyle w:val="PlaceholderText"/>
             </w:rPr>
-            <w:t>Click or tap here to enter text.</w:t>
+          </w:r>
+          <w:r>
+            <w:rPr>
+              <w:rStyle w:val="PlaceholderText"/>
+            </w:rPr>
+            <w:t>We deal with low voltage circuits, so an electrical safety risk would be overvolting a circuit and causing an MCU to fail. The best thing to do in that situation is to turn off the power supply and unplug any circuitry.</w:t>
+          </w:r>
+          <w:r>
+            <w:rPr>
+              <w:rStyle w:val="PlaceholderText"/>
+            </w:rPr>
           </w:r>
         </w:sdtContent>
       </w:sdt>
       <w:r>
+        <w:rPr/>
         <w:t xml:space="preserve"> </w:t>
       </w:r>
     </w:p>
     <w:p>
       <w:pPr>
+        <w:pStyle w:val="Normal"/>
         <w:numPr>
           <w:ilvl w:val="0"/>
           <w:numId w:val="2"/>
         </w:numPr>
-        <w:spacing w:after="120"/>
+        <w:spacing w:before="0" w:after="120"/>
         <w:jc w:val="both"/>
         <w:rPr>
           <w:rFonts w:cs="Arial"/>
@@ -5102,7 +3662,8 @@
     <w:p>
       <w:pPr>
         <w:pStyle w:val="ListParagraph"/>
-        <w:spacing w:after="120"/>
+        <w:spacing w:before="0" w:after="120"/>
+        <w:rPr/>
       </w:pPr>
       <w:r>
         <w:rPr>
@@ -5130,7 +3691,8 @@
     <w:p>
       <w:pPr>
         <w:pStyle w:val="ListParagraph"/>
-        <w:spacing w:after="120"/>
+        <w:spacing w:before="0" w:after="120"/>
+        <w:rPr/>
       </w:pPr>
       <w:sdt>
         <w:sdtPr>
@@ -5138,19 +3700,28 @@
           <w:placeholder>
             <w:docPart w:val="D8A498C7E73B4CE586D46A6262FA7B6F"/>
           </w:placeholder>
-          <w:showingPlcHdr/>
         </w:sdtPr>
-        <w:sdtEndPr/>
         <w:sdtContent>
           <w:r>
             <w:rPr>
               <w:rStyle w:val="PlaceholderText"/>
             </w:rPr>
-            <w:t>Click or tap here to enter text.</w:t>
+          </w:r>
+          <w:r>
+            <w:rPr>
+              <w:rStyle w:val="PlaceholderText"/>
+            </w:rPr>
+            <w:t>It allows us to describe digital logic closer to the hardware level than any programming language could. It allows us to design and simulate circuits before testing on real hardware and to debug easily with lower level hardware. Verilog is closer to C syntax and such allows us to focus on function rather than relearning another syntax like we would have to with VHDL.</w:t>
+          </w:r>
+          <w:r>
+            <w:rPr>
+              <w:rStyle w:val="PlaceholderText"/>
+            </w:rPr>
           </w:r>
         </w:sdtContent>
       </w:sdt>
       <w:r>
+        <w:rPr/>
         <w:t xml:space="preserve"> </w:t>
       </w:r>
     </w:p>
@@ -5161,57 +3732,23 @@
           <w:ilvl w:val="0"/>
           <w:numId w:val="2"/>
         </w:numPr>
-        <w:spacing w:after="120"/>
+        <w:spacing w:before="0" w:after="120"/>
+        <w:rPr/>
       </w:pPr>
       <w:r>
         <w:rPr>
           <w:rFonts w:eastAsia="Arial" w:cs="Arial"/>
-          <w:color w:val="000000" w:themeColor="text1"/>
+          <w:color w:themeColor="text1" w:val="000000"/>
           <w:szCs w:val="22"/>
         </w:rPr>
-        <w:t xml:space="preserve">Thinking back to Lab 1 overall, what aspect of working with Verilog or </w:t>
-      </w:r>
-      <w:proofErr w:type="spellStart"/>
-      <w:r>
-        <w:rPr>
-          <w:rFonts w:eastAsia="Arial" w:cs="Arial"/>
-          <w:color w:val="000000" w:themeColor="text1"/>
-          <w:szCs w:val="22"/>
-        </w:rPr>
-        <w:t>Vivado</w:t>
-      </w:r>
-      <w:proofErr w:type="spellEnd"/>
-      <w:r>
-        <w:rPr>
-          <w:rFonts w:eastAsia="Arial" w:cs="Arial"/>
-          <w:color w:val="000000" w:themeColor="text1"/>
-          <w:szCs w:val="22"/>
-        </w:rPr>
-        <w:t xml:space="preserve"> would you define as the most challenging? If </w:t>
-      </w:r>
-      <w:proofErr w:type="gramStart"/>
-      <w:r>
-        <w:rPr>
-          <w:rFonts w:eastAsia="Arial" w:cs="Arial"/>
-          <w:color w:val="000000" w:themeColor="text1"/>
-          <w:szCs w:val="22"/>
-        </w:rPr>
-        <w:t>possible</w:t>
-      </w:r>
-      <w:proofErr w:type="gramEnd"/>
-      <w:r>
-        <w:rPr>
-          <w:rFonts w:eastAsia="Arial" w:cs="Arial"/>
-          <w:color w:val="000000" w:themeColor="text1"/>
-          <w:szCs w:val="22"/>
-        </w:rPr>
-        <w:t xml:space="preserve"> describe why or what specific aspect were challenging.</w:t>
-      </w:r>
-    </w:p>
-    <w:p>
-      <w:pPr>
-        <w:pStyle w:val="ListParagraph"/>
-        <w:spacing w:after="120"/>
+        <w:t>Thinking back to Lab 1 overall, what aspect of working with Verilog or Vivado would you define as the most challenging? If possible describe why or what specific aspect were challenging.</w:t>
+      </w:r>
+    </w:p>
+    <w:p>
+      <w:pPr>
+        <w:pStyle w:val="ListParagraph"/>
+        <w:spacing w:before="0" w:after="120"/>
+        <w:rPr/>
       </w:pPr>
       <w:sdt>
         <w:sdtPr>
@@ -5219,19 +3756,28 @@
           <w:placeholder>
             <w:docPart w:val="18D176BA308B42DAA065B86FE614DC3D"/>
           </w:placeholder>
-          <w:showingPlcHdr/>
         </w:sdtPr>
-        <w:sdtEndPr/>
         <w:sdtContent>
           <w:r>
             <w:rPr>
               <w:rStyle w:val="PlaceholderText"/>
             </w:rPr>
-            <w:t>Click or tap here to enter text.</w:t>
+          </w:r>
+          <w:r>
+            <w:rPr>
+              <w:rStyle w:val="PlaceholderText"/>
+            </w:rPr>
+            <w:t>All of this lab was done in ECE230 in a similar manner, so no part of Vivado was unfamiliar or challenging. The most challenging was actually implementing the logic.</w:t>
+          </w:r>
+          <w:r>
+            <w:rPr>
+              <w:rStyle w:val="PlaceholderText"/>
+            </w:rPr>
           </w:r>
         </w:sdtContent>
       </w:sdt>
       <w:r>
+        <w:rPr/>
         <w:t xml:space="preserve"> </w:t>
       </w:r>
     </w:p>
@@ -5242,12 +3788,13 @@
           <w:ilvl w:val="0"/>
           <w:numId w:val="2"/>
         </w:numPr>
-        <w:spacing w:after="120"/>
+        <w:spacing w:before="0" w:after="120"/>
+        <w:rPr/>
       </w:pPr>
       <w:r>
         <w:rPr>
           <w:rFonts w:eastAsia="Arial" w:cs="Arial"/>
-          <w:color w:val="000000" w:themeColor="text1"/>
+          <w:color w:themeColor="text1" w:val="000000"/>
           <w:szCs w:val="22"/>
         </w:rPr>
         <w:t xml:space="preserve">(This one may be challenging with your limited knowledge of Verilog, but give it your best shot.) In a Verilog testbench, why do we declare inputs as </w:t>
@@ -5257,7 +3804,7 @@
           <w:rFonts w:eastAsia="Arial" w:cs="Arial"/>
           <w:i/>
           <w:iCs/>
-          <w:color w:val="000000" w:themeColor="text1"/>
+          <w:color w:themeColor="text1" w:val="000000"/>
           <w:szCs w:val="22"/>
         </w:rPr>
         <w:t>reg</w:t>
@@ -5265,7 +3812,7 @@
       <w:r>
         <w:rPr>
           <w:rFonts w:eastAsia="Arial" w:cs="Arial"/>
-          <w:color w:val="000000" w:themeColor="text1"/>
+          <w:color w:themeColor="text1" w:val="000000"/>
           <w:szCs w:val="22"/>
         </w:rPr>
         <w:t xml:space="preserve"> and outputs as </w:t>
@@ -5275,7 +3822,7 @@
           <w:rFonts w:eastAsia="Arial" w:cs="Arial"/>
           <w:i/>
           <w:iCs/>
-          <w:color w:val="000000" w:themeColor="text1"/>
+          <w:color w:themeColor="text1" w:val="000000"/>
           <w:szCs w:val="22"/>
         </w:rPr>
         <w:t>wire</w:t>
@@ -5283,7 +3830,7 @@
       <w:r>
         <w:rPr>
           <w:rFonts w:eastAsia="Arial" w:cs="Arial"/>
-          <w:color w:val="000000" w:themeColor="text1"/>
+          <w:color w:themeColor="text1" w:val="000000"/>
           <w:szCs w:val="22"/>
         </w:rPr>
         <w:t>?</w:t>
@@ -5292,7 +3839,8 @@
     <w:p>
       <w:pPr>
         <w:pStyle w:val="ListParagraph"/>
-        <w:spacing w:after="120"/>
+        <w:spacing w:before="0" w:after="120"/>
+        <w:rPr/>
       </w:pPr>
       <w:sdt>
         <w:sdtPr>
@@ -5300,19 +3848,28 @@
           <w:placeholder>
             <w:docPart w:val="24B166B40271446181263FE0AA3D9323"/>
           </w:placeholder>
-          <w:showingPlcHdr/>
         </w:sdtPr>
-        <w:sdtEndPr/>
         <w:sdtContent>
           <w:r>
             <w:rPr>
               <w:rStyle w:val="PlaceholderText"/>
             </w:rPr>
-            <w:t>Click or tap here to enter text.</w:t>
+          </w:r>
+          <w:r>
+            <w:rPr>
+              <w:rStyle w:val="PlaceholderText"/>
+            </w:rPr>
+            <w:t xml:space="preserve">We are reading values from outputs, so we do not want the testbench file to change the value. We then feed it into our instance because we want it to directly assign output to said wire. We change inputs in a procedural manner, so we need to declare them as registers to do so to then pipe into the instance. </w:t>
+          </w:r>
+          <w:r>
+            <w:rPr>
+              <w:rStyle w:val="PlaceholderText"/>
+            </w:rPr>
           </w:r>
         </w:sdtContent>
       </w:sdt>
       <w:r>
+        <w:rPr/>
         <w:t xml:space="preserve"> </w:t>
       </w:r>
     </w:p>
@@ -5323,12 +3880,13 @@
           <w:ilvl w:val="0"/>
           <w:numId w:val="2"/>
         </w:numPr>
-        <w:spacing w:after="120"/>
+        <w:spacing w:before="0" w:after="120"/>
+        <w:rPr/>
       </w:pPr>
       <w:r>
         <w:rPr>
           <w:rFonts w:eastAsia="Arial" w:cs="Arial"/>
-          <w:color w:val="000000" w:themeColor="text1"/>
+          <w:color w:themeColor="text1" w:val="000000"/>
           <w:szCs w:val="22"/>
         </w:rPr>
         <w:t xml:space="preserve">If you wanted to create a library of Verilog digital gate </w:t>
@@ -5338,7 +3896,7 @@
           <w:rFonts w:eastAsia="Arial" w:cs="Arial"/>
           <w:i/>
           <w:iCs/>
-          <w:color w:val="000000" w:themeColor="text1"/>
+          <w:color w:themeColor="text1" w:val="000000"/>
           <w:szCs w:val="22"/>
         </w:rPr>
         <w:t>primitive cells</w:t>
@@ -5346,7 +3904,7 @@
       <w:r>
         <w:rPr>
           <w:rFonts w:eastAsia="Arial" w:cs="Arial"/>
-          <w:color w:val="000000" w:themeColor="text1"/>
+          <w:color w:themeColor="text1" w:val="000000"/>
           <w:szCs w:val="22"/>
         </w:rPr>
         <w:t xml:space="preserve"> that would allow you to design a wide array of digital circuits all built on these primate gates, which logic gates (e.g., AND) would you include in your primitive cell library? Why? There is no single correct answer; just think it through and answer to the best of your ability/knowledge.</w:t>
@@ -5355,7 +3913,8 @@
     <w:p>
       <w:pPr>
         <w:pStyle w:val="ListParagraph"/>
-        <w:spacing w:after="120"/>
+        <w:spacing w:before="0" w:after="120"/>
+        <w:rPr/>
       </w:pPr>
       <w:sdt>
         <w:sdtPr>
@@ -5363,19 +3922,28 @@
           <w:placeholder>
             <w:docPart w:val="07CD5330A2ED4ECDBAB29317BDE33034"/>
           </w:placeholder>
-          <w:showingPlcHdr/>
         </w:sdtPr>
-        <w:sdtEndPr/>
         <w:sdtContent>
           <w:r>
             <w:rPr>
               <w:rStyle w:val="PlaceholderText"/>
             </w:rPr>
-            <w:t>Click or tap here to enter text.</w:t>
+          </w:r>
+          <w:r>
+            <w:rPr>
+              <w:rStyle w:val="PlaceholderText"/>
+            </w:rPr>
+            <w:t>NAND and NOR are the building blocks of all digital logic because they can construct any logic from just these two blocks. I would also include the other basic ones if I could like NOT, AND, OR, XOR, and XNOR.</w:t>
+          </w:r>
+          <w:r>
+            <w:rPr>
+              <w:rStyle w:val="PlaceholderText"/>
+            </w:rPr>
           </w:r>
         </w:sdtContent>
       </w:sdt>
       <w:r>
+        <w:rPr/>
         <w:t xml:space="preserve"> </w:t>
       </w:r>
     </w:p>
@@ -5386,29 +3954,23 @@
           <w:ilvl w:val="0"/>
           <w:numId w:val="2"/>
         </w:numPr>
-        <w:spacing w:after="120"/>
+        <w:spacing w:before="0" w:after="120"/>
+        <w:rPr/>
       </w:pPr>
       <w:r>
         <w:rPr>
           <w:rFonts w:eastAsia="Arial" w:cs="Arial"/>
-          <w:color w:val="000000" w:themeColor="text1"/>
+          <w:color w:themeColor="text1" w:val="000000"/>
           <w:szCs w:val="22"/>
         </w:rPr>
-        <w:t xml:space="preserve">In your own words, what is the role that a MUX plays in digital designs? Can you </w:t>
-      </w:r>
-      <w:r>
-        <w:rPr>
-          <w:rFonts w:eastAsia="Arial" w:cs="Arial"/>
-          <w:color w:val="000000" w:themeColor="text1"/>
-          <w:szCs w:val="22"/>
-        </w:rPr>
-        <w:t>think of a specific possible scenario where a MUX should be used? Even if you are not entirely sure, provide your best guess.</w:t>
-      </w:r>
-    </w:p>
-    <w:p>
-      <w:pPr>
-        <w:pStyle w:val="ListParagraph"/>
-        <w:spacing w:after="120"/>
+        <w:t>In your own words, what is the role that a MUX plays in digital designs? Can you think of a specific possible scenario where a MUX should be used? Even if you are not entirely sure, provide your best guess.</w:t>
+      </w:r>
+    </w:p>
+    <w:p>
+      <w:pPr>
+        <w:pStyle w:val="ListParagraph"/>
+        <w:spacing w:before="0" w:after="120"/>
+        <w:rPr/>
       </w:pPr>
       <w:sdt>
         <w:sdtPr>
@@ -5416,15 +3978,23 @@
           <w:placeholder>
             <w:docPart w:val="0695B380C1B24E74875C7D7DF2593205"/>
           </w:placeholder>
-          <w:showingPlcHdr/>
         </w:sdtPr>
-        <w:sdtEndPr/>
         <w:sdtContent>
           <w:r>
             <w:rPr>
               <w:rStyle w:val="PlaceholderText"/>
             </w:rPr>
-            <w:t>Click or tap here to enter text.</w:t>
+          </w:r>
+          <w:r>
+            <w:rPr>
+              <w:rStyle w:val="PlaceholderText"/>
+            </w:rPr>
+            <w:t>It is a digital selector switch, and has a wide variety of uses such like which register to use. Have A, B, C registers that can be selected using two bits in a 3:1 mux (4:1 really).</w:t>
+          </w:r>
+          <w:r>
+            <w:rPr>
+              <w:rStyle w:val="PlaceholderText"/>
+            </w:rPr>
           </w:r>
         </w:sdtContent>
       </w:sdt>
@@ -5436,12 +4006,13 @@
           <w:ilvl w:val="0"/>
           <w:numId w:val="2"/>
         </w:numPr>
-        <w:spacing w:after="120"/>
+        <w:spacing w:before="0" w:after="120"/>
+        <w:rPr/>
       </w:pPr>
       <w:r>
         <w:rPr>
           <w:rFonts w:eastAsia="Arial" w:cs="Arial"/>
-          <w:color w:val="000000" w:themeColor="text1"/>
+          <w:color w:themeColor="text1" w:val="000000"/>
           <w:szCs w:val="22"/>
         </w:rPr>
         <w:t>What could we have done to make this lab run more smoothly?</w:t>
@@ -5449,9 +4020,11 @@
     </w:p>
     <w:p>
       <w:pPr>
-        <w:spacing w:after="120"/>
-        <w:ind w:left="720"/>
+        <w:pStyle w:val="Normal"/>
+        <w:spacing w:before="0" w:after="120"/>
+        <w:ind w:start="720"/>
         <w:jc w:val="both"/>
+        <w:rPr/>
       </w:pPr>
       <w:sdt>
         <w:sdtPr>
@@ -5459,74 +4032,74 @@
           <w:placeholder>
             <w:docPart w:val="45707FE48D62459C99BA4266A170270D"/>
           </w:placeholder>
-          <w:showingPlcHdr/>
         </w:sdtPr>
-        <w:sdtEndPr/>
         <w:sdtContent>
           <w:r>
             <w:rPr>
               <w:rStyle w:val="PlaceholderText"/>
             </w:rPr>
-            <w:t>Click or tap here to enter text.</w:t>
+          </w:r>
+          <w:r>
+            <w:rPr>
+              <w:rStyle w:val="PlaceholderText"/>
+            </w:rPr>
+            <w:t>Nothing much really, it was good.</w:t>
+          </w:r>
+          <w:r>
+            <w:rPr>
+              <w:rStyle w:val="PlaceholderText"/>
+            </w:rPr>
           </w:r>
         </w:sdtContent>
       </w:sdt>
     </w:p>
     <w:p>
       <w:pPr>
-        <w:spacing w:after="120"/>
-        <w:ind w:left="720"/>
+        <w:pStyle w:val="Normal"/>
+        <w:spacing w:before="0" w:after="120"/>
+        <w:ind w:start="720"/>
         <w:jc w:val="both"/>
-      </w:pPr>
+        <w:rPr/>
+      </w:pPr>
+      <w:r>
+        <w:rPr/>
+      </w:r>
     </w:p>
     <w:sectPr>
-      <w:headerReference w:type="even" r:id="rId11"/>
-      <w:headerReference w:type="default" r:id="rId12"/>
-      <w:footerReference w:type="even" r:id="rId13"/>
-      <w:footerReference w:type="default" r:id="rId14"/>
-      <w:headerReference w:type="first" r:id="rId15"/>
-      <w:footerReference w:type="first" r:id="rId16"/>
+      <w:headerReference w:type="even" r:id="rId5"/>
+      <w:headerReference w:type="default" r:id="rId6"/>
+      <w:headerReference w:type="first" r:id="rId7"/>
+      <w:footerReference w:type="even" r:id="rId8"/>
+      <w:footerReference w:type="default" r:id="rId9"/>
+      <w:footerReference w:type="first" r:id="rId10"/>
+      <w:type w:val="nextPage"/>
       <w:pgSz w:w="12240" w:h="15840"/>
-      <w:pgMar w:top="1080" w:right="1080" w:bottom="1080" w:left="1080" w:header="720" w:footer="720" w:gutter="0"/>
-      <w:cols w:space="720"/>
-      <w:formProt w:val="0"/>
-      <w:docGrid w:linePitch="100"/>
+      <w:pgMar w:left="1080" w:right="1080" w:gutter="0" w:header="720" w:top="1080" w:footer="720" w:bottom="1080"/>
+      <w:pgNumType w:fmt="decimal"/>
+      <w:formProt w:val="false"/>
+      <w:textDirection w:val="lrTb"/>
+      <w:docGrid w:type="default" w:linePitch="100" w:charSpace="0"/>
     </w:sectPr>
   </w:body>
 </w:document>
 </file>
 
-<file path=word/endnotes.xml><?xml version="1.0" encoding="utf-8"?>
-<w:endnotes xmlns:wpc="http://schemas.microsoft.com/office/word/2010/wordprocessingCanvas" xmlns:cx="http://schemas.microsoft.com/office/drawing/2014/chartex" xmlns:cx1="http://schemas.microsoft.com/office/drawing/2015/9/8/chartex" xmlns:cx2="http://schemas.microsoft.com/office/drawing/2015/10/21/chartex" xmlns:cx3="http://schemas.microsoft.com/office/drawing/2016/5/9/chartex" xmlns:cx4="http://schemas.microsoft.com/office/drawing/2016/5/10/chartex" xmlns:cx5="http://schemas.microsoft.com/office/drawing/2016/5/11/chartex" xmlns:cx6="http://schemas.microsoft.com/office/drawing/2016/5/12/chartex" xmlns:cx7="http://schemas.microsoft.com/office/drawing/2016/5/13/chartex" xmlns:cx8="http://schemas.microsoft.com/office/drawing/2016/5/14/chartex" xmlns:mc="http://schemas.openxmlformats.org/markup-compatibility/2006" xmlns:aink="http://schemas.microsoft.com/office/drawing/2016/ink" xmlns:am3d="http://schemas.microsoft.com/office/drawing/2017/model3d" xmlns:o="urn:schemas-microsoft-com:office:office" xmlns:oel="http://schemas.microsoft.com/office/2019/extlst" xmlns:r="http://schemas.openxmlformats.org/officeDocument/2006/relationships" xmlns:m="http://schemas.openxmlformats.org/officeDocument/2006/math" xmlns:v="urn:schemas-microsoft-com:vml" xmlns:wp14="http://schemas.microsoft.com/office/word/2010/wordprocessingDrawing" xmlns:wp="http://schemas.openxmlformats.org/drawingml/2006/wordprocessingDrawing" xmlns:w10="urn:schemas-microsoft-com:office:word" xmlns:w="http://schemas.openxmlformats.org/wordprocessingml/2006/main" xmlns:w14="http://schemas.microsoft.com/office/word/2010/wordml" xmlns:w15="http://schemas.microsoft.com/office/word/2012/wordml" xmlns:w16cex="http://schemas.microsoft.com/office/word/2018/wordml/cex" xmlns:w16cid="http://schemas.microsoft.com/office/word/2016/wordml/cid" xmlns:w16="http://schemas.microsoft.com/office/word/2018/wordml" xmlns:w16sdtdh="http://schemas.microsoft.com/office/word/2020/wordml/sdtdatahash" xmlns:w16se="http://schemas.microsoft.com/office/word/2015/wordml/symex" xmlns:wpg="http://schemas.microsoft.com/office/word/2010/wordprocessingGroup" xmlns:wpi="http://schemas.microsoft.com/office/word/2010/wordprocessingInk" xmlns:wne="http://schemas.microsoft.com/office/word/2006/wordml" xmlns:wps="http://schemas.microsoft.com/office/word/2010/wordprocessingShape" mc:Ignorable="w14 w15 w16se w16cid w16 w16cex w16sdtdh wp14">
-  <w:endnote w:type="separator" w:id="-1">
-    <w:p>
-      <w:r>
-        <w:separator/>
-      </w:r>
-    </w:p>
-  </w:endnote>
-  <w:endnote w:type="continuationSeparator" w:id="0">
-    <w:p>
-      <w:r>
-        <w:continuationSeparator/>
-      </w:r>
-    </w:p>
-  </w:endnote>
-</w:endnotes>
-</file>
-
 <file path=word/footer1.xml><?xml version="1.0" encoding="utf-8"?>
-<w:ftr xmlns:wpc="http://schemas.microsoft.com/office/word/2010/wordprocessingCanvas" xmlns:cx="http://schemas.microsoft.com/office/drawing/2014/chartex" xmlns:cx1="http://schemas.microsoft.com/office/drawing/2015/9/8/chartex" xmlns:cx2="http://schemas.microsoft.com/office/drawing/2015/10/21/chartex" xmlns:cx3="http://schemas.microsoft.com/office/drawing/2016/5/9/chartex" xmlns:cx4="http://schemas.microsoft.com/office/drawing/2016/5/10/chartex" xmlns:cx5="http://schemas.microsoft.com/office/drawing/2016/5/11/chartex" xmlns:cx6="http://schemas.microsoft.com/office/drawing/2016/5/12/chartex" xmlns:cx7="http://schemas.microsoft.com/office/drawing/2016/5/13/chartex" xmlns:cx8="http://schemas.microsoft.com/office/drawing/2016/5/14/chartex" xmlns:mc="http://schemas.openxmlformats.org/markup-compatibility/2006" xmlns:aink="http://schemas.microsoft.com/office/drawing/2016/ink" xmlns:am3d="http://schemas.microsoft.com/office/drawing/2017/model3d" xmlns:o="urn:schemas-microsoft-com:office:office" xmlns:oel="http://schemas.microsoft.com/office/2019/extlst" xmlns:r="http://schemas.openxmlformats.org/officeDocument/2006/relationships" xmlns:m="http://schemas.openxmlformats.org/officeDocument/2006/math" xmlns:v="urn:schemas-microsoft-com:vml" xmlns:wp14="http://schemas.microsoft.com/office/word/2010/wordprocessingDrawing" xmlns:wp="http://schemas.openxmlformats.org/drawingml/2006/wordprocessingDrawing" xmlns:w10="urn:schemas-microsoft-com:office:word" xmlns:w="http://schemas.openxmlformats.org/wordprocessingml/2006/main" xmlns:w14="http://schemas.microsoft.com/office/word/2010/wordml" xmlns:w15="http://schemas.microsoft.com/office/word/2012/wordml" xmlns:w16cex="http://schemas.microsoft.com/office/word/2018/wordml/cex" xmlns:w16cid="http://schemas.microsoft.com/office/word/2016/wordml/cid" xmlns:w16="http://schemas.microsoft.com/office/word/2018/wordml" xmlns:w16sdtdh="http://schemas.microsoft.com/office/word/2020/wordml/sdtdatahash" xmlns:w16se="http://schemas.microsoft.com/office/word/2015/wordml/symex" xmlns:wpg="http://schemas.microsoft.com/office/word/2010/wordprocessingGroup" xmlns:wpi="http://schemas.microsoft.com/office/word/2010/wordprocessingInk" xmlns:wne="http://schemas.microsoft.com/office/word/2006/wordml" xmlns:wps="http://schemas.microsoft.com/office/word/2010/wordprocessingShape" mc:Ignorable="w14 w15 w16se w16cid w16 w16cex w16sdtdh wp14">
+<w:ftr xmlns:o="urn:schemas-microsoft-com:office:office" xmlns:r="http://schemas.openxmlformats.org/officeDocument/2006/relationships" xmlns:v="urn:schemas-microsoft-com:vml" xmlns:w="http://schemas.openxmlformats.org/wordprocessingml/2006/main" xmlns:w10="urn:schemas-microsoft-com:office:word" xmlns:wp="http://schemas.openxmlformats.org/drawingml/2006/wordprocessingDrawing" xmlns:pic="http://schemas.openxmlformats.org/drawingml/2006/picture" xmlns:wps="http://schemas.microsoft.com/office/word/2010/wordprocessingShape" xmlns:wpg="http://schemas.microsoft.com/office/word/2010/wordprocessingGroup" xmlns:mc="http://schemas.openxmlformats.org/markup-compatibility/2006" xmlns:wp14="http://schemas.microsoft.com/office/word/2010/wordprocessingDrawing" xmlns:w14="http://schemas.microsoft.com/office/word/2010/wordml" xmlns:w15="http://schemas.microsoft.com/office/word/2012/wordml" mc:Ignorable="w14 wp14 w15">
   <w:p>
     <w:pPr>
       <w:pStyle w:val="Footer"/>
+      <w:rPr/>
     </w:pPr>
+    <w:r>
+      <w:rPr/>
+    </w:r>
   </w:p>
 </w:ftr>
 </file>
 
 <file path=word/footer2.xml><?xml version="1.0" encoding="utf-8"?>
-<w:ftr xmlns:wpc="http://schemas.microsoft.com/office/word/2010/wordprocessingCanvas" xmlns:cx="http://schemas.microsoft.com/office/drawing/2014/chartex" xmlns:cx1="http://schemas.microsoft.com/office/drawing/2015/9/8/chartex" xmlns:cx2="http://schemas.microsoft.com/office/drawing/2015/10/21/chartex" xmlns:cx3="http://schemas.microsoft.com/office/drawing/2016/5/9/chartex" xmlns:cx4="http://schemas.microsoft.com/office/drawing/2016/5/10/chartex" xmlns:cx5="http://schemas.microsoft.com/office/drawing/2016/5/11/chartex" xmlns:cx6="http://schemas.microsoft.com/office/drawing/2016/5/12/chartex" xmlns:cx7="http://schemas.microsoft.com/office/drawing/2016/5/13/chartex" xmlns:cx8="http://schemas.microsoft.com/office/drawing/2016/5/14/chartex" xmlns:mc="http://schemas.openxmlformats.org/markup-compatibility/2006" xmlns:aink="http://schemas.microsoft.com/office/drawing/2016/ink" xmlns:am3d="http://schemas.microsoft.com/office/drawing/2017/model3d" xmlns:o="urn:schemas-microsoft-com:office:office" xmlns:oel="http://schemas.microsoft.com/office/2019/extlst" xmlns:r="http://schemas.openxmlformats.org/officeDocument/2006/relationships" xmlns:m="http://schemas.openxmlformats.org/officeDocument/2006/math" xmlns:v="urn:schemas-microsoft-com:vml" xmlns:wp14="http://schemas.microsoft.com/office/word/2010/wordprocessingDrawing" xmlns:wp="http://schemas.openxmlformats.org/drawingml/2006/wordprocessingDrawing" xmlns:w10="urn:schemas-microsoft-com:office:word" xmlns:w="http://schemas.openxmlformats.org/wordprocessingml/2006/main" xmlns:w14="http://schemas.microsoft.com/office/word/2010/wordml" xmlns:w15="http://schemas.microsoft.com/office/word/2012/wordml" xmlns:w16cex="http://schemas.microsoft.com/office/word/2018/wordml/cex" xmlns:w16cid="http://schemas.microsoft.com/office/word/2016/wordml/cid" xmlns:w16="http://schemas.microsoft.com/office/word/2018/wordml" xmlns:w16sdtdh="http://schemas.microsoft.com/office/word/2020/wordml/sdtdatahash" xmlns:w16se="http://schemas.microsoft.com/office/word/2015/wordml/symex" xmlns:wpg="http://schemas.microsoft.com/office/word/2010/wordprocessingGroup" xmlns:wpi="http://schemas.microsoft.com/office/word/2010/wordprocessingInk" xmlns:wne="http://schemas.microsoft.com/office/word/2006/wordml" xmlns:wps="http://schemas.microsoft.com/office/word/2010/wordprocessingShape" mc:Ignorable="w14 w15 w16se w16cid w16 w16cex w16sdtdh wp14">
+<w:ftr xmlns:o="urn:schemas-microsoft-com:office:office" xmlns:r="http://schemas.openxmlformats.org/officeDocument/2006/relationships" xmlns:v="urn:schemas-microsoft-com:vml" xmlns:w="http://schemas.openxmlformats.org/wordprocessingml/2006/main" xmlns:w10="urn:schemas-microsoft-com:office:word" xmlns:wp="http://schemas.openxmlformats.org/drawingml/2006/wordprocessingDrawing" xmlns:pic="http://schemas.openxmlformats.org/drawingml/2006/picture" xmlns:wps="http://schemas.microsoft.com/office/word/2010/wordprocessingShape" xmlns:wpg="http://schemas.microsoft.com/office/word/2010/wordprocessingGroup" xmlns:mc="http://schemas.openxmlformats.org/markup-compatibility/2006" xmlns:wp14="http://schemas.microsoft.com/office/word/2010/wordprocessingDrawing" xmlns:w14="http://schemas.microsoft.com/office/word/2010/wordml" xmlns:w15="http://schemas.microsoft.com/office/word/2012/wordml" mc:Ignorable="w14 wp14 w15">
   <w:p>
     <w:pPr>
       <w:pStyle w:val="Footer"/>
@@ -5535,7 +4108,8 @@
       </w:pBdr>
       <w:tabs>
         <w:tab w:val="clear" w:pos="9360"/>
-        <w:tab w:val="right" w:pos="10080"/>
+        <w:tab w:val="center" w:pos="4680" w:leader="none"/>
+        <w:tab w:val="right" w:pos="10080" w:leader="none"/>
       </w:tabs>
       <w:rPr>
         <w:rFonts w:cs="Arial"/>
@@ -5550,21 +4124,7 @@
         <w:szCs w:val="20"/>
       </w:rPr>
       <w:t>Lab 0</w:t>
-    </w:r>
-    <w:r>
-      <w:rPr>
-        <w:rFonts w:cs="Arial"/>
-        <w:sz w:val="20"/>
-        <w:szCs w:val="20"/>
-      </w:rPr>
       <w:tab/>
-    </w:r>
-    <w:r>
-      <w:rPr>
-        <w:rFonts w:cs="Arial"/>
-        <w:sz w:val="20"/>
-        <w:szCs w:val="20"/>
-      </w:rPr>
       <w:tab/>
       <w:t xml:space="preserve">p. </w:t>
     </w:r>
@@ -5602,7 +4162,7 @@
         <w:sz w:val="20"/>
         <w:szCs w:val="20"/>
       </w:rPr>
-      <w:t>5</w:t>
+      <w:t>6</w:t>
     </w:r>
     <w:r>
       <w:rPr>
@@ -5618,7 +4178,7 @@
 </file>
 
 <file path=word/footer3.xml><?xml version="1.0" encoding="utf-8"?>
-<w:ftr xmlns:wpc="http://schemas.microsoft.com/office/word/2010/wordprocessingCanvas" xmlns:cx="http://schemas.microsoft.com/office/drawing/2014/chartex" xmlns:cx1="http://schemas.microsoft.com/office/drawing/2015/9/8/chartex" xmlns:cx2="http://schemas.microsoft.com/office/drawing/2015/10/21/chartex" xmlns:cx3="http://schemas.microsoft.com/office/drawing/2016/5/9/chartex" xmlns:cx4="http://schemas.microsoft.com/office/drawing/2016/5/10/chartex" xmlns:cx5="http://schemas.microsoft.com/office/drawing/2016/5/11/chartex" xmlns:cx6="http://schemas.microsoft.com/office/drawing/2016/5/12/chartex" xmlns:cx7="http://schemas.microsoft.com/office/drawing/2016/5/13/chartex" xmlns:cx8="http://schemas.microsoft.com/office/drawing/2016/5/14/chartex" xmlns:mc="http://schemas.openxmlformats.org/markup-compatibility/2006" xmlns:aink="http://schemas.microsoft.com/office/drawing/2016/ink" xmlns:am3d="http://schemas.microsoft.com/office/drawing/2017/model3d" xmlns:o="urn:schemas-microsoft-com:office:office" xmlns:oel="http://schemas.microsoft.com/office/2019/extlst" xmlns:r="http://schemas.openxmlformats.org/officeDocument/2006/relationships" xmlns:m="http://schemas.openxmlformats.org/officeDocument/2006/math" xmlns:v="urn:schemas-microsoft-com:vml" xmlns:wp14="http://schemas.microsoft.com/office/word/2010/wordprocessingDrawing" xmlns:wp="http://schemas.openxmlformats.org/drawingml/2006/wordprocessingDrawing" xmlns:w10="urn:schemas-microsoft-com:office:word" xmlns:w="http://schemas.openxmlformats.org/wordprocessingml/2006/main" xmlns:w14="http://schemas.microsoft.com/office/word/2010/wordml" xmlns:w15="http://schemas.microsoft.com/office/word/2012/wordml" xmlns:w16cex="http://schemas.microsoft.com/office/word/2018/wordml/cex" xmlns:w16cid="http://schemas.microsoft.com/office/word/2016/wordml/cid" xmlns:w16="http://schemas.microsoft.com/office/word/2018/wordml" xmlns:w16sdtdh="http://schemas.microsoft.com/office/word/2020/wordml/sdtdatahash" xmlns:w16se="http://schemas.microsoft.com/office/word/2015/wordml/symex" xmlns:wpg="http://schemas.microsoft.com/office/word/2010/wordprocessingGroup" xmlns:wpi="http://schemas.microsoft.com/office/word/2010/wordprocessingInk" xmlns:wne="http://schemas.microsoft.com/office/word/2006/wordml" xmlns:wps="http://schemas.microsoft.com/office/word/2010/wordprocessingShape" mc:Ignorable="w14 w15 w16se w16cid w16 w16cex w16sdtdh wp14">
+<w:ftr xmlns:o="urn:schemas-microsoft-com:office:office" xmlns:r="http://schemas.openxmlformats.org/officeDocument/2006/relationships" xmlns:v="urn:schemas-microsoft-com:vml" xmlns:w="http://schemas.openxmlformats.org/wordprocessingml/2006/main" xmlns:w10="urn:schemas-microsoft-com:office:word" xmlns:wp="http://schemas.openxmlformats.org/drawingml/2006/wordprocessingDrawing" xmlns:pic="http://schemas.openxmlformats.org/drawingml/2006/picture" xmlns:wps="http://schemas.microsoft.com/office/word/2010/wordprocessingShape" xmlns:wpg="http://schemas.microsoft.com/office/word/2010/wordprocessingGroup" xmlns:mc="http://schemas.openxmlformats.org/markup-compatibility/2006" xmlns:wp14="http://schemas.microsoft.com/office/word/2010/wordprocessingDrawing" xmlns:w14="http://schemas.microsoft.com/office/word/2010/wordml" xmlns:w15="http://schemas.microsoft.com/office/word/2012/wordml" mc:Ignorable="w14 wp14 w15">
   <w:p>
     <w:pPr>
       <w:pStyle w:val="Footer"/>
@@ -5627,7 +4187,8 @@
       </w:pBdr>
       <w:tabs>
         <w:tab w:val="clear" w:pos="9360"/>
-        <w:tab w:val="right" w:pos="10080"/>
+        <w:tab w:val="center" w:pos="4680" w:leader="none"/>
+        <w:tab w:val="right" w:pos="10080" w:leader="none"/>
       </w:tabs>
       <w:rPr>
         <w:rFonts w:cs="Arial"/>
@@ -5642,21 +4203,7 @@
         <w:szCs w:val="20"/>
       </w:rPr>
       <w:t>Lab 0</w:t>
-    </w:r>
-    <w:r>
-      <w:rPr>
-        <w:rFonts w:cs="Arial"/>
-        <w:sz w:val="20"/>
-        <w:szCs w:val="20"/>
-      </w:rPr>
       <w:tab/>
-    </w:r>
-    <w:r>
-      <w:rPr>
-        <w:rFonts w:cs="Arial"/>
-        <w:sz w:val="20"/>
-        <w:szCs w:val="20"/>
-      </w:rPr>
       <w:tab/>
       <w:t xml:space="preserve">p. </w:t>
     </w:r>
@@ -5694,7 +4241,7 @@
         <w:sz w:val="20"/>
         <w:szCs w:val="20"/>
       </w:rPr>
-      <w:t>5</w:t>
+      <w:t>6</w:t>
     </w:r>
     <w:r>
       <w:rPr>
@@ -5709,43 +4256,29 @@
 </w:ftr>
 </file>
 
-<file path=word/footnotes.xml><?xml version="1.0" encoding="utf-8"?>
-<w:footnotes xmlns:wpc="http://schemas.microsoft.com/office/word/2010/wordprocessingCanvas" xmlns:cx="http://schemas.microsoft.com/office/drawing/2014/chartex" xmlns:cx1="http://schemas.microsoft.com/office/drawing/2015/9/8/chartex" xmlns:cx2="http://schemas.microsoft.com/office/drawing/2015/10/21/chartex" xmlns:cx3="http://schemas.microsoft.com/office/drawing/2016/5/9/chartex" xmlns:cx4="http://schemas.microsoft.com/office/drawing/2016/5/10/chartex" xmlns:cx5="http://schemas.microsoft.com/office/drawing/2016/5/11/chartex" xmlns:cx6="http://schemas.microsoft.com/office/drawing/2016/5/12/chartex" xmlns:cx7="http://schemas.microsoft.com/office/drawing/2016/5/13/chartex" xmlns:cx8="http://schemas.microsoft.com/office/drawing/2016/5/14/chartex" xmlns:mc="http://schemas.openxmlformats.org/markup-compatibility/2006" xmlns:aink="http://schemas.microsoft.com/office/drawing/2016/ink" xmlns:am3d="http://schemas.microsoft.com/office/drawing/2017/model3d" xmlns:o="urn:schemas-microsoft-com:office:office" xmlns:oel="http://schemas.microsoft.com/office/2019/extlst" xmlns:r="http://schemas.openxmlformats.org/officeDocument/2006/relationships" xmlns:m="http://schemas.openxmlformats.org/officeDocument/2006/math" xmlns:v="urn:schemas-microsoft-com:vml" xmlns:wp14="http://schemas.microsoft.com/office/word/2010/wordprocessingDrawing" xmlns:wp="http://schemas.openxmlformats.org/drawingml/2006/wordprocessingDrawing" xmlns:w10="urn:schemas-microsoft-com:office:word" xmlns:w="http://schemas.openxmlformats.org/wordprocessingml/2006/main" xmlns:w14="http://schemas.microsoft.com/office/word/2010/wordml" xmlns:w15="http://schemas.microsoft.com/office/word/2012/wordml" xmlns:w16cex="http://schemas.microsoft.com/office/word/2018/wordml/cex" xmlns:w16cid="http://schemas.microsoft.com/office/word/2016/wordml/cid" xmlns:w16="http://schemas.microsoft.com/office/word/2018/wordml" xmlns:w16sdtdh="http://schemas.microsoft.com/office/word/2020/wordml/sdtdatahash" xmlns:w16se="http://schemas.microsoft.com/office/word/2015/wordml/symex" xmlns:wpg="http://schemas.microsoft.com/office/word/2010/wordprocessingGroup" xmlns:wpi="http://schemas.microsoft.com/office/word/2010/wordprocessingInk" xmlns:wne="http://schemas.microsoft.com/office/word/2006/wordml" xmlns:wps="http://schemas.microsoft.com/office/word/2010/wordprocessingShape" mc:Ignorable="w14 w15 w16se w16cid w16 w16cex w16sdtdh wp14">
-  <w:footnote w:type="separator" w:id="-1">
-    <w:p>
-      <w:r>
-        <w:separator/>
-      </w:r>
-    </w:p>
-  </w:footnote>
-  <w:footnote w:type="continuationSeparator" w:id="0">
-    <w:p>
-      <w:r>
-        <w:continuationSeparator/>
-      </w:r>
-    </w:p>
-  </w:footnote>
-</w:footnotes>
-</file>
-
 <file path=word/header1.xml><?xml version="1.0" encoding="utf-8"?>
-<w:hdr xmlns:wpc="http://schemas.microsoft.com/office/word/2010/wordprocessingCanvas" xmlns:cx="http://schemas.microsoft.com/office/drawing/2014/chartex" xmlns:cx1="http://schemas.microsoft.com/office/drawing/2015/9/8/chartex" xmlns:cx2="http://schemas.microsoft.com/office/drawing/2015/10/21/chartex" xmlns:cx3="http://schemas.microsoft.com/office/drawing/2016/5/9/chartex" xmlns:cx4="http://schemas.microsoft.com/office/drawing/2016/5/10/chartex" xmlns:cx5="http://schemas.microsoft.com/office/drawing/2016/5/11/chartex" xmlns:cx6="http://schemas.microsoft.com/office/drawing/2016/5/12/chartex" xmlns:cx7="http://schemas.microsoft.com/office/drawing/2016/5/13/chartex" xmlns:cx8="http://schemas.microsoft.com/office/drawing/2016/5/14/chartex" xmlns:mc="http://schemas.openxmlformats.org/markup-compatibility/2006" xmlns:aink="http://schemas.microsoft.com/office/drawing/2016/ink" xmlns:am3d="http://schemas.microsoft.com/office/drawing/2017/model3d" xmlns:o="urn:schemas-microsoft-com:office:office" xmlns:oel="http://schemas.microsoft.com/office/2019/extlst" xmlns:r="http://schemas.openxmlformats.org/officeDocument/2006/relationships" xmlns:m="http://schemas.openxmlformats.org/officeDocument/2006/math" xmlns:v="urn:schemas-microsoft-com:vml" xmlns:wp14="http://schemas.microsoft.com/office/word/2010/wordprocessingDrawing" xmlns:wp="http://schemas.openxmlformats.org/drawingml/2006/wordprocessingDrawing" xmlns:w10="urn:schemas-microsoft-com:office:word" xmlns:w="http://schemas.openxmlformats.org/wordprocessingml/2006/main" xmlns:w14="http://schemas.microsoft.com/office/word/2010/wordml" xmlns:w15="http://schemas.microsoft.com/office/word/2012/wordml" xmlns:w16cex="http://schemas.microsoft.com/office/word/2018/wordml/cex" xmlns:w16cid="http://schemas.microsoft.com/office/word/2016/wordml/cid" xmlns:w16="http://schemas.microsoft.com/office/word/2018/wordml" xmlns:w16sdtdh="http://schemas.microsoft.com/office/word/2020/wordml/sdtdatahash" xmlns:w16se="http://schemas.microsoft.com/office/word/2015/wordml/symex" xmlns:wpg="http://schemas.microsoft.com/office/word/2010/wordprocessingGroup" xmlns:wpi="http://schemas.microsoft.com/office/word/2010/wordprocessingInk" xmlns:wne="http://schemas.microsoft.com/office/word/2006/wordml" xmlns:wps="http://schemas.microsoft.com/office/word/2010/wordprocessingShape" mc:Ignorable="w14 w15 w16se w16cid w16 w16cex w16sdtdh wp14">
+<w:hdr xmlns:o="urn:schemas-microsoft-com:office:office" xmlns:r="http://schemas.openxmlformats.org/officeDocument/2006/relationships" xmlns:v="urn:schemas-microsoft-com:vml" xmlns:w="http://schemas.openxmlformats.org/wordprocessingml/2006/main" xmlns:w10="urn:schemas-microsoft-com:office:word" xmlns:wp="http://schemas.openxmlformats.org/drawingml/2006/wordprocessingDrawing" xmlns:pic="http://schemas.openxmlformats.org/drawingml/2006/picture" xmlns:wps="http://schemas.microsoft.com/office/word/2010/wordprocessingShape" xmlns:wpg="http://schemas.microsoft.com/office/word/2010/wordprocessingGroup" xmlns:mc="http://schemas.openxmlformats.org/markup-compatibility/2006" xmlns:wp14="http://schemas.microsoft.com/office/word/2010/wordprocessingDrawing" xmlns:w14="http://schemas.microsoft.com/office/word/2010/wordml" xmlns:w15="http://schemas.microsoft.com/office/word/2012/wordml" mc:Ignorable="w14 wp14 w15">
   <w:p>
     <w:pPr>
       <w:pStyle w:val="Header"/>
+      <w:rPr/>
     </w:pPr>
+    <w:r>
+      <w:rPr/>
+    </w:r>
   </w:p>
 </w:hdr>
 </file>
 
 <file path=word/header2.xml><?xml version="1.0" encoding="utf-8"?>
-<w:hdr xmlns:wpc="http://schemas.microsoft.com/office/word/2010/wordprocessingCanvas" xmlns:cx="http://schemas.microsoft.com/office/drawing/2014/chartex" xmlns:cx1="http://schemas.microsoft.com/office/drawing/2015/9/8/chartex" xmlns:cx2="http://schemas.microsoft.com/office/drawing/2015/10/21/chartex" xmlns:cx3="http://schemas.microsoft.com/office/drawing/2016/5/9/chartex" xmlns:cx4="http://schemas.microsoft.com/office/drawing/2016/5/10/chartex" xmlns:cx5="http://schemas.microsoft.com/office/drawing/2016/5/11/chartex" xmlns:cx6="http://schemas.microsoft.com/office/drawing/2016/5/12/chartex" xmlns:cx7="http://schemas.microsoft.com/office/drawing/2016/5/13/chartex" xmlns:cx8="http://schemas.microsoft.com/office/drawing/2016/5/14/chartex" xmlns:mc="http://schemas.openxmlformats.org/markup-compatibility/2006" xmlns:aink="http://schemas.microsoft.com/office/drawing/2016/ink" xmlns:am3d="http://schemas.microsoft.com/office/drawing/2017/model3d" xmlns:o="urn:schemas-microsoft-com:office:office" xmlns:oel="http://schemas.microsoft.com/office/2019/extlst" xmlns:r="http://schemas.openxmlformats.org/officeDocument/2006/relationships" xmlns:m="http://schemas.openxmlformats.org/officeDocument/2006/math" xmlns:v="urn:schemas-microsoft-com:vml" xmlns:wp14="http://schemas.microsoft.com/office/word/2010/wordprocessingDrawing" xmlns:wp="http://schemas.openxmlformats.org/drawingml/2006/wordprocessingDrawing" xmlns:w10="urn:schemas-microsoft-com:office:word" xmlns:w="http://schemas.openxmlformats.org/wordprocessingml/2006/main" xmlns:w14="http://schemas.microsoft.com/office/word/2010/wordml" xmlns:w15="http://schemas.microsoft.com/office/word/2012/wordml" xmlns:w16cex="http://schemas.microsoft.com/office/word/2018/wordml/cex" xmlns:w16cid="http://schemas.microsoft.com/office/word/2016/wordml/cid" xmlns:w16="http://schemas.microsoft.com/office/word/2018/wordml" xmlns:w16sdtdh="http://schemas.microsoft.com/office/word/2020/wordml/sdtdatahash" xmlns:w16se="http://schemas.microsoft.com/office/word/2015/wordml/symex" xmlns:wpg="http://schemas.microsoft.com/office/word/2010/wordprocessingGroup" xmlns:wpi="http://schemas.microsoft.com/office/word/2010/wordprocessingInk" xmlns:wne="http://schemas.microsoft.com/office/word/2006/wordml" xmlns:wps="http://schemas.microsoft.com/office/word/2010/wordprocessingShape" mc:Ignorable="w14 w15 w16se w16cid w16 w16cex w16sdtdh wp14">
+<w:hdr xmlns:o="urn:schemas-microsoft-com:office:office" xmlns:r="http://schemas.openxmlformats.org/officeDocument/2006/relationships" xmlns:v="urn:schemas-microsoft-com:vml" xmlns:w="http://schemas.openxmlformats.org/wordprocessingml/2006/main" xmlns:w10="urn:schemas-microsoft-com:office:word" xmlns:wp="http://schemas.openxmlformats.org/drawingml/2006/wordprocessingDrawing" xmlns:pic="http://schemas.openxmlformats.org/drawingml/2006/picture" xmlns:wps="http://schemas.microsoft.com/office/word/2010/wordprocessingShape" xmlns:wpg="http://schemas.microsoft.com/office/word/2010/wordprocessingGroup" xmlns:mc="http://schemas.openxmlformats.org/markup-compatibility/2006" xmlns:wp14="http://schemas.microsoft.com/office/word/2010/wordprocessingDrawing" xmlns:w14="http://schemas.microsoft.com/office/word/2010/wordml" xmlns:w15="http://schemas.microsoft.com/office/word/2012/wordml" mc:Ignorable="w14 wp14 w15">
   <w:p>
     <w:pPr>
       <w:pStyle w:val="Header"/>
       <w:tabs>
         <w:tab w:val="clear" w:pos="9360"/>
-        <w:tab w:val="right" w:pos="10080"/>
+        <w:tab w:val="center" w:pos="4680" w:leader="none"/>
+        <w:tab w:val="right" w:pos="10080" w:leader="none"/>
       </w:tabs>
       <w:rPr>
         <w:rFonts w:cs="Arial"/>
@@ -5771,7 +4304,8 @@
       <w:pStyle w:val="Header"/>
       <w:tabs>
         <w:tab w:val="clear" w:pos="9360"/>
-        <w:tab w:val="right" w:pos="10080"/>
+        <w:tab w:val="center" w:pos="4680" w:leader="none"/>
+        <w:tab w:val="right" w:pos="10080" w:leader="none"/>
       </w:tabs>
       <w:rPr>
         <w:rFonts w:cs="Arial"/>
@@ -5796,13 +4330,14 @@
 </file>
 
 <file path=word/header3.xml><?xml version="1.0" encoding="utf-8"?>
-<w:hdr xmlns:wpc="http://schemas.microsoft.com/office/word/2010/wordprocessingCanvas" xmlns:cx="http://schemas.microsoft.com/office/drawing/2014/chartex" xmlns:cx1="http://schemas.microsoft.com/office/drawing/2015/9/8/chartex" xmlns:cx2="http://schemas.microsoft.com/office/drawing/2015/10/21/chartex" xmlns:cx3="http://schemas.microsoft.com/office/drawing/2016/5/9/chartex" xmlns:cx4="http://schemas.microsoft.com/office/drawing/2016/5/10/chartex" xmlns:cx5="http://schemas.microsoft.com/office/drawing/2016/5/11/chartex" xmlns:cx6="http://schemas.microsoft.com/office/drawing/2016/5/12/chartex" xmlns:cx7="http://schemas.microsoft.com/office/drawing/2016/5/13/chartex" xmlns:cx8="http://schemas.microsoft.com/office/drawing/2016/5/14/chartex" xmlns:mc="http://schemas.openxmlformats.org/markup-compatibility/2006" xmlns:aink="http://schemas.microsoft.com/office/drawing/2016/ink" xmlns:am3d="http://schemas.microsoft.com/office/drawing/2017/model3d" xmlns:o="urn:schemas-microsoft-com:office:office" xmlns:oel="http://schemas.microsoft.com/office/2019/extlst" xmlns:r="http://schemas.openxmlformats.org/officeDocument/2006/relationships" xmlns:m="http://schemas.openxmlformats.org/officeDocument/2006/math" xmlns:v="urn:schemas-microsoft-com:vml" xmlns:wp14="http://schemas.microsoft.com/office/word/2010/wordprocessingDrawing" xmlns:wp="http://schemas.openxmlformats.org/drawingml/2006/wordprocessingDrawing" xmlns:w10="urn:schemas-microsoft-com:office:word" xmlns:w="http://schemas.openxmlformats.org/wordprocessingml/2006/main" xmlns:w14="http://schemas.microsoft.com/office/word/2010/wordml" xmlns:w15="http://schemas.microsoft.com/office/word/2012/wordml" xmlns:w16cex="http://schemas.microsoft.com/office/word/2018/wordml/cex" xmlns:w16cid="http://schemas.microsoft.com/office/word/2016/wordml/cid" xmlns:w16="http://schemas.microsoft.com/office/word/2018/wordml" xmlns:w16sdtdh="http://schemas.microsoft.com/office/word/2020/wordml/sdtdatahash" xmlns:w16se="http://schemas.microsoft.com/office/word/2015/wordml/symex" xmlns:wpg="http://schemas.microsoft.com/office/word/2010/wordprocessingGroup" xmlns:wpi="http://schemas.microsoft.com/office/word/2010/wordprocessingInk" xmlns:wne="http://schemas.microsoft.com/office/word/2006/wordml" xmlns:wps="http://schemas.microsoft.com/office/word/2010/wordprocessingShape" mc:Ignorable="w14 w15 w16se w16cid w16 w16cex w16sdtdh wp14">
+<w:hdr xmlns:o="urn:schemas-microsoft-com:office:office" xmlns:r="http://schemas.openxmlformats.org/officeDocument/2006/relationships" xmlns:v="urn:schemas-microsoft-com:vml" xmlns:w="http://schemas.openxmlformats.org/wordprocessingml/2006/main" xmlns:w10="urn:schemas-microsoft-com:office:word" xmlns:wp="http://schemas.openxmlformats.org/drawingml/2006/wordprocessingDrawing" xmlns:pic="http://schemas.openxmlformats.org/drawingml/2006/picture" xmlns:wps="http://schemas.microsoft.com/office/word/2010/wordprocessingShape" xmlns:wpg="http://schemas.microsoft.com/office/word/2010/wordprocessingGroup" xmlns:mc="http://schemas.openxmlformats.org/markup-compatibility/2006" xmlns:wp14="http://schemas.microsoft.com/office/word/2010/wordprocessingDrawing" xmlns:w14="http://schemas.microsoft.com/office/word/2010/wordml" xmlns:w15="http://schemas.microsoft.com/office/word/2012/wordml" mc:Ignorable="w14 wp14 w15">
   <w:p>
     <w:pPr>
       <w:pStyle w:val="Header"/>
       <w:tabs>
         <w:tab w:val="clear" w:pos="9360"/>
-        <w:tab w:val="right" w:pos="10080"/>
+        <w:tab w:val="center" w:pos="4680" w:leader="none"/>
+        <w:tab w:val="right" w:pos="10080" w:leader="none"/>
       </w:tabs>
       <w:rPr>
         <w:rFonts w:cs="Arial"/>
@@ -5828,7 +4363,8 @@
       <w:pStyle w:val="Header"/>
       <w:tabs>
         <w:tab w:val="clear" w:pos="9360"/>
-        <w:tab w:val="right" w:pos="10080"/>
+        <w:tab w:val="center" w:pos="4680" w:leader="none"/>
+        <w:tab w:val="right" w:pos="10080" w:leader="none"/>
       </w:tabs>
       <w:rPr>
         <w:rFonts w:cs="Arial"/>
@@ -5853,135 +4389,257 @@
 </file>
 
 <file path=word/numbering.xml><?xml version="1.0" encoding="utf-8"?>
-<w:numbering xmlns:wpc="http://schemas.microsoft.com/office/word/2010/wordprocessingCanvas" xmlns:cx="http://schemas.microsoft.com/office/drawing/2014/chartex" xmlns:cx1="http://schemas.microsoft.com/office/drawing/2015/9/8/chartex" xmlns:cx2="http://schemas.microsoft.com/office/drawing/2015/10/21/chartex" xmlns:cx3="http://schemas.microsoft.com/office/drawing/2016/5/9/chartex" xmlns:cx4="http://schemas.microsoft.com/office/drawing/2016/5/10/chartex" xmlns:cx5="http://schemas.microsoft.com/office/drawing/2016/5/11/chartex" xmlns:cx6="http://schemas.microsoft.com/office/drawing/2016/5/12/chartex" xmlns:cx7="http://schemas.microsoft.com/office/drawing/2016/5/13/chartex" xmlns:cx8="http://schemas.microsoft.com/office/drawing/2016/5/14/chartex" xmlns:mc="http://schemas.openxmlformats.org/markup-compatibility/2006" xmlns:aink="http://schemas.microsoft.com/office/drawing/2016/ink" xmlns:am3d="http://schemas.microsoft.com/office/drawing/2017/model3d" xmlns:o="urn:schemas-microsoft-com:office:office" xmlns:oel="http://schemas.microsoft.com/office/2019/extlst" xmlns:r="http://schemas.openxmlformats.org/officeDocument/2006/relationships" xmlns:m="http://schemas.openxmlformats.org/officeDocument/2006/math" xmlns:v="urn:schemas-microsoft-com:vml" xmlns:wp14="http://schemas.microsoft.com/office/word/2010/wordprocessingDrawing" xmlns:wp="http://schemas.openxmlformats.org/drawingml/2006/wordprocessingDrawing" xmlns:w10="urn:schemas-microsoft-com:office:word" xmlns:w="http://schemas.openxmlformats.org/wordprocessingml/2006/main" xmlns:w14="http://schemas.microsoft.com/office/word/2010/wordml" xmlns:w15="http://schemas.microsoft.com/office/word/2012/wordml" xmlns:w16cex="http://schemas.microsoft.com/office/word/2018/wordml/cex" xmlns:w16cid="http://schemas.microsoft.com/office/word/2016/wordml/cid" xmlns:w16="http://schemas.microsoft.com/office/word/2018/wordml" xmlns:w16sdtdh="http://schemas.microsoft.com/office/word/2020/wordml/sdtdatahash" xmlns:w16se="http://schemas.microsoft.com/office/word/2015/wordml/symex" xmlns:wpg="http://schemas.microsoft.com/office/word/2010/wordprocessingGroup" xmlns:wpi="http://schemas.microsoft.com/office/word/2010/wordprocessingInk" xmlns:wne="http://schemas.microsoft.com/office/word/2006/wordml" xmlns:wps="http://schemas.microsoft.com/office/word/2010/wordprocessingShape" mc:Ignorable="w14 w15 w16se w16cid w16 w16cex w16sdtdh wp14">
-  <w:abstractNum w:abstractNumId="0" w15:restartNumberingAfterBreak="0">
-    <w:nsid w:val="62FF19BD"/>
-    <w:multiLevelType w:val="multilevel"/>
-    <w:tmpl w:val="5E706FB4"/>
+<w:numbering xmlns:w="http://schemas.openxmlformats.org/wordprocessingml/2006/main" xmlns:o="urn:schemas-microsoft-com:office:office" xmlns:r="http://schemas.openxmlformats.org/officeDocument/2006/relationships" xmlns:v="urn:schemas-microsoft-com:vml" xmlns:mc="http://schemas.openxmlformats.org/markup-compatibility/2006" xmlns:w14="http://schemas.microsoft.com/office/word/2010/wordml" mc:Ignorable="w14">
+  <w:abstractNum w:abstractNumId="1">
     <w:lvl w:ilvl="0">
       <w:start w:val="1"/>
       <w:numFmt w:val="decimal"/>
       <w:lvlText w:val="%1."/>
-      <w:lvlJc w:val="left"/>
+      <w:lvlJc w:val="start"/>
       <w:pPr>
         <w:tabs>
           <w:tab w:val="num" w:pos="0"/>
         </w:tabs>
-        <w:ind w:left="720" w:hanging="360"/>
-      </w:pPr>
+        <w:ind w:start="720" w:hanging="360"/>
+      </w:pPr>
+      <w:rPr/>
     </w:lvl>
     <w:lvl w:ilvl="1">
       <w:start w:val="1"/>
       <w:numFmt w:val="lowerLetter"/>
       <w:lvlText w:val="%2."/>
-      <w:lvlJc w:val="left"/>
+      <w:lvlJc w:val="start"/>
       <w:pPr>
         <w:tabs>
           <w:tab w:val="num" w:pos="0"/>
         </w:tabs>
-        <w:ind w:left="1440" w:hanging="360"/>
-      </w:pPr>
+        <w:ind w:start="1440" w:hanging="360"/>
+      </w:pPr>
+      <w:rPr/>
     </w:lvl>
     <w:lvl w:ilvl="2">
       <w:start w:val="1"/>
       <w:numFmt w:val="lowerRoman"/>
       <w:lvlText w:val="%3."/>
-      <w:lvlJc w:val="right"/>
+      <w:lvlJc w:val="end"/>
       <w:pPr>
         <w:tabs>
           <w:tab w:val="num" w:pos="0"/>
         </w:tabs>
-        <w:ind w:left="2160" w:hanging="180"/>
-      </w:pPr>
+        <w:ind w:start="2160" w:hanging="180"/>
+      </w:pPr>
+      <w:rPr/>
     </w:lvl>
     <w:lvl w:ilvl="3">
       <w:start w:val="1"/>
       <w:numFmt w:val="decimal"/>
       <w:lvlText w:val="%4."/>
-      <w:lvlJc w:val="left"/>
+      <w:lvlJc w:val="start"/>
       <w:pPr>
         <w:tabs>
           <w:tab w:val="num" w:pos="0"/>
         </w:tabs>
-        <w:ind w:left="2880" w:hanging="360"/>
-      </w:pPr>
+        <w:ind w:start="2880" w:hanging="360"/>
+      </w:pPr>
+      <w:rPr/>
     </w:lvl>
     <w:lvl w:ilvl="4">
       <w:start w:val="1"/>
       <w:numFmt w:val="lowerLetter"/>
       <w:lvlText w:val="%5."/>
-      <w:lvlJc w:val="left"/>
+      <w:lvlJc w:val="start"/>
       <w:pPr>
         <w:tabs>
           <w:tab w:val="num" w:pos="0"/>
         </w:tabs>
-        <w:ind w:left="3600" w:hanging="360"/>
-      </w:pPr>
+        <w:ind w:start="3600" w:hanging="360"/>
+      </w:pPr>
+      <w:rPr/>
     </w:lvl>
     <w:lvl w:ilvl="5">
       <w:start w:val="1"/>
       <w:numFmt w:val="lowerRoman"/>
       <w:lvlText w:val="%6."/>
-      <w:lvlJc w:val="right"/>
+      <w:lvlJc w:val="end"/>
       <w:pPr>
         <w:tabs>
           <w:tab w:val="num" w:pos="0"/>
         </w:tabs>
-        <w:ind w:left="4320" w:hanging="180"/>
-      </w:pPr>
+        <w:ind w:start="4320" w:hanging="180"/>
+      </w:pPr>
+      <w:rPr/>
     </w:lvl>
     <w:lvl w:ilvl="6">
       <w:start w:val="1"/>
       <w:numFmt w:val="decimal"/>
       <w:lvlText w:val="%7."/>
-      <w:lvlJc w:val="left"/>
+      <w:lvlJc w:val="start"/>
       <w:pPr>
         <w:tabs>
           <w:tab w:val="num" w:pos="0"/>
         </w:tabs>
-        <w:ind w:left="5040" w:hanging="360"/>
-      </w:pPr>
+        <w:ind w:start="5040" w:hanging="360"/>
+      </w:pPr>
+      <w:rPr/>
     </w:lvl>
     <w:lvl w:ilvl="7">
       <w:start w:val="1"/>
       <w:numFmt w:val="lowerLetter"/>
       <w:lvlText w:val="%8."/>
-      <w:lvlJc w:val="left"/>
+      <w:lvlJc w:val="start"/>
       <w:pPr>
         <w:tabs>
           <w:tab w:val="num" w:pos="0"/>
         </w:tabs>
-        <w:ind w:left="5760" w:hanging="360"/>
-      </w:pPr>
+        <w:ind w:start="5760" w:hanging="360"/>
+      </w:pPr>
+      <w:rPr/>
     </w:lvl>
     <w:lvl w:ilvl="8">
       <w:start w:val="1"/>
       <w:numFmt w:val="lowerRoman"/>
       <w:lvlText w:val="%9."/>
-      <w:lvlJc w:val="right"/>
+      <w:lvlJc w:val="end"/>
       <w:pPr>
         <w:tabs>
           <w:tab w:val="num" w:pos="0"/>
         </w:tabs>
-        <w:ind w:left="6480" w:hanging="180"/>
-      </w:pPr>
+        <w:ind w:start="6480" w:hanging="180"/>
+      </w:pPr>
+      <w:rPr/>
     </w:lvl>
   </w:abstractNum>
-  <w:abstractNum w:abstractNumId="1" w15:restartNumberingAfterBreak="0">
-    <w:nsid w:val="6F915163"/>
-    <w:multiLevelType w:val="multilevel"/>
-    <w:tmpl w:val="31001420"/>
+  <w:abstractNum w:abstractNumId="2">
+    <w:lvl w:ilvl="0">
+      <w:start w:val="1"/>
+      <w:numFmt w:val="decimal"/>
+      <w:lvlText w:val="%1."/>
+      <w:lvlJc w:val="start"/>
+      <w:pPr>
+        <w:tabs>
+          <w:tab w:val="num" w:pos="0"/>
+        </w:tabs>
+        <w:ind w:start="720" w:hanging="360"/>
+      </w:pPr>
+      <w:rPr/>
+    </w:lvl>
+    <w:lvl w:ilvl="1">
+      <w:start w:val="1"/>
+      <w:numFmt w:val="lowerLetter"/>
+      <w:lvlText w:val="%2."/>
+      <w:lvlJc w:val="start"/>
+      <w:pPr>
+        <w:tabs>
+          <w:tab w:val="num" w:pos="0"/>
+        </w:tabs>
+        <w:ind w:start="1440" w:hanging="360"/>
+      </w:pPr>
+      <w:rPr/>
+    </w:lvl>
+    <w:lvl w:ilvl="2">
+      <w:start w:val="1"/>
+      <w:numFmt w:val="lowerRoman"/>
+      <w:lvlText w:val="%3."/>
+      <w:lvlJc w:val="end"/>
+      <w:pPr>
+        <w:tabs>
+          <w:tab w:val="num" w:pos="0"/>
+        </w:tabs>
+        <w:ind w:start="2160" w:hanging="180"/>
+      </w:pPr>
+      <w:rPr/>
+    </w:lvl>
+    <w:lvl w:ilvl="3">
+      <w:start w:val="1"/>
+      <w:numFmt w:val="decimal"/>
+      <w:lvlText w:val="%4."/>
+      <w:lvlJc w:val="start"/>
+      <w:pPr>
+        <w:tabs>
+          <w:tab w:val="num" w:pos="0"/>
+        </w:tabs>
+        <w:ind w:start="2880" w:hanging="360"/>
+      </w:pPr>
+      <w:rPr/>
+    </w:lvl>
+    <w:lvl w:ilvl="4">
+      <w:start w:val="1"/>
+      <w:numFmt w:val="lowerLetter"/>
+      <w:lvlText w:val="%5."/>
+      <w:lvlJc w:val="start"/>
+      <w:pPr>
+        <w:tabs>
+          <w:tab w:val="num" w:pos="0"/>
+        </w:tabs>
+        <w:ind w:start="3600" w:hanging="360"/>
+      </w:pPr>
+      <w:rPr/>
+    </w:lvl>
+    <w:lvl w:ilvl="5">
+      <w:start w:val="1"/>
+      <w:numFmt w:val="lowerRoman"/>
+      <w:lvlText w:val="%6."/>
+      <w:lvlJc w:val="end"/>
+      <w:pPr>
+        <w:tabs>
+          <w:tab w:val="num" w:pos="0"/>
+        </w:tabs>
+        <w:ind w:start="4320" w:hanging="180"/>
+      </w:pPr>
+      <w:rPr/>
+    </w:lvl>
+    <w:lvl w:ilvl="6">
+      <w:start w:val="1"/>
+      <w:numFmt w:val="decimal"/>
+      <w:lvlText w:val="%7."/>
+      <w:lvlJc w:val="start"/>
+      <w:pPr>
+        <w:tabs>
+          <w:tab w:val="num" w:pos="0"/>
+        </w:tabs>
+        <w:ind w:start="5040" w:hanging="360"/>
+      </w:pPr>
+      <w:rPr/>
+    </w:lvl>
+    <w:lvl w:ilvl="7">
+      <w:start w:val="1"/>
+      <w:numFmt w:val="lowerLetter"/>
+      <w:lvlText w:val="%8."/>
+      <w:lvlJc w:val="start"/>
+      <w:pPr>
+        <w:tabs>
+          <w:tab w:val="num" w:pos="0"/>
+        </w:tabs>
+        <w:ind w:start="5760" w:hanging="360"/>
+      </w:pPr>
+      <w:rPr/>
+    </w:lvl>
+    <w:lvl w:ilvl="8">
+      <w:start w:val="1"/>
+      <w:numFmt w:val="lowerRoman"/>
+      <w:lvlText w:val="%9."/>
+      <w:lvlJc w:val="end"/>
+      <w:pPr>
+        <w:tabs>
+          <w:tab w:val="num" w:pos="0"/>
+        </w:tabs>
+        <w:ind w:start="6480" w:hanging="180"/>
+      </w:pPr>
+      <w:rPr/>
+    </w:lvl>
+  </w:abstractNum>
+  <w:abstractNum w:abstractNumId="3">
     <w:lvl w:ilvl="0">
       <w:start w:val="1"/>
       <w:numFmt w:val="none"/>
       <w:suff w:val="nothing"/>
       <w:lvlText w:val=""/>
-      <w:lvlJc w:val="left"/>
+      <w:lvlJc w:val="start"/>
       <w:pPr>
         <w:tabs>
           <w:tab w:val="num" w:pos="0"/>
         </w:tabs>
-        <w:ind w:left="0" w:firstLine="0"/>
+        <w:ind w:start="0" w:hanging="0"/>
       </w:pPr>
     </w:lvl>
     <w:lvl w:ilvl="1">
@@ -5989,12 +4647,12 @@
       <w:numFmt w:val="none"/>
       <w:suff w:val="nothing"/>
       <w:lvlText w:val=""/>
-      <w:lvlJc w:val="left"/>
+      <w:lvlJc w:val="start"/>
       <w:pPr>
         <w:tabs>
           <w:tab w:val="num" w:pos="0"/>
         </w:tabs>
-        <w:ind w:left="0" w:firstLine="0"/>
+        <w:ind w:start="0" w:hanging="0"/>
       </w:pPr>
     </w:lvl>
     <w:lvl w:ilvl="2">
@@ -6002,12 +4660,12 @@
       <w:numFmt w:val="none"/>
       <w:suff w:val="nothing"/>
       <w:lvlText w:val=""/>
-      <w:lvlJc w:val="left"/>
+      <w:lvlJc w:val="start"/>
       <w:pPr>
         <w:tabs>
           <w:tab w:val="num" w:pos="0"/>
         </w:tabs>
-        <w:ind w:left="0" w:firstLine="0"/>
+        <w:ind w:start="0" w:hanging="0"/>
       </w:pPr>
     </w:lvl>
     <w:lvl w:ilvl="3">
@@ -6015,12 +4673,12 @@
       <w:numFmt w:val="none"/>
       <w:suff w:val="nothing"/>
       <w:lvlText w:val=""/>
-      <w:lvlJc w:val="left"/>
+      <w:lvlJc w:val="start"/>
       <w:pPr>
         <w:tabs>
           <w:tab w:val="num" w:pos="0"/>
         </w:tabs>
-        <w:ind w:left="0" w:firstLine="0"/>
+        <w:ind w:start="0" w:hanging="0"/>
       </w:pPr>
     </w:lvl>
     <w:lvl w:ilvl="4">
@@ -6028,12 +4686,12 @@
       <w:numFmt w:val="none"/>
       <w:suff w:val="nothing"/>
       <w:lvlText w:val=""/>
-      <w:lvlJc w:val="left"/>
+      <w:lvlJc w:val="start"/>
       <w:pPr>
         <w:tabs>
           <w:tab w:val="num" w:pos="0"/>
         </w:tabs>
-        <w:ind w:left="0" w:firstLine="0"/>
+        <w:ind w:start="0" w:hanging="0"/>
       </w:pPr>
     </w:lvl>
     <w:lvl w:ilvl="5">
@@ -6041,12 +4699,12 @@
       <w:numFmt w:val="none"/>
       <w:suff w:val="nothing"/>
       <w:lvlText w:val=""/>
-      <w:lvlJc w:val="left"/>
+      <w:lvlJc w:val="start"/>
       <w:pPr>
         <w:tabs>
           <w:tab w:val="num" w:pos="0"/>
         </w:tabs>
-        <w:ind w:left="0" w:firstLine="0"/>
+        <w:ind w:start="0" w:hanging="0"/>
       </w:pPr>
     </w:lvl>
     <w:lvl w:ilvl="6">
@@ -6054,12 +4712,12 @@
       <w:numFmt w:val="none"/>
       <w:suff w:val="nothing"/>
       <w:lvlText w:val=""/>
-      <w:lvlJc w:val="left"/>
+      <w:lvlJc w:val="start"/>
       <w:pPr>
         <w:tabs>
           <w:tab w:val="num" w:pos="0"/>
         </w:tabs>
-        <w:ind w:left="0" w:firstLine="0"/>
+        <w:ind w:start="0" w:hanging="0"/>
       </w:pPr>
     </w:lvl>
     <w:lvl w:ilvl="7">
@@ -6067,12 +4725,12 @@
       <w:numFmt w:val="none"/>
       <w:suff w:val="nothing"/>
       <w:lvlText w:val=""/>
-      <w:lvlJc w:val="left"/>
+      <w:lvlJc w:val="start"/>
       <w:pPr>
         <w:tabs>
           <w:tab w:val="num" w:pos="0"/>
         </w:tabs>
-        <w:ind w:left="0" w:firstLine="0"/>
+        <w:ind w:start="0" w:hanging="0"/>
       </w:pPr>
     </w:lvl>
     <w:lvl w:ilvl="8">
@@ -6080,152 +4738,39 @@
       <w:numFmt w:val="none"/>
       <w:suff w:val="nothing"/>
       <w:lvlText w:val=""/>
-      <w:lvlJc w:val="left"/>
+      <w:lvlJc w:val="start"/>
       <w:pPr>
         <w:tabs>
           <w:tab w:val="num" w:pos="0"/>
         </w:tabs>
-        <w:ind w:left="0" w:firstLine="0"/>
+        <w:ind w:start="0" w:hanging="0"/>
       </w:pPr>
     </w:lvl>
   </w:abstractNum>
-  <w:abstractNum w:abstractNumId="2" w15:restartNumberingAfterBreak="0">
-    <w:nsid w:val="73154492"/>
-    <w:multiLevelType w:val="multilevel"/>
-    <w:tmpl w:val="BD9A4ED6"/>
-    <w:lvl w:ilvl="0">
-      <w:start w:val="1"/>
-      <w:numFmt w:val="decimal"/>
-      <w:lvlText w:val="%1."/>
-      <w:lvlJc w:val="left"/>
-      <w:pPr>
-        <w:tabs>
-          <w:tab w:val="num" w:pos="0"/>
-        </w:tabs>
-        <w:ind w:left="720" w:hanging="360"/>
-      </w:pPr>
-    </w:lvl>
-    <w:lvl w:ilvl="1">
-      <w:start w:val="1"/>
-      <w:numFmt w:val="lowerLetter"/>
-      <w:lvlText w:val="%2."/>
-      <w:lvlJc w:val="left"/>
-      <w:pPr>
-        <w:tabs>
-          <w:tab w:val="num" w:pos="0"/>
-        </w:tabs>
-        <w:ind w:left="1440" w:hanging="360"/>
-      </w:pPr>
-    </w:lvl>
-    <w:lvl w:ilvl="2">
-      <w:start w:val="1"/>
-      <w:numFmt w:val="lowerRoman"/>
-      <w:lvlText w:val="%3."/>
-      <w:lvlJc w:val="right"/>
-      <w:pPr>
-        <w:tabs>
-          <w:tab w:val="num" w:pos="0"/>
-        </w:tabs>
-        <w:ind w:left="2160" w:hanging="180"/>
-      </w:pPr>
-    </w:lvl>
-    <w:lvl w:ilvl="3">
-      <w:start w:val="1"/>
-      <w:numFmt w:val="decimal"/>
-      <w:lvlText w:val="%4."/>
-      <w:lvlJc w:val="left"/>
-      <w:pPr>
-        <w:tabs>
-          <w:tab w:val="num" w:pos="0"/>
-        </w:tabs>
-        <w:ind w:left="2880" w:hanging="360"/>
-      </w:pPr>
-    </w:lvl>
-    <w:lvl w:ilvl="4">
-      <w:start w:val="1"/>
-      <w:numFmt w:val="lowerLetter"/>
-      <w:lvlText w:val="%5."/>
-      <w:lvlJc w:val="left"/>
-      <w:pPr>
-        <w:tabs>
-          <w:tab w:val="num" w:pos="0"/>
-        </w:tabs>
-        <w:ind w:left="3600" w:hanging="360"/>
-      </w:pPr>
-    </w:lvl>
-    <w:lvl w:ilvl="5">
-      <w:start w:val="1"/>
-      <w:numFmt w:val="lowerRoman"/>
-      <w:lvlText w:val="%6."/>
-      <w:lvlJc w:val="right"/>
-      <w:pPr>
-        <w:tabs>
-          <w:tab w:val="num" w:pos="0"/>
-        </w:tabs>
-        <w:ind w:left="4320" w:hanging="180"/>
-      </w:pPr>
-    </w:lvl>
-    <w:lvl w:ilvl="6">
-      <w:start w:val="1"/>
-      <w:numFmt w:val="decimal"/>
-      <w:lvlText w:val="%7."/>
-      <w:lvlJc w:val="left"/>
-      <w:pPr>
-        <w:tabs>
-          <w:tab w:val="num" w:pos="0"/>
-        </w:tabs>
-        <w:ind w:left="5040" w:hanging="360"/>
-      </w:pPr>
-    </w:lvl>
-    <w:lvl w:ilvl="7">
-      <w:start w:val="1"/>
-      <w:numFmt w:val="lowerLetter"/>
-      <w:lvlText w:val="%8."/>
-      <w:lvlJc w:val="left"/>
-      <w:pPr>
-        <w:tabs>
-          <w:tab w:val="num" w:pos="0"/>
-        </w:tabs>
-        <w:ind w:left="5760" w:hanging="360"/>
-      </w:pPr>
-    </w:lvl>
-    <w:lvl w:ilvl="8">
-      <w:start w:val="1"/>
-      <w:numFmt w:val="lowerRoman"/>
-      <w:lvlText w:val="%9."/>
-      <w:lvlJc w:val="right"/>
-      <w:pPr>
-        <w:tabs>
-          <w:tab w:val="num" w:pos="0"/>
-        </w:tabs>
-        <w:ind w:left="6480" w:hanging="180"/>
-      </w:pPr>
-    </w:lvl>
-  </w:abstractNum>
-  <w:num w:numId="1" w16cid:durableId="911817848">
+  <w:num w:numId="1">
+    <w:abstractNumId w:val="1"/>
+  </w:num>
+  <w:num w:numId="2">
     <w:abstractNumId w:val="2"/>
   </w:num>
-  <w:num w:numId="2" w16cid:durableId="77992238">
-    <w:abstractNumId w:val="0"/>
-  </w:num>
-  <w:num w:numId="3" w16cid:durableId="1050881715">
-    <w:abstractNumId w:val="1"/>
+  <w:num w:numId="3">
+    <w:abstractNumId w:val="3"/>
   </w:num>
 </w:numbering>
 </file>
 
 <file path=word/styles.xml><?xml version="1.0" encoding="utf-8"?>
-<w:styles xmlns:mc="http://schemas.openxmlformats.org/markup-compatibility/2006" xmlns:r="http://schemas.openxmlformats.org/officeDocument/2006/relationships" xmlns:w="http://schemas.openxmlformats.org/wordprocessingml/2006/main" xmlns:w14="http://schemas.microsoft.com/office/word/2010/wordml" xmlns:w15="http://schemas.microsoft.com/office/word/2012/wordml" xmlns:w16cex="http://schemas.microsoft.com/office/word/2018/wordml/cex" xmlns:w16cid="http://schemas.microsoft.com/office/word/2016/wordml/cid" xmlns:w16="http://schemas.microsoft.com/office/word/2018/wordml" xmlns:w16sdtdh="http://schemas.microsoft.com/office/word/2020/wordml/sdtdatahash" xmlns:w16se="http://schemas.microsoft.com/office/word/2015/wordml/symex" mc:Ignorable="w14 w15 w16se w16cid w16 w16cex w16sdtdh">
+<w:styles xmlns:w="http://schemas.openxmlformats.org/wordprocessingml/2006/main" xmlns:w14="http://schemas.microsoft.com/office/word/2010/wordml" xmlns:mc="http://schemas.openxmlformats.org/markup-compatibility/2006" mc:Ignorable="w14">
   <w:docDefaults>
     <w:rPrDefault>
       <w:rPr>
-        <w:rFonts w:ascii="Times New Roman" w:eastAsia="Times New Roman" w:hAnsi="Times New Roman" w:cs="Times New Roman"/>
+        <w:rFonts w:ascii="Times New Roman" w:hAnsi="Times New Roman" w:eastAsia="Times New Roman" w:cs="Times New Roman"/>
         <w:lang w:val="en-US" w:eastAsia="en-US" w:bidi="ar-SA"/>
       </w:rPr>
     </w:rPrDefault>
     <w:pPrDefault>
       <w:pPr>
-        <w:suppressAutoHyphens/>
+        <w:suppressAutoHyphens w:val="true"/>
       </w:pPr>
     </w:pPrDefault>
   </w:docDefaults>
@@ -6249,8 +4794,8 @@
     <w:lsdException w:name="index 7" w:semiHidden="1" w:unhideWhenUsed="1"/>
     <w:lsdException w:name="index 8" w:semiHidden="1" w:unhideWhenUsed="1"/>
     <w:lsdException w:name="index 9" w:semiHidden="1" w:unhideWhenUsed="1"/>
-    <w:lsdException w:name="toc 1" w:semiHidden="1" w:uiPriority="39" w:unhideWhenUsed="1"/>
-    <w:lsdException w:name="toc 2" w:semiHidden="1" w:uiPriority="39" w:unhideWhenUsed="1"/>
+    <w:lsdException w:name="toc 1" w:uiPriority="39" w:semiHidden="1" w:unhideWhenUsed="1"/>
+    <w:lsdException w:name="toc 2" w:uiPriority="39" w:semiHidden="1" w:unhideWhenUsed="1"/>
     <w:lsdException w:name="toc 3" w:semiHidden="1" w:unhideWhenUsed="1"/>
     <w:lsdException w:name="toc 4" w:semiHidden="1" w:unhideWhenUsed="1"/>
     <w:lsdException w:name="toc 5" w:semiHidden="1" w:unhideWhenUsed="1"/>
@@ -6261,7 +4806,7 @@
     <w:lsdException w:name="Normal Indent" w:semiHidden="1" w:unhideWhenUsed="1"/>
     <w:lsdException w:name="footnote text" w:semiHidden="1" w:unhideWhenUsed="1"/>
     <w:lsdException w:name="annotation text" w:semiHidden="1" w:unhideWhenUsed="1"/>
-    <w:lsdException w:name="header" w:semiHidden="1" w:uiPriority="99" w:unhideWhenUsed="1"/>
+    <w:lsdException w:name="header" w:uiPriority="99" w:semiHidden="1" w:unhideWhenUsed="1"/>
     <w:lsdException w:name="footer" w:semiHidden="1" w:unhideWhenUsed="1"/>
     <w:lsdException w:name="index heading" w:semiHidden="1" w:unhideWhenUsed="1"/>
     <w:lsdException w:name="caption" w:semiHidden="1" w:unhideWhenUsed="1" w:qFormat="1"/>
@@ -6309,7 +4854,7 @@
     <w:lsdException w:name="Body Text Indent 2" w:semiHidden="1" w:unhideWhenUsed="1"/>
     <w:lsdException w:name="Body Text Indent 3" w:semiHidden="1" w:unhideWhenUsed="1"/>
     <w:lsdException w:name="Block Text" w:semiHidden="1" w:unhideWhenUsed="1"/>
-    <w:lsdException w:name="Hyperlink" w:semiHidden="1" w:uiPriority="99" w:unhideWhenUsed="1"/>
+    <w:lsdException w:name="Hyperlink" w:uiPriority="99" w:semiHidden="1" w:unhideWhenUsed="1"/>
     <w:lsdException w:name="FollowedHyperlink" w:semiHidden="1" w:unhideWhenUsed="1"/>
     <w:lsdException w:name="Strong" w:qFormat="1"/>
     <w:lsdException w:name="Emphasis" w:qFormat="1"/>
@@ -6318,7 +4863,7 @@
     <w:lsdException w:name="E-mail Signature" w:semiHidden="1" w:unhideWhenUsed="1"/>
     <w:lsdException w:name="HTML Top of Form" w:semiHidden="1" w:unhideWhenUsed="1"/>
     <w:lsdException w:name="HTML Bottom of Form" w:semiHidden="1" w:unhideWhenUsed="1"/>
-    <w:lsdException w:name="Normal (Web)" w:semiHidden="1" w:uiPriority="99" w:unhideWhenUsed="1"/>
+    <w:lsdException w:name="Normal (Web)" w:uiPriority="99" w:semiHidden="1" w:unhideWhenUsed="1"/>
     <w:lsdException w:name="HTML Acronym" w:semiHidden="1" w:unhideWhenUsed="1"/>
     <w:lsdException w:name="HTML Address" w:semiHidden="1" w:unhideWhenUsed="1"/>
     <w:lsdException w:name="HTML Cite" w:semiHidden="1" w:unhideWhenUsed="1"/>
@@ -6379,7 +4924,7 @@
     <w:lsdException w:name="Table Web 3" w:semiHidden="1" w:unhideWhenUsed="1"/>
     <w:lsdException w:name="Balloon Text" w:semiHidden="1" w:unhideWhenUsed="1"/>
     <w:lsdException w:name="Table Theme" w:semiHidden="1" w:unhideWhenUsed="1"/>
-    <w:lsdException w:name="Placeholder Text" w:semiHidden="1" w:uiPriority="99"/>
+    <w:lsdException w:name="Placeholder Text" w:uiPriority="99" w:semiHidden="1"/>
     <w:lsdException w:name="No Spacing" w:uiPriority="1" w:qFormat="1"/>
     <w:lsdException w:name="Light Shading" w:uiPriority="60"/>
     <w:lsdException w:name="Light List" w:uiPriority="61"/>
@@ -6401,7 +4946,7 @@
     <w:lsdException w:name="Medium Shading 1 Accent 1" w:uiPriority="63"/>
     <w:lsdException w:name="Medium Shading 2 Accent 1" w:uiPriority="64"/>
     <w:lsdException w:name="Medium List 1 Accent 1" w:uiPriority="65"/>
-    <w:lsdException w:name="Revision" w:semiHidden="1" w:uiPriority="99"/>
+    <w:lsdException w:name="Revision" w:uiPriority="99" w:semiHidden="1"/>
     <w:lsdException w:name="List Paragraph" w:uiPriority="34" w:qFormat="1"/>
     <w:lsdException w:name="Quote" w:uiPriority="29" w:qFormat="1"/>
     <w:lsdException w:name="Intense Quote" w:uiPriority="30" w:qFormat="1"/>
@@ -6488,8 +5033,8 @@
     <w:lsdException w:name="Subtle Reference" w:uiPriority="31" w:qFormat="1"/>
     <w:lsdException w:name="Intense Reference" w:uiPriority="32" w:qFormat="1"/>
     <w:lsdException w:name="Book Title" w:uiPriority="33" w:qFormat="1"/>
-    <w:lsdException w:name="Bibliography" w:semiHidden="1" w:uiPriority="37" w:unhideWhenUsed="1"/>
-    <w:lsdException w:name="TOC Heading" w:semiHidden="1" w:uiPriority="39" w:unhideWhenUsed="1" w:qFormat="1"/>
+    <w:lsdException w:name="Bibliography" w:uiPriority="37" w:semiHidden="1" w:unhideWhenUsed="1"/>
+    <w:lsdException w:name="TOC Heading" w:uiPriority="39" w:semiHidden="1" w:unhideWhenUsed="1" w:qFormat="1"/>
     <w:lsdException w:name="Plain Table 1" w:uiPriority="41"/>
     <w:lsdException w:name="Plain Table 2" w:uiPriority="42"/>
     <w:lsdException w:name="Plain Table 3" w:uiPriority="43"/>
@@ -6594,20 +5139,30 @@
     <w:lsdException w:name="List Table 5 Dark Accent 6" w:uiPriority="50"/>
     <w:lsdException w:name="List Table 6 Colorful Accent 6" w:uiPriority="51"/>
     <w:lsdException w:name="List Table 7 Colorful Accent 6" w:uiPriority="52"/>
-    <w:lsdException w:name="Mention" w:semiHidden="1" w:uiPriority="99" w:unhideWhenUsed="1"/>
-    <w:lsdException w:name="Smart Hyperlink" w:semiHidden="1" w:uiPriority="99" w:unhideWhenUsed="1"/>
-    <w:lsdException w:name="Hashtag" w:semiHidden="1" w:uiPriority="99" w:unhideWhenUsed="1"/>
-    <w:lsdException w:name="Unresolved Mention" w:semiHidden="1" w:uiPriority="99" w:unhideWhenUsed="1"/>
-    <w:lsdException w:name="Smart Link" w:semiHidden="1" w:uiPriority="99" w:unhideWhenUsed="1"/>
+    <w:lsdException w:name="Mention" w:uiPriority="99" w:semiHidden="1" w:unhideWhenUsed="1"/>
+    <w:lsdException w:name="Smart Hyperlink" w:uiPriority="99" w:semiHidden="1" w:unhideWhenUsed="1"/>
+    <w:lsdException w:name="Hashtag" w:uiPriority="99" w:semiHidden="1" w:unhideWhenUsed="1"/>
+    <w:lsdException w:name="Unresolved Mention" w:uiPriority="99" w:semiHidden="1" w:unhideWhenUsed="1"/>
+    <w:lsdException w:name="Smart Link" w:uiPriority="99" w:semiHidden="1" w:unhideWhenUsed="1"/>
   </w:latentStyles>
-  <w:style w:type="paragraph" w:default="1" w:styleId="Normal">
+  <w:style w:type="paragraph" w:styleId="Normal" w:default="1">
     <w:name w:val="Normal"/>
     <w:qFormat/>
-    <w:rsid w:val="00D53EA5"/>
+    <w:rsid w:val="00d53ea5"/>
+    <w:pPr>
+      <w:widowControl/>
+      <w:suppressAutoHyphens w:val="true"/>
+      <w:bidi w:val="0"/>
+      <w:spacing w:before="0" w:after="0"/>
+      <w:jc w:val="start"/>
+    </w:pPr>
     <w:rPr>
-      <w:rFonts w:ascii="Arial" w:hAnsi="Arial"/>
+      <w:rFonts w:ascii="Arial" w:hAnsi="Arial" w:eastAsia="Times New Roman" w:cs="Times New Roman"/>
+      <w:color w:val="auto"/>
+      <w:kern w:val="0"/>
       <w:sz w:val="22"/>
       <w:szCs w:val="24"/>
+      <w:lang w:val="en-US" w:eastAsia="en-US" w:bidi="ar-SA"/>
     </w:rPr>
   </w:style>
   <w:style w:type="paragraph" w:styleId="Heading1">
@@ -6616,7 +5171,7 @@
     <w:next w:val="Normal"/>
     <w:link w:val="Heading1Char"/>
     <w:qFormat/>
-    <w:rsid w:val="00A64B2E"/>
+    <w:rsid w:val="00a64b2e"/>
     <w:pPr>
       <w:pBdr>
         <w:top w:val="single" w:sz="4" w:space="1" w:color="000000"/>
@@ -6640,9 +5195,9 @@
     <w:link w:val="Heading2Char"/>
     <w:unhideWhenUsed/>
     <w:qFormat/>
-    <w:rsid w:val="0056203C"/>
+    <w:rsid w:val="0056203c"/>
     <w:pPr>
-      <w:keepNext/>
+      <w:keepNext w:val="true"/>
       <w:keepLines/>
       <w:pBdr>
         <w:top w:val="single" w:sz="4" w:space="1" w:color="000000"/>
@@ -6655,64 +5210,45 @@
       <w:outlineLvl w:val="1"/>
     </w:pPr>
     <w:rPr>
-      <w:rFonts w:eastAsiaTheme="majorEastAsia" w:cstheme="majorBidi"/>
+      <w:rFonts w:eastAsia="" w:cs="" w:cstheme="majorBidi" w:eastAsiaTheme="majorEastAsia"/>
       <w:b/>
       <w:bCs/>
       <w:szCs w:val="26"/>
     </w:rPr>
   </w:style>
-  <w:style w:type="character" w:default="1" w:styleId="DefaultParagraphFont">
+  <w:style w:type="character" w:styleId="DefaultParagraphFont" w:default="1">
     <w:name w:val="Default Paragraph Font"/>
     <w:uiPriority w:val="1"/>
     <w:semiHidden/>
     <w:unhideWhenUsed/>
-  </w:style>
-  <w:style w:type="table" w:default="1" w:styleId="TableNormal">
-    <w:name w:val="Normal Table"/>
-    <w:uiPriority w:val="99"/>
-    <w:semiHidden/>
-    <w:unhideWhenUsed/>
-    <w:tblPr>
-      <w:tblInd w:w="0" w:type="dxa"/>
-      <w:tblCellMar>
-        <w:top w:w="0" w:type="dxa"/>
-        <w:left w:w="108" w:type="dxa"/>
-        <w:bottom w:w="0" w:type="dxa"/>
-        <w:right w:w="108" w:type="dxa"/>
-      </w:tblCellMar>
-    </w:tblPr>
-  </w:style>
-  <w:style w:type="numbering" w:default="1" w:styleId="NoList">
-    <w:name w:val="No List"/>
-    <w:uiPriority w:val="99"/>
-    <w:semiHidden/>
-    <w:unhideWhenUsed/>
+    <w:qFormat/>
+    <w:rPr/>
   </w:style>
   <w:style w:type="character" w:styleId="Hyperlink">
     <w:name w:val="Hyperlink"/>
     <w:uiPriority w:val="99"/>
-    <w:rsid w:val="002816A1"/>
+    <w:rsid w:val="002816a1"/>
     <w:rPr>
       <w:color w:val="0000FF"/>
       <w:u w:val="single"/>
     </w:rPr>
   </w:style>
-  <w:style w:type="character" w:customStyle="1" w:styleId="HeaderChar">
+  <w:style w:type="character" w:styleId="HeaderChar" w:customStyle="1">
     <w:name w:val="Header Char"/>
     <w:link w:val="Header"/>
     <w:uiPriority w:val="99"/>
     <w:qFormat/>
-    <w:rsid w:val="009A147C"/>
+    <w:rsid w:val="009a147c"/>
     <w:rPr>
       <w:sz w:val="24"/>
       <w:szCs w:val="24"/>
     </w:rPr>
   </w:style>
-  <w:style w:type="character" w:customStyle="1" w:styleId="FooterChar">
+  <w:style w:type="character" w:styleId="FooterChar" w:customStyle="1">
     <w:name w:val="Footer Char"/>
     <w:link w:val="Footer"/>
     <w:qFormat/>
-    <w:rsid w:val="009A147C"/>
+    <w:rsid w:val="009a147c"/>
     <w:rPr>
       <w:sz w:val="24"/>
       <w:szCs w:val="24"/>
@@ -6720,7 +5256,7 @@
   </w:style>
   <w:style w:type="character" w:styleId="FollowedHyperlink">
     <w:name w:val="FollowedHyperlink"/>
-    <w:rsid w:val="0032428C"/>
+    <w:rsid w:val="0032428c"/>
     <w:rPr>
       <w:color w:val="800080"/>
       <w:u w:val="single"/>
@@ -6729,32 +5265,32 @@
   <w:style w:type="character" w:styleId="PageNumber">
     <w:name w:val="page number"/>
     <w:basedOn w:val="DefaultParagraphFont"/>
-    <w:rsid w:val="00A2314E"/>
-  </w:style>
-  <w:style w:type="character" w:customStyle="1" w:styleId="BodyTextIndent2Char">
+    <w:rsid w:val="00a2314e"/>
+    <w:rPr/>
+  </w:style>
+  <w:style w:type="character" w:styleId="BodyTextIndent2Char" w:customStyle="1">
     <w:name w:val="Body Text Indent 2 Char"/>
     <w:link w:val="BodyTextIndent2"/>
     <w:qFormat/>
-    <w:rsid w:val="004344DA"/>
+    <w:rsid w:val="004344da"/>
     <w:rPr>
       <w:sz w:val="24"/>
     </w:rPr>
   </w:style>
-  <w:style w:type="character" w:customStyle="1" w:styleId="BodyTextChar">
+  <w:style w:type="character" w:styleId="BodyTextChar" w:customStyle="1">
     <w:name w:val="Body Text Char"/>
-    <w:link w:val="BodyText"/>
     <w:qFormat/>
-    <w:rsid w:val="00433C9E"/>
+    <w:rsid w:val="00433c9e"/>
     <w:rPr>
       <w:sz w:val="24"/>
       <w:szCs w:val="24"/>
     </w:rPr>
   </w:style>
-  <w:style w:type="character" w:customStyle="1" w:styleId="SubtitleChar">
+  <w:style w:type="character" w:styleId="SubtitleChar" w:customStyle="1">
     <w:name w:val="Subtitle Char"/>
     <w:link w:val="Subtitle"/>
     <w:qFormat/>
-    <w:rsid w:val="005C4E04"/>
+    <w:rsid w:val="005c4e04"/>
     <w:rPr>
       <w:b/>
       <w:bCs/>
@@ -6765,35 +5301,36 @@
   <w:style w:type="character" w:styleId="CommentReference">
     <w:name w:val="annotation reference"/>
     <w:qFormat/>
-    <w:rsid w:val="00F96B04"/>
+    <w:rsid w:val="00f96b04"/>
     <w:rPr>
       <w:sz w:val="16"/>
       <w:szCs w:val="16"/>
     </w:rPr>
   </w:style>
-  <w:style w:type="character" w:customStyle="1" w:styleId="CommentTextChar">
+  <w:style w:type="character" w:styleId="CommentTextChar" w:customStyle="1">
     <w:name w:val="Comment Text Char"/>
     <w:basedOn w:val="DefaultParagraphFont"/>
     <w:link w:val="CommentText"/>
     <w:qFormat/>
-    <w:rsid w:val="00F96B04"/>
-  </w:style>
-  <w:style w:type="character" w:customStyle="1" w:styleId="CommentSubjectChar">
+    <w:rsid w:val="00f96b04"/>
+    <w:rPr/>
+  </w:style>
+  <w:style w:type="character" w:styleId="CommentSubjectChar" w:customStyle="1">
     <w:name w:val="Comment Subject Char"/>
-    <w:link w:val="CommentSubject"/>
+    <w:link w:val="annotationsubject"/>
     <w:qFormat/>
-    <w:rsid w:val="00F96B04"/>
+    <w:rsid w:val="00f96b04"/>
     <w:rPr>
       <w:b/>
       <w:bCs/>
     </w:rPr>
   </w:style>
-  <w:style w:type="character" w:customStyle="1" w:styleId="Heading1Char">
+  <w:style w:type="character" w:styleId="Heading1Char" w:customStyle="1">
     <w:name w:val="Heading 1 Char"/>
     <w:basedOn w:val="DefaultParagraphFont"/>
     <w:link w:val="Heading1"/>
     <w:qFormat/>
-    <w:rsid w:val="00A64B2E"/>
+    <w:rsid w:val="00a64b2e"/>
     <w:rPr>
       <w:rFonts w:ascii="Arial" w:hAnsi="Arial" w:cs="Arial"/>
       <w:b/>
@@ -6803,29 +5340,29 @@
       <w:szCs w:val="28"/>
     </w:rPr>
   </w:style>
-  <w:style w:type="character" w:customStyle="1" w:styleId="Heading2Char">
+  <w:style w:type="character" w:styleId="Heading2Char" w:customStyle="1">
     <w:name w:val="Heading 2 Char"/>
     <w:basedOn w:val="DefaultParagraphFont"/>
     <w:link w:val="Heading2"/>
     <w:qFormat/>
-    <w:rsid w:val="0056203C"/>
+    <w:rsid w:val="0056203c"/>
     <w:rPr>
-      <w:rFonts w:ascii="Arial" w:eastAsiaTheme="majorEastAsia" w:hAnsi="Arial" w:cstheme="majorBidi"/>
+      <w:rFonts w:ascii="Arial" w:hAnsi="Arial" w:eastAsia="" w:cs="" w:cstheme="majorBidi" w:eastAsiaTheme="majorEastAsia"/>
       <w:b/>
       <w:bCs/>
       <w:sz w:val="24"/>
       <w:szCs w:val="26"/>
-      <w:shd w:val="clear" w:color="auto" w:fill="E5E5E5"/>
+      <w:shd w:fill="E5E5E5" w:val="clear"/>
     </w:rPr>
   </w:style>
-  <w:style w:type="character" w:customStyle="1" w:styleId="yg-code-styleChar">
+  <w:style w:type="character" w:styleId="yg-code-styleChar" w:customStyle="1">
     <w:name w:val="yg-code-style Char"/>
     <w:basedOn w:val="DefaultParagraphFont"/>
     <w:link w:val="yg-code-style"/>
     <w:qFormat/>
-    <w:rsid w:val="00777E34"/>
+    <w:rsid w:val="00777e34"/>
     <w:rPr>
-      <w:rFonts w:ascii="Courier New" w:eastAsiaTheme="minorHAnsi" w:hAnsi="Courier New" w:cs="Courier New"/>
+      <w:rFonts w:ascii="Courier New" w:hAnsi="Courier New" w:eastAsia="Calibri" w:cs="Courier New" w:eastAsiaTheme="minorHAnsi"/>
       <w:b/>
       <w:color w:val="00B050"/>
       <w:szCs w:val="22"/>
@@ -6837,22 +5374,22 @@
     <w:uiPriority w:val="99"/>
     <w:semiHidden/>
     <w:qFormat/>
-    <w:rsid w:val="00FE6938"/>
+    <w:rsid w:val="00fe6938"/>
     <w:rPr>
       <w:color w:val="808080"/>
     </w:rPr>
   </w:style>
-  <w:style w:type="paragraph" w:customStyle="1" w:styleId="Heading">
+  <w:style w:type="paragraph" w:styleId="Heading" w:customStyle="1">
     <w:name w:val="Heading"/>
     <w:basedOn w:val="Normal"/>
     <w:next w:val="BodyText"/>
     <w:qFormat/>
     <w:pPr>
-      <w:keepNext/>
+      <w:keepNext w:val="true"/>
       <w:spacing w:before="240" w:after="120"/>
     </w:pPr>
     <w:rPr>
-      <w:rFonts w:ascii="Liberation Sans" w:eastAsia="Noto Sans CJK SC" w:hAnsi="Liberation Sans" w:cs="Noto Sans Devanagari"/>
+      <w:rFonts w:ascii="Liberation Sans" w:hAnsi="Liberation Sans" w:eastAsia="Noto Sans CJK SC" w:cs="Noto Sans Devanagari"/>
       <w:sz w:val="28"/>
       <w:szCs w:val="28"/>
     </w:rPr>
@@ -6861,14 +5398,16 @@
     <w:name w:val="Body Text"/>
     <w:basedOn w:val="Normal"/>
     <w:link w:val="BodyTextChar"/>
-    <w:rsid w:val="00433C9E"/>
+    <w:rsid w:val="00433c9e"/>
     <w:pPr>
-      <w:spacing w:after="120"/>
+      <w:spacing w:before="0" w:after="120"/>
     </w:pPr>
+    <w:rPr/>
   </w:style>
   <w:style w:type="paragraph" w:styleId="List">
     <w:name w:val="List"/>
     <w:basedOn w:val="BodyText"/>
+    <w:pPr/>
     <w:rPr>
       <w:rFonts w:cs="Noto Sans Devanagari"/>
     </w:rPr>
@@ -6888,7 +5427,7 @@
       <w:sz w:val="24"/>
     </w:rPr>
   </w:style>
-  <w:style w:type="paragraph" w:customStyle="1" w:styleId="Index">
+  <w:style w:type="paragraph" w:styleId="Index" w:customStyle="1">
     <w:name w:val="Index"/>
     <w:basedOn w:val="Normal"/>
     <w:qFormat/>
@@ -6904,51 +5443,68 @@
     <w:basedOn w:val="Normal"/>
     <w:semiHidden/>
     <w:qFormat/>
-    <w:rsid w:val="00AB24C4"/>
+    <w:rsid w:val="00ab24c4"/>
+    <w:pPr/>
     <w:rPr>
       <w:rFonts w:ascii="Tahoma" w:hAnsi="Tahoma" w:cs="Tahoma"/>
       <w:sz w:val="16"/>
       <w:szCs w:val="16"/>
     </w:rPr>
   </w:style>
-  <w:style w:type="paragraph" w:customStyle="1" w:styleId="HeaderandFooter">
+  <w:style w:type="paragraph" w:styleId="HeaderandFooter" w:customStyle="1">
     <w:name w:val="Header and Footer"/>
     <w:basedOn w:val="Normal"/>
     <w:qFormat/>
+    <w:pPr/>
+    <w:rPr/>
   </w:style>
   <w:style w:type="paragraph" w:styleId="Header">
     <w:name w:val="header"/>
     <w:basedOn w:val="Normal"/>
     <w:link w:val="HeaderChar"/>
     <w:uiPriority w:val="99"/>
-    <w:rsid w:val="009A147C"/>
+    <w:rsid w:val="009a147c"/>
     <w:pPr>
       <w:tabs>
-        <w:tab w:val="center" w:pos="4680"/>
-        <w:tab w:val="right" w:pos="9360"/>
+        <w:tab w:val="clear" w:pos="720"/>
+        <w:tab w:val="center" w:pos="4680" w:leader="none"/>
+        <w:tab w:val="right" w:pos="9360" w:leader="none"/>
       </w:tabs>
     </w:pPr>
+    <w:rPr/>
   </w:style>
   <w:style w:type="paragraph" w:styleId="Footer">
     <w:name w:val="footer"/>
     <w:basedOn w:val="Normal"/>
     <w:link w:val="FooterChar"/>
-    <w:rsid w:val="009A147C"/>
+    <w:rsid w:val="009a147c"/>
     <w:pPr>
       <w:tabs>
-        <w:tab w:val="center" w:pos="4680"/>
-        <w:tab w:val="right" w:pos="9360"/>
+        <w:tab w:val="clear" w:pos="720"/>
+        <w:tab w:val="center" w:pos="4680" w:leader="none"/>
+        <w:tab w:val="right" w:pos="9360" w:leader="none"/>
       </w:tabs>
     </w:pPr>
-  </w:style>
-  <w:style w:type="paragraph" w:customStyle="1" w:styleId="Default">
+    <w:rPr/>
+  </w:style>
+  <w:style w:type="paragraph" w:styleId="Default" w:customStyle="1">
     <w:name w:val="Default"/>
     <w:qFormat/>
-    <w:rsid w:val="001808CE"/>
+    <w:rsid w:val="001808ce"/>
+    <w:pPr>
+      <w:widowControl/>
+      <w:suppressAutoHyphens w:val="true"/>
+      <w:bidi w:val="0"/>
+      <w:spacing w:before="0" w:after="0"/>
+      <w:jc w:val="start"/>
+    </w:pPr>
     <w:rPr>
+      <w:rFonts w:ascii="Times New Roman" w:hAnsi="Times New Roman" w:eastAsia="Times New Roman" w:cs="Times New Roman"/>
       <w:color w:val="000000"/>
+      <w:kern w:val="0"/>
       <w:sz w:val="24"/>
       <w:szCs w:val="24"/>
+      <w:lang w:val="en-US" w:eastAsia="en-US" w:bidi="ar-SA"/>
     </w:rPr>
   </w:style>
   <w:style w:type="paragraph" w:styleId="ListParagraph">
@@ -6956,19 +5512,20 @@
     <w:basedOn w:val="Normal"/>
     <w:uiPriority w:val="34"/>
     <w:qFormat/>
-    <w:rsid w:val="00E536A6"/>
+    <w:rsid w:val="00e536a6"/>
     <w:pPr>
-      <w:ind w:left="720"/>
+      <w:ind w:start="720"/>
     </w:pPr>
+    <w:rPr/>
   </w:style>
   <w:style w:type="paragraph" w:styleId="BodyTextIndent2">
     <w:name w:val="Body Text Indent 2"/>
     <w:basedOn w:val="Normal"/>
     <w:link w:val="BodyTextIndent2Char"/>
     <w:qFormat/>
-    <w:rsid w:val="004344DA"/>
+    <w:rsid w:val="004344da"/>
     <w:pPr>
-      <w:ind w:left="360"/>
+      <w:ind w:start="360"/>
     </w:pPr>
     <w:rPr>
       <w:szCs w:val="20"/>
@@ -6979,9 +5536,9 @@
     <w:basedOn w:val="Normal"/>
     <w:link w:val="SubtitleChar"/>
     <w:qFormat/>
-    <w:rsid w:val="005C4E04"/>
+    <w:rsid w:val="005c4e04"/>
     <w:pPr>
-      <w:widowControl w:val="0"/>
+      <w:widowControl w:val="false"/>
       <w:jc w:val="center"/>
     </w:pPr>
     <w:rPr>
@@ -6993,9 +5550,9 @@
     <w:name w:val="Title"/>
     <w:basedOn w:val="Normal"/>
     <w:qFormat/>
-    <w:rsid w:val="00D82132"/>
+    <w:rsid w:val="00d82132"/>
     <w:pPr>
-      <w:widowControl w:val="0"/>
+      <w:widowControl w:val="false"/>
       <w:jc w:val="center"/>
     </w:pPr>
     <w:rPr>
@@ -7009,19 +5566,21 @@
     <w:name w:val="annotation text"/>
     <w:basedOn w:val="Normal"/>
     <w:link w:val="CommentTextChar"/>
-    <w:rsid w:val="00F96B04"/>
+    <w:rsid w:val="00f96b04"/>
+    <w:pPr/>
     <w:rPr>
       <w:sz w:val="20"/>
       <w:szCs w:val="20"/>
     </w:rPr>
   </w:style>
-  <w:style w:type="paragraph" w:styleId="CommentSubject">
+  <w:style w:type="paragraph" w:styleId="annotationsubject">
     <w:name w:val="annotation subject"/>
     <w:basedOn w:val="CommentText"/>
     <w:next w:val="CommentText"/>
     <w:link w:val="CommentSubjectChar"/>
     <w:qFormat/>
-    <w:rsid w:val="00F96B04"/>
+    <w:rsid w:val="00f96b04"/>
+    <w:pPr/>
     <w:rPr>
       <w:b/>
       <w:bCs/>
@@ -7030,6 +5589,8 @@
   <w:style w:type="paragraph" w:styleId="IndexHeading">
     <w:name w:val="index heading"/>
     <w:basedOn w:val="Heading"/>
+    <w:pPr/>
+    <w:rPr/>
   </w:style>
   <w:style w:type="paragraph" w:styleId="TOCHeading">
     <w:name w:val="TOC Heading"/>
@@ -7038,11 +5599,12 @@
     <w:uiPriority w:val="39"/>
     <w:unhideWhenUsed/>
     <w:qFormat/>
-    <w:rsid w:val="004F62C7"/>
+    <w:rsid w:val="004f62c7"/>
     <w:pPr>
-      <w:spacing w:line="259" w:lineRule="auto"/>
+      <w:spacing w:lineRule="auto" w:line="259"/>
       <w:outlineLvl w:val="9"/>
     </w:pPr>
+    <w:rPr/>
   </w:style>
   <w:style w:type="paragraph" w:styleId="TOC1">
     <w:name w:val="toc 1"/>
@@ -7050,23 +5612,36 @@
     <w:next w:val="Normal"/>
     <w:autoRedefine/>
     <w:uiPriority w:val="39"/>
-    <w:rsid w:val="00292BE6"/>
+    <w:rsid w:val="00292be6"/>
     <w:pPr>
       <w:tabs>
-        <w:tab w:val="left" w:pos="360"/>
-        <w:tab w:val="right" w:leader="dot" w:pos="9710"/>
+        <w:tab w:val="clear" w:pos="720"/>
+        <w:tab w:val="left" w:pos="360" w:leader="none"/>
+        <w:tab w:val="right" w:pos="9710" w:leader="dot"/>
       </w:tabs>
     </w:pPr>
+    <w:rPr/>
   </w:style>
   <w:style w:type="paragraph" w:styleId="Revision">
     <w:name w:val="Revision"/>
     <w:uiPriority w:val="99"/>
     <w:semiHidden/>
     <w:qFormat/>
-    <w:rsid w:val="003E7C61"/>
+    <w:rsid w:val="003e7c61"/>
+    <w:pPr>
+      <w:widowControl/>
+      <w:suppressAutoHyphens w:val="true"/>
+      <w:bidi w:val="0"/>
+      <w:spacing w:before="0" w:after="0"/>
+      <w:jc w:val="start"/>
+    </w:pPr>
     <w:rPr>
+      <w:rFonts w:ascii="Times New Roman" w:hAnsi="Times New Roman" w:eastAsia="Times New Roman" w:cs="Times New Roman"/>
+      <w:color w:val="auto"/>
+      <w:kern w:val="0"/>
       <w:sz w:val="24"/>
       <w:szCs w:val="24"/>
+      <w:lang w:val="en-US" w:eastAsia="en-US" w:bidi="ar-SA"/>
     </w:rPr>
   </w:style>
   <w:style w:type="paragraph" w:styleId="NormalWeb">
@@ -7075,21 +5650,23 @@
     <w:uiPriority w:val="99"/>
     <w:unhideWhenUsed/>
     <w:qFormat/>
-    <w:rsid w:val="00B30809"/>
+    <w:rsid w:val="00b30809"/>
     <w:pPr>
       <w:spacing w:beforeAutospacing="1" w:afterAutospacing="1"/>
     </w:pPr>
-  </w:style>
-  <w:style w:type="paragraph" w:customStyle="1" w:styleId="StyleHeading1LatinArial14ptBoldAutoBefore0pt">
+    <w:rPr/>
+  </w:style>
+  <w:style w:type="paragraph" w:styleId="StyleHeading1LatinArial14ptBoldAutoBefore0pt" w:customStyle="1">
     <w:name w:val="Style Heading 1 + (Latin) Arial 14 pt Bold Auto Before:  0 pt ..."/>
     <w:basedOn w:val="Heading1"/>
     <w:autoRedefine/>
     <w:qFormat/>
-    <w:rsid w:val="00A64B2E"/>
+    <w:rsid w:val="00a64b2e"/>
+    <w:pPr/>
     <w:rPr>
       <w:rFonts w:cs="Times New Roman"/>
-      <w:b w:val="0"/>
-      <w:bCs w:val="0"/>
+      <w:b w:val="false"/>
+      <w:bCs w:val="false"/>
       <w:szCs w:val="20"/>
     </w:rPr>
   </w:style>
@@ -7100,38 +5677,61 @@
     <w:autoRedefine/>
     <w:uiPriority w:val="39"/>
     <w:unhideWhenUsed/>
-    <w:rsid w:val="00F22D0D"/>
+    <w:rsid w:val="00f22d0d"/>
     <w:pPr>
-      <w:spacing w:after="100"/>
-      <w:ind w:left="240"/>
+      <w:spacing w:before="0" w:after="100"/>
+      <w:ind w:start="240"/>
     </w:pPr>
-  </w:style>
-  <w:style w:type="paragraph" w:customStyle="1" w:styleId="yg-code-style">
+    <w:rPr/>
+  </w:style>
+  <w:style w:type="paragraph" w:styleId="yg-code-style" w:customStyle="1">
     <w:name w:val="yg-code-style"/>
     <w:basedOn w:val="Normal"/>
     <w:link w:val="yg-code-styleChar"/>
     <w:qFormat/>
-    <w:rsid w:val="00777E34"/>
+    <w:rsid w:val="00777e34"/>
+    <w:pPr/>
     <w:rPr>
-      <w:rFonts w:ascii="Courier New" w:eastAsiaTheme="minorHAnsi" w:hAnsi="Courier New" w:cs="Courier New"/>
+      <w:rFonts w:ascii="Courier New" w:hAnsi="Courier New" w:eastAsia="Calibri" w:cs="Courier New" w:eastAsiaTheme="minorHAnsi"/>
       <w:b/>
       <w:color w:val="00B050"/>
       <w:sz w:val="20"/>
       <w:szCs w:val="22"/>
     </w:rPr>
   </w:style>
+  <w:style w:type="numbering" w:styleId="NoList" w:default="1">
+    <w:name w:val="No List"/>
+    <w:uiPriority w:val="99"/>
+    <w:semiHidden/>
+    <w:unhideWhenUsed/>
+    <w:qFormat/>
+  </w:style>
+  <w:style w:type="table" w:default="1" w:styleId="TableNormal">
+    <w:name w:val="Normal Table"/>
+    <w:uiPriority w:val="99"/>
+    <w:semiHidden/>
+    <w:unhideWhenUsed/>
+    <w:tblPr>
+      <w:tblCellMar>
+        <w:top w:w="0" w:type="dxa"/>
+        <w:left w:w="108" w:type="dxa"/>
+        <w:bottom w:w="0" w:type="dxa"/>
+        <w:right w:w="108" w:type="dxa"/>
+      </w:tblCellMar>
+    </w:tblPr>
+  </w:style>
   <w:style w:type="table" w:styleId="TableGrid">
     <w:name w:val="Table Grid"/>
     <w:basedOn w:val="TableNormal"/>
-    <w:rsid w:val="007D605E"/>
+    <w:rsid w:val="007d605e"/>
     <w:tblPr>
       <w:tblBorders>
-        <w:top w:val="single" w:sz="4" w:space="0" w:color="auto"/>
-        <w:left w:val="single" w:sz="4" w:space="0" w:color="auto"/>
-        <w:bottom w:val="single" w:sz="4" w:space="0" w:color="auto"/>
-        <w:right w:val="single" w:sz="4" w:space="0" w:color="auto"/>
-        <w:insideH w:val="single" w:sz="4" w:space="0" w:color="auto"/>
-        <w:insideV w:val="single" w:sz="4" w:space="0" w:color="auto"/>
+        <w:top w:val="single" w:color="auto" w:sz="4" w:space="0"/>
+        <w:left w:val="single" w:color="auto" w:sz="4" w:space="0"/>
+        <w:bottom w:val="single" w:color="auto" w:sz="4" w:space="0"/>
+        <w:right w:val="single" w:color="auto" w:sz="4" w:space="0"/>
+        <w:insideH w:val="single" w:color="auto" w:sz="4" w:space="0"/>
+        <w:insideV w:val="single" w:color="auto" w:sz="4" w:space="0"/>
       </w:tblBorders>
     </w:tblPr>
   </w:style>
@@ -9666,54 +8266,54 @@
 </file>
 
 <file path=word/theme/theme1.xml><?xml version="1.0" encoding="utf-8"?>
-<a:theme xmlns:a="http://schemas.openxmlformats.org/drawingml/2006/main" name="Office Theme">
+<a:theme xmlns:a="http://schemas.openxmlformats.org/drawingml/2006/main" xmlns:r="http://schemas.openxmlformats.org/officeDocument/2006/relationships" name="Office Theme">
   <a:themeElements>
     <a:clrScheme name="Office">
       <a:dk1>
         <a:srgbClr val="000000"/>
       </a:dk1>
       <a:lt1>
-        <a:srgbClr val="FFFFFF"/>
+        <a:srgbClr val="ffffff"/>
       </a:lt1>
       <a:dk2>
-        <a:srgbClr val="44546A"/>
+        <a:srgbClr val="44546a"/>
       </a:dk2>
       <a:lt2>
-        <a:srgbClr val="E7E6E6"/>
+        <a:srgbClr val="e7e6e6"/>
       </a:lt2>
       <a:accent1>
-        <a:srgbClr val="5B9BD5"/>
+        <a:srgbClr val="5b9bd5"/>
       </a:accent1>
       <a:accent2>
-        <a:srgbClr val="ED7D31"/>
+        <a:srgbClr val="ed7d31"/>
       </a:accent2>
       <a:accent3>
-        <a:srgbClr val="A5A5A5"/>
+        <a:srgbClr val="a5a5a5"/>
       </a:accent3>
       <a:accent4>
-        <a:srgbClr val="FFC000"/>
+        <a:srgbClr val="ffc000"/>
       </a:accent4>
       <a:accent5>
-        <a:srgbClr val="4472C4"/>
+        <a:srgbClr val="4472c4"/>
       </a:accent5>
       <a:accent6>
-        <a:srgbClr val="70AD47"/>
+        <a:srgbClr val="70ad47"/>
       </a:accent6>
       <a:hlink>
-        <a:srgbClr val="0563C1"/>
+        <a:srgbClr val="0563c1"/>
       </a:hlink>
       <a:folHlink>
-        <a:srgbClr val="954F72"/>
+        <a:srgbClr val="954f72"/>
       </a:folHlink>
     </a:clrScheme>
     <a:fontScheme name="Office">
       <a:majorFont>
-        <a:latin typeface="Calibri Light"/>
+        <a:latin typeface="Calibri Light" pitchFamily="0" charset="1"/>
         <a:ea typeface=""/>
         <a:cs typeface=""/>
       </a:majorFont>
       <a:minorFont>
-        <a:latin typeface="Calibri"/>
+        <a:latin typeface="Calibri" pitchFamily="0" charset="1"/>
         <a:ea typeface=""/>
         <a:cs typeface=""/>
       </a:minorFont>
@@ -9745,7 +8345,7 @@
             </a:gs>
           </a:gsLst>
           <a:lin ang="5400000" scaled="0"/>
-          <a:tileRect/>
+          <a:tileRect l="0" t="0" r="0" b="0"/>
         </a:gradFill>
         <a:gradFill>
           <a:gsLst>
@@ -9769,7 +8369,7 @@
             </a:gs>
           </a:gsLst>
           <a:lin ang="5400000" scaled="0"/>
-          <a:tileRect/>
+          <a:tileRect l="0" t="0" r="0" b="0"/>
         </a:gradFill>
       </a:fillStyleLst>
       <a:lnStyleLst>
@@ -9829,13 +8429,11 @@
             </a:gs>
           </a:gsLst>
           <a:lin ang="5400000" scaled="0"/>
-          <a:tileRect/>
+          <a:tileRect l="0" t="0" r="0" b="0"/>
         </a:gradFill>
       </a:bgFillStyleLst>
     </a:fmtScheme>
   </a:themeElements>
-  <a:objectDefaults/>
-  <a:extraClrSchemeLst/>
 </a:theme>
 </file>
 
